--- a/Sumiran-Lite-Technical-Documentation.docx
+++ b/Sumiran-Lite-Technical-Documentation.docx
@@ -38,9 +38,9 @@
           <w:color w:val="555555"/>
           <w:sz w:val="22"/>
         </w:rPr>
-        <w:t>Version: main @ ff6f1b0 (Sumiran-Lite)</w:t>
+        <w:t>Version: main @ 7af92b8 (Sumiran-Lite)</w:t>
         <w:br/>
-        <w:t>Generated: 01 August 2026</w:t>
+        <w:t>Generated: 03 August 2026</w:t>
         <w:br/>
         <w:t>Repository: github.com/arijeetkundu/jaap-ledger</w:t>
       </w:r>
@@ -192,6 +192,14 @@
       </w:pPr>
       <w:r>
         <w:t>7.10 Splash Screen &amp; PWA Shell</w:t>
+      </w:r>
+    </w:p>
+    <w:p>
+      <w:pPr>
+        <w:ind w:left="283"/>
+      </w:pPr>
+      <w:r>
+        <w:t>7.11 Background Theme</w:t>
       </w:r>
     </w:p>
     <w:p>
@@ -329,10 +337,7 @@
         <w:rPr>
           <w:b/>
         </w:rPr>
-        <w:t xml:space="preserve">Testing: </w:t>
-      </w:r>
-      <w:r>
-        <w:t>Puppeteer-driven browser smoke tests (test.js)</w:t>
+        <w:t>Testing: Puppeteer-driven browser tests — structural smoke tests, pure-logic unit tests, and full user-flow E2E tests (tests/test.js, tests/test-unit.js, tests/test-e2e.js), run via npm test</w:t>
       </w:r>
     </w:p>
     <w:p>
@@ -795,132 +800,84 @@
         <w:br/>
       </w:r>
       <w:r>
-        <w:rPr>
-          <w:rFonts w:ascii="Consolas" w:hAnsi="Consolas"/>
-          <w:color w:val="4A3F18"/>
-          <w:sz w:val="18"/>
-        </w:rPr>
         <w:t>├── index.html                 Page shell; all containers filled by app.js</w:t>
       </w:r>
       <w:r>
         <w:br/>
       </w:r>
       <w:r>
-        <w:rPr>
-          <w:rFonts w:ascii="Consolas" w:hAnsi="Consolas"/>
-          <w:color w:val="4A3F18"/>
-          <w:sz w:val="18"/>
-        </w:rPr>
-        <w:t>├── app.js                     All application logic (~1,390 lines)</w:t>
+        <w:t>├── app.js                     All application logic</w:t>
       </w:r>
       <w:r>
         <w:br/>
       </w:r>
       <w:r>
-        <w:rPr>
-          <w:rFonts w:ascii="Consolas" w:hAnsi="Consolas"/>
-          <w:color w:val="4A3F18"/>
-          <w:sz w:val="18"/>
-        </w:rPr>
         <w:t>├── styles.css                 All styling</w:t>
       </w:r>
       <w:r>
         <w:br/>
       </w:r>
       <w:r>
-        <w:rPr>
-          <w:rFonts w:ascii="Consolas" w:hAnsi="Consolas"/>
-          <w:color w:val="4A3F18"/>
-          <w:sz w:val="18"/>
-        </w:rPr>
         <w:t>├── data.json                  Historical seed data (used only on first-ever load)</w:t>
       </w:r>
       <w:r>
         <w:br/>
       </w:r>
       <w:r>
-        <w:rPr>
-          <w:rFonts w:ascii="Consolas" w:hAnsi="Consolas"/>
-          <w:color w:val="4A3F18"/>
-          <w:sz w:val="18"/>
-        </w:rPr>
         <w:t>├── poornima.json              Static full-moon date fallback list (through 2027)</w:t>
       </w:r>
       <w:r>
         <w:br/>
       </w:r>
       <w:r>
-        <w:rPr>
-          <w:rFonts w:ascii="Consolas" w:hAnsi="Consolas"/>
-          <w:color w:val="4A3F18"/>
-          <w:sz w:val="18"/>
-        </w:rPr>
-        <w:t>├── manifest.json              PWA manifest</w:t>
+        <w:t>├── manifest.json               PWA manifest</w:t>
       </w:r>
       <w:r>
         <w:br/>
       </w:r>
       <w:r>
-        <w:rPr>
-          <w:rFonts w:ascii="Consolas" w:hAnsi="Consolas"/>
-          <w:color w:val="4A3F18"/>
-          <w:sz w:val="18"/>
-        </w:rPr>
-        <w:t>├── hanuman-splash.png/.webp   Splash screen artwork</w:t>
+        <w:t>├── splash/                    5 rotating splash images (.png/.webp pairs)</w:t>
       </w:r>
       <w:r>
         <w:br/>
       </w:r>
       <w:r>
-        <w:rPr>
-          <w:rFonts w:ascii="Consolas" w:hAnsi="Consolas"/>
-          <w:color w:val="4A3F18"/>
-          <w:sz w:val="18"/>
-        </w:rPr>
-        <w:t>├── hanuman-splash-original.png</w:t>
+        <w:t>├── icons/                     App icons (192x192, 512x512) + bg-alpana.webp/bg-mandala.webp tile assets</w:t>
       </w:r>
       <w:r>
         <w:br/>
       </w:r>
       <w:r>
-        <w:rPr>
-          <w:rFonts w:ascii="Consolas" w:hAnsi="Consolas"/>
-          <w:color w:val="4A3F18"/>
-          <w:sz w:val="18"/>
-        </w:rPr>
-        <w:t>├── icons/                     App icons (192x192, 512x512)</w:t>
+        <w:t>├── tests/</w:t>
       </w:r>
       <w:r>
         <w:br/>
       </w:r>
       <w:r>
-        <w:rPr>
-          <w:rFonts w:ascii="Consolas" w:hAnsi="Consolas"/>
-          <w:color w:val="4A3F18"/>
-          <w:sz w:val="18"/>
-        </w:rPr>
-        <w:t>├── test.js                    Puppeteer smoke-test suite</w:t>
+        <w:t>│   ├── test.js                Puppeteer structural smoke tests</w:t>
       </w:r>
       <w:r>
         <w:br/>
       </w:r>
       <w:r>
-        <w:rPr>
-          <w:rFonts w:ascii="Consolas" w:hAnsi="Consolas"/>
-          <w:color w:val="4A3F18"/>
-          <w:sz w:val="18"/>
-        </w:rPr>
-        <w:t>├── package.json                devDependencies: puppeteer, sharp</w:t>
+        <w:t>│   ├── test-unit.js           Puppeteer-driven unit tests for pure logic functions</w:t>
       </w:r>
       <w:r>
         <w:br/>
       </w:r>
       <w:r>
-        <w:rPr>
-          <w:rFonts w:ascii="Consolas" w:hAnsi="Consolas"/>
-          <w:color w:val="4A3F18"/>
-          <w:sz w:val="18"/>
-        </w:rPr>
+        <w:t>│   └── test-e2e.js            Puppeteer full user-flow E2E tests</w:t>
+      </w:r>
+      <w:r>
+        <w:br/>
+      </w:r>
+      <w:r>
+        <w:t>├── package.json                devDependencies: puppeteer, sharp; "test" script runs all 3 suites</w:t>
+      </w:r>
+      <w:r>
+        <w:br/>
+      </w:r>
+      <w:r>
         <w:t>└── package-lock.json</w:t>
       </w:r>
     </w:p>
@@ -1578,6 +1535,70 @@
           </w:p>
         </w:tc>
       </w:tr>
+      <w:tr>
+        <w:tc>
+          <w:tcPr>
+            <w:tcW w:type="dxa" w:w="2880"/>
+          </w:tcPr>
+          <w:p>
+            <w:r>
+              <w:t>backgroundChoice</w:t>
+            </w:r>
+          </w:p>
+        </w:tc>
+        <w:tc>
+          <w:tcPr>
+            <w:tcW w:type="dxa" w:w="2880"/>
+          </w:tcPr>
+          <w:p>
+            <w:r>
+              <w:t>"alpana" / "mandala"</w:t>
+            </w:r>
+          </w:p>
+        </w:tc>
+        <w:tc>
+          <w:tcPr>
+            <w:tcW w:type="dxa" w:w="2880"/>
+          </w:tcPr>
+          <w:p>
+            <w:r>
+              <w:t>Persists the selected tiled background theme (§7.11). Display preference only — never mutates stored ledger data.</w:t>
+            </w:r>
+          </w:p>
+        </w:tc>
+      </w:tr>
+      <w:tr>
+        <w:tc>
+          <w:tcPr>
+            <w:tcW w:type="dxa" w:w="2880"/>
+          </w:tcPr>
+          <w:p>
+            <w:r>
+              <w:t>lastSplashImage</w:t>
+            </w:r>
+          </w:p>
+        </w:tc>
+        <w:tc>
+          <w:tcPr>
+            <w:tcW w:type="dxa" w:w="2880"/>
+          </w:tcPr>
+          <w:p>
+            <w:r>
+              <w:t>one of the 5 SPLASH_IMAGES ids</w:t>
+            </w:r>
+          </w:p>
+        </w:tc>
+        <w:tc>
+          <w:tcPr>
+            <w:tcW w:type="dxa" w:w="2880"/>
+          </w:tcPr>
+          <w:p>
+            <w:r>
+              <w:t>Tracks which splash image was shown on the most recent app open, so the rotation (§7.10) never repeats the same image twice in a row.</w:t>
+            </w:r>
+          </w:p>
+        </w:tc>
+      </w:tr>
     </w:tbl>
     <w:p/>
     <w:p>
@@ -2033,7 +2054,21 @@
     </w:p>
     <w:p>
       <w:r>
-        <w:t>manifest.json declares the app as an installable standalone PWA (theme/background colors, 192px/512px icons, portrait orientation). index.html additionally sets iOS-specific meta tags (apple-mobile-web-app-capable, status bar style, apple-touch-icon/startup-image) for the home-screen install experience on iOS Safari. There is no service worker in the current codebase — offline support comes entirely from IndexedDB data persistence, not from cached network requests.</w:t>
+        <w:t>manifest.json declares the app as an installable standalone PWA (theme/background colors, 192px/512px icons, portrait orientation). index.html additionally sets iOS-specific meta tags (apple-mobile-web-app-capable, status bar style, apple-touch-icon/startup-image) for the home-screen install experience on iOS Safari. There is no service worker in the current codebase — offline support comes entirely from IndexedDB data persistence, not from cached network requests. The splash screen itself now rotates across a pool of 5 images (SPLASH_IMAGES in app.js: the original Hanuman artwork plus four Rama images) — one is chosen at random on every app open, excluding whichever image was shown on the immediately preceding open (tracked via the localStorage key lastSplashImage), so the same image never appears twice in a row, whether the two opens are seconds or days apart.</w:t>
+      </w:r>
+    </w:p>
+    <w:p>
+      <w:pPr>
+        <w:pStyle w:val="Heading2"/>
+      </w:pPr>
+      <w:r>
+        <w:t>7.11 Background Theme</w:t>
+      </w:r>
+    </w:p>
+    <w:p>
+      <w:pPr/>
+      <w:r>
+        <w:t>A Settings (⚙) control lets the user switch the app’s tiled page background between two patterns, Alpana and Mandala (Mandala is the default). The choice is applied as a body.bg-alpana / body.bg-mandala CSS class (background-repeat: repeat, not background-attachment: fixed, to avoid known iOS Safari scroll-rendering bugs with fixed backgrounds) and persisted via the localStorage key backgroundChoice. The Today Card, Reflection Card, and Ledger List keep their own distinct opaque background colors regardless of theme, so the pattern only shows through the page margins and gaps around them. The splash screen (§7.10) applies the same chosen theme as its own backdrop via the same body class, so the two features stay visually consistent.</w:t>
       </w:r>
     </w:p>
     <w:p>
@@ -4073,15 +4108,18 @@
     </w:p>
     <w:p>
       <w:pPr>
-        <w:pStyle w:val="Heading1"/>
-      </w:pPr>
-      <w:r>
-        <w:t>10. Testing</w:t>
+        <w:pStyle w:val="Heading3"/>
+      </w:pPr>
+      <w:r>
+        <w:t>Background Theme &amp; Splash Screen (§7.10 / §7.11)</w:t>
       </w:r>
     </w:p>
     <w:p>
-      <w:r>
-        <w:t>test.js is a Puppeteer-driven end-to-end smoke test (Node, devDependency-only — not shipped to the browser). It launches a headless browser against a locally served copy of the app (http://localhost:3333 by default) and asserts against the rendered DOM. Coverage includes:</w:t>
+      <w:pPr>
+        <w:pStyle w:val="ListBullet"/>
+      </w:pPr>
+      <w:r>
+        <w:t>SPLASH_IMAGES — Pool of 5 {id, webp, png, alt} entries (splash/ folder); chosen randomly on each load, excluding the previous open’s image (localStorage lastSplashImage).</w:t>
       </w:r>
     </w:p>
     <w:p>
@@ -4089,7 +4127,7 @@
         <w:pStyle w:val="ListBullet"/>
       </w:pPr>
       <w:r>
-        <w:t>Core structure: heading, Today Card, Reflection Summary, and Ledger List all render non-empty.</w:t>
+        <w:t>chooseSplashImage() (IIFE, top of app.js) — Runs synchronously before the splash fade-in logic so the correct image is set before first paint; sets #splash-source/#splash-img and persists the choice.</w:t>
       </w:r>
     </w:p>
     <w:p>
@@ -4097,23 +4135,20 @@
         <w:pStyle w:val="ListBullet"/>
       </w:pPr>
       <w:r>
-        <w:t>Progress bar: track/fill exist, width is a valid percentage, label contains the expected ‘/’.</w:t>
+        <w:t>updateBackgroundSwatchButtons() — Toggles the .active class on the currently-selected .background-swatch button in the Settings drawer, mirroring updateMalaToggleButton()’s pattern.</w:t>
       </w:r>
     </w:p>
     <w:p>
       <w:pPr>
-        <w:pStyle w:val="ListBullet"/>
-      </w:pPr>
-      <w:r>
-        <w:t>Jump-to-year: selector has year options; selecting the oldest year expands and scrolls to it.</w:t>
+        <w:pStyle w:val="Heading1"/>
+      </w:pPr>
+      <w:r>
+        <w:t>10. Testing</w:t>
       </w:r>
     </w:p>
     <w:p>
-      <w:pPr>
-        <w:pStyle w:val="ListBullet"/>
-      </w:pPr>
-      <w:r>
-        <w:t>Ledger rows: rows render; chevron click expands/collapses a row.</w:t>
+      <w:r>
+        <w:t>The test suite lives under tests/ and is split into three Puppeteer-driven Node scripts (devDependency-only — none of this ships to the browser), all run against a locally served copy of the app (http://localhost:3333 by default): tests/test.js (structural smoke tests, unchanged from earlier revisions), tests/test-unit.js (pure-logic unit tests), and tests/test-e2e.js (full user-flow E2E tests). tests/test.js asserts against the rendered DOM. Coverage includes:</w:t>
       </w:r>
     </w:p>
     <w:p>
@@ -4121,7 +4156,7 @@
         <w:pStyle w:val="ListBullet"/>
       </w:pPr>
       <w:r>
-        <w:t>Locked entries: at least one row shows the 🔒 locked-note with the correct text.</w:t>
+        <w:t>Core structure: heading, Today Card, Reflection Summary, and Ledger List all render non-empty.</w:t>
       </w:r>
     </w:p>
     <w:p>
@@ -4129,7 +4164,7 @@
         <w:pStyle w:val="ListBullet"/>
       </w:pPr>
       <w:r>
-        <w:t>Poornima keyword detection across all supported variants (English + Devanagari).</w:t>
+        <w:t>Progress bar: track/fill exist, width is a valid percentage, label contains the expected ‘/’.</w:t>
       </w:r>
     </w:p>
     <w:p>
@@ -4137,7 +4172,7 @@
         <w:pStyle w:val="ListBullet"/>
       </w:pPr>
       <w:r>
-        <w:t>Date format matches “D MMM YYYY”.</w:t>
+        <w:t>Jump-to-year: selector has year options; selecting the oldest year expands and scrolls to it.</w:t>
       </w:r>
     </w:p>
     <w:p>
@@ -4145,7 +4180,7 @@
         <w:pStyle w:val="ListBullet"/>
       </w:pPr>
       <w:r>
-        <w:t>Save flow: updating Today Card's jaap value shows a toast that later auto-dismisses.</w:t>
+        <w:t>Ledger rows: rows render; chevron click expands/collapses a row.</w:t>
       </w:r>
     </w:p>
     <w:p>
@@ -4153,17 +4188,165 @@
         <w:pStyle w:val="ListBullet"/>
       </w:pPr>
       <w:r>
-        <w:t>No uncaught JS errors or console errors during the whole run.</w:t>
+        <w:t>Locked entries: at least one row shows the 🔒 locked-note with the correct text.</w:t>
       </w:r>
     </w:p>
     <w:p>
-      <w:r>
-        <w:t>Run it with: node test.js, against an app already being served (e.g. via python -m http.server 3333 in the project root).</w:t>
+      <w:pPr>
+        <w:pStyle w:val="ListBullet"/>
+      </w:pPr>
+      <w:r>
+        <w:t>Poornima keyword detection across all supported variants (English + Devanagari).</w:t>
       </w:r>
     </w:p>
     <w:p>
-      <w:r>
-        <w:t>Note: this suite predates the Sumiran-Lite feature set (sparkline, milestone predictions, Sankalpa, Mala View) and does not yet assert against them; those were verified with ad hoc Puppeteer scripts during development but are not part of the checked-in suite.</w:t>
+      <w:pPr>
+        <w:pStyle w:val="ListBullet"/>
+      </w:pPr>
+      <w:r>
+        <w:t>Date format matches “D MMM YYYY”.</w:t>
+      </w:r>
+    </w:p>
+    <w:p>
+      <w:pPr>
+        <w:pStyle w:val="ListBullet"/>
+      </w:pPr>
+      <w:r>
+        <w:t>Save flow: updating Today Card's jaap value shows a toast that later auto-dismisses.</w:t>
+      </w:r>
+    </w:p>
+    <w:p>
+      <w:pPr>
+        <w:pStyle w:val="ListBullet"/>
+      </w:pPr>
+      <w:r>
+        <w:t>No uncaught JS errors or console errors during the whole run.</w:t>
+      </w:r>
+    </w:p>
+    <w:p>
+      <w:pPr/>
+      <w:r>
+        <w:t>tests/test-unit.js calls global pure/near-pure logic functions directly (top-level function declarations in app.js attach to window in a plain &lt;script&gt;, so they’re reachable via page.evaluate(() =&gt; fnName(...))). Coverage includes:</w:t>
+      </w:r>
+    </w:p>
+    <w:p>
+      <w:pPr>
+        <w:pStyle w:val="ListBullet"/>
+      </w:pPr>
+      <w:r>
+        <w:t>formatIndianNumber, jaapToMala/malaToJaap/formatAsMala, addDaysISO, isSunday, and escapeHTML, including null/undefined/negative-number edge cases.</w:t>
+      </w:r>
+    </w:p>
+    <w:p>
+      <w:pPr>
+        <w:pStyle w:val="ListBullet"/>
+      </w:pPr>
+      <w:r>
+        <w:t>Milestone math: getCurrentMilestone/getMilestoneProgress (including the exact-crore-multiple → 0% edge case), getMilestoneHistory (empty input, out-of-order entries, a single entry crossing multiple Crore brackets at once), sumJaapInRange (null-jaap exclusion, inclusive boundary dates), and projectMilestoneFromPace (falsy/negative pace → null).</w:t>
+      </w:r>
+    </w:p>
+    <w:p>
+      <w:pPr>
+        <w:pStyle w:val="ListBullet"/>
+      </w:pPr>
+      <w:r>
+        <w:t>Sparkline data helpers: buildDateJaapMap, getRollingWindow (missing days skipped rather than zero-filled, empty windows), and renderSparklineSVG (empty/single-point/all-equal-value inputs).</w:t>
+      </w:r>
+    </w:p>
+    <w:p>
+      <w:pPr>
+        <w:pStyle w:val="ListBullet"/>
+      </w:pPr>
+      <w:r>
+        <w:t>hasExplicitPoornima across English (case-insensitive) and Devanagari keyword variants, plus null/empty notes.</w:t>
+      </w:r>
+    </w:p>
+    <w:p>
+      <w:pPr>
+        <w:pStyle w:val="ListBullet"/>
+      </w:pPr>
+      <w:r>
+        <w:t>isWithinLastNDays / isEditableEntry at the exact 7-day boundary and for future dates.</w:t>
+      </w:r>
+    </w:p>
+    <w:p>
+      <w:pPr>
+        <w:pStyle w:val="ListBullet"/>
+      </w:pPr>
+      <w:r>
+        <w:t>computeJaapFromInput’s precision guard — the most important case: an unchanged floored mala value with a legacy non-multiple-of-108 original jaap must preserve that original exactly, versus an actually-changed input recomputing normally. Mala View is toggled via the real #mala-toggle checkbox (not by injecting state directly) since malaViewEnabled is a module-scoped let and isn’t reachable on window.</w:t>
+      </w:r>
+    </w:p>
+    <w:p>
+      <w:pPr/>
+      <w:r>
+        <w:t>tests/test-e2e.js drives full user flows through the real UI. Coverage includes:</w:t>
+      </w:r>
+    </w:p>
+    <w:p>
+      <w:pPr>
+        <w:pStyle w:val="ListBullet"/>
+      </w:pPr>
+      <w:r>
+        <w:t>Background theme: defaults to Mandala on first-ever load; clicking each Settings swatch swaps the body class, persists to localStorage.backgroundChoice, and survives a reload; the splash screen picks up the same chosen theme.</w:t>
+      </w:r>
+    </w:p>
+    <w:p>
+      <w:pPr>
+        <w:pStyle w:val="ListBullet"/>
+      </w:pPr>
+      <w:r>
+        <w:t>Splash rotation: across repeated reloads, the shown image (tracked via localStorage.lastSplashImage) never repeats on two consecutive opens.</w:t>
+      </w:r>
+    </w:p>
+    <w:p>
+      <w:pPr>
+        <w:pStyle w:val="ListBullet"/>
+      </w:pPr>
+      <w:r>
+        <w:t>Mala View toggle: switching it changes the Today Card input label and persists across reload.</w:t>
+      </w:r>
+    </w:p>
+    <w:p>
+      <w:pPr>
+        <w:pStyle w:val="ListBullet"/>
+      </w:pPr>
+      <w:r>
+        <w:t>Today Card update: entering a jaap value and saving shows the toast and updates the field.</w:t>
+      </w:r>
+    </w:p>
+    <w:p>
+      <w:pPr>
+        <w:pStyle w:val="ListBullet"/>
+      </w:pPr>
+      <w:r>
+        <w:t>Sankalpa: the establish flow (button disabled until text is entered) and the rewrite flow (confirm() dialog handled via page.on(‘dialog’, ...)), asserting the original establishment date is preserved after a rewrite.</w:t>
+      </w:r>
+    </w:p>
+    <w:p>
+      <w:pPr>
+        <w:pStyle w:val="ListBullet"/>
+      </w:pPr>
+      <w:r>
+        <w:t>Import/Export: export is verified by intercepting the Blob via a URL.createObjectURL override and parsing its JSON; import is driven via input.uploadFile() with a crafted fixture, asserting the ledger row count updates (accounting for the auto-created “today” entry).</w:t>
+      </w:r>
+    </w:p>
+    <w:p>
+      <w:pPr>
+        <w:pStyle w:val="ListBullet"/>
+      </w:pPr>
+      <w:r>
+        <w:t>Restore from Backup: verified both via the rendered ledger row count and by reading the ledger-backups IndexedDB object store directly (via page.evaluate(() =&gt; window.openDB())).</w:t>
+      </w:r>
+    </w:p>
+    <w:p>
+      <w:r>
+        <w:t>Run the full suite with: npm test (equivalent to node tests/test.js &amp;&amp; node tests/test-unit.js &amp;&amp; node tests/test-e2e.js), against an app already being served (e.g. via python -m http.server 3333 in the project root). Each file can also be run individually, e.g. node tests/test-unit.js.</w:t>
+      </w:r>
+    </w:p>
+    <w:p>
+      <w:r>
+        <w:t>As of this revision, the full Sumiran-Lite feature set — sparkline, milestone predictions, Sankalpa, Mala View, Background Theme, and Splash rotation — has direct automated coverage across the three suites (120 assertions total at time of writing). There is no CI pipeline configured (no GitHub Actions or equivalent), so npm test must currently be run locally before pushing.</w:t>
       </w:r>
     </w:p>
     <w:p>
@@ -4493,10 +4676,7 @@
         <w:rPr>
           <w:b/>
         </w:rPr>
-        <w:t xml:space="preserve">Automated tests don't cover Sumiran-Lite features </w:t>
-      </w:r>
-      <w:r>
-        <w:t>(sparkline, milestone predictions, Sankalpa, Mala View) — see §10.</w:t>
+        <w:t>No CI pipeline: npm test (tests/test.js, tests/test-unit.js, tests/test-e2e.js) must currently be run locally before pushing — there is no GitHub Actions workflow or other CI wiring to run it automatically.</w:t>
       </w:r>
     </w:p>
     <w:p>
@@ -4742,6 +4922,50 @@
                 <w:sz w:val="19"/>
               </w:rPr>
               <w:t>The internal codename for the feature set added in this documentation's referenced commit: sparkline, milestone predictions, Sankalpa, and Mala View.</w:t>
+            </w:r>
+          </w:p>
+        </w:tc>
+      </w:tr>
+      <w:tr>
+        <w:tc>
+          <w:tcPr>
+            <w:tcW w:type="dxa" w:w="4320"/>
+          </w:tcPr>
+          <w:p>
+            <w:r>
+              <w:t>Alpana</w:t>
+            </w:r>
+          </w:p>
+        </w:tc>
+        <w:tc>
+          <w:tcPr>
+            <w:tcW w:type="dxa" w:w="4320"/>
+          </w:tcPr>
+          <w:p>
+            <w:r>
+              <w:t>A traditional decorative floor-art pattern; one of the two selectable tiled page background themes (§7.11).</w:t>
+            </w:r>
+          </w:p>
+        </w:tc>
+      </w:tr>
+      <w:tr>
+        <w:tc>
+          <w:tcPr>
+            <w:tcW w:type="dxa" w:w="4320"/>
+          </w:tcPr>
+          <w:p>
+            <w:r>
+              <w:t>Mandala</w:t>
+            </w:r>
+          </w:p>
+        </w:tc>
+        <w:tc>
+          <w:tcPr>
+            <w:tcW w:type="dxa" w:w="4320"/>
+          </w:tcPr>
+          <w:p>
+            <w:r>
+              <w:t>A circular sacred-geometry pattern; the other selectable tiled page background theme (§7.11) and the app’s default.</w:t>
             </w:r>
           </w:p>
         </w:tc>

--- a/Sumiran-Lite-Technical-Documentation.docx
+++ b/Sumiran-Lite-Technical-Documentation.docx
@@ -1603,7 +1603,7 @@
     <w:p/>
     <w:p>
       <w:r>
-        <w:t>Note: two legacy helper functions, loadFromLocalStorage() and saveToLocalStorage(), still exist in app.js targeting a “jaap-ledger” localStorage key, but are not called anywhere in the current codebase — they are dead code left over from an earlier storage design, superseded by IndexedDB. See §12.</w:t>
+        <w:t>Note: two legacy helper functions, loadFromLocalStorage() and saveToLocalStorage(), previously existed in app.js targeting a “jaap-ledger” localStorage key. They were unused dead code (superseded by IndexedDB) and have since been removed.</w:t>
       </w:r>
     </w:p>
     <w:p>
@@ -4102,11 +4102,6 @@
     </w:tbl>
     <w:p/>
     <w:p>
-      <w:r>
-        <w:t>Dead code / unused: isStandalonePWA(), loadFromLocalStorage(), and saveToLocalStorage() are defined but not called anywhere in the current codebase (see §12).</w:t>
-      </w:r>
-    </w:p>
-    <w:p>
       <w:pPr>
         <w:pStyle w:val="Heading3"/>
       </w:pPr>
@@ -4624,20 +4619,6 @@
       </w:r>
       <w:r>
         <w:t>all app.js functions are global; there is no import/export boundary, so naming collisions are prevented only by convention, and the whole file must load and execute in order for the app to bootstrap correctly.</w:t>
-      </w:r>
-    </w:p>
-    <w:p>
-      <w:pPr>
-        <w:pStyle w:val="ListBullet"/>
-      </w:pPr>
-      <w:r>
-        <w:rPr>
-          <w:b/>
-        </w:rPr>
-        <w:t xml:space="preserve">Dead code: </w:t>
-      </w:r>
-      <w:r>
-        <w:t>isStandalonePWA(), loadFromLocalStorage(), and saveToLocalStorage() are defined but never called — remnants of an earlier storage design, superseded by IndexedDB.</w:t>
       </w:r>
     </w:p>
     <w:p>

--- a/Sumiran-Lite-Technical-Documentation.docx
+++ b/Sumiran-Lite-Technical-Documentation.docx
@@ -4,7 +4,6 @@
   <w:body>
     <w:p>
       <w:pPr>
-        <w:spacing w:before="2400"/>
         <w:jc w:val="center"/>
       </w:pPr>
       <w:r>
@@ -22,6 +21,7 @@
       </w:pPr>
       <w:r>
         <w:rPr>
+          <w:b w:val="0"/>
           <w:color w:val="2B2B2B"/>
           <w:sz w:val="40"/>
         </w:rPr>
@@ -30,7 +30,6 @@
     </w:p>
     <w:p>
       <w:pPr>
-        <w:spacing w:before="600"/>
         <w:jc w:val="center"/>
       </w:pPr>
       <w:r>
@@ -38,239 +37,204 @@
           <w:color w:val="555555"/>
           <w:sz w:val="22"/>
         </w:rPr>
-        <w:t>Version: main @ 7af92b8 (Sumiran-Lite)</w:t>
+        <w:t>Version: main @ ddc7958 (Sumiran-Lite)</w:t>
+      </w:r>
+      <w:r>
         <w:br/>
-        <w:t>Generated: 03 August 2026</w:t>
+      </w:r>
+      <w:r>
+        <w:rPr>
+          <w:color w:val="555555"/>
+          <w:sz w:val="22"/>
+        </w:rPr>
+        <w:t>Generated: 05 August 2026</w:t>
+      </w:r>
+      <w:r>
         <w:br/>
+      </w:r>
+      <w:r>
+        <w:rPr>
+          <w:color w:val="555555"/>
+          <w:sz w:val="22"/>
+        </w:rPr>
         <w:t>Repository: github.com/arijeetkundu/jaap-ledger</w:t>
+      </w:r>
+    </w:p>
+    <w:p/>
+    <w:p>
+      <w:pPr>
+        <w:pStyle w:val="Heading1"/>
+      </w:pPr>
+      <w:r>
+        <w:t>Table of Contents</w:t>
       </w:r>
     </w:p>
     <w:p>
       <w:r>
-        <w:br w:type="page"/>
+        <w:t>1. Overview</w:t>
       </w:r>
     </w:p>
     <w:p>
-      <w:pPr>
-        <w:pStyle w:val="Heading1"/>
-      </w:pPr>
-      <w:r>
-        <w:t>Table of Contents</w:t>
+      <w:r>
+        <w:t>2. Architecture &amp; Technology Stack</w:t>
       </w:r>
     </w:p>
     <w:p>
-      <w:pPr>
-        <w:ind w:left="0"/>
-      </w:pPr>
-      <w:r>
-        <w:t>1. Overview</w:t>
+      <w:r>
+        <w:t>3. File Structure</w:t>
       </w:r>
     </w:p>
     <w:p>
-      <w:pPr>
-        <w:ind w:left="0"/>
-      </w:pPr>
-      <w:r>
-        <w:t>2. Architecture &amp; Technology Stack</w:t>
+      <w:r>
+        <w:t>4. Data Model</w:t>
       </w:r>
     </w:p>
     <w:p>
-      <w:pPr>
-        <w:ind w:left="0"/>
-      </w:pPr>
-      <w:r>
-        <w:t>3. File Structure</w:t>
+      <w:r>
+        <w:t>5. Storage Layer</w:t>
       </w:r>
     </w:p>
     <w:p>
-      <w:pPr>
-        <w:ind w:left="0"/>
-      </w:pPr>
-      <w:r>
-        <w:t>4. Data Model</w:t>
+      <w:r>
+        <w:t>6. Application Bootstrap</w:t>
       </w:r>
     </w:p>
     <w:p>
-      <w:pPr>
-        <w:ind w:left="0"/>
-      </w:pPr>
-      <w:r>
-        <w:t>5. Storage Layer</w:t>
+      <w:r>
+        <w:t>7. Feature Reference</w:t>
       </w:r>
     </w:p>
     <w:p>
-      <w:pPr>
-        <w:ind w:left="0"/>
-      </w:pPr>
-      <w:r>
-        <w:t>6. Application Bootstrap</w:t>
+      <w:r>
+        <w:t>7.1 Today Card</w:t>
       </w:r>
     </w:p>
     <w:p>
-      <w:pPr>
-        <w:ind w:left="0"/>
-      </w:pPr>
-      <w:r>
-        <w:t>7. Feature Reference</w:t>
+      <w:r>
+        <w:t>7.2 Reflection Summary</w:t>
       </w:r>
     </w:p>
     <w:p>
-      <w:pPr>
-        <w:ind w:left="283"/>
-      </w:pPr>
-      <w:r>
-        <w:t>7.1 Today Card</w:t>
+      <w:r>
+        <w:t>7.3 Ledger List</w:t>
       </w:r>
     </w:p>
     <w:p>
-      <w:pPr>
-        <w:ind w:left="283"/>
-      </w:pPr>
-      <w:r>
-        <w:t>7.2 Reflection Summary</w:t>
+      <w:r>
+        <w:t>7.4 Ledger Row Sparkline</w:t>
       </w:r>
     </w:p>
     <w:p>
-      <w:pPr>
-        <w:ind w:left="283"/>
-      </w:pPr>
-      <w:r>
-        <w:t>7.3 Ledger List</w:t>
+      <w:r>
+        <w:t>7.5 Milestone Tracking &amp; Predictions</w:t>
       </w:r>
     </w:p>
     <w:p>
-      <w:pPr>
-        <w:ind w:left="283"/>
-      </w:pPr>
-      <w:r>
-        <w:t>7.4 Ledger Row Sparkline</w:t>
+      <w:r>
+        <w:t>7.6 Sankalpa</w:t>
       </w:r>
     </w:p>
     <w:p>
-      <w:pPr>
-        <w:ind w:left="283"/>
-      </w:pPr>
-      <w:r>
-        <w:t>7.5 Milestone Tracking &amp; Predictions</w:t>
+      <w:r>
+        <w:t>7.7 Mala View Toggle</w:t>
       </w:r>
     </w:p>
     <w:p>
-      <w:pPr>
-        <w:ind w:left="283"/>
-      </w:pPr>
-      <w:r>
-        <w:t>7.6 Sankalpa</w:t>
+      <w:r>
+        <w:t>7.8 Import / Export</w:t>
       </w:r>
     </w:p>
     <w:p>
-      <w:pPr>
-        <w:ind w:left="283"/>
-      </w:pPr>
-      <w:r>
-        <w:t>7.7 Mala View Toggle</w:t>
+      <w:r>
+        <w:t>7.9 Automatic Backup &amp; Restore</w:t>
       </w:r>
     </w:p>
     <w:p>
-      <w:pPr>
-        <w:ind w:left="283"/>
-      </w:pPr>
-      <w:r>
-        <w:t>7.8 Import / Export</w:t>
+      <w:r>
+        <w:t>7.10 Splash Screen &amp; PWA Shell</w:t>
       </w:r>
     </w:p>
     <w:p>
-      <w:pPr>
-        <w:ind w:left="283"/>
-      </w:pPr>
-      <w:r>
-        <w:t>7.9 Automatic Backup &amp; Restore</w:t>
+      <w:r>
+        <w:t>7.11 Background Theme</w:t>
       </w:r>
     </w:p>
     <w:p>
-      <w:pPr>
-        <w:ind w:left="283"/>
-      </w:pPr>
-      <w:r>
-        <w:t>7.10 Splash Screen &amp; PWA Shell</w:t>
+      <w:r>
+        <w:t>7.12 Premium Visual Redesign</w:t>
       </w:r>
     </w:p>
     <w:p>
-      <w:pPr>
-        <w:ind w:left="283"/>
-      </w:pPr>
-      <w:r>
-        <w:t>7.11 Background Theme</w:t>
+      <w:r>
+        <w:t>8. Core Algorithms</w:t>
       </w:r>
     </w:p>
     <w:p>
-      <w:pPr>
-        <w:ind w:left="0"/>
-      </w:pPr>
-      <w:r>
-        <w:t>8. Core Algorithms</w:t>
+      <w:r>
+        <w:t>9. Function Reference</w:t>
       </w:r>
     </w:p>
     <w:p>
-      <w:pPr>
-        <w:ind w:left="0"/>
-      </w:pPr>
-      <w:r>
-        <w:t>9. Function Reference</w:t>
+      <w:r>
+        <w:t>10. Testing</w:t>
       </w:r>
     </w:p>
     <w:p>
-      <w:pPr>
-        <w:ind w:left="0"/>
-      </w:pPr>
-      <w:r>
-        <w:t>10. Testing</w:t>
+      <w:r>
+        <w:t>11. Build, Run &amp; Deployment</w:t>
       </w:r>
     </w:p>
     <w:p>
-      <w:pPr>
-        <w:ind w:left="0"/>
-      </w:pPr>
-      <w:r>
-        <w:t>11. Build, Run &amp; Deployment</w:t>
+      <w:r>
+        <w:t>12. Known Limitations &amp; Technical Debt</w:t>
       </w:r>
     </w:p>
     <w:p>
-      <w:pPr>
-        <w:ind w:left="0"/>
-      </w:pPr>
-      <w:r>
-        <w:t>12. Known Limitations &amp; Technical Debt</w:t>
+      <w:r>
+        <w:t>13. Glossary</w:t>
+      </w:r>
+    </w:p>
+    <w:p/>
+    <w:p>
+      <w:pPr>
+        <w:pStyle w:val="Heading1"/>
+      </w:pPr>
+      <w:r>
+        <w:t>1. Overview</w:t>
       </w:r>
     </w:p>
     <w:p>
-      <w:pPr>
-        <w:ind w:left="0"/>
-      </w:pPr>
-      <w:r>
-        <w:t>13. Glossary</w:t>
+      <w:r>
+        <w:t>Sumiran Lite is an offline-first Progressive Web App (PWA) for logging daily “jaap” (mantra repetition count) as part of a personal spiritual practice. It is built as a single-page vanilla JavaScript application with no framework and no build step — the app runs directly from static files served over HTTP, styled in a “Temple Gold &amp; Maroon” visual theme (§7.12).</w:t>
       </w:r>
     </w:p>
     <w:p>
       <w:r>
-        <w:br w:type="page"/>
+        <w:t>The application tracks a running ledger of daily practice, surfaces lifetime and yearly totals, tracks progress toward “Crore” (10,000,000 jaap) milestones with pace-based predictions (celebrated with a page-wide falling-petal animation on each new Crore), and supports an alternate “Mala” (108-count) display mode. It also stores a single “Sankalpa” (vow of intent) record. All practice data lives in the browser's IndexedDB, with automatic backups and manual JSON import/export.</w:t>
       </w:r>
     </w:p>
     <w:p>
       <w:pPr>
-        <w:pStyle w:val="Heading1"/>
-      </w:pPr>
-      <w:r>
-        <w:t>1. Overview</w:t>
+        <w:pStyle w:val="ListBullet"/>
+      </w:pPr>
+      <w:r>
+        <w:t>Type: Installable Progressive Web App (manifest.json, home-screen icons, framed gold-bordered splash screen)</w:t>
       </w:r>
     </w:p>
     <w:p>
-      <w:r>
-        <w:t>Sumiran Lite is an offline-first Progressive Web App (PWA) for logging daily “jaap” (mantra repetition count) as part of a personal spiritual practice. It is built as a single-page vanilla JavaScript application with no framework and no build step — the app runs directly from static files served over HTTP.</w:t>
+      <w:pPr>
+        <w:pStyle w:val="ListBullet"/>
+      </w:pPr>
+      <w:r>
+        <w:t>Runtime: Vanilla JavaScript (ES2020+), no framework, no bundler, no transpilation</w:t>
       </w:r>
     </w:p>
     <w:p>
-      <w:r>
-        <w:t>The application tracks a running ledger of daily practice, surfaces lifetime and yearly totals, tracks progress toward “Crore” (10,000,000 jaap) milestones with pace-based predictions, and supports an alternate “Mala” (108-count) display mode. It also stores a single “Sankalpa” (vow of intent) record. All practice data lives in the browser's IndexedDB, with automatic backups and manual JSON import/export.</w:t>
+      <w:pPr>
+        <w:pStyle w:val="ListBullet"/>
+      </w:pPr>
+      <w:r>
+        <w:t>Persistence: IndexedDB (practice data, backups, Sankalpa) + localStorage (display preferences and custom splash images only)</w:t>
       </w:r>
     </w:p>
     <w:p>
@@ -278,13 +242,7 @@
         <w:pStyle w:val="ListBullet"/>
       </w:pPr>
       <w:r>
-        <w:rPr>
-          <w:b/>
-        </w:rPr>
-        <w:t xml:space="preserve">Type: </w:t>
-      </w:r>
-      <w:r>
-        <w:t>Installable Progressive Web App (manifest.json, home-screen icons, splash screen)</w:t>
+        <w:t>Hosting: Static file hosting — currently GitHub Pages (github.com/arijeetkundu/jaap-ledger)</w:t>
       </w:r>
     </w:p>
     <w:p>
@@ -292,72 +250,38 @@
         <w:pStyle w:val="ListBullet"/>
       </w:pPr>
       <w:r>
-        <w:rPr>
-          <w:b/>
-        </w:rPr>
-        <w:t xml:space="preserve">Runtime: </w:t>
-      </w:r>
-      <w:r>
-        <w:t>Vanilla JavaScript (ES2020+), no framework, no bundler, no transpilation</w:t>
+        <w:t>Testing: Puppeteer-driven browser tests across 5 suites — structural smoke tests, pure-logic unit tests, full user-flow E2E tests, premium-redesign tests, and custom-splash-image tests (tests/*.js), 181 assertions total as of this revision, run via npm test</w:t>
       </w:r>
     </w:p>
     <w:p>
       <w:pPr>
-        <w:pStyle w:val="ListBullet"/>
-      </w:pPr>
-      <w:r>
-        <w:rPr>
-          <w:b/>
-        </w:rPr>
-        <w:t xml:space="preserve">Persistence: </w:t>
-      </w:r>
-      <w:r>
-        <w:t>IndexedDB (practice data, backups, Sankalpa) + localStorage (display preferences only)</w:t>
+        <w:pStyle w:val="Heading1"/>
+      </w:pPr>
+      <w:r>
+        <w:t>2. Architecture &amp; Technology Stack</w:t>
       </w:r>
     </w:p>
     <w:p>
-      <w:pPr>
-        <w:pStyle w:val="ListBullet"/>
-      </w:pPr>
-      <w:r>
-        <w:rPr>
-          <w:b/>
-        </w:rPr>
-        <w:t xml:space="preserve">Hosting: </w:t>
-      </w:r>
-      <w:r>
-        <w:t>Static file hosting — currently GitHub Pages (github.com/arijeetkundu/jaap-ledger)</w:t>
+      <w:r>
+        <w:t>The app deliberately avoids a build pipeline. There is no npm start script, no bundler config, and no framework dependency in the runtime — index.html, app.js, and styles.css are served as-is. package.json only lists devDependencies used for local tooling (Puppeteer for browser testing, Sharp for image/icon processing during asset prep), neither of which ships to the browser.</w:t>
       </w:r>
     </w:p>
+    <w:p/>
     <w:p>
-      <w:pPr>
-        <w:pStyle w:val="ListBullet"/>
-      </w:pPr>
-      <w:r>
-        <w:rPr>
-          <w:b/>
-        </w:rPr>
-        <w:t>Testing: Puppeteer-driven browser tests — structural smoke tests, pure-logic unit tests, and full user-flow E2E tests (tests/test.js, tests/test-unit.js, tests/test-e2e.js), run via npm test</w:t>
+      <w:r>
+        <w:t>Because there is no module system, function definitions in app.js are hoisted and rely on being declared before use at the point they are invoked in the IIFE-driven bootstrap (see §6). This is an intentional simplicity trade-off: it keeps the app runnable by opening a single file tree on any static file server, with no install step beyond serving the files.</w:t>
       </w:r>
     </w:p>
+    <w:p/>
     <w:p>
-      <w:pPr>
-        <w:pStyle w:val="Heading1"/>
-      </w:pPr>
-      <w:r>
-        <w:t>2. Architecture &amp; Technology Stack</w:t>
-      </w:r>
-    </w:p>
-    <w:p>
-      <w:r>
-        <w:t>The app deliberately avoids a build pipeline. There is no npm start script, no bundler config, and no framework dependency in the runtime — index.html, app.js, and styles.css are served as-is. package.json only lists devDependencies used for local tooling (Puppeteer for browser testing, Sharp for image/icon processing during asset prep), neither of which ships to the browser.</w:t>
+      <w:r>
+        <w:t>styles.css centers on a small set of CSS custom properties (design tokens) defined on :root — --maroon, --maroon-deep, --maroon-red, --gold, --gold-hairline, --gold-light, --ink, --ink-muted, --cream, --surface, --surface-2, --font-heading, --ease-premium — which every themed component (cards, buttons, the splash frame, progress bars) draws from, rather than hardcoding colors per rule. See §7.12.</w:t>
       </w:r>
     </w:p>
     <w:tbl>
       <w:tblPr>
         <w:tblStyle w:val="TableGrid"/>
         <w:tblW w:type="auto" w:w="0"/>
-        <w:jc w:val="left"/>
         <w:tblLook w:firstColumn="1" w:firstRow="1" w:lastColumn="0" w:lastRow="0" w:noHBand="0" w:noVBand="1" w:val="04A0"/>
       </w:tblPr>
       <w:tblGrid>
@@ -368,15 +292,13 @@
       <w:tr>
         <w:tc>
           <w:tcPr>
-            <w:tcW w:type="dxa" w:w="1814"/>
-            <w:shd w:val="clear" w:color="auto" w:fill="F4ECD8"/>
+            <w:tcW w:type="dxa" w:w="2880"/>
           </w:tcPr>
           <w:p>
             <w:r/>
             <w:r>
               <w:rPr>
                 <w:b/>
-                <w:sz w:val="19"/>
               </w:rPr>
               <w:t>Layer</w:t>
             </w:r>
@@ -384,15 +306,13 @@
         </w:tc>
         <w:tc>
           <w:tcPr>
-            <w:tcW w:type="dxa" w:w="2551"/>
-            <w:shd w:val="clear" w:color="auto" w:fill="F4ECD8"/>
+            <w:tcW w:type="dxa" w:w="2880"/>
           </w:tcPr>
           <w:p>
             <w:r/>
             <w:r>
               <w:rPr>
                 <w:b/>
-                <w:sz w:val="19"/>
               </w:rPr>
               <w:t>Technology</w:t>
             </w:r>
@@ -400,15 +320,13 @@
         </w:tc>
         <w:tc>
           <w:tcPr>
-            <w:tcW w:type="dxa" w:w="4819"/>
-            <w:shd w:val="clear" w:color="auto" w:fill="F4ECD8"/>
+            <w:tcW w:type="dxa" w:w="2880"/>
           </w:tcPr>
           <w:p>
             <w:r/>
             <w:r>
               <w:rPr>
                 <w:b/>
-                <w:sz w:val="19"/>
               </w:rPr>
               <w:t>Notes</w:t>
             </w:r>
@@ -418,42 +336,33 @@
       <w:tr>
         <w:tc>
           <w:tcPr>
-            <w:tcW w:type="dxa" w:w="1814"/>
+            <w:tcW w:type="dxa" w:w="2880"/>
           </w:tcPr>
           <w:p>
             <w:r/>
             <w:r>
-              <w:rPr>
-                <w:sz w:val="19"/>
-              </w:rPr>
               <w:t>Markup</w:t>
             </w:r>
           </w:p>
         </w:tc>
         <w:tc>
           <w:tcPr>
-            <w:tcW w:type="dxa" w:w="2551"/>
+            <w:tcW w:type="dxa" w:w="2880"/>
           </w:tcPr>
           <w:p>
             <w:r/>
             <w:r>
-              <w:rPr>
-                <w:sz w:val="19"/>
-              </w:rPr>
               <w:t>Static HTML5 (index.html)</w:t>
             </w:r>
           </w:p>
         </w:tc>
         <w:tc>
           <w:tcPr>
-            <w:tcW w:type="dxa" w:w="4819"/>
+            <w:tcW w:type="dxa" w:w="2880"/>
           </w:tcPr>
           <w:p>
             <w:r/>
             <w:r>
-              <w:rPr>
-                <w:sz w:val="19"/>
-              </w:rPr>
               <w:t>Single page; all dynamic regions are empty containers filled by app.js via innerHTML</w:t>
             </w:r>
           </w:p>
@@ -462,43 +371,34 @@
       <w:tr>
         <w:tc>
           <w:tcPr>
-            <w:tcW w:type="dxa" w:w="1814"/>
+            <w:tcW w:type="dxa" w:w="2880"/>
           </w:tcPr>
           <w:p>
             <w:r/>
             <w:r>
-              <w:rPr>
-                <w:sz w:val="19"/>
-              </w:rPr>
               <w:t>Styling</w:t>
             </w:r>
           </w:p>
         </w:tc>
         <w:tc>
           <w:tcPr>
-            <w:tcW w:type="dxa" w:w="2551"/>
+            <w:tcW w:type="dxa" w:w="2880"/>
           </w:tcPr>
           <w:p>
             <w:r/>
             <w:r>
-              <w:rPr>
-                <w:sz w:val="19"/>
-              </w:rPr>
               <w:t>Plain CSS (styles.css)</w:t>
             </w:r>
           </w:p>
         </w:tc>
         <w:tc>
           <w:tcPr>
-            <w:tcW w:type="dxa" w:w="4819"/>
+            <w:tcW w:type="dxa" w:w="2880"/>
           </w:tcPr>
           <w:p>
             <w:r/>
             <w:r>
-              <w:rPr>
-                <w:sz w:val="19"/>
-              </w:rPr>
-              <w:t>One stylesheet, no preprocessor, mobile-first, CSS Grid + Flexbox layout</w:t>
+              <w:t>One stylesheet, no preprocessor, mobile-first, CSS Grid + Flexbox layout, token-driven design system (§7.12)</w:t>
             </w:r>
           </w:p>
         </w:tc>
@@ -506,42 +406,33 @@
       <w:tr>
         <w:tc>
           <w:tcPr>
-            <w:tcW w:type="dxa" w:w="1814"/>
+            <w:tcW w:type="dxa" w:w="2880"/>
           </w:tcPr>
           <w:p>
             <w:r/>
             <w:r>
-              <w:rPr>
-                <w:sz w:val="19"/>
-              </w:rPr>
               <w:t>Logic</w:t>
             </w:r>
           </w:p>
         </w:tc>
         <w:tc>
           <w:tcPr>
-            <w:tcW w:type="dxa" w:w="2551"/>
+            <w:tcW w:type="dxa" w:w="2880"/>
           </w:tcPr>
           <w:p>
             <w:r/>
             <w:r>
-              <w:rPr>
-                <w:sz w:val="19"/>
-              </w:rPr>
               <w:t>Vanilla JavaScript (app.js)</w:t>
             </w:r>
           </w:p>
         </w:tc>
         <w:tc>
           <w:tcPr>
-            <w:tcW w:type="dxa" w:w="4819"/>
+            <w:tcW w:type="dxa" w:w="2880"/>
           </w:tcPr>
           <w:p>
             <w:r/>
             <w:r>
-              <w:rPr>
-                <w:sz w:val="19"/>
-              </w:rPr>
               <w:t>All functions are global (no ES modules); relies on script execution order</w:t>
             </w:r>
           </w:p>
@@ -550,42 +441,33 @@
       <w:tr>
         <w:tc>
           <w:tcPr>
-            <w:tcW w:type="dxa" w:w="1814"/>
+            <w:tcW w:type="dxa" w:w="2880"/>
           </w:tcPr>
           <w:p>
             <w:r/>
             <w:r>
-              <w:rPr>
-                <w:sz w:val="19"/>
-              </w:rPr>
               <w:t>Storage</w:t>
             </w:r>
           </w:p>
         </w:tc>
         <w:tc>
           <w:tcPr>
-            <w:tcW w:type="dxa" w:w="2551"/>
+            <w:tcW w:type="dxa" w:w="2880"/>
           </w:tcPr>
           <w:p>
             <w:r/>
             <w:r>
-              <w:rPr>
-                <w:sz w:val="19"/>
-              </w:rPr>
               <w:t>IndexedDB</w:t>
             </w:r>
           </w:p>
         </w:tc>
         <w:tc>
           <w:tcPr>
-            <w:tcW w:type="dxa" w:w="4819"/>
+            <w:tcW w:type="dxa" w:w="2880"/>
           </w:tcPr>
           <w:p>
             <w:r/>
             <w:r>
-              <w:rPr>
-                <w:sz w:val="19"/>
-              </w:rPr>
               <w:t>Primary data store; 4 object stores (see §5)</w:t>
             </w:r>
           </w:p>
@@ -594,43 +476,34 @@
       <w:tr>
         <w:tc>
           <w:tcPr>
-            <w:tcW w:type="dxa" w:w="1814"/>
+            <w:tcW w:type="dxa" w:w="2880"/>
           </w:tcPr>
           <w:p>
             <w:r/>
             <w:r>
-              <w:rPr>
-                <w:sz w:val="19"/>
-              </w:rPr>
-              <w:t>Display prefs</w:t>
+              <w:t>Display prefs &amp; custom images</w:t>
             </w:r>
           </w:p>
         </w:tc>
         <w:tc>
           <w:tcPr>
-            <w:tcW w:type="dxa" w:w="2551"/>
+            <w:tcW w:type="dxa" w:w="2880"/>
           </w:tcPr>
           <w:p>
             <w:r/>
             <w:r>
-              <w:rPr>
-                <w:sz w:val="19"/>
-              </w:rPr>
               <w:t>localStorage</w:t>
             </w:r>
           </w:p>
         </w:tc>
         <w:tc>
           <w:tcPr>
-            <w:tcW w:type="dxa" w:w="4819"/>
+            <w:tcW w:type="dxa" w:w="2880"/>
           </w:tcPr>
           <w:p>
             <w:r/>
             <w:r>
-              <w:rPr>
-                <w:sz w:val="19"/>
-              </w:rPr>
-              <w:t>Mala View toggle state only — never used for practice data</w:t>
+              <w:t>Mala View toggle, background theme choice, splash rotation state, and custom splash image data URLs — never used for ledger practice data</w:t>
             </w:r>
           </w:p>
         </w:tc>
@@ -638,42 +511,33 @@
       <w:tr>
         <w:tc>
           <w:tcPr>
-            <w:tcW w:type="dxa" w:w="1814"/>
+            <w:tcW w:type="dxa" w:w="2880"/>
           </w:tcPr>
           <w:p>
             <w:r/>
             <w:r>
-              <w:rPr>
-                <w:sz w:val="19"/>
-              </w:rPr>
               <w:t>PWA shell</w:t>
             </w:r>
           </w:p>
         </w:tc>
         <w:tc>
           <w:tcPr>
-            <w:tcW w:type="dxa" w:w="2551"/>
+            <w:tcW w:type="dxa" w:w="2880"/>
           </w:tcPr>
           <w:p>
             <w:r/>
             <w:r>
-              <w:rPr>
-                <w:sz w:val="19"/>
-              </w:rPr>
               <w:t>manifest.json + icons/</w:t>
             </w:r>
           </w:p>
         </w:tc>
         <w:tc>
           <w:tcPr>
-            <w:tcW w:type="dxa" w:w="4819"/>
+            <w:tcW w:type="dxa" w:w="2880"/>
           </w:tcPr>
           <w:p>
             <w:r/>
             <w:r>
-              <w:rPr>
-                <w:sz w:val="19"/>
-              </w:rPr>
               <w:t>Enables “Add to Home Screen” install flow on mobile</w:t>
             </w:r>
           </w:p>
@@ -682,42 +546,33 @@
       <w:tr>
         <w:tc>
           <w:tcPr>
-            <w:tcW w:type="dxa" w:w="1814"/>
+            <w:tcW w:type="dxa" w:w="2880"/>
           </w:tcPr>
           <w:p>
             <w:r/>
             <w:r>
-              <w:rPr>
-                <w:sz w:val="19"/>
-              </w:rPr>
               <w:t>Dev tooling</w:t>
             </w:r>
           </w:p>
         </w:tc>
         <w:tc>
           <w:tcPr>
-            <w:tcW w:type="dxa" w:w="2551"/>
+            <w:tcW w:type="dxa" w:w="2880"/>
           </w:tcPr>
           <w:p>
             <w:r/>
             <w:r>
-              <w:rPr>
-                <w:sz w:val="19"/>
-              </w:rPr>
               <w:t>Puppeteer, Sharp (devDependencies)</w:t>
             </w:r>
           </w:p>
         </w:tc>
         <w:tc>
           <w:tcPr>
-            <w:tcW w:type="dxa" w:w="4819"/>
+            <w:tcW w:type="dxa" w:w="2880"/>
           </w:tcPr>
           <w:p>
             <w:r/>
             <w:r>
-              <w:rPr>
-                <w:sz w:val="19"/>
-              </w:rPr>
               <w:t>Not shipped to the browser; used for testing and asset generation only</w:t>
             </w:r>
           </w:p>
@@ -726,72 +581,51 @@
       <w:tr>
         <w:tc>
           <w:tcPr>
-            <w:tcW w:type="dxa" w:w="1814"/>
+            <w:tcW w:type="dxa" w:w="2880"/>
           </w:tcPr>
           <w:p>
             <w:r/>
             <w:r>
-              <w:rPr>
-                <w:sz w:val="19"/>
-              </w:rPr>
               <w:t>Hosting</w:t>
             </w:r>
           </w:p>
         </w:tc>
         <w:tc>
           <w:tcPr>
-            <w:tcW w:type="dxa" w:w="2551"/>
+            <w:tcW w:type="dxa" w:w="2880"/>
           </w:tcPr>
           <w:p>
             <w:r/>
             <w:r>
-              <w:rPr>
-                <w:sz w:val="19"/>
-              </w:rPr>
               <w:t>GitHub Pages (static)</w:t>
             </w:r>
           </w:p>
         </w:tc>
         <w:tc>
           <w:tcPr>
-            <w:tcW w:type="dxa" w:w="4819"/>
+            <w:tcW w:type="dxa" w:w="2880"/>
           </w:tcPr>
           <w:p>
             <w:r/>
             <w:r>
-              <w:rPr>
-                <w:sz w:val="19"/>
-              </w:rPr>
               <w:t>Deploys directly from the main branch root</w:t>
             </w:r>
           </w:p>
         </w:tc>
       </w:tr>
     </w:tbl>
-    <w:p/>
     <w:p>
-      <w:r>
-        <w:t>Because there is no module system, function definitions in app.js are hoisted and rely on being declared before use at the point they are invoked in the IIFE-driven bootstrap (see §6). This is an intentional simplicity trade-off: it keeps the app runnable by opening a single file tree on any static file server, with no install step beyond serving the files.</w:t>
+      <w:pPr>
+        <w:pStyle w:val="Heading1"/>
+      </w:pPr>
+      <w:r>
+        <w:t>3. File Structure</w:t>
       </w:r>
     </w:p>
     <w:p>
-      <w:pPr>
-        <w:pStyle w:val="Heading1"/>
-      </w:pPr>
-      <w:r>
-        <w:t>3. File Structure</w:t>
-      </w:r>
-    </w:p>
-    <w:p>
-      <w:pPr>
-        <w:spacing w:before="80" w:after="200"/>
-        <w:ind w:left="227"/>
-        <w:shd w:val="clear" w:color="auto" w:fill="F4ECD8"/>
-      </w:pPr>
       <w:r>
         <w:rPr>
           <w:rFonts w:ascii="Consolas" w:hAnsi="Consolas"/>
-          <w:color w:val="4A3F18"/>
           <w:sz w:val="18"/>
         </w:rPr>
         <w:t>jaap-ledger/</w:t>
@@ -800,84 +634,190 @@
         <w:br/>
       </w:r>
       <w:r>
-        <w:t>├── index.html                 Page shell; all containers filled by app.js</w:t>
+        <w:rPr>
+          <w:rFonts w:ascii="Consolas" w:hAnsi="Consolas"/>
+          <w:sz w:val="18"/>
+        </w:rPr>
+        <w:t>├── index.html                          Page shell; all containers filled by app.js</w:t>
       </w:r>
       <w:r>
         <w:br/>
       </w:r>
       <w:r>
-        <w:t>├── app.js                     All application logic</w:t>
+        <w:rPr>
+          <w:rFonts w:ascii="Consolas" w:hAnsi="Consolas"/>
+          <w:sz w:val="18"/>
+        </w:rPr>
+        <w:t>├── app.js                              All application logic</w:t>
       </w:r>
       <w:r>
         <w:br/>
       </w:r>
       <w:r>
-        <w:t>├── styles.css                 All styling</w:t>
+        <w:rPr>
+          <w:rFonts w:ascii="Consolas" w:hAnsi="Consolas"/>
+          <w:sz w:val="18"/>
+        </w:rPr>
+        <w:t>├── styles.css                          All styling (Temple Gold &amp; Maroon design tokens)</w:t>
       </w:r>
       <w:r>
         <w:br/>
       </w:r>
       <w:r>
-        <w:t>├── data.json                  Historical seed data (used only on first-ever load)</w:t>
+        <w:rPr>
+          <w:rFonts w:ascii="Consolas" w:hAnsi="Consolas"/>
+          <w:sz w:val="18"/>
+        </w:rPr>
+        <w:t>├── data.json                           Historical seed data (used only on first-ever load)</w:t>
       </w:r>
       <w:r>
         <w:br/>
       </w:r>
       <w:r>
-        <w:t>├── poornima.json              Static full-moon date fallback list (through 2027)</w:t>
+        <w:rPr>
+          <w:rFonts w:ascii="Consolas" w:hAnsi="Consolas"/>
+          <w:sz w:val="18"/>
+        </w:rPr>
+        <w:t>├── poornima.json                       Static full-moon date fallback list (through 2027)</w:t>
       </w:r>
       <w:r>
         <w:br/>
       </w:r>
       <w:r>
-        <w:t>├── manifest.json               PWA manifest</w:t>
+        <w:rPr>
+          <w:rFonts w:ascii="Consolas" w:hAnsi="Consolas"/>
+          <w:sz w:val="18"/>
+        </w:rPr>
+        <w:t>├── manifest.json                       PWA manifest</w:t>
       </w:r>
       <w:r>
         <w:br/>
       </w:r>
       <w:r>
-        <w:t>├── splash/                    5 rotating splash images (.png/.webp pairs)</w:t>
+        <w:rPr>
+          <w:rFonts w:ascii="Consolas" w:hAnsi="Consolas"/>
+          <w:sz w:val="18"/>
+        </w:rPr>
+        <w:t>├── splash/</w:t>
       </w:r>
       <w:r>
         <w:br/>
       </w:r>
       <w:r>
-        <w:t>├── icons/                     App icons (192x192, 512x512) + bg-alpana.webp/bg-mandala.webp tile assets</w:t>
+        <w:rPr>
+          <w:rFonts w:ascii="Consolas" w:hAnsi="Consolas"/>
+          <w:sz w:val="18"/>
+        </w:rPr>
+        <w:t>│   ├── hanuman-splash.png/.webp        Fixed default splash image (locked, never replaceable)</w:t>
       </w:r>
       <w:r>
         <w:br/>
       </w:r>
       <w:r>
+        <w:rPr>
+          <w:rFonts w:ascii="Consolas" w:hAnsi="Consolas"/>
+          <w:sz w:val="18"/>
+        </w:rPr>
+        <w:t>│   ├── splash-background.webp          Splash screen backdrop art (wall/frame setting)</w:t>
+      </w:r>
+      <w:r>
+        <w:br/>
+      </w:r>
+      <w:r>
+        <w:rPr>
+          <w:rFonts w:ascii="Consolas" w:hAnsi="Consolas"/>
+          <w:sz w:val="18"/>
+        </w:rPr>
+        <w:t>│   └── launch-neutral.png              Unused spare asset (kept for possible future use)</w:t>
+      </w:r>
+      <w:r>
+        <w:br/>
+      </w:r>
+      <w:r>
+        <w:rPr>
+          <w:rFonts w:ascii="Consolas" w:hAnsi="Consolas"/>
+          <w:sz w:val="18"/>
+        </w:rPr>
+        <w:t>├── icons/                              App icons (192x192, 512x512) + bg-alpana/bg-mandala/bg-jharokha.webp tile assets</w:t>
+      </w:r>
+      <w:r>
+        <w:br/>
+      </w:r>
+      <w:r>
+        <w:rPr>
+          <w:rFonts w:ascii="Consolas" w:hAnsi="Consolas"/>
+          <w:sz w:val="18"/>
+        </w:rPr>
         <w:t>├── tests/</w:t>
       </w:r>
       <w:r>
         <w:br/>
       </w:r>
       <w:r>
-        <w:t>│   ├── test.js                Puppeteer structural smoke tests</w:t>
+        <w:rPr>
+          <w:rFonts w:ascii="Consolas" w:hAnsi="Consolas"/>
+          <w:sz w:val="18"/>
+        </w:rPr>
+        <w:t>│   ├── test.js                         Puppeteer structural smoke tests</w:t>
       </w:r>
       <w:r>
         <w:br/>
       </w:r>
       <w:r>
-        <w:t>│   ├── test-unit.js           Puppeteer-driven unit tests for pure logic functions</w:t>
+        <w:rPr>
+          <w:rFonts w:ascii="Consolas" w:hAnsi="Consolas"/>
+          <w:sz w:val="18"/>
+        </w:rPr>
+        <w:t>│   ├── test-unit.js                    Puppeteer-driven unit tests for pure logic functions</w:t>
       </w:r>
       <w:r>
         <w:br/>
       </w:r>
       <w:r>
-        <w:t>│   └── test-e2e.js            Puppeteer full user-flow E2E tests</w:t>
+        <w:rPr>
+          <w:rFonts w:ascii="Consolas" w:hAnsi="Consolas"/>
+          <w:sz w:val="18"/>
+        </w:rPr>
+        <w:t>│   ├── test-e2e.js                     Puppeteer full user-flow E2E tests</w:t>
       </w:r>
       <w:r>
         <w:br/>
       </w:r>
       <w:r>
-        <w:t>├── package.json                devDependencies: puppeteer, sharp; "test" script runs all 3 suites</w:t>
+        <w:rPr>
+          <w:rFonts w:ascii="Consolas" w:hAnsi="Consolas"/>
+          <w:sz w:val="18"/>
+        </w:rPr>
+        <w:t>│   ├── test-redesign.js                Premium redesign: design tokens, milestone celebration, motion</w:t>
       </w:r>
       <w:r>
         <w:br/>
       </w:r>
       <w:r>
+        <w:rPr>
+          <w:rFonts w:ascii="Consolas" w:hAnsi="Consolas"/>
+          <w:sz w:val="18"/>
+        </w:rPr>
+        <w:t>│   └── test-splash-custom.js           Custom splash images: upload pipeline, guards, rotation, deletes</w:t>
+      </w:r>
+      <w:r>
+        <w:br/>
+      </w:r>
+      <w:r>
+        <w:rPr>
+          <w:rFonts w:ascii="Consolas" w:hAnsi="Consolas"/>
+          <w:sz w:val="18"/>
+        </w:rPr>
+        <w:t>├── package.json                        devDependencies: puppeteer, sharp; "test" script runs all 5 suites</w:t>
+      </w:r>
+      <w:r>
+        <w:br/>
+      </w:r>
+      <w:r>
+        <w:rPr>
+          <w:rFonts w:ascii="Consolas" w:hAnsi="Consolas"/>
+          <w:sz w:val="18"/>
+        </w:rPr>
         <w:t>└── package-lock.json</w:t>
       </w:r>
     </w:p>
@@ -898,15 +838,9 @@
       </w:r>
     </w:p>
     <w:p>
-      <w:pPr>
-        <w:spacing w:before="80" w:after="200"/>
-        <w:ind w:left="227"/>
-        <w:shd w:val="clear" w:color="auto" w:fill="F4ECD8"/>
-      </w:pPr>
       <w:r>
         <w:rPr>
           <w:rFonts w:ascii="Consolas" w:hAnsi="Consolas"/>
-          <w:color w:val="4A3F18"/>
           <w:sz w:val="18"/>
         </w:rPr>
         <w:t>{</w:t>
@@ -917,7 +851,6 @@
       <w:r>
         <w:rPr>
           <w:rFonts w:ascii="Consolas" w:hAnsi="Consolas"/>
-          <w:color w:val="4A3F18"/>
           <w:sz w:val="18"/>
         </w:rPr>
         <w:t xml:space="preserve">  date:  string,          // ISO date, "YYYY-MM-DD" (unique key, not enforced)</w:t>
@@ -928,7 +861,6 @@
       <w:r>
         <w:rPr>
           <w:rFonts w:ascii="Consolas" w:hAnsi="Consolas"/>
-          <w:color w:val="4A3F18"/>
           <w:sz w:val="18"/>
         </w:rPr>
         <w:t xml:space="preserve">  jaap:  number | null,   // null = no practice recorded (travel, grahan, rest, etc.)</w:t>
@@ -939,7 +871,6 @@
       <w:r>
         <w:rPr>
           <w:rFonts w:ascii="Consolas" w:hAnsi="Consolas"/>
-          <w:color w:val="4A3F18"/>
           <w:sz w:val="18"/>
         </w:rPr>
         <w:t xml:space="preserve">  notes: string           // free text; may embed keywords (see Poornima detection)</w:t>
@@ -950,7 +881,6 @@
       <w:r>
         <w:rPr>
           <w:rFonts w:ascii="Consolas" w:hAnsi="Consolas"/>
-          <w:color w:val="4A3F18"/>
           <w:sz w:val="18"/>
         </w:rPr>
         <w:t>}</w:t>
@@ -970,15 +900,9 @@
       </w:r>
     </w:p>
     <w:p>
-      <w:pPr>
-        <w:spacing w:before="80" w:after="200"/>
-        <w:ind w:left="227"/>
-        <w:shd w:val="clear" w:color="auto" w:fill="F4ECD8"/>
-      </w:pPr>
       <w:r>
         <w:rPr>
           <w:rFonts w:ascii="Consolas" w:hAnsi="Consolas"/>
-          <w:color w:val="4A3F18"/>
           <w:sz w:val="18"/>
         </w:rPr>
         <w:t>{</w:t>
@@ -989,7 +913,6 @@
       <w:r>
         <w:rPr>
           <w:rFonts w:ascii="Consolas" w:hAnsi="Consolas"/>
-          <w:color w:val="4A3F18"/>
           <w:sz w:val="18"/>
         </w:rPr>
         <w:t xml:space="preserve">  id:      "primary",     // fixed key — only one record ever exists (upsert, never insert)</w:t>
@@ -1000,7 +923,6 @@
       <w:r>
         <w:rPr>
           <w:rFonts w:ascii="Consolas" w:hAnsi="Consolas"/>
-          <w:color w:val="4A3F18"/>
           <w:sz w:val="18"/>
         </w:rPr>
         <w:t xml:space="preserve">  text:    string,        // the vow itself</w:t>
@@ -1011,7 +933,6 @@
       <w:r>
         <w:rPr>
           <w:rFonts w:ascii="Consolas" w:hAnsi="Consolas"/>
-          <w:color w:val="4A3F18"/>
           <w:sz w:val="18"/>
         </w:rPr>
         <w:t xml:space="preserve">  context: string,        // optional — Guru, Devatā, occasion</w:t>
@@ -1022,7 +943,6 @@
       <w:r>
         <w:rPr>
           <w:rFonts w:ascii="Consolas" w:hAnsi="Consolas"/>
-          <w:color w:val="4A3F18"/>
           <w:sz w:val="18"/>
         </w:rPr>
         <w:t xml:space="preserve">  date:    string         // ISO date the vow was first established — never changes after creation</w:t>
@@ -1033,7 +953,6 @@
       <w:r>
         <w:rPr>
           <w:rFonts w:ascii="Consolas" w:hAnsi="Consolas"/>
-          <w:color w:val="4A3F18"/>
           <w:sz w:val="18"/>
         </w:rPr>
         <w:t>}</w:t>
@@ -1048,15 +967,9 @@
       </w:r>
     </w:p>
     <w:p>
-      <w:pPr>
-        <w:spacing w:before="80" w:after="200"/>
-        <w:ind w:left="227"/>
-        <w:shd w:val="clear" w:color="auto" w:fill="F4ECD8"/>
-      </w:pPr>
       <w:r>
         <w:rPr>
           <w:rFonts w:ascii="Consolas" w:hAnsi="Consolas"/>
-          <w:color w:val="4A3F18"/>
           <w:sz w:val="18"/>
         </w:rPr>
         <w:t>{</w:t>
@@ -1067,7 +980,6 @@
       <w:r>
         <w:rPr>
           <w:rFonts w:ascii="Consolas" w:hAnsi="Consolas"/>
-          <w:color w:val="4A3F18"/>
           <w:sz w:val="18"/>
         </w:rPr>
         <w:t xml:space="preserve">  backedUpAt: string,      // ISO timestamp of the backup write</w:t>
@@ -1078,7 +990,6 @@
       <w:r>
         <w:rPr>
           <w:rFonts w:ascii="Consolas" w:hAnsi="Consolas"/>
-          <w:color w:val="4A3F18"/>
           <w:sz w:val="18"/>
         </w:rPr>
         <w:t xml:space="preserve">  entries:    LedgerEntry[]</w:t>
@@ -1089,98 +1000,907 @@
       <w:r>
         <w:rPr>
           <w:rFonts w:ascii="Consolas" w:hAnsi="Consolas"/>
-          <w:color w:val="4A3F18"/>
           <w:sz w:val="18"/>
         </w:rPr>
         <w:t>}</w:t>
       </w:r>
     </w:p>
     <w:p>
-      <w:pPr>
-        <w:pStyle w:val="Heading1"/>
-      </w:pPr>
-      <w:r>
-        <w:t>5. Storage Layer</w:t>
+      <w:r>
+        <w:t>Custom splash images and display preferences (Mala View, background theme, splash rotation state) are intentionally NOT part of any of the three data shapes above and are never included in Export/Import — they live only in localStorage, are device-local, and are excluded from the backup format by design (see §7.10, §7.12).</w:t>
       </w:r>
     </w:p>
     <w:p>
+      <w:pPr>
+        <w:pStyle w:val="Heading1"/>
+      </w:pPr>
+      <w:r>
+        <w:t>5. Storage Layer</w:t>
+      </w:r>
+    </w:p>
+    <w:p>
       <w:r>
         <w:t>All practice data is stored exclusively in IndexedDB, database “jaap-ledger-db”, currently at DB_VERSION 4. The upgrade handler is additive-only — each object store is created only if it does not already exist — so version bumps never destroy existing user data.</w:t>
+      </w:r>
+    </w:p>
+    <w:p/>
+    <w:p>
+      <w:pPr>
+        <w:pStyle w:val="Heading2"/>
+      </w:pPr>
+      <w:r>
+        <w:t>5.1 localStorage</w:t>
+      </w:r>
+    </w:p>
+    <w:p>
+      <w:r>
+        <w:t>localStorage holds display preferences and custom splash image data — never ledger practice data. See Table 2 for the full key reference, including the custom-splash-image keys added in §7.10.</w:t>
+      </w:r>
+    </w:p>
+    <w:p/>
+    <w:p>
+      <w:r>
+        <w:t>Note: two legacy helper functions, loadFromLocalStorage() and saveToLocalStorage(), previously existed in app.js targeting a “jaap-ledger” localStorage key. They were unused dead code (superseded by IndexedDB) and have since been removed.</w:t>
+      </w:r>
+    </w:p>
+    <w:p>
+      <w:pPr>
+        <w:pStyle w:val="Heading2"/>
+      </w:pPr>
+      <w:r>
+        <w:t>5.2 Persistence pattern</w:t>
+      </w:r>
+    </w:p>
+    <w:p>
+      <w:r>
+        <w:t>Every write to the ledger (Today Card update, ledger row inline edit, import, restore) is followed immediately by saveLedger() and saveAutomaticBackup(), so the backup store is always at most one write behind the live store. On load, loadLedgerFromDB() tries the live store first, falls back to the latest backup if the live store is missing or malformed, and falls back to an empty ledger only as a last resort.</w:t>
+      </w:r>
+    </w:p>
+    <w:p>
+      <w:pPr>
+        <w:pStyle w:val="Heading1"/>
+      </w:pPr>
+      <w:r>
+        <w:t>6. Application Bootstrap</w:t>
+      </w:r>
+    </w:p>
+    <w:p>
+      <w:r>
+        <w:t>Before any of the async data-loading sequence below runs, a synchronous chooseSplashImage() IIFE at the top of app.js resolves the splash rotation pool (§7.10) and sets the splash image, so the correct image is committed before first paint — this is independent of, and completes before, the async ledger bootstrap.</w:t>
+      </w:r>
+    </w:p>
+    <w:p>
+      <w:r>
+        <w:t>On load, an async IIFE in app.js (initApp) runs the following sequence:</w:t>
+      </w:r>
+    </w:p>
+    <w:p>
+      <w:pPr>
+        <w:pStyle w:val="ListNumber"/>
+      </w:pPr>
+      <w:r>
+        <w:t>Request persistent storage via navigator.storage.persist() (best-effort; logged, not enforced).</w:t>
+      </w:r>
+    </w:p>
+    <w:p>
+      <w:pPr>
+        <w:pStyle w:val="ListNumber"/>
+      </w:pPr>
+      <w:r>
+        <w:t>Fetch poornima.json (optional static fallback for full-moon dates — the primary Poornima detection mechanism is now keyword-based, see §7.3).</w:t>
+      </w:r>
+    </w:p>
+    <w:p>
+      <w:pPr>
+        <w:pStyle w:val="ListNumber"/>
+      </w:pPr>
+      <w:r>
+        <w:t>Call loadLedgerFromDB(): live store → latest backup → empty array.</w:t>
+      </w:r>
+    </w:p>
+    <w:p>
+      <w:pPr>
+        <w:pStyle w:val="ListNumber"/>
+      </w:pPr>
+      <w:r>
+        <w:t>First-ever load only: if the ledger is empty and it has never been seeded before (meta.ledgerSeeded is unset), fetch data.json and use it as the initial ledger. If the ledger was previously seeded and the user has since emptied it, it is intentionally left empty rather than re-seeded.</w:t>
+      </w:r>
+    </w:p>
+    <w:p>
+      <w:pPr>
+        <w:pStyle w:val="ListNumber"/>
+      </w:pPr>
+      <w:r>
+        <w:t>ensureRecentEntriesExist(7): backfills null placeholder entries for any of the last 7 calendar days missing from the ledger, so Today Card and the last-7-days editable window always have rows to render.</w:t>
+      </w:r>
+    </w:p>
+    <w:p>
+      <w:pPr>
+        <w:pStyle w:val="ListNumber"/>
+      </w:pPr>
+      <w:r>
+        <w:t>Persist the (possibly backfilled) ledger and a fresh automatic backup.</w:t>
+      </w:r>
+    </w:p>
+    <w:p>
+      <w:pPr>
+        <w:pStyle w:val="ListNumber"/>
+      </w:pPr>
+      <w:r>
+        <w:t>renderToday(): the single entry point that re-renders the Today Card, Reflection Summary, and Ledger List from current in-memory state. Called after every mutation.</w:t>
+      </w:r>
+    </w:p>
+    <w:p>
+      <w:r>
+        <w:t>The splash screen (#splash-screen) is shown for a fixed 2 seconds on window load, then fades out over 500ms and is removed from the DOM; its display timing is independent of the async data-loading sequence above and purely cosmetic. Its entrance uses a CSS keyframe animation (§7.12).</w:t>
+      </w:r>
+    </w:p>
+    <w:p>
+      <w:pPr>
+        <w:pStyle w:val="Heading1"/>
+      </w:pPr>
+      <w:r>
+        <w:t>7. Feature Reference</w:t>
+      </w:r>
+    </w:p>
+    <w:p>
+      <w:pPr>
+        <w:pStyle w:val="Heading2"/>
+      </w:pPr>
+      <w:r>
+        <w:t>7.1 Today Card</w:t>
+      </w:r>
+    </w:p>
+    <w:p>
+      <w:r>
+        <w:t>Shows today's date, an input for the jaap (or mala) count, a notes textarea, and an Update button. Editable only while the entry falls within the last 7 days (isWithinLastNDays); the Update button is replaced with a locked message otherwise. Displays a 🌕 marker if the notes field contains an explicit Poornima keyword.</w:t>
+      </w:r>
+    </w:p>
+    <w:p>
+      <w:pPr>
+        <w:pStyle w:val="Heading2"/>
+      </w:pPr>
+      <w:r>
+        <w:t>7.2 Reflection Summary</w:t>
+      </w:r>
+    </w:p>
+    <w:p>
+      <w:r>
+        <w:t>A single card rendered by renderReflectionSummary(), showing, top to bottom:</w:t>
+      </w:r>
+    </w:p>
+    <w:p>
+      <w:pPr>
+        <w:pStyle w:val="ListBullet"/>
+      </w:pPr>
+      <w:r>
+        <w:t>Current year total and lifetime total (Indian digit grouping, or Mala-converted when Mala View is on).</w:t>
+      </w:r>
+    </w:p>
+    <w:p>
+      <w:pPr>
+        <w:pStyle w:val="ListBullet"/>
+      </w:pPr>
+      <w:r>
+        <w:t>Next milestone label (“N Crore”) and a progress bar / percentage / remaining-count toward it, styled with a deep maroon→gold gradient fill against a light maroon-tinted track (§7.12).</w:t>
+      </w:r>
+    </w:p>
+    <w:p>
+      <w:pPr>
+        <w:pStyle w:val="ListBullet"/>
+      </w:pPr>
+      <w:r>
+        <w:t>30-Day Pace and YTD Pace predicted completion dates, each shown only when computable (§8.3).</w:t>
+      </w:r>
+    </w:p>
+    <w:p>
+      <w:pPr>
+        <w:pStyle w:val="ListBullet"/>
+      </w:pPr>
+      <w:r>
+        <w:t>Full milestone history: every Crore boundary crossed, with date and days-since-previous.</w:t>
+      </w:r>
+    </w:p>
+    <w:p>
+      <w:pPr>
+        <w:pStyle w:val="ListBullet"/>
+      </w:pPr>
+      <w:r>
+        <w:t>A legend explaining the markers used elsewhere in the UI.</w:t>
+      </w:r>
+    </w:p>
+    <w:p>
+      <w:pPr>
+        <w:pStyle w:val="Heading2"/>
+      </w:pPr>
+      <w:r>
+        <w:t>7.3 Ledger List</w:t>
+      </w:r>
+    </w:p>
+    <w:p>
+      <w:r>
+        <w:t>Entries are grouped by year (groupEntriesByYear), sorted descending, with the current year expanded by default and other years collapsed. A “Jump to year” selector expands a chosen year and scrolls to it. Each year header shows the year label and that year's total, and toggles its container open/closed on click.</w:t>
+      </w:r>
+    </w:p>
+    <w:p>
+      <w:r>
+        <w:t>Each row shows date, jaap/mala count, and a sparkline (§7.4), and expands on chevron click to reveal notes and (if within the 7-day editable window) an inline edit form; otherwise a 🔒 “Entry locked” notice. Sundays are highlighted; a marker appears on the date of any Crore-crossing entry, alongside a “Crore Jaap Completed” banner inside the expanded row and a page-wide falling-petal celebration (§7.12).</w:t>
+      </w:r>
+    </w:p>
+    <w:p>
+      <w:r>
+        <w:t>Poornima detection: hasExplicitPoornima() checks the notes field, case-insensitively, for “poornima”, “purnima”, or the Devanagari पूर्णिमा, and shows a 🌕 marker if found. poornima.json (a static list of full-moon dates through 2027) is loaded as a fallback but is not the primary mechanism — it is only consulted by isTodayPoornima() for the special case of an entirely empty Today Card (no entry yet at all).</w:t>
+      </w:r>
+    </w:p>
+    <w:p>
+      <w:pPr>
+        <w:pStyle w:val="Heading2"/>
+      </w:pPr>
+      <w:r>
+        <w:t>7.4 Ledger Row Sparkline</w:t>
+      </w:r>
+    </w:p>
+    <w:p>
+      <w:r>
+        <w:t>Each row (except today's row before it has a saved value — see below) shows a small inline SVG sparkline plotting a rolling 7-calendar-day window ending on that row's date (D−6…D), giving an at-a-glance trailing trend. The window is recalculated per row, not tied to a calendar week.</w:t>
+      </w:r>
+    </w:p>
+    <w:p>
+      <w:pPr>
+        <w:pStyle w:val="ListBullet"/>
+      </w:pPr>
+      <w:r>
+        <w:t>Missing dates and null-jaap days within the window are skipped entirely — never plotted as zero.</w:t>
+      </w:r>
+    </w:p>
+    <w:p>
+      <w:pPr>
+        <w:pStyle w:val="ListBullet"/>
+      </w:pPr>
+      <w:r>
+        <w:t>1–6 available points still render (a single point renders as a lone dot, no line).</w:t>
+      </w:r>
+    </w:p>
+    <w:p>
+      <w:pPr>
+        <w:pStyle w:val="ListBullet"/>
+      </w:pPr>
+      <w:r>
+        <w:t>A window with zero plottable points renders nothing (empty cell).</w:t>
+      </w:r>
+    </w:p>
+    <w:p>
+      <w:pPr>
+        <w:pStyle w:val="ListBullet"/>
+      </w:pPr>
+      <w:r>
+        <w:t>A window where all values are equal renders a flat horizontal line (no divide-by-zero).</w:t>
+      </w:r>
+    </w:p>
+    <w:p>
+      <w:pPr>
+        <w:pStyle w:val="ListBullet"/>
+      </w:pPr>
+      <w:r>
+        <w:t>The last plottable point is always marked with a filled dot.</w:t>
+      </w:r>
+    </w:p>
+    <w:p>
+      <w:pPr>
+        <w:pStyle w:val="ListBullet"/>
+      </w:pPr>
+      <w:r>
+        <w:t>Today's row specifically is suppressed (no sparkline at all) until today's own jaap value has been entered and saved — a deliberate UX decision so the row doesn't show a trend line computed only from the prior 6 days before today's practice is logged.</w:t>
+      </w:r>
+    </w:p>
+    <w:p>
+      <w:r>
+        <w:t>Performance: a single date→jaap Map (buildDateJaapMap) is built once per Ledger List render and reused for every row's window lookup, keeping each row's sparkline computation O(1) rather than rescanning the full ledger per row.</w:t>
+      </w:r>
+    </w:p>
+    <w:p>
+      <w:pPr>
+        <w:pStyle w:val="Heading2"/>
+      </w:pPr>
+      <w:r>
+        <w:t>7.5 Milestone Tracking &amp; Predictions</w:t>
+      </w:r>
+    </w:p>
+    <w:p>
+      <w:r>
+        <w:t>A “Crore” is 10,000,000 jaap. getCurrentMilestone() and getMilestoneProgress() derive the current bracket and in-bracket percentage from the lifetime total; getMilestoneHistory() walks all entries chronologically with a running sum and records every boundary crossing with the date and days since the previous milestone. Two independent pace-based predictions project a completion date for the next Crore — see §8.3 for the exact formulas and their divisor convention. Crossing a new Crore also triggers the falling-petal celebration described in §7.12.</w:t>
+      </w:r>
+    </w:p>
+    <w:p>
+      <w:pPr>
+        <w:pStyle w:val="Heading2"/>
+      </w:pPr>
+      <w:r>
+        <w:t>7.6 Sankalpa</w:t>
+      </w:r>
+    </w:p>
+    <w:p>
+      <w:r>
+        <w:t>Reached via Settings (⚙) → Sankalpa, opened as a full-screen overlay (#sankalpa-page). Because only one Sankalpa record ever exists (fixed key “primary”), the page renders one of two states:</w:t>
+      </w:r>
+    </w:p>
+    <w:p>
+      <w:pPr>
+        <w:pStyle w:val="ListBullet"/>
+      </w:pPr>
+      <w:r>
+        <w:t>Not yet established: an establishment form (required text, optional context). The “Establish Sankalpa” button stays disabled until the text field is non-whitespace. On submit, saves with today's date, which is never changed again.</w:t>
+      </w:r>
+    </w:p>
+    <w:p>
+      <w:pPr>
+        <w:pStyle w:val="ListBullet"/>
+      </w:pPr>
+      <w:r>
+        <w:t>Already established: a read-only view (text, context if present, original date) plus a “Rewrite Sankalpa” button. Rewriting opens an inline edit form; committing requires an explicit browser confirm() dialog (“Rewrite Sankalpa? Your original date will be preserved.”). The date field is always carried over from the original record on rewrite, never reset.</w:t>
+      </w:r>
+    </w:p>
+    <w:p>
+      <w:r>
+        <w:t>User-supplied Sankalpa text/context is HTML-escaped (escapeHTML) before being inserted into the page.</w:t>
+      </w:r>
+    </w:p>
+    <w:p>
+      <w:pPr>
+        <w:pStyle w:val="Heading2"/>
+      </w:pPr>
+      <w:r>
+        <w:t>7.7 Mala View Toggle</w:t>
+      </w:r>
+    </w:p>
+    <w:p>
+      <w:r>
+        <w:t>A checkbox-styled switch in the header (🔢 / 📿, next to Settings) that switches how jaap counts are displayed and entered throughout the app — malas = jaap ÷ 108, always floored. It is a presentation-layer transform only: the stored jaap value is never altered by the toggle itself.</w:t>
+      </w:r>
+    </w:p>
+    <w:p>
+      <w:pPr>
+        <w:pStyle w:val="ListBullet"/>
+      </w:pPr>
+      <w:r>
+        <w:t>Today Card &amp; editable ledger rows: the input field itself switches to whole-number mala entry when the toggle is on (renderJaapInputField); saving converts back to jaap via computeJaapFromInput().</w:t>
+      </w:r>
+    </w:p>
+    <w:p>
+      <w:pPr>
+        <w:pStyle w:val="ListBullet"/>
+      </w:pPr>
+      <w:r>
+        <w:t>Precision guard: if the user leaves the pre-filled (floored) mala value unchanged, and the original stored jaap was not an exact multiple of 108 (a legacy fractional-mala entry), the original jaap is preserved exactly on save rather than being silently truncated to malaInput × 108. It is only recomputed from the mala input when the user actually changes the value.</w:t>
+      </w:r>
+    </w:p>
+    <w:p>
+      <w:pPr>
+        <w:pStyle w:val="ListBullet"/>
+      </w:pPr>
+      <w:r>
+        <w:t>Reflection Card totals: lifetime and yearly totals convert to malas; Crore/progress numbers stay in jaap terms (Crore is the milestone domain unit, not malas), matching the source feature spec.</w:t>
+      </w:r>
+    </w:p>
+    <w:p>
+      <w:pPr>
+        <w:pStyle w:val="ListBullet"/>
+      </w:pPr>
+      <w:r>
+        <w:t>Ledger rows: jaap display converts via formatAsMala(); sparklines are unaffected since their scaling is relative (min/max per window).</w:t>
+      </w:r>
+    </w:p>
+    <w:p>
+      <w:pPr>
+        <w:pStyle w:val="ListBullet"/>
+      </w:pPr>
+      <w:r>
+        <w:t>Export: always exports raw stored jaap values, regardless of toggle state.</w:t>
+      </w:r>
+    </w:p>
+    <w:p>
+      <w:pPr>
+        <w:pStyle w:val="ListBullet"/>
+      </w:pPr>
+      <w:r>
+        <w:t>Persistence: localStorage (malaViewEnabled), applied reactively on toggle via a full re-render — no page reload or refetch.</w:t>
+      </w:r>
+    </w:p>
+    <w:p>
+      <w:pPr>
+        <w:pStyle w:val="Heading2"/>
+      </w:pPr>
+      <w:r>
+        <w:t>7.8 Import / Export</w:t>
+      </w:r>
+    </w:p>
+    <w:p>
+      <w:r>
+        <w:t>Export (Settings → Export Ledger) downloads the full ledger as a formatted JSON file (jaap-ledger-export-YYYY-MM-DD.json), always as raw {date, jaap, notes} objects. Import (Settings → Import Ledger) reads a JSON file, validates it is an array of objects each containing a string date, a jaap key, and a notes key, then — after an explicit confirm() dialog warning that it replaces the current ledger permanently — replaces ledgerData wholesale and persists it. Custom splash images and display preferences are never part of this format (§4).</w:t>
+      </w:r>
+    </w:p>
+    <w:p>
+      <w:pPr>
+        <w:pStyle w:val="Heading2"/>
+      </w:pPr>
+      <w:r>
+        <w:t>7.9 Automatic Backup &amp; Restore</w:t>
+      </w:r>
+    </w:p>
+    <w:p>
+      <w:r>
+        <w:t>saveAutomaticBackup() writes a timestamped snapshot to the ledger-backups store after every successful ledger mutation. “Restore from Backup” (Settings) loads the latest backup, shows its timestamp and entry count in a confirm() dialog, and on confirmation replaces the live ledger with the backup's contents.</w:t>
+      </w:r>
+    </w:p>
+    <w:p>
+      <w:pPr>
+        <w:pStyle w:val="Heading2"/>
+      </w:pPr>
+      <w:r>
+        <w:t>7.10 Splash Screen &amp; PWA Shell</w:t>
+      </w:r>
+    </w:p>
+    <w:p>
+      <w:r>
+        <w:t>manifest.json declares the app as an installable standalone PWA (theme/background colors, 192px/512px icons, portrait orientation). index.html additionally sets iOS-specific meta tags (apple-mobile-web-app-capable, status bar style, apple-touch-icon/startup-image) for the home-screen install experience on iOS Safari. There is no service worker in the current codebase — offline support comes entirely from IndexedDB (and localStorage) data persistence, not from cached network requests.</w:t>
+      </w:r>
+    </w:p>
+    <w:p>
+      <w:r>
+        <w:t>The splash screen displays a framed, gold-bordered image (object-fit: contain, with the frame's own aspect ratio adapting to whatever image is shown — never distorting or cropping it) against a wall-art backdrop (splash/splash-background.webp). The apple-touch-startup-image (the native iOS launch image shown before any JavaScript runs) points at the bundled Hanuman art, matching the in-app splash for anyone who has not added custom photos.</w:t>
+      </w:r>
+    </w:p>
+    <w:p>
+      <w:r>
+        <w:t>Rotation pool: Hanuman (splash/hanuman-splash.*) is a fixed, always-present default — it is a constant in app.js (SPLASH_DEFAULT_IMAGE), never stored in localStorage, and can never be replaced or deleted. Up to 4 additional slots (indices 0–3) may each independently hold a user-uploaded photo; a slot's filled/empty state is determined purely by whether its localStorage key (splashImage:custom0 … splashImage:custom3) holds a valid data: image URL — there is no separate metadata store to keep in sync. On every app open, chooseSplashImage() builds the pool (Hanuman plus whichever custom slots are filled, 1–5 images total) and picks randomly, excluding whichever image was shown on the immediately preceding open (localStorage key lastSplashImage), so the same image never appears twice in a row.</w:t>
+      </w:r>
+    </w:p>
+    <w:p>
+      <w:r>
+        <w:t>The &lt;picture&gt; element uses a &lt;source srcset&gt; (webp) plus an &lt;img src&gt; (png) fallback. Because a &lt;source srcset&gt; takes precedence over &lt;img src&gt; in a &lt;picture&gt; element, showing a custom (data URL) image requires explicitly clearing source.removeAttribute("srcset") — otherwise the bundled webp would silently keep showing through the picture fallback logic. chooseSplashImage() handles this for both the custom and bundled-Hanuman cases.</w:t>
+      </w:r>
+    </w:p>
+    <w:p>
+      <w:pPr>
+        <w:pStyle w:val="Heading3"/>
+      </w:pPr>
+      <w:r>
+        <w:t>7.10.1 Uploading a custom image (Settings → Splash Images)</w:t>
+      </w:r>
+    </w:p>
+    <w:p>
+      <w:r>
+        <w:t>Tapping an empty slot's “+” tile (or a filled slot's thumbnail, to replace it) opens a file picker; processSplashImage(file) then runs a validate → downscale → encode pipeline entirely client-side, designed around two distinct constraints:</w:t>
+      </w:r>
+    </w:p>
+    <w:p>
+      <w:pPr>
+        <w:pStyle w:val="ListBullet"/>
+      </w:pPr>
+      <w:r>
+        <w:t>Storage: after processing, every stored image is roughly 100–150KB regardless of the original photo's size, so total localStorage usage and the app's startup performance are unaffected by what the user uploads.</w:t>
+      </w:r>
+    </w:p>
+    <w:p>
+      <w:pPr>
+        <w:pStyle w:val="ListBullet"/>
+      </w:pPr>
+      <w:r>
+        <w:t>Decode-time memory: before any downscaling can happen, the browser must first expand the source image to a raw width × height × 4-byte bitmap in memory. A 5MB JPEG can be roughly 20 megapixels ≈ 80MB of RAM; a much larger file could risk a crash on an older phone. Files over 5MB are rejected before decoding, and a secondary guard rejects anything over roughly 40 megapixels even if the file itself is small (a highly-compressed image can still be enormous in pixel count).</w:t>
+      </w:r>
+    </w:p>
+    <w:p>
+      <w:r>
+        <w:t>Where supported, decoding uses createImageBitmap(file, { resizeWidth: 900, resizeQuality: "high" }) so the browser downsamples during decode rather than materializing the full-size bitmap; environments without that support fall back to a plain &lt;img&gt; decode, guarded by the megapixel check above. The image is then drawn to a canvas capped at a 900px long edge (preserving aspect ratio, never upscaling), the decoded bitmap is explicitly released via bitmap.close(), and the canvas is encoded via toDataURL("image/webp", 0.82) (falling back to JPEG if the browser returns a non-webp result), re-encoding at progressively lower quality if the result still exceeds roughly 250KB. Writes are wrapped in try/catch to roll back cleanly and surface a toast on a QuotaExceededError, rather than leaving a slot in a half-written state.</w:t>
+      </w:r>
+    </w:p>
+    <w:p>
+      <w:pPr>
+        <w:pStyle w:val="Heading3"/>
+      </w:pPr>
+      <w:r>
+        <w:t>7.10.2 Removing a custom image</w:t>
+      </w:r>
+    </w:p>
+    <w:p>
+      <w:r>
+        <w:t>Each filled slot shows a small “✕” badge that deletes just that slot's image (removeCustomSplashImage), reverting its tile to the empty “+” state — the other slots are untouched. A “Remove All Custom Images” button (removeAllCustomSplashImages) clears all 4 slots in one tap, and is a safe no-op (with a clear toast) when no custom images are set. Hanuman's tile is locked and unaffected by either action — tapping it shows an informational toast instead of opening a file picker.</w:t>
+      </w:r>
+    </w:p>
+    <w:p>
+      <w:r>
+        <w:t>If a custom slot's stored data becomes corrupted or unreadable, resolveSplashCustomSlots() treats it as empty (excluded from the rotation pool) rather than ever rendering a broken image — the pool simply falls back toward Hanuman.</w:t>
+      </w:r>
+    </w:p>
+    <w:p>
+      <w:pPr>
+        <w:pStyle w:val="Heading2"/>
+      </w:pPr>
+      <w:r>
+        <w:t>7.11 Background Theme</w:t>
+      </w:r>
+    </w:p>
+    <w:p>
+      <w:r>
+        <w:t>A Settings (⚙) control lets the user switch the app's page background between three patterns: Alpana, Mandala (the default), and Jharokha. Alpana and Mandala are tiled patterns (background-repeat: repeat); Jharokha is a single non-tiled, full-bleed image (background-repeat: no-repeat, background-size: cover). The choice is applied as a body.bg-alpana / body.bg-mandala / body.bg-jharokha CSS class on a dedicated fixed #app-background element (rather than background-attachment: fixed on body, which iOS Safari has historically ignored/degraded), so the pattern stays pinned to the viewport while page content scrolls over it, and is persisted via the localStorage key backgroundChoice. The Today Card, Reflection Card, and Ledger List keep their own distinct opaque background colors regardless of theme, so the pattern only shows through the page margins and gaps around them.</w:t>
+      </w:r>
+    </w:p>
+    <w:p>
+      <w:r>
+        <w:t>The splash screen deliberately does NOT apply the chosen background theme — it always uses its own dedicated backdrop (splash/splash-background.webp), independent of Alpana/Mandala/Jharokha. This is an intentional design decision (not an oversight): the splash's wall-art backdrop is treated as a fixed part of the framed-picture presentation, not a themeable surface.</w:t>
+      </w:r>
+    </w:p>
+    <w:p>
+      <w:pPr>
+        <w:pStyle w:val="Heading2"/>
+      </w:pPr>
+      <w:r>
+        <w:t>7.12 Premium Visual Redesign</w:t>
+      </w:r>
+    </w:p>
+    <w:p>
+      <w:r>
+        <w:t>The app's visual language (“Temple Gold &amp; Maroon”) is built from a small token system in styles.css: --maroon (#6c1c27) and its variants for primary UI chrome, --gold / --gold-hairline / --gold-light for borders, accents, and progress fills, --cream / --surface / --surface-2 for card backgrounds, and --font-heading (a serif stack led by Georgia) for headings. Every themed component — the heading, Today Card, buttons, progress bar, and the splash frame — draws from these tokens rather than hardcoding colors, keeping the palette centrally adjustable.</w:t>
+      </w:r>
+    </w:p>
+    <w:p>
+      <w:pPr>
+        <w:pStyle w:val="Heading3"/>
+      </w:pPr>
+      <w:r>
+        <w:t>7.12.1 Milestone celebration</w:t>
+      </w:r>
+    </w:p>
+    <w:p>
+      <w:r>
+        <w:t>celebrateMilestone(), called from updateTodayEntry() whenever a save crosses a new Crore boundary, builds a batch of 96 .petal-fly &lt;span&gt; elements (evenly split between two petal styles) into a page-wide, fixed-position #petal-overlay layer and removes them once the longest animation finishes. Each petal gets independently randomized fall duration, delay, horizontal drift across 5 separate sway waypoints, and rotation (magnitude and direction) via inline CSS custom properties, so petals visibly tumble along distinct paths rather than mirroring a single shared shape. The overlay is pointer-events: none throughout, so the celebration never blocks taps on the underlying UI.</w:t>
+      </w:r>
+    </w:p>
+    <w:p>
+      <w:pPr>
+        <w:pStyle w:val="Heading3"/>
+      </w:pPr>
+      <w:r>
+        <w:t>7.12.2 Splash entrance &amp; adaptive frame</w:t>
+      </w:r>
+    </w:p>
+    <w:p>
+      <w:r>
+        <w:t>The splash image plays a CSS keyframe entrance animation (splash-entrance, ~0.9s) on load, with a static transform fallback under prefers-reduced-motion so the centering transform used for CSS Grid layout purposes isn't lost when the animation is disabled. The frame itself uses width: 74%; height: auto; max-height: 62% with object-fit: contain, so it adopts each image's own aspect ratio rather than a fixed one — this is what makes arbitrary user-uploaded photos (§7.10) display without letterboxing, cropping, or distortion, for any portrait, landscape, or square shape.</w:t>
+      </w:r>
+    </w:p>
+    <w:p>
+      <w:pPr>
+        <w:pStyle w:val="Heading1"/>
+      </w:pPr>
+      <w:r>
+        <w:t>8. Core Algorithms</w:t>
+      </w:r>
+    </w:p>
+    <w:p>
+      <w:pPr>
+        <w:pStyle w:val="Heading2"/>
+      </w:pPr>
+      <w:r>
+        <w:t>8.1 Indian digit grouping</w:t>
+      </w:r>
+    </w:p>
+    <w:p>
+      <w:r>
+        <w:t>formatIndianNumber(n) groups the last 3 digits, then groups every 2 digits leftward, e.g. 6,500,000 → ‘65,00,000’:</w:t>
+      </w:r>
+    </w:p>
+    <w:p>
+      <w:r>
+        <w:rPr>
+          <w:rFonts w:ascii="Consolas" w:hAnsi="Consolas"/>
+          <w:sz w:val="18"/>
+        </w:rPr>
+        <w:t>function formatIndianNumber(n) {</w:t>
+      </w:r>
+      <w:r>
+        <w:br/>
+      </w:r>
+      <w:r>
+        <w:rPr>
+          <w:rFonts w:ascii="Consolas" w:hAnsi="Consolas"/>
+          <w:sz w:val="18"/>
+        </w:rPr>
+        <w:t xml:space="preserve">  const last3 = s.slice(-3);</w:t>
+      </w:r>
+      <w:r>
+        <w:br/>
+      </w:r>
+      <w:r>
+        <w:rPr>
+          <w:rFonts w:ascii="Consolas" w:hAnsi="Consolas"/>
+          <w:sz w:val="18"/>
+        </w:rPr>
+        <w:t xml:space="preserve">  const rest = s.slice(0, -3).replace(/\B(?=(\d{2})+(?!\d))/g, ",");</w:t>
+      </w:r>
+      <w:r>
+        <w:br/>
+      </w:r>
+      <w:r>
+        <w:rPr>
+          <w:rFonts w:ascii="Consolas" w:hAnsi="Consolas"/>
+          <w:sz w:val="18"/>
+        </w:rPr>
+        <w:t xml:space="preserve">  return rest + "," + last3;   // (sign handling omitted here)</w:t>
+      </w:r>
+      <w:r>
+        <w:br/>
+      </w:r>
+      <w:r>
+        <w:rPr>
+          <w:rFonts w:ascii="Consolas" w:hAnsi="Consolas"/>
+          <w:sz w:val="18"/>
+        </w:rPr>
+        <w:t>}</w:t>
+      </w:r>
+    </w:p>
+    <w:p>
+      <w:pPr>
+        <w:pStyle w:val="Heading2"/>
+      </w:pPr>
+      <w:r>
+        <w:t>8.2 Sparkline scaling</w:t>
+      </w:r>
+    </w:p>
+    <w:p>
+      <w:r>
+        <w:t>Given plottable points (oldest → newest), renderSparklineSVG() computes:</w:t>
+      </w:r>
+    </w:p>
+    <w:p>
+      <w:pPr>
+        <w:pStyle w:val="ListBullet"/>
+      </w:pPr>
+      <w:r>
+        <w:t>Canvas: 72×28, vertical padding 3px (22px usable height).</w:t>
+      </w:r>
+    </w:p>
+    <w:p>
+      <w:pPr>
+        <w:pStyle w:val="ListBullet"/>
+      </w:pPr>
+      <w:r>
+        <w:t>xᵢ = 2 + i × (68 / (n−1)); single point plots at x = 36 (center).</w:t>
+      </w:r>
+    </w:p>
+    <w:p>
+      <w:pPr>
+        <w:pStyle w:val="ListBullet"/>
+      </w:pPr>
+      <w:r>
+        <w:t>yᵢ = height/2 when all values are equal (flat line, avoids divide-by-zero); otherwise pad + ((hi − vᵢ) / (hi − lo)) × usable_height (inverted for SVG's y-down coordinate space).</w:t>
+      </w:r>
+    </w:p>
+    <w:p>
+      <w:pPr>
+        <w:pStyle w:val="ListBullet"/>
+      </w:pPr>
+      <w:r>
+        <w:t>Straight-line polyline (no curve smoothing); last point gets a filled 3px-radius dot.</w:t>
+      </w:r>
+    </w:p>
+    <w:p>
+      <w:pPr>
+        <w:pStyle w:val="ListBullet"/>
+      </w:pPr>
+      <w:r>
+        <w:t>Scaling is local to each row's own window — shapes are not comparable in absolute magnitude across different rows.</w:t>
+      </w:r>
+    </w:p>
+    <w:p>
+      <w:pPr>
+        <w:pStyle w:val="Heading2"/>
+      </w:pPr>
+      <w:r>
+        <w:t>8.3 Milestone pace predictions</w:t>
+      </w:r>
+    </w:p>
+    <w:p>
+      <w:r>
+        <w:t>Both predictNextMilestone() (30-day rolling) and predictNextMilestoneYTD() (year-to-date) share a common projection step (projectMilestoneFromPace) and use the same divisor convention: the sum of non-null jaap values in the window, divided by the count of days in that window that actually have a recorded (non-null) value — not a flat divide by the window length — so long gaps in practice don't artificially deflate the pace.</w:t>
+      </w:r>
+    </w:p>
+    <w:p/>
+    <w:p>
+      <w:r>
+        <w:rPr>
+          <w:rFonts w:ascii="Consolas" w:hAnsi="Consolas"/>
+          <w:sz w:val="18"/>
+        </w:rPr>
+        <w:t>dailyPace       = sum(non-null jaap in window) / count(non-null days in window)</w:t>
+      </w:r>
+      <w:r>
+        <w:br/>
+      </w:r>
+      <w:r>
+        <w:rPr>
+          <w:rFonts w:ascii="Consolas" w:hAnsi="Consolas"/>
+          <w:sz w:val="18"/>
+        </w:rPr>
+        <w:t>remaining       = nextMilestoneTotal - currentTotal</w:t>
+      </w:r>
+      <w:r>
+        <w:br/>
+      </w:r>
+      <w:r>
+        <w:rPr>
+          <w:rFonts w:ascii="Consolas" w:hAnsi="Consolas"/>
+          <w:sz w:val="18"/>
+        </w:rPr>
+        <w:t>predictedDate   = today + ceil(remaining / dailyPace) days</w:t>
+      </w:r>
+    </w:p>
+    <w:p>
+      <w:r>
+        <w:t>Both functions return null (hidden in the UI, never rendered as zero/error) when their availability condition isn't met.</w:t>
+      </w:r>
+    </w:p>
+    <w:p>
+      <w:pPr>
+        <w:pStyle w:val="Heading2"/>
+      </w:pPr>
+      <w:r>
+        <w:t>8.4 Mala conversion &amp; precision guard</w:t>
+      </w:r>
+    </w:p>
+    <w:p>
+      <w:r>
+        <w:rPr>
+          <w:rFonts w:ascii="Consolas" w:hAnsi="Consolas"/>
+          <w:sz w:val="18"/>
+        </w:rPr>
+        <w:t>jaapToMala(jaap)   = Math.floor(jaap / 108)      // always floors, never rounds</w:t>
+      </w:r>
+      <w:r>
+        <w:br/>
+      </w:r>
+      <w:r>
+        <w:rPr>
+          <w:rFonts w:ascii="Consolas" w:hAnsi="Consolas"/>
+          <w:sz w:val="18"/>
+        </w:rPr>
+        <w:t>malaToJaap(malas)  = malas * 108</w:t>
+      </w:r>
+      <w:r>
+        <w:br/>
+      </w:r>
+      <w:r>
+        <w:rPr>
+          <w:rFonts w:ascii="Consolas" w:hAnsi="Consolas"/>
+          <w:sz w:val="18"/>
+        </w:rPr>
+      </w:r>
+      <w:r>
+        <w:br/>
+      </w:r>
+      <w:r>
+        <w:rPr>
+          <w:rFonts w:ascii="Consolas" w:hAnsi="Consolas"/>
+          <w:sz w:val="18"/>
+        </w:rPr>
+        <w:t>// On save, in Mala View:</w:t>
+      </w:r>
+      <w:r>
+        <w:br/>
+      </w:r>
+      <w:r>
+        <w:rPr>
+          <w:rFonts w:ascii="Consolas" w:hAnsi="Consolas"/>
+          <w:sz w:val="18"/>
+        </w:rPr>
+        <w:t>if (malaInput unchanged from floor(originalJaap/108)</w:t>
+      </w:r>
+      <w:r>
+        <w:br/>
+      </w:r>
+      <w:r>
+        <w:rPr>
+          <w:rFonts w:ascii="Consolas" w:hAnsi="Consolas"/>
+          <w:sz w:val="18"/>
+        </w:rPr>
+        <w:t xml:space="preserve">    AND originalJaap is not an exact multiple of 108) {</w:t>
+      </w:r>
+      <w:r>
+        <w:br/>
+      </w:r>
+      <w:r>
+        <w:rPr>
+          <w:rFonts w:ascii="Consolas" w:hAnsi="Consolas"/>
+          <w:sz w:val="18"/>
+        </w:rPr>
+        <w:t xml:space="preserve">  keep originalJaap exactly;               // don't silently truncate a legacy value</w:t>
+      </w:r>
+      <w:r>
+        <w:br/>
+      </w:r>
+      <w:r>
+        <w:rPr>
+          <w:rFonts w:ascii="Consolas" w:hAnsi="Consolas"/>
+          <w:sz w:val="18"/>
+        </w:rPr>
+        <w:t>} else {</w:t>
+      </w:r>
+      <w:r>
+        <w:br/>
+      </w:r>
+      <w:r>
+        <w:rPr>
+          <w:rFonts w:ascii="Consolas" w:hAnsi="Consolas"/>
+          <w:sz w:val="18"/>
+        </w:rPr>
+        <w:t xml:space="preserve">  jaap = malaInput * 108;                  // user made an explicit new entry</w:t>
+      </w:r>
+      <w:r>
+        <w:br/>
+      </w:r>
+      <w:r>
+        <w:rPr>
+          <w:rFonts w:ascii="Consolas" w:hAnsi="Consolas"/>
+          <w:sz w:val="18"/>
+        </w:rPr>
+        <w:t>}</w:t>
+      </w:r>
+    </w:p>
+    <w:p>
+      <w:pPr>
+        <w:pStyle w:val="Heading1"/>
+      </w:pPr>
+      <w:r>
+        <w:t>9. Function Reference</w:t>
+      </w:r>
+    </w:p>
+    <w:p>
+      <w:r>
+        <w:t>Grouped by concern; all functions are top-level (no modules/namespacing) in app.js.</w:t>
+      </w:r>
+    </w:p>
+    <w:p>
+      <w:pPr>
+        <w:pStyle w:val="Heading3"/>
+      </w:pPr>
+      <w:r>
+        <w:t>Date &amp; formatting utilities</w:t>
       </w:r>
     </w:p>
     <w:tbl>
       <w:tblPr>
         <w:tblStyle w:val="TableGrid"/>
         <w:tblW w:type="auto" w:w="0"/>
-        <w:jc w:val="left"/>
         <w:tblLook w:firstColumn="1" w:firstRow="1" w:lastColumn="0" w:lastRow="0" w:noHBand="0" w:noVBand="1" w:val="04A0"/>
       </w:tblPr>
       <w:tblGrid>
-        <w:gridCol w:w="2160"/>
-        <w:gridCol w:w="2160"/>
-        <w:gridCol w:w="2160"/>
-        <w:gridCol w:w="2160"/>
+        <w:gridCol w:w="4320"/>
+        <w:gridCol w:w="4320"/>
       </w:tblGrid>
       <w:tr>
         <w:tc>
           <w:tcPr>
-            <w:tcW w:type="dxa" w:w="1701"/>
-            <w:shd w:val="clear" w:color="auto" w:fill="F4ECD8"/>
+            <w:tcW w:type="dxa" w:w="4320"/>
           </w:tcPr>
           <w:p>
             <w:r/>
             <w:r>
               <w:rPr>
                 <w:b/>
-                <w:sz w:val="19"/>
               </w:rPr>
-              <w:t>Object store</w:t>
+              <w:t>Function</w:t>
             </w:r>
           </w:p>
         </w:tc>
         <w:tc>
           <w:tcPr>
-            <w:tcW w:type="dxa" w:w="1474"/>
-            <w:shd w:val="clear" w:color="auto" w:fill="F4ECD8"/>
+            <w:tcW w:type="dxa" w:w="4320"/>
           </w:tcPr>
           <w:p>
             <w:r/>
             <w:r>
               <w:rPr>
                 <w:b/>
-                <w:sz w:val="19"/>
-              </w:rPr>
-              <w:t>Key</w:t>
-            </w:r>
-          </w:p>
-        </w:tc>
-        <w:tc>
-          <w:tcPr>
-            <w:tcW w:type="dxa" w:w="2494"/>
-            <w:shd w:val="clear" w:color="auto" w:fill="F4ECD8"/>
-          </w:tcPr>
-          <w:p>
-            <w:r/>
-            <w:r>
-              <w:rPr>
-                <w:b/>
-                <w:sz w:val="19"/>
-              </w:rPr>
-              <w:t>Value</w:t>
-            </w:r>
-          </w:p>
-        </w:tc>
-        <w:tc>
-          <w:tcPr>
-            <w:tcW w:type="dxa" w:w="3515"/>
-            <w:shd w:val="clear" w:color="auto" w:fill="F4ECD8"/>
-          </w:tcPr>
-          <w:p>
-            <w:r/>
-            <w:r>
-              <w:rPr>
-                <w:b/>
-                <w:sz w:val="19"/>
               </w:rPr>
               <w:t>Purpose</w:t>
             </w:r>
@@ -1190,57 +1910,23 @@
       <w:tr>
         <w:tc>
           <w:tcPr>
-            <w:tcW w:type="dxa" w:w="1701"/>
+            <w:tcW w:type="dxa" w:w="4320"/>
           </w:tcPr>
           <w:p>
             <w:r/>
             <w:r>
-              <w:rPr>
-                <w:sz w:val="19"/>
-              </w:rPr>
-              <w:t>ledger</w:t>
+              <w:t>formatDate(isoDate)</w:t>
             </w:r>
           </w:p>
         </w:tc>
         <w:tc>
           <w:tcPr>
-            <w:tcW w:type="dxa" w:w="1474"/>
+            <w:tcW w:type="dxa" w:w="4320"/>
           </w:tcPr>
           <w:p>
             <w:r/>
             <w:r>
-              <w:rPr>
-                <w:sz w:val="19"/>
-              </w:rPr>
-              <w:t>"entries"</w:t>
-            </w:r>
-          </w:p>
-        </w:tc>
-        <w:tc>
-          <w:tcPr>
-            <w:tcW w:type="dxa" w:w="2494"/>
-          </w:tcPr>
-          <w:p>
-            <w:r/>
-            <w:r>
-              <w:rPr>
-                <w:sz w:val="19"/>
-              </w:rPr>
-              <w:t>LedgerEntry[]</w:t>
-            </w:r>
-          </w:p>
-        </w:tc>
-        <w:tc>
-          <w:tcPr>
-            <w:tcW w:type="dxa" w:w="3515"/>
-          </w:tcPr>
-          <w:p>
-            <w:r/>
-            <w:r>
-              <w:rPr>
-                <w:sz w:val="19"/>
-              </w:rPr>
-              <w:t>The live, current ledger — single source of truth for practice data</w:t>
+              <w:t>YYYY-MM-DD → “D MMM YYYY”</w:t>
             </w:r>
           </w:p>
         </w:tc>
@@ -1248,57 +1934,23 @@
       <w:tr>
         <w:tc>
           <w:tcPr>
-            <w:tcW w:type="dxa" w:w="1701"/>
+            <w:tcW w:type="dxa" w:w="4320"/>
           </w:tcPr>
           <w:p>
             <w:r/>
             <w:r>
-              <w:rPr>
-                <w:sz w:val="19"/>
-              </w:rPr>
-              <w:t>ledger-backups</w:t>
+              <w:t>getTodayISO()</w:t>
             </w:r>
           </w:p>
         </w:tc>
         <w:tc>
           <w:tcPr>
-            <w:tcW w:type="dxa" w:w="1474"/>
+            <w:tcW w:type="dxa" w:w="4320"/>
           </w:tcPr>
           <w:p>
             <w:r/>
             <w:r>
-              <w:rPr>
-                <w:sz w:val="19"/>
-              </w:rPr>
-              <w:t>"latest"</w:t>
-            </w:r>
-          </w:p>
-        </w:tc>
-        <w:tc>
-          <w:tcPr>
-            <w:tcW w:type="dxa" w:w="2494"/>
-          </w:tcPr>
-          <w:p>
-            <w:r/>
-            <w:r>
-              <w:rPr>
-                <w:sz w:val="19"/>
-              </w:rPr>
-              <w:t>{ backedUpAt, entries }</w:t>
-            </w:r>
-          </w:p>
-        </w:tc>
-        <w:tc>
-          <w:tcPr>
-            <w:tcW w:type="dxa" w:w="3515"/>
-          </w:tcPr>
-          <w:p>
-            <w:r/>
-            <w:r>
-              <w:rPr>
-                <w:sz w:val="19"/>
-              </w:rPr>
-              <w:t>Most recent automatic backup, overwritten on every save</w:t>
+              <w:t>Today's date as YYYY-MM-DD, local time</w:t>
             </w:r>
           </w:p>
         </w:tc>
@@ -1306,57 +1958,23 @@
       <w:tr>
         <w:tc>
           <w:tcPr>
-            <w:tcW w:type="dxa" w:w="1701"/>
+            <w:tcW w:type="dxa" w:w="4320"/>
           </w:tcPr>
           <w:p>
             <w:r/>
             <w:r>
-              <w:rPr>
-                <w:sz w:val="19"/>
-              </w:rPr>
-              <w:t>meta</w:t>
+              <w:t>isSunday(dateISO)</w:t>
             </w:r>
           </w:p>
         </w:tc>
         <w:tc>
           <w:tcPr>
-            <w:tcW w:type="dxa" w:w="1474"/>
+            <w:tcW w:type="dxa" w:w="4320"/>
           </w:tcPr>
           <w:p>
             <w:r/>
             <w:r>
-              <w:rPr>
-                <w:sz w:val="19"/>
-              </w:rPr>
-              <w:t>"ledgerSeeded"</w:t>
-            </w:r>
-          </w:p>
-        </w:tc>
-        <w:tc>
-          <w:tcPr>
-            <w:tcW w:type="dxa" w:w="2494"/>
-          </w:tcPr>
-          <w:p>
-            <w:r/>
-            <w:r>
-              <w:rPr>
-                <w:sz w:val="19"/>
-              </w:rPr>
-              <w:t>boolean</w:t>
-            </w:r>
-          </w:p>
-        </w:tc>
-        <w:tc>
-          <w:tcPr>
-            <w:tcW w:type="dxa" w:w="3515"/>
-          </w:tcPr>
-          <w:p>
-            <w:r/>
-            <w:r>
-              <w:rPr>
-                <w:sz w:val="19"/>
-              </w:rPr>
-              <w:t>Tracks whether data.json has ever been used to seed the ledger, so it is never re-seeded after a user empties their ledger</w:t>
+              <w:t>True if the given date falls on a Sunday</w:t>
             </w:r>
           </w:p>
         </w:tc>
@@ -1364,76 +1982,1968 @@
       <w:tr>
         <w:tc>
           <w:tcPr>
-            <w:tcW w:type="dxa" w:w="1701"/>
+            <w:tcW w:type="dxa" w:w="4320"/>
+          </w:tcPr>
+          <w:p>
+            <w:r/>
+            <w:r>
+              <w:t>addDaysISO(dateISO, delta)</w:t>
+            </w:r>
+          </w:p>
+        </w:tc>
+        <w:tc>
+          <w:tcPr>
+            <w:tcW w:type="dxa" w:w="4320"/>
+          </w:tcPr>
+          <w:p>
+            <w:r/>
+            <w:r>
+              <w:t>Adds/subtracts calendar days from an ISO date</w:t>
+            </w:r>
+          </w:p>
+        </w:tc>
+      </w:tr>
+      <w:tr>
+        <w:tc>
+          <w:tcPr>
+            <w:tcW w:type="dxa" w:w="4320"/>
+          </w:tcPr>
+          <w:p>
+            <w:r/>
+            <w:r>
+              <w:t>formatIndianNumber(n)</w:t>
+            </w:r>
+          </w:p>
+        </w:tc>
+        <w:tc>
+          <w:tcPr>
+            <w:tcW w:type="dxa" w:w="4320"/>
+          </w:tcPr>
+          <w:p>
+            <w:r/>
+            <w:r>
+              <w:t>Indian digit grouping (§8.1)</w:t>
+            </w:r>
+          </w:p>
+        </w:tc>
+      </w:tr>
+      <w:tr>
+        <w:tc>
+          <w:tcPr>
+            <w:tcW w:type="dxa" w:w="4320"/>
+          </w:tcPr>
+          <w:p>
+            <w:r/>
+            <w:r>
+              <w:t>escapeHTML(str)</w:t>
+            </w:r>
+          </w:p>
+        </w:tc>
+        <w:tc>
+          <w:tcPr>
+            <w:tcW w:type="dxa" w:w="4320"/>
+          </w:tcPr>
+          <w:p>
+            <w:r/>
+            <w:r>
+              <w:t>Escapes text before inserting into innerHTML</w:t>
+            </w:r>
+          </w:p>
+        </w:tc>
+      </w:tr>
+    </w:tbl>
+    <w:p>
+      <w:pPr>
+        <w:pStyle w:val="Heading3"/>
+      </w:pPr>
+      <w:r>
+        <w:t>Ledger aggregation</w:t>
+      </w:r>
+    </w:p>
+    <w:tbl>
+      <w:tblPr>
+        <w:tblStyle w:val="TableGrid"/>
+        <w:tblW w:type="auto" w:w="0"/>
+        <w:tblLook w:firstColumn="1" w:firstRow="1" w:lastColumn="0" w:lastRow="0" w:noHBand="0" w:noVBand="1" w:val="04A0"/>
+      </w:tblPr>
+      <w:tblGrid>
+        <w:gridCol w:w="4320"/>
+        <w:gridCol w:w="4320"/>
+      </w:tblGrid>
+      <w:tr>
+        <w:tc>
+          <w:tcPr>
+            <w:tcW w:type="dxa" w:w="4320"/>
           </w:tcPr>
           <w:p>
             <w:r/>
             <w:r>
               <w:rPr>
-                <w:sz w:val="19"/>
+                <w:b/>
               </w:rPr>
-              <w:t>sankalpa</w:t>
+              <w:t>Function</w:t>
             </w:r>
           </w:p>
         </w:tc>
         <w:tc>
           <w:tcPr>
-            <w:tcW w:type="dxa" w:w="1474"/>
+            <w:tcW w:type="dxa" w:w="4320"/>
           </w:tcPr>
           <w:p>
             <w:r/>
             <w:r>
               <w:rPr>
-                <w:sz w:val="19"/>
+                <w:b/>
               </w:rPr>
-              <w:t>"primary"</w:t>
+              <w:t>Purpose</w:t>
+            </w:r>
+          </w:p>
+        </w:tc>
+      </w:tr>
+      <w:tr>
+        <w:tc>
+          <w:tcPr>
+            <w:tcW w:type="dxa" w:w="4320"/>
+          </w:tcPr>
+          <w:p>
+            <w:r/>
+            <w:r>
+              <w:t>getCumulativeJaapUpTo(dateISO)</w:t>
             </w:r>
           </w:p>
         </w:tc>
         <w:tc>
           <w:tcPr>
-            <w:tcW w:type="dxa" w:w="2494"/>
+            <w:tcW w:type="dxa" w:w="4320"/>
+          </w:tcPr>
+          <w:p>
+            <w:r/>
+            <w:r>
+              <w:t>Sum of jaap for all entries on/before a date</w:t>
+            </w:r>
+          </w:p>
+        </w:tc>
+      </w:tr>
+      <w:tr>
+        <w:tc>
+          <w:tcPr>
+            <w:tcW w:type="dxa" w:w="4320"/>
+          </w:tcPr>
+          <w:p>
+            <w:r/>
+            <w:r>
+              <w:t>getCumulativeTotal()</w:t>
+            </w:r>
+          </w:p>
+        </w:tc>
+        <w:tc>
+          <w:tcPr>
+            <w:tcW w:type="dxa" w:w="4320"/>
+          </w:tcPr>
+          <w:p>
+            <w:r/>
+            <w:r>
+              <w:t>Lifetime total across the whole ledger</w:t>
+            </w:r>
+          </w:p>
+        </w:tc>
+      </w:tr>
+      <w:tr>
+        <w:tc>
+          <w:tcPr>
+            <w:tcW w:type="dxa" w:w="4320"/>
+          </w:tcPr>
+          <w:p>
+            <w:r/>
+            <w:r>
+              <w:t>getYearlyTotals()</w:t>
+            </w:r>
+          </w:p>
+        </w:tc>
+        <w:tc>
+          <w:tcPr>
+            <w:tcW w:type="dxa" w:w="4320"/>
+          </w:tcPr>
+          <w:p>
+            <w:r/>
+            <w:r>
+              <w:t>Map of year → total jaap for that year</w:t>
+            </w:r>
+          </w:p>
+        </w:tc>
+      </w:tr>
+      <w:tr>
+        <w:tc>
+          <w:tcPr>
+            <w:tcW w:type="dxa" w:w="4320"/>
+          </w:tcPr>
+          <w:p>
+            <w:r/>
+            <w:r>
+              <w:t>groupEntriesByYear(entries)</w:t>
+            </w:r>
+          </w:p>
+        </w:tc>
+        <w:tc>
+          <w:tcPr>
+            <w:tcW w:type="dxa" w:w="4320"/>
+          </w:tcPr>
+          <w:p>
+            <w:r/>
+            <w:r>
+              <w:t>Groups + sorts entries into a year → entries[] map, descending</w:t>
+            </w:r>
+          </w:p>
+        </w:tc>
+      </w:tr>
+      <w:tr>
+        <w:tc>
+          <w:tcPr>
+            <w:tcW w:type="dxa" w:w="4320"/>
+          </w:tcPr>
+          <w:p>
+            <w:r/>
+            <w:r>
+              <w:t>ensureTodayEntryExists()</w:t>
+            </w:r>
+          </w:p>
+        </w:tc>
+        <w:tc>
+          <w:tcPr>
+            <w:tcW w:type="dxa" w:w="4320"/>
+          </w:tcPr>
+          <w:p>
+            <w:r/>
+            <w:r>
+              <w:t>Creates an in-memory (unsaved) placeholder entry for today if missing</w:t>
+            </w:r>
+          </w:p>
+        </w:tc>
+      </w:tr>
+      <w:tr>
+        <w:tc>
+          <w:tcPr>
+            <w:tcW w:type="dxa" w:w="4320"/>
+          </w:tcPr>
+          <w:p>
+            <w:r/>
+            <w:r>
+              <w:t>ensureRecentEntriesExist(days)</w:t>
+            </w:r>
+          </w:p>
+        </w:tc>
+        <w:tc>
+          <w:tcPr>
+            <w:tcW w:type="dxa" w:w="4320"/>
+          </w:tcPr>
+          <w:p>
+            <w:r/>
+            <w:r>
+              <w:t>Backfills null placeholder entries for the last N days</w:t>
+            </w:r>
+          </w:p>
+        </w:tc>
+      </w:tr>
+      <w:tr>
+        <w:tc>
+          <w:tcPr>
+            <w:tcW w:type="dxa" w:w="4320"/>
+          </w:tcPr>
+          <w:p>
+            <w:r/>
+            <w:r>
+              <w:t>isEditableEntry(dateISO) / isWithinLastNDays(dateISO, days)</w:t>
+            </w:r>
+          </w:p>
+        </w:tc>
+        <w:tc>
+          <w:tcPr>
+            <w:tcW w:type="dxa" w:w="4320"/>
+          </w:tcPr>
+          <w:p>
+            <w:r/>
+            <w:r>
+              <w:t>7-day editable-window checks</w:t>
+            </w:r>
+          </w:p>
+        </w:tc>
+      </w:tr>
+    </w:tbl>
+    <w:p>
+      <w:pPr>
+        <w:pStyle w:val="Heading3"/>
+      </w:pPr>
+      <w:r>
+        <w:t>Milestones &amp; predictions (§8.3)</w:t>
+      </w:r>
+    </w:p>
+    <w:tbl>
+      <w:tblPr>
+        <w:tblStyle w:val="TableGrid"/>
+        <w:tblW w:type="auto" w:w="0"/>
+        <w:tblLook w:firstColumn="1" w:firstRow="1" w:lastColumn="0" w:lastRow="0" w:noHBand="0" w:noVBand="1" w:val="04A0"/>
+      </w:tblPr>
+      <w:tblGrid>
+        <w:gridCol w:w="4320"/>
+        <w:gridCol w:w="4320"/>
+      </w:tblGrid>
+      <w:tr>
+        <w:tc>
+          <w:tcPr>
+            <w:tcW w:type="dxa" w:w="4320"/>
           </w:tcPr>
           <w:p>
             <w:r/>
             <w:r>
               <w:rPr>
-                <w:sz w:val="19"/>
+                <w:b/>
               </w:rPr>
-              <w:t>Sankalpa record</w:t>
+              <w:t>Function</w:t>
             </w:r>
           </w:p>
         </w:tc>
         <w:tc>
           <w:tcPr>
-            <w:tcW w:type="dxa" w:w="3515"/>
+            <w:tcW w:type="dxa" w:w="4320"/>
           </w:tcPr>
           <w:p>
             <w:r/>
             <w:r>
               <w:rPr>
-                <w:sz w:val="19"/>
+                <w:b/>
               </w:rPr>
-              <w:t>The single Sankalpa record (see §4.2)</w:t>
+              <w:t>Purpose</w:t>
+            </w:r>
+          </w:p>
+        </w:tc>
+      </w:tr>
+      <w:tr>
+        <w:tc>
+          <w:tcPr>
+            <w:tcW w:type="dxa" w:w="4320"/>
+          </w:tcPr>
+          <w:p>
+            <w:r/>
+            <w:r>
+              <w:t>getCroreMilestone(dateISO)</w:t>
+            </w:r>
+          </w:p>
+        </w:tc>
+        <w:tc>
+          <w:tcPr>
+            <w:tcW w:type="dxa" w:w="4320"/>
+          </w:tcPr>
+          <w:p>
+            <w:r/>
+            <w:r>
+              <w:t>Returns the Crore number if this specific date's entry crosses a boundary, else null</w:t>
+            </w:r>
+          </w:p>
+        </w:tc>
+      </w:tr>
+      <w:tr>
+        <w:tc>
+          <w:tcPr>
+            <w:tcW w:type="dxa" w:w="4320"/>
+          </w:tcPr>
+          <w:p>
+            <w:r/>
+            <w:r>
+              <w:t>getCurrentMilestone(total)</w:t>
+            </w:r>
+          </w:p>
+        </w:tc>
+        <w:tc>
+          <w:tcPr>
+            <w:tcW w:type="dxa" w:w="4320"/>
+          </w:tcPr>
+          <w:p>
+            <w:r/>
+            <w:r>
+              <w:t>Crore bracket currently in progress</w:t>
+            </w:r>
+          </w:p>
+        </w:tc>
+      </w:tr>
+      <w:tr>
+        <w:tc>
+          <w:tcPr>
+            <w:tcW w:type="dxa" w:w="4320"/>
+          </w:tcPr>
+          <w:p>
+            <w:r/>
+            <w:r>
+              <w:t>getMilestoneProgress(total)</w:t>
+            </w:r>
+          </w:p>
+        </w:tc>
+        <w:tc>
+          <w:tcPr>
+            <w:tcW w:type="dxa" w:w="4320"/>
+          </w:tcPr>
+          <w:p>
+            <w:r/>
+            <w:r>
+              <w:t>In-bracket percentage (0–100)</w:t>
+            </w:r>
+          </w:p>
+        </w:tc>
+      </w:tr>
+      <w:tr>
+        <w:tc>
+          <w:tcPr>
+            <w:tcW w:type="dxa" w:w="4320"/>
+          </w:tcPr>
+          <w:p>
+            <w:r/>
+            <w:r>
+              <w:t>getMilestoneHistory(entries)</w:t>
+            </w:r>
+          </w:p>
+        </w:tc>
+        <w:tc>
+          <w:tcPr>
+            <w:tcW w:type="dxa" w:w="4320"/>
+          </w:tcPr>
+          <w:p>
+            <w:r/>
+            <w:r>
+              <w:t>Every Crore boundary crossed, with date and days-since-previous</w:t>
+            </w:r>
+          </w:p>
+        </w:tc>
+      </w:tr>
+      <w:tr>
+        <w:tc>
+          <w:tcPr>
+            <w:tcW w:type="dxa" w:w="4320"/>
+          </w:tcPr>
+          <w:p>
+            <w:r/>
+            <w:r>
+              <w:t>sumJaapInRange / projectMilestoneFromPace</w:t>
+            </w:r>
+          </w:p>
+        </w:tc>
+        <w:tc>
+          <w:tcPr>
+            <w:tcW w:type="dxa" w:w="4320"/>
+          </w:tcPr>
+          <w:p>
+            <w:r/>
+            <w:r>
+              <w:t>Shared helpers for the two prediction functions</w:t>
+            </w:r>
+          </w:p>
+        </w:tc>
+      </w:tr>
+      <w:tr>
+        <w:tc>
+          <w:tcPr>
+            <w:tcW w:type="dxa" w:w="4320"/>
+          </w:tcPr>
+          <w:p>
+            <w:r/>
+            <w:r>
+              <w:t>predictNextMilestone(entries)</w:t>
+            </w:r>
+          </w:p>
+        </w:tc>
+        <w:tc>
+          <w:tcPr>
+            <w:tcW w:type="dxa" w:w="4320"/>
+          </w:tcPr>
+          <w:p>
+            <w:r/>
+            <w:r>
+              <w:t>30-day pace prediction</w:t>
+            </w:r>
+          </w:p>
+        </w:tc>
+      </w:tr>
+      <w:tr>
+        <w:tc>
+          <w:tcPr>
+            <w:tcW w:type="dxa" w:w="4320"/>
+          </w:tcPr>
+          <w:p>
+            <w:r/>
+            <w:r>
+              <w:t>predictNextMilestoneYTD(entries)</w:t>
+            </w:r>
+          </w:p>
+        </w:tc>
+        <w:tc>
+          <w:tcPr>
+            <w:tcW w:type="dxa" w:w="4320"/>
+          </w:tcPr>
+          <w:p>
+            <w:r/>
+            <w:r>
+              <w:t>Year-to-date pace prediction</w:t>
             </w:r>
           </w:p>
         </w:tc>
       </w:tr>
     </w:tbl>
-    <w:p/>
     <w:p>
       <w:pPr>
-        <w:pStyle w:val="Heading2"/>
-      </w:pPr>
-      <w:r>
-        <w:t>5.1 localStorage</w:t>
+        <w:pStyle w:val="Heading3"/>
+      </w:pPr>
+      <w:r>
+        <w:t>Sparkline (§7.4 / §8.2)</w:t>
       </w:r>
     </w:p>
     <w:tbl>
       <w:tblPr>
         <w:tblStyle w:val="TableGrid"/>
         <w:tblW w:type="auto" w:w="0"/>
-        <w:jc w:val="left"/>
+        <w:tblLook w:firstColumn="1" w:firstRow="1" w:lastColumn="0" w:lastRow="0" w:noHBand="0" w:noVBand="1" w:val="04A0"/>
+      </w:tblPr>
+      <w:tblGrid>
+        <w:gridCol w:w="4320"/>
+        <w:gridCol w:w="4320"/>
+      </w:tblGrid>
+      <w:tr>
+        <w:tc>
+          <w:tcPr>
+            <w:tcW w:type="dxa" w:w="4320"/>
+          </w:tcPr>
+          <w:p>
+            <w:r/>
+            <w:r>
+              <w:rPr>
+                <w:b/>
+              </w:rPr>
+              <w:t>Function</w:t>
+            </w:r>
+          </w:p>
+        </w:tc>
+        <w:tc>
+          <w:tcPr>
+            <w:tcW w:type="dxa" w:w="4320"/>
+          </w:tcPr>
+          <w:p>
+            <w:r/>
+            <w:r>
+              <w:rPr>
+                <w:b/>
+              </w:rPr>
+              <w:t>Purpose</w:t>
+            </w:r>
+          </w:p>
+        </w:tc>
+      </w:tr>
+      <w:tr>
+        <w:tc>
+          <w:tcPr>
+            <w:tcW w:type="dxa" w:w="4320"/>
+          </w:tcPr>
+          <w:p>
+            <w:r/>
+            <w:r>
+              <w:t>buildDateJaapMap(entries)</w:t>
+            </w:r>
+          </w:p>
+        </w:tc>
+        <w:tc>
+          <w:tcPr>
+            <w:tcW w:type="dxa" w:w="4320"/>
+          </w:tcPr>
+          <w:p>
+            <w:r/>
+            <w:r>
+              <w:t>date → jaap lookup Map (built once per Ledger List render)</w:t>
+            </w:r>
+          </w:p>
+        </w:tc>
+      </w:tr>
+      <w:tr>
+        <w:tc>
+          <w:tcPr>
+            <w:tcW w:type="dxa" w:w="4320"/>
+          </w:tcPr>
+          <w:p>
+            <w:r/>
+            <w:r>
+              <w:t>getRollingWindowFromMap(map, targetDate)</w:t>
+            </w:r>
+          </w:p>
+        </w:tc>
+        <w:tc>
+          <w:tcPr>
+            <w:tcW w:type="dxa" w:w="4320"/>
+          </w:tcPr>
+          <w:p>
+            <w:r/>
+            <w:r>
+              <w:t>Production path: 7-day window lookup against a precomputed map</w:t>
+            </w:r>
+          </w:p>
+        </w:tc>
+      </w:tr>
+      <w:tr>
+        <w:tc>
+          <w:tcPr>
+            <w:tcW w:type="dxa" w:w="4320"/>
+          </w:tcPr>
+          <w:p>
+            <w:r/>
+            <w:r>
+              <w:t>getRollingWindow(allEntries, targetDate)</w:t>
+            </w:r>
+          </w:p>
+        </w:tc>
+        <w:tc>
+          <w:tcPr>
+            <w:tcW w:type="dxa" w:w="4320"/>
+          </w:tcPr>
+          <w:p>
+            <w:r/>
+            <w:r>
+              <w:t>Pure/testable wrapper matching the spec API; builds its own map (unused in the render path itself)</w:t>
+            </w:r>
+          </w:p>
+        </w:tc>
+      </w:tr>
+      <w:tr>
+        <w:tc>
+          <w:tcPr>
+            <w:tcW w:type="dxa" w:w="4320"/>
+          </w:tcPr>
+          <w:p>
+            <w:r/>
+            <w:r>
+              <w:t>renderSparklineSVG(points)</w:t>
+            </w:r>
+          </w:p>
+        </w:tc>
+        <w:tc>
+          <w:tcPr>
+            <w:tcW w:type="dxa" w:w="4320"/>
+          </w:tcPr>
+          <w:p>
+            <w:r/>
+            <w:r>
+              <w:t>Emits the sparkline SVG markup</w:t>
+            </w:r>
+          </w:p>
+        </w:tc>
+      </w:tr>
+    </w:tbl>
+    <w:p>
+      <w:pPr>
+        <w:pStyle w:val="Heading3"/>
+      </w:pPr>
+      <w:r>
+        <w:t>Mala View (§7.7 / §8.4)</w:t>
+      </w:r>
+    </w:p>
+    <w:tbl>
+      <w:tblPr>
+        <w:tblStyle w:val="TableGrid"/>
+        <w:tblW w:type="auto" w:w="0"/>
+        <w:tblLook w:firstColumn="1" w:firstRow="1" w:lastColumn="0" w:lastRow="0" w:noHBand="0" w:noVBand="1" w:val="04A0"/>
+      </w:tblPr>
+      <w:tblGrid>
+        <w:gridCol w:w="4320"/>
+        <w:gridCol w:w="4320"/>
+      </w:tblGrid>
+      <w:tr>
+        <w:tc>
+          <w:tcPr>
+            <w:tcW w:type="dxa" w:w="4320"/>
+          </w:tcPr>
+          <w:p>
+            <w:r/>
+            <w:r>
+              <w:rPr>
+                <w:b/>
+              </w:rPr>
+              <w:t>Function</w:t>
+            </w:r>
+          </w:p>
+        </w:tc>
+        <w:tc>
+          <w:tcPr>
+            <w:tcW w:type="dxa" w:w="4320"/>
+          </w:tcPr>
+          <w:p>
+            <w:r/>
+            <w:r>
+              <w:rPr>
+                <w:b/>
+              </w:rPr>
+              <w:t>Purpose</w:t>
+            </w:r>
+          </w:p>
+        </w:tc>
+      </w:tr>
+      <w:tr>
+        <w:tc>
+          <w:tcPr>
+            <w:tcW w:type="dxa" w:w="4320"/>
+          </w:tcPr>
+          <w:p>
+            <w:r/>
+            <w:r>
+              <w:t>jaapToMala / malaToJaap / formatAsMala</w:t>
+            </w:r>
+          </w:p>
+        </w:tc>
+        <w:tc>
+          <w:tcPr>
+            <w:tcW w:type="dxa" w:w="4320"/>
+          </w:tcPr>
+          <w:p>
+            <w:r/>
+            <w:r>
+              <w:t>Unit conversion + display formatting</w:t>
+            </w:r>
+          </w:p>
+        </w:tc>
+      </w:tr>
+      <w:tr>
+        <w:tc>
+          <w:tcPr>
+            <w:tcW w:type="dxa" w:w="4320"/>
+          </w:tcPr>
+          <w:p>
+            <w:r/>
+            <w:r>
+              <w:t>renderJaapInputField(entry, opts)</w:t>
+            </w:r>
+          </w:p>
+        </w:tc>
+        <w:tc>
+          <w:tcPr>
+            <w:tcW w:type="dxa" w:w="4320"/>
+          </w:tcPr>
+          <w:p>
+            <w:r/>
+            <w:r>
+              <w:t>Shared jaap/mala input markup for Today Card + editable rows</w:t>
+            </w:r>
+          </w:p>
+        </w:tc>
+      </w:tr>
+      <w:tr>
+        <w:tc>
+          <w:tcPr>
+            <w:tcW w:type="dxa" w:w="4320"/>
+          </w:tcPr>
+          <w:p>
+            <w:r/>
+            <w:r>
+              <w:t>computeJaapFromInput(rawValue, originalJaap)</w:t>
+            </w:r>
+          </w:p>
+        </w:tc>
+        <w:tc>
+          <w:tcPr>
+            <w:tcW w:type="dxa" w:w="4320"/>
+          </w:tcPr>
+          <w:p>
+            <w:r/>
+            <w:r>
+              <w:t>Converts saved input back to jaap, applying the precision guard</w:t>
+            </w:r>
+          </w:p>
+        </w:tc>
+      </w:tr>
+      <w:tr>
+        <w:tc>
+          <w:tcPr>
+            <w:tcW w:type="dxa" w:w="4320"/>
+          </w:tcPr>
+          <w:p>
+            <w:r/>
+            <w:r>
+              <w:t>updateMalaToggleButton()</w:t>
+            </w:r>
+          </w:p>
+        </w:tc>
+        <w:tc>
+          <w:tcPr>
+            <w:tcW w:type="dxa" w:w="4320"/>
+          </w:tcPr>
+          <w:p>
+            <w:r/>
+            <w:r>
+              <w:t>Syncs the toggle's checked state and the icon-dimming wrapper class</w:t>
+            </w:r>
+          </w:p>
+        </w:tc>
+      </w:tr>
+    </w:tbl>
+    <w:p>
+      <w:pPr>
+        <w:pStyle w:val="Heading3"/>
+      </w:pPr>
+      <w:r>
+        <w:t>Storage (§5)</w:t>
+      </w:r>
+    </w:p>
+    <w:tbl>
+      <w:tblPr>
+        <w:tblStyle w:val="TableGrid"/>
+        <w:tblW w:type="auto" w:w="0"/>
+        <w:tblLook w:firstColumn="1" w:firstRow="1" w:lastColumn="0" w:lastRow="0" w:noHBand="0" w:noVBand="1" w:val="04A0"/>
+      </w:tblPr>
+      <w:tblGrid>
+        <w:gridCol w:w="4320"/>
+        <w:gridCol w:w="4320"/>
+      </w:tblGrid>
+      <w:tr>
+        <w:tc>
+          <w:tcPr>
+            <w:tcW w:type="dxa" w:w="4320"/>
+          </w:tcPr>
+          <w:p>
+            <w:r/>
+            <w:r>
+              <w:rPr>
+                <w:b/>
+              </w:rPr>
+              <w:t>Function</w:t>
+            </w:r>
+          </w:p>
+        </w:tc>
+        <w:tc>
+          <w:tcPr>
+            <w:tcW w:type="dxa" w:w="4320"/>
+          </w:tcPr>
+          <w:p>
+            <w:r/>
+            <w:r>
+              <w:rPr>
+                <w:b/>
+              </w:rPr>
+              <w:t>Purpose</w:t>
+            </w:r>
+          </w:p>
+        </w:tc>
+      </w:tr>
+      <w:tr>
+        <w:tc>
+          <w:tcPr>
+            <w:tcW w:type="dxa" w:w="4320"/>
+          </w:tcPr>
+          <w:p>
+            <w:r/>
+            <w:r>
+              <w:t>openDB()</w:t>
+            </w:r>
+          </w:p>
+        </w:tc>
+        <w:tc>
+          <w:tcPr>
+            <w:tcW w:type="dxa" w:w="4320"/>
+          </w:tcPr>
+          <w:p>
+            <w:r/>
+            <w:r>
+              <w:t>Opens/upgrades the IndexedDB database</w:t>
+            </w:r>
+          </w:p>
+        </w:tc>
+      </w:tr>
+      <w:tr>
+        <w:tc>
+          <w:tcPr>
+            <w:tcW w:type="dxa" w:w="4320"/>
+          </w:tcPr>
+          <w:p>
+            <w:r/>
+            <w:r>
+              <w:t>saveLedger(data) / loadLedgerFromDB()</w:t>
+            </w:r>
+          </w:p>
+        </w:tc>
+        <w:tc>
+          <w:tcPr>
+            <w:tcW w:type="dxa" w:w="4320"/>
+          </w:tcPr>
+          <w:p>
+            <w:r/>
+            <w:r>
+              <w:t>Live-store read/write</w:t>
+            </w:r>
+          </w:p>
+        </w:tc>
+      </w:tr>
+      <w:tr>
+        <w:tc>
+          <w:tcPr>
+            <w:tcW w:type="dxa" w:w="4320"/>
+          </w:tcPr>
+          <w:p>
+            <w:r/>
+            <w:r>
+              <w:t>saveAutomaticBackup(data) / loadLatestBackup() / restoreFromBackup()</w:t>
+            </w:r>
+          </w:p>
+        </w:tc>
+        <w:tc>
+          <w:tcPr>
+            <w:tcW w:type="dxa" w:w="4320"/>
+          </w:tcPr>
+          <w:p>
+            <w:r/>
+            <w:r>
+              <w:t>Backup store read/write/restore flow</w:t>
+            </w:r>
+          </w:p>
+        </w:tc>
+      </w:tr>
+      <w:tr>
+        <w:tc>
+          <w:tcPr>
+            <w:tcW w:type="dxa" w:w="4320"/>
+          </w:tcPr>
+          <w:p>
+            <w:r/>
+            <w:r>
+              <w:t>hasEverSeededLedger() / markLedgerSeeded()</w:t>
+            </w:r>
+          </w:p>
+        </w:tc>
+        <w:tc>
+          <w:tcPr>
+            <w:tcW w:type="dxa" w:w="4320"/>
+          </w:tcPr>
+          <w:p>
+            <w:r/>
+            <w:r>
+              <w:t>meta store: one-time data.json seeding guard</w:t>
+            </w:r>
+          </w:p>
+        </w:tc>
+      </w:tr>
+      <w:tr>
+        <w:tc>
+          <w:tcPr>
+            <w:tcW w:type="dxa" w:w="4320"/>
+          </w:tcPr>
+          <w:p>
+            <w:r/>
+            <w:r>
+              <w:t>getSankalpa() / saveSankalpa(record)</w:t>
+            </w:r>
+          </w:p>
+        </w:tc>
+        <w:tc>
+          <w:tcPr>
+            <w:tcW w:type="dxa" w:w="4320"/>
+          </w:tcPr>
+          <w:p>
+            <w:r/>
+            <w:r>
+              <w:t>sankalpa store read/upsert</w:t>
+            </w:r>
+          </w:p>
+        </w:tc>
+      </w:tr>
+    </w:tbl>
+    <w:p>
+      <w:pPr>
+        <w:pStyle w:val="Heading3"/>
+      </w:pPr>
+      <w:r>
+        <w:t>Rendering</w:t>
+      </w:r>
+    </w:p>
+    <w:tbl>
+      <w:tblPr>
+        <w:tblStyle w:val="TableGrid"/>
+        <w:tblW w:type="auto" w:w="0"/>
+        <w:tblLook w:firstColumn="1" w:firstRow="1" w:lastColumn="0" w:lastRow="0" w:noHBand="0" w:noVBand="1" w:val="04A0"/>
+      </w:tblPr>
+      <w:tblGrid>
+        <w:gridCol w:w="4320"/>
+        <w:gridCol w:w="4320"/>
+      </w:tblGrid>
+      <w:tr>
+        <w:tc>
+          <w:tcPr>
+            <w:tcW w:type="dxa" w:w="4320"/>
+          </w:tcPr>
+          <w:p>
+            <w:r/>
+            <w:r>
+              <w:rPr>
+                <w:b/>
+              </w:rPr>
+              <w:t>Function</w:t>
+            </w:r>
+          </w:p>
+        </w:tc>
+        <w:tc>
+          <w:tcPr>
+            <w:tcW w:type="dxa" w:w="4320"/>
+          </w:tcPr>
+          <w:p>
+            <w:r/>
+            <w:r>
+              <w:rPr>
+                <w:b/>
+              </w:rPr>
+              <w:t>Purpose</w:t>
+            </w:r>
+          </w:p>
+        </w:tc>
+      </w:tr>
+      <w:tr>
+        <w:tc>
+          <w:tcPr>
+            <w:tcW w:type="dxa" w:w="4320"/>
+          </w:tcPr>
+          <w:p>
+            <w:r/>
+            <w:r>
+              <w:t>renderToday()</w:t>
+            </w:r>
+          </w:p>
+        </w:tc>
+        <w:tc>
+          <w:tcPr>
+            <w:tcW w:type="dxa" w:w="4320"/>
+          </w:tcPr>
+          <w:p>
+            <w:r/>
+            <w:r>
+              <w:t>Single entry point: re-renders Today Card + Reflection Summary + Ledger List</w:t>
+            </w:r>
+          </w:p>
+        </w:tc>
+      </w:tr>
+      <w:tr>
+        <w:tc>
+          <w:tcPr>
+            <w:tcW w:type="dxa" w:w="4320"/>
+          </w:tcPr>
+          <w:p>
+            <w:r/>
+            <w:r>
+              <w:t>renderTodayCard(entry) / updateTodayEntry()</w:t>
+            </w:r>
+          </w:p>
+        </w:tc>
+        <w:tc>
+          <w:tcPr>
+            <w:tcW w:type="dxa" w:w="4320"/>
+          </w:tcPr>
+          <w:p>
+            <w:r/>
+            <w:r>
+              <w:t>Today Card render + save handler</w:t>
+            </w:r>
+          </w:p>
+        </w:tc>
+      </w:tr>
+      <w:tr>
+        <w:tc>
+          <w:tcPr>
+            <w:tcW w:type="dxa" w:w="4320"/>
+          </w:tcPr>
+          <w:p>
+            <w:r/>
+            <w:r>
+              <w:t>renderReflectionSummary()</w:t>
+            </w:r>
+          </w:p>
+        </w:tc>
+        <w:tc>
+          <w:tcPr>
+            <w:tcW w:type="dxa" w:w="4320"/>
+          </w:tcPr>
+          <w:p>
+            <w:r/>
+            <w:r>
+              <w:t>Reflection Card render (§7.2)</w:t>
+            </w:r>
+          </w:p>
+        </w:tc>
+      </w:tr>
+      <w:tr>
+        <w:tc>
+          <w:tcPr>
+            <w:tcW w:type="dxa" w:w="4320"/>
+          </w:tcPr>
+          <w:p>
+            <w:r/>
+            <w:r>
+              <w:t>renderLedgerList()</w:t>
+            </w:r>
+          </w:p>
+        </w:tc>
+        <w:tc>
+          <w:tcPr>
+            <w:tcW w:type="dxa" w:w="4320"/>
+          </w:tcPr>
+          <w:p>
+            <w:r/>
+            <w:r>
+              <w:t>Ledger List render, including year grouping and jump-to-year (§7.3)</w:t>
+            </w:r>
+          </w:p>
+        </w:tc>
+      </w:tr>
+      <w:tr>
+        <w:tc>
+          <w:tcPr>
+            <w:tcW w:type="dxa" w:w="4320"/>
+          </w:tcPr>
+          <w:p>
+            <w:r/>
+            <w:r>
+              <w:t>renderSankalpaPage() / openSankalpaPage() / closeSankalpaPage()</w:t>
+            </w:r>
+          </w:p>
+        </w:tc>
+        <w:tc>
+          <w:tcPr>
+            <w:tcW w:type="dxa" w:w="4320"/>
+          </w:tcPr>
+          <w:p>
+            <w:r/>
+            <w:r>
+              <w:t>Sankalpa full-screen page (§7.6)</w:t>
+            </w:r>
+          </w:p>
+        </w:tc>
+      </w:tr>
+      <w:tr>
+        <w:tc>
+          <w:tcPr>
+            <w:tcW w:type="dxa" w:w="4320"/>
+          </w:tcPr>
+          <w:p>
+            <w:r/>
+            <w:r>
+              <w:t>showToast(message)</w:t>
+            </w:r>
+          </w:p>
+        </w:tc>
+        <w:tc>
+          <w:tcPr>
+            <w:tcW w:type="dxa" w:w="4320"/>
+          </w:tcPr>
+          <w:p>
+            <w:r/>
+            <w:r>
+              <w:t>Transient confirmation/error toast</w:t>
+            </w:r>
+          </w:p>
+        </w:tc>
+      </w:tr>
+    </w:tbl>
+    <w:p>
+      <w:pPr>
+        <w:pStyle w:val="Heading3"/>
+      </w:pPr>
+      <w:r>
+        <w:t>Background Theme (§7.11)</w:t>
+      </w:r>
+    </w:p>
+    <w:tbl>
+      <w:tblPr>
+        <w:tblStyle w:val="TableGrid"/>
+        <w:tblW w:type="auto" w:w="0"/>
+        <w:tblLook w:firstColumn="1" w:firstRow="1" w:lastColumn="0" w:lastRow="0" w:noHBand="0" w:noVBand="1" w:val="04A0"/>
+      </w:tblPr>
+      <w:tblGrid>
+        <w:gridCol w:w="4320"/>
+        <w:gridCol w:w="4320"/>
+      </w:tblGrid>
+      <w:tr>
+        <w:tc>
+          <w:tcPr>
+            <w:tcW w:type="dxa" w:w="4320"/>
+          </w:tcPr>
+          <w:p>
+            <w:r/>
+            <w:r>
+              <w:rPr>
+                <w:b/>
+              </w:rPr>
+              <w:t>Function</w:t>
+            </w:r>
+          </w:p>
+        </w:tc>
+        <w:tc>
+          <w:tcPr>
+            <w:tcW w:type="dxa" w:w="4320"/>
+          </w:tcPr>
+          <w:p>
+            <w:r/>
+            <w:r>
+              <w:rPr>
+                <w:b/>
+              </w:rPr>
+              <w:t>Purpose</w:t>
+            </w:r>
+          </w:p>
+        </w:tc>
+      </w:tr>
+      <w:tr>
+        <w:tc>
+          <w:tcPr>
+            <w:tcW w:type="dxa" w:w="4320"/>
+          </w:tcPr>
+          <w:p>
+            <w:r/>
+            <w:r>
+              <w:t>updateBackgroundSwatchButtons()</w:t>
+            </w:r>
+          </w:p>
+        </w:tc>
+        <w:tc>
+          <w:tcPr>
+            <w:tcW w:type="dxa" w:w="4320"/>
+          </w:tcPr>
+          <w:p>
+            <w:r/>
+            <w:r>
+              <w:t>Toggles the .active class on the currently-selected .background-swatch button in the Settings drawer</w:t>
+            </w:r>
+          </w:p>
+        </w:tc>
+      </w:tr>
+    </w:tbl>
+    <w:p>
+      <w:pPr>
+        <w:pStyle w:val="Heading3"/>
+      </w:pPr>
+      <w:r>
+        <w:t>Splash Screen rotation &amp; custom images (§7.10)</w:t>
+      </w:r>
+    </w:p>
+    <w:tbl>
+      <w:tblPr>
+        <w:tblStyle w:val="TableGrid"/>
+        <w:tblW w:type="auto" w:w="0"/>
+        <w:tblLook w:firstColumn="1" w:firstRow="1" w:lastColumn="0" w:lastRow="0" w:noHBand="0" w:noVBand="1" w:val="04A0"/>
+      </w:tblPr>
+      <w:tblGrid>
+        <w:gridCol w:w="4320"/>
+        <w:gridCol w:w="4320"/>
+      </w:tblGrid>
+      <w:tr>
+        <w:tc>
+          <w:tcPr>
+            <w:tcW w:type="dxa" w:w="4320"/>
+          </w:tcPr>
+          <w:p>
+            <w:r/>
+            <w:r>
+              <w:rPr>
+                <w:b/>
+              </w:rPr>
+              <w:t>Function</w:t>
+            </w:r>
+          </w:p>
+        </w:tc>
+        <w:tc>
+          <w:tcPr>
+            <w:tcW w:type="dxa" w:w="4320"/>
+          </w:tcPr>
+          <w:p>
+            <w:r/>
+            <w:r>
+              <w:rPr>
+                <w:b/>
+              </w:rPr>
+              <w:t>Purpose</w:t>
+            </w:r>
+          </w:p>
+        </w:tc>
+      </w:tr>
+      <w:tr>
+        <w:tc>
+          <w:tcPr>
+            <w:tcW w:type="dxa" w:w="4320"/>
+          </w:tcPr>
+          <w:p>
+            <w:r/>
+            <w:r>
+              <w:t>SPLASH_DEFAULT_IMAGE</w:t>
+            </w:r>
+          </w:p>
+        </w:tc>
+        <w:tc>
+          <w:tcPr>
+            <w:tcW w:type="dxa" w:w="4320"/>
+          </w:tcPr>
+          <w:p>
+            <w:r/>
+            <w:r>
+              <w:t>Constant describing the fixed, always-present Hanuman default (id, webp, png, alt) — not a slot, never stored</w:t>
+            </w:r>
+          </w:p>
+        </w:tc>
+      </w:tr>
+      <w:tr>
+        <w:tc>
+          <w:tcPr>
+            <w:tcW w:type="dxa" w:w="4320"/>
+          </w:tcPr>
+          <w:p>
+            <w:r/>
+            <w:r>
+              <w:t>resolveSplashCustomSlots()</w:t>
+            </w:r>
+          </w:p>
+        </w:tc>
+        <w:tc>
+          <w:tcPr>
+            <w:tcW w:type="dxa" w:w="4320"/>
+          </w:tcPr>
+          <w:p>
+            <w:r/>
+            <w:r>
+              <w:t>Reads the 4 splashImage:customN keys, returns [{filled, dataUrl}] — the single source of truth for both rotation and the Settings UI</w:t>
+            </w:r>
+          </w:p>
+        </w:tc>
+      </w:tr>
+      <w:tr>
+        <w:tc>
+          <w:tcPr>
+            <w:tcW w:type="dxa" w:w="4320"/>
+          </w:tcPr>
+          <w:p>
+            <w:r/>
+            <w:r>
+              <w:t>resolveSplashRotationPool()</w:t>
+            </w:r>
+          </w:p>
+        </w:tc>
+        <w:tc>
+          <w:tcPr>
+            <w:tcW w:type="dxa" w:w="4320"/>
+          </w:tcPr>
+          <w:p>
+            <w:r/>
+            <w:r>
+              <w:t>Returns [Hanuman, ...filled custom slots] — length 1 to 5</w:t>
+            </w:r>
+          </w:p>
+        </w:tc>
+      </w:tr>
+      <w:tr>
+        <w:tc>
+          <w:tcPr>
+            <w:tcW w:type="dxa" w:w="4320"/>
+          </w:tcPr>
+          <w:p>
+            <w:r/>
+            <w:r>
+              <w:t>chooseSplashImage() (IIFE, top of app.js)</w:t>
+            </w:r>
+          </w:p>
+        </w:tc>
+        <w:tc>
+          <w:tcPr>
+            <w:tcW w:type="dxa" w:w="4320"/>
+          </w:tcPr>
+          <w:p>
+            <w:r/>
+            <w:r>
+              <w:t>Runs synchronously before first paint; picks from the rotation pool excluding the previous open's image, sets #splash-source/#splash-img (clearing srcset for a custom pick), and persists the choice to lastSplashImage</w:t>
+            </w:r>
+          </w:p>
+        </w:tc>
+      </w:tr>
+      <w:tr>
+        <w:tc>
+          <w:tcPr>
+            <w:tcW w:type="dxa" w:w="4320"/>
+          </w:tcPr>
+          <w:p>
+            <w:r/>
+            <w:r>
+              <w:t>processSplashImage(file)</w:t>
+            </w:r>
+          </w:p>
+        </w:tc>
+        <w:tc>
+          <w:tcPr>
+            <w:tcW w:type="dxa" w:w="4320"/>
+          </w:tcPr>
+          <w:p>
+            <w:r/>
+            <w:r>
+              <w:t>Validate → downscale → encode upload pipeline: type/size/megapixel guards, createImageBitmap-based decode, canvas resize to a 900px long edge, WebP/JPEG encode with quality back-off (§7.10.1)</w:t>
+            </w:r>
+          </w:p>
+        </w:tc>
+      </w:tr>
+      <w:tr>
+        <w:tc>
+          <w:tcPr>
+            <w:tcW w:type="dxa" w:w="4320"/>
+          </w:tcPr>
+          <w:p>
+            <w:r/>
+            <w:r>
+              <w:t>setCustomSplashImage(slotIndex, dataUrl) / removeCustomSplashImage(slotIndex) / removeAllCustomSplashImages()</w:t>
+            </w:r>
+          </w:p>
+        </w:tc>
+        <w:tc>
+          <w:tcPr>
+            <w:tcW w:type="dxa" w:w="4320"/>
+          </w:tcPr>
+          <w:p>
+            <w:r/>
+            <w:r>
+              <w:t>Write/delete the localStorage data for one or all custom slots, with quota-error rollback on write</w:t>
+            </w:r>
+          </w:p>
+        </w:tc>
+      </w:tr>
+      <w:tr>
+        <w:tc>
+          <w:tcPr>
+            <w:tcW w:type="dxa" w:w="4320"/>
+          </w:tcPr>
+          <w:p>
+            <w:r/>
+            <w:r>
+              <w:t>renderSplashSlotUI()</w:t>
+            </w:r>
+          </w:p>
+        </w:tc>
+        <w:tc>
+          <w:tcPr>
+            <w:tcW w:type="dxa" w:w="4320"/>
+          </w:tcPr>
+          <w:p>
+            <w:r/>
+            <w:r>
+              <w:t>Renders the 5 Settings tiles: the locked Hanuman tile plus 4 empty/“+” or filled/thumbnail custom tiles, wiring upload and delete handlers</w:t>
+            </w:r>
+          </w:p>
+        </w:tc>
+      </w:tr>
+    </w:tbl>
+    <w:p>
+      <w:pPr>
+        <w:pStyle w:val="Heading3"/>
+      </w:pPr>
+      <w:r>
+        <w:t>Milestone Celebration &amp; Motion (§7.12)</w:t>
+      </w:r>
+    </w:p>
+    <w:tbl>
+      <w:tblPr>
+        <w:tblStyle w:val="TableGrid"/>
+        <w:tblW w:type="auto" w:w="0"/>
+        <w:tblLook w:firstColumn="1" w:firstRow="1" w:lastColumn="0" w:lastRow="0" w:noHBand="0" w:noVBand="1" w:val="04A0"/>
+      </w:tblPr>
+      <w:tblGrid>
+        <w:gridCol w:w="4320"/>
+        <w:gridCol w:w="4320"/>
+      </w:tblGrid>
+      <w:tr>
+        <w:tc>
+          <w:tcPr>
+            <w:tcW w:type="dxa" w:w="4320"/>
+          </w:tcPr>
+          <w:p>
+            <w:r/>
+            <w:r>
+              <w:rPr>
+                <w:b/>
+              </w:rPr>
+              <w:t>Function</w:t>
+            </w:r>
+          </w:p>
+        </w:tc>
+        <w:tc>
+          <w:tcPr>
+            <w:tcW w:type="dxa" w:w="4320"/>
+          </w:tcPr>
+          <w:p>
+            <w:r/>
+            <w:r>
+              <w:rPr>
+                <w:b/>
+              </w:rPr>
+              <w:t>Purpose</w:t>
+            </w:r>
+          </w:p>
+        </w:tc>
+      </w:tr>
+      <w:tr>
+        <w:tc>
+          <w:tcPr>
+            <w:tcW w:type="dxa" w:w="4320"/>
+          </w:tcPr>
+          <w:p>
+            <w:r/>
+            <w:r>
+              <w:t>celebrateMilestone()</w:t>
+            </w:r>
+          </w:p>
+        </w:tc>
+        <w:tc>
+          <w:tcPr>
+            <w:tcW w:type="dxa" w:w="4320"/>
+          </w:tcPr>
+          <w:p>
+            <w:r/>
+            <w:r>
+              <w:t>Builds the 96-petal page-wide falling-petal animation into #petal-overlay on a new Crore crossing (§7.12.1)</w:t>
+            </w:r>
+          </w:p>
+        </w:tc>
+      </w:tr>
+    </w:tbl>
+    <w:p>
+      <w:pPr>
+        <w:pStyle w:val="Heading1"/>
+      </w:pPr>
+      <w:r>
+        <w:t>10. Testing</w:t>
+      </w:r>
+    </w:p>
+    <w:p>
+      <w:r>
+        <w:t>The test suite lives under tests/ and is split into five Puppeteer-driven Node scripts (devDependency-only — none of this ships to the browser), all run against a locally served copy of the app (http://localhost:3333 by default): tests/test.js, tests/test-unit.js, tests/test-e2e.js, tests/test-redesign.js, and tests/test-splash-custom.js. 181 assertions pass across the full suite as of this revision.</w:t>
+      </w:r>
+    </w:p>
+    <w:p>
+      <w:pPr>
+        <w:pStyle w:val="Heading2"/>
+      </w:pPr>
+      <w:r>
+        <w:t>10.1 tests/test.js — structural smoke tests</w:t>
+      </w:r>
+    </w:p>
+    <w:p>
+      <w:r>
+        <w:t>Asserts against the rendered DOM. Coverage includes:</w:t>
+      </w:r>
+    </w:p>
+    <w:p>
+      <w:pPr>
+        <w:pStyle w:val="ListBullet"/>
+      </w:pPr>
+      <w:r>
+        <w:t>Core structure: heading, Today Card, Reflection Summary, and Ledger List all render non-empty.</w:t>
+      </w:r>
+    </w:p>
+    <w:p>
+      <w:pPr>
+        <w:pStyle w:val="ListBullet"/>
+      </w:pPr>
+      <w:r>
+        <w:t>Progress bar: track/fill exist, width is a valid percentage, label contains the expected ‘/’.</w:t>
+      </w:r>
+    </w:p>
+    <w:p>
+      <w:pPr>
+        <w:pStyle w:val="ListBullet"/>
+      </w:pPr>
+      <w:r>
+        <w:t>Jump-to-year: selector has year options; selecting the oldest year expands and scrolls to it.</w:t>
+      </w:r>
+    </w:p>
+    <w:p>
+      <w:pPr>
+        <w:pStyle w:val="ListBullet"/>
+      </w:pPr>
+      <w:r>
+        <w:t>Ledger rows: rows render; chevron click expands/collapses a row.</w:t>
+      </w:r>
+    </w:p>
+    <w:p>
+      <w:pPr>
+        <w:pStyle w:val="ListBullet"/>
+      </w:pPr>
+      <w:r>
+        <w:t>Locked entries: at least one row shows the 🔒 locked-note with the correct text.</w:t>
+      </w:r>
+    </w:p>
+    <w:p>
+      <w:pPr>
+        <w:pStyle w:val="ListBullet"/>
+      </w:pPr>
+      <w:r>
+        <w:t>Poornima keyword detection across all supported variants (English + Devanagari).</w:t>
+      </w:r>
+    </w:p>
+    <w:p>
+      <w:pPr>
+        <w:pStyle w:val="ListBullet"/>
+      </w:pPr>
+      <w:r>
+        <w:t>Date format matches “D MMM YYYY”.</w:t>
+      </w:r>
+    </w:p>
+    <w:p>
+      <w:pPr>
+        <w:pStyle w:val="ListBullet"/>
+      </w:pPr>
+      <w:r>
+        <w:t>Save flow: updating Today Card's jaap value shows a toast that later auto-dismisses.</w:t>
+      </w:r>
+    </w:p>
+    <w:p>
+      <w:pPr>
+        <w:pStyle w:val="ListBullet"/>
+      </w:pPr>
+      <w:r>
+        <w:t>No uncaught JS errors or console errors during the whole run.</w:t>
+      </w:r>
+    </w:p>
+    <w:p>
+      <w:pPr>
+        <w:pStyle w:val="Heading2"/>
+      </w:pPr>
+      <w:r>
+        <w:t>10.2 tests/test-unit.js — pure-logic unit tests</w:t>
+      </w:r>
+    </w:p>
+    <w:p>
+      <w:r>
+        <w:t>Calls global pure/near-pure logic functions directly (top-level function declarations in app.js attach to window in a plain &lt;script&gt;, so they're reachable via page.evaluate(() =&gt; fnName(...))). Coverage includes:</w:t>
+      </w:r>
+    </w:p>
+    <w:p>
+      <w:pPr>
+        <w:pStyle w:val="ListBullet"/>
+      </w:pPr>
+      <w:r>
+        <w:t>formatIndianNumber, jaapToMala/malaToJaap/formatAsMala, addDaysISO, isSunday, and escapeHTML, including null/undefined/negative-number edge cases.</w:t>
+      </w:r>
+    </w:p>
+    <w:p>
+      <w:pPr>
+        <w:pStyle w:val="ListBullet"/>
+      </w:pPr>
+      <w:r>
+        <w:t>Milestone math: getCurrentMilestone/getMilestoneProgress (including the exact-crore-multiple → 0% edge case), getMilestoneHistory (empty input, out-of-order entries, a single entry crossing multiple Crore brackets at once), sumJaapInRange (null-jaap exclusion, inclusive boundary dates), and projectMilestoneFromPace (falsy/negative pace → null).</w:t>
+      </w:r>
+    </w:p>
+    <w:p>
+      <w:pPr>
+        <w:pStyle w:val="ListBullet"/>
+      </w:pPr>
+      <w:r>
+        <w:t>Sparkline data helpers: buildDateJaapMap, getRollingWindow (missing days skipped rather than zero-filled, empty windows), and renderSparklineSVG (empty/single-point/all-equal-value inputs).</w:t>
+      </w:r>
+    </w:p>
+    <w:p>
+      <w:pPr>
+        <w:pStyle w:val="ListBullet"/>
+      </w:pPr>
+      <w:r>
+        <w:t>hasExplicitPoornima across English (case-insensitive) and Devanagari keyword variants, plus null/empty notes.</w:t>
+      </w:r>
+    </w:p>
+    <w:p>
+      <w:pPr>
+        <w:pStyle w:val="ListBullet"/>
+      </w:pPr>
+      <w:r>
+        <w:t>isWithinLastNDays / isEditableEntry at the exact 7-day boundary and for future dates.</w:t>
+      </w:r>
+    </w:p>
+    <w:p>
+      <w:pPr>
+        <w:pStyle w:val="ListBullet"/>
+      </w:pPr>
+      <w:r>
+        <w:t>computeJaapFromInput's precision guard — the most important case: an unchanged floored mala value with a legacy non-multiple-of-108 original jaap must preserve that original exactly, versus an actually-changed input recomputing normally. Mala View is toggled via the real #mala-toggle checkbox (not by injecting state directly) since malaViewEnabled is a module-scoped let and isn't reachable on window.</w:t>
+      </w:r>
+    </w:p>
+    <w:p>
+      <w:pPr>
+        <w:pStyle w:val="Heading2"/>
+      </w:pPr>
+      <w:r>
+        <w:t>10.3 tests/test-e2e.js — full user-flow E2E tests</w:t>
+      </w:r>
+    </w:p>
+    <w:p>
+      <w:r>
+        <w:t>Drives full user flows through the real UI, using a representative 390×844 phone viewport. Coverage includes:</w:t>
+      </w:r>
+    </w:p>
+    <w:p>
+      <w:pPr>
+        <w:pStyle w:val="ListBullet"/>
+      </w:pPr>
+      <w:r>
+        <w:t>Background theme: defaults to Mandala on first-ever load; clicking each Settings swatch (Alpana, Mandala, Jharokha) swaps the body class, persists to localStorage.backgroundChoice, and survives a reload; the splash screen never picks up the app's background theme (it always uses its own dedicated backdrop).</w:t>
+      </w:r>
+    </w:p>
+    <w:p>
+      <w:pPr>
+        <w:pStyle w:val="ListBullet"/>
+      </w:pPr>
+      <w:r>
+        <w:t>Splash deity image framing: the image is inset on all sides (a framed picture, not full-bleed), uses object-fit: contain, and the frame hugs the image's own aspect ratio with zero letterbox band.</w:t>
+      </w:r>
+    </w:p>
+    <w:p>
+      <w:pPr>
+        <w:pStyle w:val="ListBullet"/>
+      </w:pPr>
+      <w:r>
+        <w:t>Progress bar contrast: fill uses the deep maroon→gold gradient; track is no longer the old flat mid-gold.</w:t>
+      </w:r>
+    </w:p>
+    <w:p>
+      <w:pPr>
+        <w:pStyle w:val="ListBullet"/>
+      </w:pPr>
+      <w:r>
+        <w:t>Splash screen default: with no custom images configured, the splash always resolves to the Hanuman default (full rotation-with-customs coverage lives in test-splash-custom.js, §10.5).</w:t>
+      </w:r>
+    </w:p>
+    <w:p>
+      <w:pPr>
+        <w:pStyle w:val="ListBullet"/>
+      </w:pPr>
+      <w:r>
+        <w:t>Mala View toggle: switching it changes the Today Card input label and persists across reload.</w:t>
+      </w:r>
+    </w:p>
+    <w:p>
+      <w:pPr>
+        <w:pStyle w:val="ListBullet"/>
+      </w:pPr>
+      <w:r>
+        <w:t>Today Card update: entering a jaap value and saving shows the toast and updates the field.</w:t>
+      </w:r>
+    </w:p>
+    <w:p>
+      <w:pPr>
+        <w:pStyle w:val="ListBullet"/>
+      </w:pPr>
+      <w:r>
+        <w:t>Sankalpa: the establish flow (button disabled until text is entered) and the rewrite flow (confirm() dialog handled via page.on('dialog', ...)), asserting the original establishment date is preserved after a rewrite.</w:t>
+      </w:r>
+    </w:p>
+    <w:p>
+      <w:pPr>
+        <w:pStyle w:val="ListBullet"/>
+      </w:pPr>
+      <w:r>
+        <w:t>Import/Export: export is verified by intercepting the Blob via a URL.createObjectURL override and parsing its JSON; import is driven via input.uploadFile() with a crafted fixture, asserting the ledger row count updates (accounting for the auto-created “today” entry).</w:t>
+      </w:r>
+    </w:p>
+    <w:p>
+      <w:pPr>
+        <w:pStyle w:val="ListBullet"/>
+      </w:pPr>
+      <w:r>
+        <w:t>Restore from Backup: verified both via the rendered ledger row count and by reading the ledger-backups IndexedDB object store directly (via page.evaluate(() =&gt; window.openDB())).</w:t>
+      </w:r>
+    </w:p>
+    <w:p>
+      <w:pPr>
+        <w:pStyle w:val="Heading2"/>
+      </w:pPr>
+      <w:r>
+        <w:t>10.4 tests/test-redesign.js — premium redesign</w:t>
+      </w:r>
+    </w:p>
+    <w:p>
+      <w:r>
+        <w:t>Confirms the Temple Gold &amp; Maroon design tokens are actually applied to real elements (not just present in the stylesheet), that ledger row geometry never overlaps under wide values, that the milestone celebration renders correctly for a Crore-crossing entry (96 petals, evenly split rose/marigold, independently randomized fall paths, pointer-events: none, no petals on a non-crossing save), that the splash entrance animation is wired up, and that motion polish (smooth scroll, animated row expand/collapse) is present — all without touching existing behavior, IDs, or data.</w:t>
+      </w:r>
+    </w:p>
+    <w:p>
+      <w:pPr>
+        <w:pStyle w:val="Heading2"/>
+      </w:pPr>
+      <w:r>
+        <w:t>10.5 tests/test-splash-custom.js — custom splash images</w:t>
+      </w:r>
+    </w:p>
+    <w:p>
+      <w:r>
+        <w:t>Covers the locked-Hanuman-plus-up-to-4-custom-slots model end to end:</w:t>
+      </w:r>
+    </w:p>
+    <w:p>
+      <w:pPr>
+        <w:pStyle w:val="ListBullet"/>
+      </w:pPr>
+      <w:r>
+        <w:t>No-op default: with zero custom images uploaded, the splash always resolves to Hanuman.</w:t>
+      </w:r>
+    </w:p>
+    <w:p>
+      <w:pPr>
+        <w:pStyle w:val="ListBullet"/>
+      </w:pPr>
+      <w:r>
+        <w:t>Upload pipeline: a landscape fixture uploaded into a custom slot is stored as a data URL image, capped at a 900px long edge, comfortably under the size budget, and preserves the original aspect ratio (no stretch/squish).</w:t>
+      </w:r>
+    </w:p>
+    <w:p>
+      <w:pPr>
+        <w:pStyle w:val="ListBullet"/>
+      </w:pPr>
+      <w:r>
+        <w:t>Locked default tile: rendered, and tapping it shows an informational toast without ever setting a pending upload slot.</w:t>
+      </w:r>
+    </w:p>
+    <w:p>
+      <w:pPr>
+        <w:pStyle w:val="ListBullet"/>
+      </w:pPr>
+      <w:r>
+        <w:t>Deletes: a single slot's ✕ badge removes just that image and reverts its tile to empty; “Remove All Custom Images” clears every slot in one tap and is a safe no-op when nothing is set.</w:t>
+      </w:r>
+    </w:p>
+    <w:p>
+      <w:pPr>
+        <w:pStyle w:val="ListBullet"/>
+      </w:pPr>
+      <w:r>
+        <w:t>Upload guards: a file over the 5MB cap and a non-image file are each rejected without changing slot state.</w:t>
+      </w:r>
+    </w:p>
+    <w:p>
+      <w:pPr>
+        <w:pStyle w:val="ListBullet"/>
+      </w:pPr>
+      <w:r>
+        <w:t>&lt;picture&gt; trap: after a custom slot is chosen, #splash-img's src is the data URL and #splash-source has no srcset attribute.</w:t>
+      </w:r>
+    </w:p>
+    <w:p>
+      <w:pPr>
+        <w:pStyle w:val="ListBullet"/>
+      </w:pPr>
+      <w:r>
+        <w:t>Adaptive frame: the rendered frame hugs a custom image's own aspect ratio letterbox-free, reusing the same measurement approach as test-e2e.js's deity-image framing assertions.</w:t>
+      </w:r>
+    </w:p>
+    <w:p>
+      <w:pPr>
+        <w:pStyle w:val="ListBullet"/>
+      </w:pPr>
+      <w:r>
+        <w:t>Corrupt-data resilience: a deliberately corrupted splashImage:customN value is excluded from the rotation pool rather than ever rendering broken, falling back toward Hanuman.</w:t>
+      </w:r>
+    </w:p>
+    <w:p>
+      <w:pPr>
+        <w:pStyle w:val="ListBullet"/>
+      </w:pPr>
+      <w:r>
+        <w:t>Rotation invariant: across repeated reloads with Hanuman plus two custom slots filled, no two consecutive opens repeat the same image, and every configured image appears across the sample.</w:t>
+      </w:r>
+    </w:p>
+    <w:p>
+      <w:pPr>
+        <w:pStyle w:val="ListBullet"/>
+      </w:pPr>
+      <w:r>
+        <w:t>No console errors across the whole run.</w:t>
+      </w:r>
+    </w:p>
+    <w:p>
+      <w:pPr>
+        <w:pStyle w:val="Heading2"/>
+      </w:pPr>
+      <w:r>
+        <w:t>10.6 Running the suite</w:t>
+      </w:r>
+    </w:p>
+    <w:p>
+      <w:r>
+        <w:t>Run the full suite with: npm test (equivalent to node tests/test.js &amp;&amp; node tests/test-unit.js &amp;&amp; node tests/test-e2e.js &amp;&amp; node tests/test-redesign.js &amp;&amp; node tests/test-splash-custom.js), against an app already being served (e.g. via python -m http.server 3333 in the project root). Each file can also be run individually, e.g. node tests/test-unit.js. There is no CI pipeline configured (no GitHub Actions or equivalent), so npm test must currently be run locally before pushing.</w:t>
+      </w:r>
+    </w:p>
+    <w:p>
+      <w:pPr>
+        <w:pStyle w:val="Heading1"/>
+      </w:pPr>
+      <w:r>
+        <w:t>11. Build, Run &amp; Deployment</w:t>
+      </w:r>
+    </w:p>
+    <w:p>
+      <w:pPr>
+        <w:pStyle w:val="Heading2"/>
+      </w:pPr>
+      <w:r>
+        <w:t>11.1 Local development</w:t>
+      </w:r>
+    </w:p>
+    <w:p>
+      <w:r>
+        <w:t>There is no build step. Because the app uses fetch() to load data.json and poornima.json, it must be served over HTTP (not opened via a file:// URL, which fetch() cannot read due to browser CORS restrictions on the file protocol).</w:t>
+      </w:r>
+    </w:p>
+    <w:p>
+      <w:r>
+        <w:rPr>
+          <w:rFonts w:ascii="Consolas" w:hAnsi="Consolas"/>
+          <w:sz w:val="18"/>
+        </w:rPr>
+        <w:t>cd jaap-ledger</w:t>
+      </w:r>
+      <w:r>
+        <w:br/>
+      </w:r>
+      <w:r>
+        <w:rPr>
+          <w:rFonts w:ascii="Consolas" w:hAnsi="Consolas"/>
+          <w:sz w:val="18"/>
+        </w:rPr>
+        <w:t>python -m http.server 3333</w:t>
+      </w:r>
+      <w:r>
+        <w:br/>
+      </w:r>
+      <w:r>
+        <w:rPr>
+          <w:rFonts w:ascii="Consolas" w:hAnsi="Consolas"/>
+          <w:sz w:val="18"/>
+        </w:rPr>
+        <w:t># open http://localhost:3333</w:t>
+      </w:r>
+    </w:p>
+    <w:p>
+      <w:r>
+        <w:t>To test on a phone on the same Wi-Fi network, open http://&lt;your-machine's-LAN-IP&gt;:3333 from the phone's browser. Note that localhost and the LAN IP are different origins, so IndexedDB/localStorage data is not shared between a desktop-browser session and a phone session against the same server.</w:t>
+      </w:r>
+    </w:p>
+    <w:p>
+      <w:pPr>
+        <w:pStyle w:val="Heading2"/>
+      </w:pPr>
+      <w:r>
+        <w:t>11.2 Deployment</w:t>
+      </w:r>
+    </w:p>
+    <w:p>
+      <w:r>
+        <w:t>The app is deployed as a static site via GitHub Pages, configured to deploy from the main branch root, serving directly at https://arijeetkundu.github.io/jaap-ledger/. Since it is a static PWA with only relative asset paths, no environment-specific configuration is required for deployment — pushing to main and letting Pages rebuild is sufficient.</w:t>
+      </w:r>
+    </w:p>
+    <w:p>
+      <w:pPr>
+        <w:pStyle w:val="Heading2"/>
+      </w:pPr>
+      <w:r>
+        <w:t>11.3 Dependencies</w:t>
+      </w:r>
+    </w:p>
+    <w:tbl>
+      <w:tblPr>
+        <w:tblStyle w:val="TableGrid"/>
+        <w:tblW w:type="auto" w:w="0"/>
         <w:tblLook w:firstColumn="1" w:firstRow="1" w:lastColumn="0" w:lastRow="0" w:noHBand="0" w:noVBand="1" w:val="04A0"/>
       </w:tblPr>
       <w:tblGrid>
@@ -1444,93 +3954,43 @@
       <w:tr>
         <w:tc>
           <w:tcPr>
-            <w:tcW w:type="dxa" w:w="2551"/>
-            <w:shd w:val="clear" w:color="auto" w:fill="F4ECD8"/>
+            <w:tcW w:type="dxa" w:w="2880"/>
           </w:tcPr>
           <w:p>
             <w:r/>
             <w:r>
               <w:rPr>
                 <w:b/>
-                <w:sz w:val="19"/>
               </w:rPr>
-              <w:t>Key</w:t>
+              <w:t>Package</w:t>
             </w:r>
           </w:p>
         </w:tc>
         <w:tc>
           <w:tcPr>
-            <w:tcW w:type="dxa" w:w="2268"/>
-            <w:shd w:val="clear" w:color="auto" w:fill="F4ECD8"/>
+            <w:tcW w:type="dxa" w:w="2880"/>
           </w:tcPr>
           <w:p>
             <w:r/>
             <w:r>
               <w:rPr>
                 <w:b/>
-                <w:sz w:val="19"/>
               </w:rPr>
-              <w:t>Value</w:t>
+              <w:t>Scope</w:t>
             </w:r>
           </w:p>
         </w:tc>
         <w:tc>
           <w:tcPr>
-            <w:tcW w:type="dxa" w:w="4252"/>
-            <w:shd w:val="clear" w:color="auto" w:fill="F4ECD8"/>
+            <w:tcW w:type="dxa" w:w="2880"/>
           </w:tcPr>
           <w:p>
             <w:r/>
             <w:r>
               <w:rPr>
                 <w:b/>
-                <w:sz w:val="19"/>
               </w:rPr>
               <w:t>Purpose</w:t>
-            </w:r>
-          </w:p>
-        </w:tc>
-      </w:tr>
-      <w:tr>
-        <w:tc>
-          <w:tcPr>
-            <w:tcW w:type="dxa" w:w="2551"/>
-          </w:tcPr>
-          <w:p>
-            <w:r/>
-            <w:r>
-              <w:rPr>
-                <w:sz w:val="19"/>
-              </w:rPr>
-              <w:t>malaViewEnabled</w:t>
-            </w:r>
-          </w:p>
-        </w:tc>
-        <w:tc>
-          <w:tcPr>
-            <w:tcW w:type="dxa" w:w="2268"/>
-          </w:tcPr>
-          <w:p>
-            <w:r/>
-            <w:r>
-              <w:rPr>
-                <w:sz w:val="19"/>
-              </w:rPr>
-              <w:t>"true" / "false"</w:t>
-            </w:r>
-          </w:p>
-        </w:tc>
-        <w:tc>
-          <w:tcPr>
-            <w:tcW w:type="dxa" w:w="4252"/>
-          </w:tcPr>
-          <w:p>
-            <w:r/>
-            <w:r>
-              <w:rPr>
-                <w:sz w:val="19"/>
-              </w:rPr>
-              <w:t>Persists the Mala View display toggle across sessions. Display preference only — never mutates stored ledger data.</w:t>
             </w:r>
           </w:p>
         </w:tc>
@@ -1541,8 +4001,9 @@
             <w:tcW w:type="dxa" w:w="2880"/>
           </w:tcPr>
           <w:p>
+            <w:r/>
             <w:r>
-              <w:t>backgroundChoice</w:t>
+              <w:t>puppeteer</w:t>
             </w:r>
           </w:p>
         </w:tc>
@@ -1551,8 +4012,9 @@
             <w:tcW w:type="dxa" w:w="2880"/>
           </w:tcPr>
           <w:p>
+            <w:r/>
             <w:r>
-              <w:t>"alpana" / "mandala"</w:t>
+              <w:t>devDependency</w:t>
             </w:r>
           </w:p>
         </w:tc>
@@ -1561,8 +4023,9 @@
             <w:tcW w:type="dxa" w:w="2880"/>
           </w:tcPr>
           <w:p>
+            <w:r/>
             <w:r>
-              <w:t>Persists the selected tiled background theme (§7.11). Display preference only — never mutates stored ledger data.</w:t>
+              <w:t>Headless-browser testing (all 5 test suites)</w:t>
             </w:r>
           </w:p>
         </w:tc>
@@ -1573,8 +4036,9 @@
             <w:tcW w:type="dxa" w:w="2880"/>
           </w:tcPr>
           <w:p>
+            <w:r/>
             <w:r>
-              <w:t>lastSplashImage</w:t>
+              <w:t>sharp</w:t>
             </w:r>
           </w:p>
         </w:tc>
@@ -1583,8 +4047,9 @@
             <w:tcW w:type="dxa" w:w="2880"/>
           </w:tcPr>
           <w:p>
+            <w:r/>
             <w:r>
-              <w:t>one of the 5 SPLASH_IMAGES ids</w:t>
+              <w:t>devDependency</w:t>
             </w:r>
           </w:p>
         </w:tc>
@@ -1593,972 +4058,103 @@
             <w:tcW w:type="dxa" w:w="2880"/>
           </w:tcPr>
           <w:p>
+            <w:r/>
             <w:r>
-              <w:t>Tracks which splash image was shown on the most recent app open, so the rotation (§7.10) never repeats the same image twice in a row.</w:t>
+              <w:t>Local image/icon processing during asset prep</w:t>
             </w:r>
           </w:p>
         </w:tc>
       </w:tr>
     </w:tbl>
-    <w:p/>
     <w:p>
       <w:r>
-        <w:t>Note: two legacy helper functions, loadFromLocalStorage() and saveToLocalStorage(), previously existed in app.js targeting a “jaap-ledger” localStorage key. They were unused dead code (superseded by IndexedDB) and have since been removed.</w:t>
+        <w:t>Neither package is imported by app.js or shipped to end users; the browser runtime has zero external dependencies.</w:t>
       </w:r>
     </w:p>
     <w:p>
       <w:pPr>
-        <w:pStyle w:val="Heading2"/>
-      </w:pPr>
-      <w:r>
-        <w:t>5.2 Persistence pattern</w:t>
+        <w:pStyle w:val="Heading1"/>
+      </w:pPr>
+      <w:r>
+        <w:t>12. Known Limitations &amp; Technical Debt</w:t>
       </w:r>
     </w:p>
     <w:p>
-      <w:r>
-        <w:t>Every write to the ledger (Today Card update, ledger row inline edit, import, restore) is followed immediately by saveLedger() and saveAutomaticBackup(), so the backup store is always at most one write behind the live store. On load, loadLedgerFromDB() tries the live store first, falls back to the latest backup if the live store is missing or malformed, and falls back to an empty ledger only as a last resort.</w:t>
+      <w:pPr>
+        <w:pStyle w:val="ListBullet"/>
+      </w:pPr>
+      <w:r>
+        <w:t>No service worker: the manifest declares a PWA, but there is no service worker registered, so there is no offline network-request caching — offline behavior relies entirely on the fact that practice data lives in IndexedDB (and preferences/custom images in localStorage), not on caching the app shell itself. A first load requires network access to fetch index.html/app.js/styles.css.</w:t>
       </w:r>
     </w:p>
     <w:p>
       <w:pPr>
-        <w:pStyle w:val="Heading1"/>
-      </w:pPr>
-      <w:r>
-        <w:t>6. Application Bootstrap</w:t>
+        <w:pStyle w:val="ListBullet"/>
+      </w:pPr>
+      <w:r>
+        <w:t>No module system: all app.js functions are global; there is no import/export boundary, so naming collisions are prevented only by convention, and the whole file must load and execute in order for the app to bootstrap correctly.</w:t>
       </w:r>
     </w:p>
     <w:p>
-      <w:r>
-        <w:t>On load, an async IIFE in app.js (initApp) runs the following sequence:</w:t>
+      <w:pPr>
+        <w:pStyle w:val="ListBullet"/>
+      </w:pPr>
+      <w:r>
+        <w:t>Unescaped notes rendering: the notes field is inserted into the DOM via innerHTML without HTML-escaping in the Ledger List and Today Card (unlike Sankalpa text, which is escaped). Since notes are entirely user-authored on a single-user, client-only app, this is a low-severity, self-XSS-only concern under the current data model.</w:t>
       </w:r>
     </w:p>
     <w:p>
       <w:pPr>
-        <w:pStyle w:val="ListNumber"/>
-      </w:pPr>
-      <w:r>
-        <w:t>Request persistent storage via navigator.storage.persist() (best-effort; logged, not enforced).</w:t>
+        <w:pStyle w:val="ListBullet"/>
+      </w:pPr>
+      <w:r>
+        <w:t>7-day editable window is hardcoded in two separate places (isEditableEntry() and updateTodayEntry()'s isWithinLastNDays(entry.date, 7) check) rather than a single shared constant.</w:t>
       </w:r>
     </w:p>
     <w:p>
       <w:pPr>
-        <w:pStyle w:val="ListNumber"/>
-      </w:pPr>
-      <w:r>
-        <w:t>Fetch poornima.json (optional static fallback for full-moon dates — the primary Poornima detection mechanism is now keyword-based, see §7.3).</w:t>
+        <w:pStyle w:val="ListBullet"/>
+      </w:pPr>
+      <w:r>
+        <w:t>No CI pipeline: npm test (5 suites) must currently be run locally before pushing — there is no GitHub Actions workflow or other CI wiring to run it automatically.</w:t>
       </w:r>
     </w:p>
     <w:p>
       <w:pPr>
-        <w:pStyle w:val="ListNumber"/>
-      </w:pPr>
-      <w:r>
-        <w:t>Call loadLedgerFromDB(): live store → latest backup → empty array.</w:t>
+        <w:pStyle w:val="ListBullet"/>
+      </w:pPr>
+      <w:r>
+        <w:t>todayISO is computed once at load and reused as a session-lifetime constant; a date rollover while the app is left open won't be picked up without a page reload.</w:t>
       </w:r>
     </w:p>
     <w:p>
       <w:pPr>
-        <w:pStyle w:val="ListNumber"/>
-      </w:pPr>
-      <w:r>
-        <w:rPr>
-          <w:b/>
-        </w:rPr>
-        <w:t xml:space="preserve">First-ever load only: </w:t>
-      </w:r>
-      <w:r>
-        <w:t>if the ledger is empty and it has never been seeded before (meta.ledgerSeeded is unset), fetch data.json and use it as the initial ledger. If the ledger was previously seeded and the user has since emptied it, it is intentionally left empty rather than re-seeded.</w:t>
+        <w:pStyle w:val="ListBullet"/>
+      </w:pPr>
+      <w:r>
+        <w:t>Custom splash images are device-local and excluded from Export/Import by design (§4) — reinstalling the PWA, clearing site data, or switching devices loses any uploaded custom images; only Hanuman (bundled with the app) is guaranteed to survive.</w:t>
       </w:r>
     </w:p>
     <w:p>
       <w:pPr>
-        <w:pStyle w:val="ListNumber"/>
-      </w:pPr>
-      <w:r>
-        <w:t>ensureRecentEntriesExist(7): backfills null placeholder entries for any of the last 7 calendar days missing from the ledger, so Today Card and the last-7-days editable window always have rows to render.</w:t>
+        <w:pStyle w:val="ListBullet"/>
+      </w:pPr>
+      <w:r>
+        <w:t>The decode-memory protection for uploaded images depends on browser support for createImageBitmap's resize options; on a browser without that support, the fallback path decodes the source image at full resolution before downscaling, relying solely on the megapixel guard (§7.10.1) to bound memory use.</w:t>
       </w:r>
     </w:p>
     <w:p>
       <w:pPr>
-        <w:pStyle w:val="ListNumber"/>
-      </w:pPr>
-      <w:r>
-        <w:t>Persist the (possibly backfilled) ledger and a fresh automatic backup.</w:t>
-      </w:r>
-    </w:p>
-    <w:p>
-      <w:pPr>
-        <w:pStyle w:val="ListNumber"/>
-      </w:pPr>
-      <w:r>
-        <w:t>renderToday(): the single entry point that re-renders the Today Card, Reflection Summary, and Ledger List from current in-memory state. Called after every mutation.</w:t>
-      </w:r>
-    </w:p>
-    <w:p>
-      <w:r>
-        <w:t>A splash screen (#splash-screen) is shown for a fixed 2 seconds on window load, then fades out over 500ms and is removed from the DOM; this is independent of the async data-loading sequence above and purely cosmetic.</w:t>
-      </w:r>
-    </w:p>
-    <w:p>
-      <w:pPr>
         <w:pStyle w:val="Heading1"/>
       </w:pPr>
       <w:r>
-        <w:t>7. Feature Reference</w:t>
-      </w:r>
-    </w:p>
-    <w:p>
-      <w:pPr>
-        <w:pStyle w:val="Heading2"/>
-      </w:pPr>
-      <w:r>
-        <w:t>7.1 Today Card</w:t>
-      </w:r>
-    </w:p>
-    <w:p>
-      <w:r>
-        <w:t>Shows today's date, an input for the jaap (or mala) count, a notes textarea, and an Update button. Editable only while the entry falls within the last 7 days (isWithinLastNDays); the Update button is replaced with a locked message otherwise. Displays a 🌕 marker if the notes field contains an explicit Poornima keyword.</w:t>
-      </w:r>
-    </w:p>
-    <w:p>
-      <w:pPr>
-        <w:pStyle w:val="Heading2"/>
-      </w:pPr>
-      <w:r>
-        <w:t>7.2 Reflection Summary</w:t>
-      </w:r>
-    </w:p>
-    <w:p>
-      <w:r>
-        <w:t>A single card rendered by renderReflectionSummary(), showing, top to bottom:</w:t>
-      </w:r>
-    </w:p>
-    <w:p>
-      <w:pPr>
-        <w:pStyle w:val="ListBullet"/>
-      </w:pPr>
-      <w:r>
-        <w:t>Current year total and lifetime total (Indian digit grouping, or Mala-converted when Mala View is on).</w:t>
-      </w:r>
-    </w:p>
-    <w:p>
-      <w:pPr>
-        <w:pStyle w:val="ListBullet"/>
-      </w:pPr>
-      <w:r>
-        <w:t>Next milestone label (“N Crore”) and a progress bar / percentage / remaining-count toward it.</w:t>
-      </w:r>
-    </w:p>
-    <w:p>
-      <w:pPr>
-        <w:pStyle w:val="ListBullet"/>
-      </w:pPr>
-      <w:r>
-        <w:t>30-Day Pace and YTD Pace predicted completion dates, each shown only when computable (§8.3).</w:t>
-      </w:r>
-    </w:p>
-    <w:p>
-      <w:pPr>
-        <w:pStyle w:val="ListBullet"/>
-      </w:pPr>
-      <w:r>
-        <w:t>Full milestone history: every Crore boundary crossed, with date and days-since-previous.</w:t>
-      </w:r>
-    </w:p>
-    <w:p>
-      <w:pPr>
-        <w:pStyle w:val="ListBullet"/>
-      </w:pPr>
-      <w:r>
-        <w:t>A legend explaining the 🍵️ / 🌕 / 🔴 / ▸ markers used elsewhere in the UI.</w:t>
-      </w:r>
-    </w:p>
-    <w:p>
-      <w:pPr>
-        <w:pStyle w:val="Heading2"/>
-      </w:pPr>
-      <w:r>
-        <w:t>7.3 Ledger List</w:t>
-      </w:r>
-    </w:p>
-    <w:p>
-      <w:r>
-        <w:t>Entries are grouped by year (groupEntriesByYear), sorted descending, with the current year expanded by default and other years collapsed. A “Jump to year” selector expands a chosen year and scrolls to it. Each year header shows the year label and that year's total, and toggles its container open/closed on click.</w:t>
-      </w:r>
-    </w:p>
-    <w:p>
-      <w:r>
-        <w:t>Each row shows date, jaap/mala count, and a sparkline (§7.4), and expands on chevron click to reveal notes and (if within the 7-day editable window) an inline edit form; otherwise a 🔒 “Entry locked” notice. Sundays are highlighted; a 🍵️ marker appears on the date of any Crore-crossing entry, alongside a “Crore Jaap Completed” banner inside the expanded row.</w:t>
-      </w:r>
-    </w:p>
-    <w:p>
-      <w:r>
-        <w:t>Poornima detection: hasExplicitPoornima() checks the notes field, case-insensitively, for “poornima”, “purnima”, or the Devanagari पूर्णिमा, and shows a 🌕 marker if found. poornima.json (a static list of full-moon dates through 2027) is loaded as a fallback but is not the primary mechanism — it is only consulted by isTodayPoornima() for the special case of an entirely empty Today Card (no entry yet at all).</w:t>
-      </w:r>
-    </w:p>
-    <w:p>
-      <w:pPr>
-        <w:pStyle w:val="Heading2"/>
-      </w:pPr>
-      <w:r>
-        <w:t>7.4 Ledger Row Sparkline</w:t>
-      </w:r>
-    </w:p>
-    <w:p>
-      <w:r>
-        <w:t>Each row (except today's row before it has a saved value — see below) shows a small inline SVG sparkline plotting a rolling 7-calendar-day window ending on that row's date (D−6…D), giving an at-a-glance trailing trend. The window is recalculated per row, not tied to a calendar week.</w:t>
-      </w:r>
-    </w:p>
-    <w:p>
-      <w:pPr>
-        <w:pStyle w:val="ListBullet"/>
-      </w:pPr>
-      <w:r>
-        <w:t>Missing dates and null-jaap days within the window are skipped entirely — never plotted as zero.</w:t>
-      </w:r>
-    </w:p>
-    <w:p>
-      <w:pPr>
-        <w:pStyle w:val="ListBullet"/>
-      </w:pPr>
-      <w:r>
-        <w:t>1–6 available points still render (a single point renders as a lone dot, no line).</w:t>
-      </w:r>
-    </w:p>
-    <w:p>
-      <w:pPr>
-        <w:pStyle w:val="ListBullet"/>
-      </w:pPr>
-      <w:r>
-        <w:t>A window with zero plottable points renders nothing (empty cell).</w:t>
-      </w:r>
-    </w:p>
-    <w:p>
-      <w:pPr>
-        <w:pStyle w:val="ListBullet"/>
-      </w:pPr>
-      <w:r>
-        <w:t>A window where all values are equal renders a flat horizontal line (no divide-by-zero).</w:t>
-      </w:r>
-    </w:p>
-    <w:p>
-      <w:pPr>
-        <w:pStyle w:val="ListBullet"/>
-      </w:pPr>
-      <w:r>
-        <w:t>The last plottable point is always marked with a filled dot.</w:t>
-      </w:r>
-    </w:p>
-    <w:p>
-      <w:pPr>
-        <w:pStyle w:val="ListBullet"/>
-      </w:pPr>
-      <w:r>
-        <w:t>Today's row specifically is suppressed (no sparkline at all) until today's own jaap value has been entered and saved — a deliberate UX decision so the row doesn't show a trend line computed only from the prior 6 days before today's practice is logged.</w:t>
-      </w:r>
-    </w:p>
-    <w:p>
-      <w:r>
-        <w:t>Performance: a single date→jaap Map (buildDateJaapMap) is built once per Ledger List render and reused for every row's window lookup, keeping each row's sparkline computation O(1) rather than rescanning the full ledger per row.</w:t>
-      </w:r>
-    </w:p>
-    <w:p>
-      <w:pPr>
-        <w:pStyle w:val="Heading2"/>
-      </w:pPr>
-      <w:r>
-        <w:t>7.5 Milestone Tracking &amp; Predictions</w:t>
-      </w:r>
-    </w:p>
-    <w:p>
-      <w:r>
-        <w:t>A “Crore” is 10,000,000 jaap. getCurrentMilestone() and getMilestoneProgress() derive the current bracket and in-bracket percentage from the lifetime total; getMilestoneHistory() walks all entries chronologically with a running sum and records every boundary crossing with the date and days since the previous milestone. Two independent pace-based predictions project a completion date for the next Crore — see §8.3 for the exact formulas and their divisor convention.</w:t>
-      </w:r>
-    </w:p>
-    <w:p>
-      <w:pPr>
-        <w:pStyle w:val="Heading2"/>
-      </w:pPr>
-      <w:r>
-        <w:t>7.6 Sankalpa</w:t>
-      </w:r>
-    </w:p>
-    <w:p>
-      <w:r>
-        <w:t>Reached via Settings (⚙) → Sankalpa, opened as a full-screen overlay (#sankalpa-page). Because only one Sankalpa record ever exists (fixed key “primary”), the page renders one of two states:</w:t>
-      </w:r>
-    </w:p>
-    <w:p>
-      <w:pPr>
-        <w:pStyle w:val="ListBullet"/>
-      </w:pPr>
-      <w:r>
-        <w:rPr>
-          <w:b/>
-        </w:rPr>
-        <w:t xml:space="preserve">Not yet established: </w:t>
-      </w:r>
-      <w:r>
-        <w:t>an establishment form (required text, optional context). The “Establish Sankalpa” button stays disabled until the text field is non-whitespace. On submit, saves with today's date, which is never changed again.</w:t>
-      </w:r>
-    </w:p>
-    <w:p>
-      <w:pPr>
-        <w:pStyle w:val="ListBullet"/>
-      </w:pPr>
-      <w:r>
-        <w:rPr>
-          <w:b/>
-        </w:rPr>
-        <w:t xml:space="preserve">Already established: </w:t>
-      </w:r>
-      <w:r>
-        <w:t>a read-only view (text, context if present, original date) plus a “Rewrite Sankalpa” button. Rewriting opens an inline edit form; committing requires an explicit browser confirm() dialog (“Rewrite Sankalpa? Your original date will be preserved.”). The date field is always carried over from the original record on rewrite, never reset.</w:t>
-      </w:r>
-    </w:p>
-    <w:p>
-      <w:r>
-        <w:t>User-supplied Sankalpa text/context is HTML-escaped (escapeHTML) before being inserted into the page.</w:t>
-      </w:r>
-    </w:p>
-    <w:p>
-      <w:pPr>
-        <w:pStyle w:val="Heading2"/>
-      </w:pPr>
-      <w:r>
-        <w:t>7.7 Mala View Toggle</w:t>
-      </w:r>
-    </w:p>
-    <w:p>
-      <w:r>
-        <w:t>A checkbox-styled switch in the header (🔢 / 📿, next to Settings) that switches how jaap counts are displayed and entered throughout the app — malas = jaap ÷ 108, always floored. It is a presentation-layer transform only: the stored jaap value is never altered by the toggle itself.</w:t>
-      </w:r>
-    </w:p>
-    <w:p>
-      <w:pPr>
-        <w:pStyle w:val="ListBullet"/>
-      </w:pPr>
-      <w:r>
-        <w:rPr>
-          <w:b/>
-        </w:rPr>
-        <w:t xml:space="preserve">Today Card &amp; editable ledger rows: </w:t>
-      </w:r>
-      <w:r>
-        <w:t>the input field itself switches to whole-number mala entry when the toggle is on (renderJaapInputField); saving converts back to jaap via computeJaapFromInput().</w:t>
-      </w:r>
-    </w:p>
-    <w:p>
-      <w:pPr>
-        <w:pStyle w:val="ListBullet"/>
-      </w:pPr>
-      <w:r>
-        <w:rPr>
-          <w:b/>
-        </w:rPr>
-        <w:t xml:space="preserve">Precision guard: </w:t>
-      </w:r>
-      <w:r>
-        <w:t>if the user leaves the pre-filled (floored) mala value unchanged, and the original stored jaap was not an exact multiple of 108 (a legacy fractional-mala entry), the original jaap is preserved exactly on save rather than being silently truncated to malaInput × 108. It is only recomputed from the mala input when the user actually changes the value.</w:t>
-      </w:r>
-    </w:p>
-    <w:p>
-      <w:pPr>
-        <w:pStyle w:val="ListBullet"/>
-      </w:pPr>
-      <w:r>
-        <w:rPr>
-          <w:b/>
-        </w:rPr>
-        <w:t xml:space="preserve">Reflection Card totals: </w:t>
-      </w:r>
-      <w:r>
-        <w:t>lifetime and yearly totals convert to malas; Crore/progress numbers stay in jaap terms (Crore is the milestone domain unit, not malas), matching the source feature spec.</w:t>
-      </w:r>
-    </w:p>
-    <w:p>
-      <w:pPr>
-        <w:pStyle w:val="ListBullet"/>
-      </w:pPr>
-      <w:r>
-        <w:rPr>
-          <w:b/>
-        </w:rPr>
-        <w:t xml:space="preserve">Ledger rows: </w:t>
-      </w:r>
-      <w:r>
-        <w:t>jaap display converts via formatAsMala(); sparklines are unaffected since their scaling is relative (min/max per window).</w:t>
-      </w:r>
-    </w:p>
-    <w:p>
-      <w:pPr>
-        <w:pStyle w:val="ListBullet"/>
-      </w:pPr>
-      <w:r>
-        <w:rPr>
-          <w:b/>
-        </w:rPr>
-        <w:t xml:space="preserve">Export: </w:t>
-      </w:r>
-      <w:r>
-        <w:t>always exports raw stored jaap values, regardless of toggle state.</w:t>
-      </w:r>
-    </w:p>
-    <w:p>
-      <w:pPr>
-        <w:pStyle w:val="ListBullet"/>
-      </w:pPr>
-      <w:r>
-        <w:rPr>
-          <w:b/>
-        </w:rPr>
-        <w:t xml:space="preserve">Persistence: </w:t>
-      </w:r>
-      <w:r>
-        <w:t>localStorage (malaViewEnabled), applied reactively on toggle via a full re-render — no page reload or refetch.</w:t>
-      </w:r>
-    </w:p>
-    <w:p>
-      <w:pPr>
-        <w:pStyle w:val="Heading2"/>
-      </w:pPr>
-      <w:r>
-        <w:t>7.8 Import / Export</w:t>
-      </w:r>
-    </w:p>
-    <w:p>
-      <w:r>
-        <w:t>Export (Settings → Export Ledger) downloads the full ledger as a formatted JSON file (jaap-ledger-export-YYYY-MM-DD.json), always as raw {date, jaap, notes} objects. Import (Settings → Import Ledger) reads a JSON file, validates it is an array of objects each containing a string date, a jaap key, and a notes key, then — after an explicit confirm() dialog warning that it replaces the current ledger permanently — replaces ledgerData wholesale and persists it.</w:t>
-      </w:r>
-    </w:p>
-    <w:p>
-      <w:pPr>
-        <w:pStyle w:val="Heading2"/>
-      </w:pPr>
-      <w:r>
-        <w:t>7.9 Automatic Backup &amp; Restore</w:t>
-      </w:r>
-    </w:p>
-    <w:p>
-      <w:r>
-        <w:t>saveAutomaticBackup() writes a timestamped snapshot to the ledger-backups store after every successful ledger mutation. “Restore from Backup” (Settings) loads the latest backup, shows its timestamp and entry count in a confirm() dialog, and on confirmation replaces the live ledger with the backup's contents.</w:t>
-      </w:r>
-    </w:p>
-    <w:p>
-      <w:pPr>
-        <w:pStyle w:val="Heading2"/>
-      </w:pPr>
-      <w:r>
-        <w:t>7.10 Splash Screen &amp; PWA Shell</w:t>
-      </w:r>
-    </w:p>
-    <w:p>
-      <w:r>
-        <w:t>manifest.json declares the app as an installable standalone PWA (theme/background colors, 192px/512px icons, portrait orientation). index.html additionally sets iOS-specific meta tags (apple-mobile-web-app-capable, status bar style, apple-touch-icon/startup-image) for the home-screen install experience on iOS Safari. There is no service worker in the current codebase — offline support comes entirely from IndexedDB data persistence, not from cached network requests. The splash screen itself now rotates across a pool of 5 images (SPLASH_IMAGES in app.js: the original Hanuman artwork plus four Rama images) — one is chosen at random on every app open, excluding whichever image was shown on the immediately preceding open (tracked via the localStorage key lastSplashImage), so the same image never appears twice in a row, whether the two opens are seconds or days apart.</w:t>
-      </w:r>
-    </w:p>
-    <w:p>
-      <w:pPr>
-        <w:pStyle w:val="Heading2"/>
-      </w:pPr>
-      <w:r>
-        <w:t>7.11 Background Theme</w:t>
-      </w:r>
-    </w:p>
-    <w:p>
-      <w:pPr/>
-      <w:r>
-        <w:t>A Settings (⚙) control lets the user switch the app’s tiled page background between two patterns, Alpana and Mandala (Mandala is the default). The choice is applied as a body.bg-alpana / body.bg-mandala CSS class (background-repeat: repeat, not background-attachment: fixed, to avoid known iOS Safari scroll-rendering bugs with fixed backgrounds) and persisted via the localStorage key backgroundChoice. The Today Card, Reflection Card, and Ledger List keep their own distinct opaque background colors regardless of theme, so the pattern only shows through the page margins and gaps around them. The splash screen (§7.10) applies the same chosen theme as its own backdrop via the same body class, so the two features stay visually consistent.</w:t>
-      </w:r>
-    </w:p>
-    <w:p>
-      <w:pPr>
-        <w:pStyle w:val="Heading1"/>
-      </w:pPr>
-      <w:r>
-        <w:t>8. Core Algorithms</w:t>
-      </w:r>
-    </w:p>
-    <w:p>
-      <w:pPr>
-        <w:pStyle w:val="Heading2"/>
-      </w:pPr>
-      <w:r>
-        <w:t>8.1 Indian digit grouping</w:t>
-      </w:r>
-    </w:p>
-    <w:p>
-      <w:r>
-        <w:t>formatIndianNumber(n) groups the last 3 digits, then groups every 2 digits leftward, e.g. 6,500,000 → ‘65,00,000’:</w:t>
-      </w:r>
-    </w:p>
-    <w:p>
-      <w:pPr>
-        <w:spacing w:before="80" w:after="200"/>
-        <w:ind w:left="227"/>
-        <w:shd w:val="clear" w:color="auto" w:fill="F4ECD8"/>
-      </w:pPr>
-      <w:r>
-        <w:rPr>
-          <w:rFonts w:ascii="Consolas" w:hAnsi="Consolas"/>
-          <w:color w:val="4A3F18"/>
-          <w:sz w:val="18"/>
-        </w:rPr>
-        <w:t>function formatIndianNumber(n) {</w:t>
-      </w:r>
-      <w:r>
-        <w:br/>
-      </w:r>
-      <w:r>
-        <w:rPr>
-          <w:rFonts w:ascii="Consolas" w:hAnsi="Consolas"/>
-          <w:color w:val="4A3F18"/>
-          <w:sz w:val="18"/>
-        </w:rPr>
-        <w:t xml:space="preserve">  const last3 = s.slice(-3);</w:t>
-      </w:r>
-      <w:r>
-        <w:br/>
-      </w:r>
-      <w:r>
-        <w:rPr>
-          <w:rFonts w:ascii="Consolas" w:hAnsi="Consolas"/>
-          <w:color w:val="4A3F18"/>
-          <w:sz w:val="18"/>
-        </w:rPr>
-        <w:t xml:space="preserve">  const rest = s.slice(0, -3).replace(/\B(?=(\d{2})+(?!\d))/g, ",");</w:t>
-      </w:r>
-      <w:r>
-        <w:br/>
-      </w:r>
-      <w:r>
-        <w:rPr>
-          <w:rFonts w:ascii="Consolas" w:hAnsi="Consolas"/>
-          <w:color w:val="4A3F18"/>
-          <w:sz w:val="18"/>
-        </w:rPr>
-        <w:t xml:space="preserve">  return rest + "," + last3;   // (sign handling omitted here)</w:t>
-      </w:r>
-      <w:r>
-        <w:br/>
-      </w:r>
-      <w:r>
-        <w:rPr>
-          <w:rFonts w:ascii="Consolas" w:hAnsi="Consolas"/>
-          <w:color w:val="4A3F18"/>
-          <w:sz w:val="18"/>
-        </w:rPr>
-        <w:t>}</w:t>
-      </w:r>
-    </w:p>
-    <w:p>
-      <w:pPr>
-        <w:pStyle w:val="Heading2"/>
-      </w:pPr>
-      <w:r>
-        <w:t>8.2 Sparkline scaling</w:t>
-      </w:r>
-    </w:p>
-    <w:p>
-      <w:r>
-        <w:t>Given plottable points (oldest → newest), renderSparklineSVG() computes:</w:t>
-      </w:r>
-    </w:p>
-    <w:p>
-      <w:pPr>
-        <w:pStyle w:val="ListBullet"/>
-      </w:pPr>
-      <w:r>
-        <w:t>Canvas: 72×28, vertical padding 3px (22px usable height).</w:t>
-      </w:r>
-    </w:p>
-    <w:p>
-      <w:pPr>
-        <w:pStyle w:val="ListBullet"/>
-      </w:pPr>
-      <w:r>
-        <w:t>xᵢ = 2 + i × (68 / (n−1)); single point plots at x = 36 (center).</w:t>
-      </w:r>
-    </w:p>
-    <w:p>
-      <w:pPr>
-        <w:pStyle w:val="ListBullet"/>
-      </w:pPr>
-      <w:r>
-        <w:t>yᵢ = height/2 when all values are equal (flat line, avoids divide-by-zero); otherwise pad + ((hi − vᵢ) / (hi − lo)) × usable_height (inverted for SVG's y-down coordinate space).</w:t>
-      </w:r>
-    </w:p>
-    <w:p>
-      <w:pPr>
-        <w:pStyle w:val="ListBullet"/>
-      </w:pPr>
-      <w:r>
-        <w:t>Straight-line polyline (no curve smoothing); last point gets a filled 3px-radius dot.</w:t>
-      </w:r>
-    </w:p>
-    <w:p>
-      <w:pPr>
-        <w:pStyle w:val="ListBullet"/>
-      </w:pPr>
-      <w:r>
-        <w:t>Scaling is local to each row's own window — shapes are not comparable in absolute magnitude across different rows.</w:t>
-      </w:r>
-    </w:p>
-    <w:p>
-      <w:pPr>
-        <w:pStyle w:val="Heading2"/>
-      </w:pPr>
-      <w:r>
-        <w:t>8.3 Milestone pace predictions</w:t>
-      </w:r>
-    </w:p>
-    <w:p>
-      <w:r>
-        <w:t>Both predictNextMilestone() (30-day rolling) and predictNextMilestoneYTD() (year-to-date) share a common projection step (projectMilestoneFromPace) and use the same divisor convention: the sum of non-null jaap values in the window, divided by the count of days in that window that actually have a recorded (non-null) value — not a flat divide by the window length — so long gaps in practice don't artificially deflate the pace.</w:t>
+        <w:t>13. Glossary</w:t>
       </w:r>
     </w:p>
     <w:tbl>
       <w:tblPr>
         <w:tblStyle w:val="TableGrid"/>
         <w:tblW w:type="auto" w:w="0"/>
-        <w:jc w:val="left"/>
-        <w:tblLook w:firstColumn="1" w:firstRow="1" w:lastColumn="0" w:lastRow="0" w:noHBand="0" w:noVBand="1" w:val="04A0"/>
-      </w:tblPr>
-      <w:tblGrid>
-        <w:gridCol w:w="2880"/>
-        <w:gridCol w:w="2880"/>
-        <w:gridCol w:w="2880"/>
-      </w:tblGrid>
-      <w:tr>
-        <w:tc>
-          <w:tcPr>
-            <w:tcW w:type="dxa" w:w="3118"/>
-            <w:shd w:val="clear" w:color="auto" w:fill="F4ECD8"/>
-          </w:tcPr>
-          <w:p>
-            <w:r/>
-            <w:r>
-              <w:rPr>
-                <w:b/>
-                <w:sz w:val="19"/>
-              </w:rPr>
-              <w:t>Function</w:t>
-            </w:r>
-          </w:p>
-        </w:tc>
-        <w:tc>
-          <w:tcPr>
-            <w:tcW w:type="dxa" w:w="2835"/>
-            <w:shd w:val="clear" w:color="auto" w:fill="F4ECD8"/>
-          </w:tcPr>
-          <w:p>
-            <w:r/>
-            <w:r>
-              <w:rPr>
-                <w:b/>
-                <w:sz w:val="19"/>
-              </w:rPr>
-              <w:t>Window</w:t>
-            </w:r>
-          </w:p>
-        </w:tc>
-        <w:tc>
-          <w:tcPr>
-            <w:tcW w:type="dxa" w:w="3288"/>
-            <w:shd w:val="clear" w:color="auto" w:fill="F4ECD8"/>
-          </w:tcPr>
-          <w:p>
-            <w:r/>
-            <w:r>
-              <w:rPr>
-                <w:b/>
-                <w:sz w:val="19"/>
-              </w:rPr>
-              <w:t>Availability condition</w:t>
-            </w:r>
-          </w:p>
-        </w:tc>
-      </w:tr>
-      <w:tr>
-        <w:tc>
-          <w:tcPr>
-            <w:tcW w:type="dxa" w:w="3118"/>
-          </w:tcPr>
-          <w:p>
-            <w:r/>
-            <w:r>
-              <w:rPr>
-                <w:sz w:val="19"/>
-              </w:rPr>
-              <w:t>predictNextMilestone()</w:t>
-            </w:r>
-          </w:p>
-        </w:tc>
-        <w:tc>
-          <w:tcPr>
-            <w:tcW w:type="dxa" w:w="2835"/>
-          </w:tcPr>
-          <w:p>
-            <w:r/>
-            <w:r>
-              <w:rPr>
-                <w:sz w:val="19"/>
-              </w:rPr>
-              <w:t>Last 30 calendar days ending today</w:t>
-            </w:r>
-          </w:p>
-        </w:tc>
-        <w:tc>
-          <w:tcPr>
-            <w:tcW w:type="dxa" w:w="3288"/>
-          </w:tcPr>
-          <w:p>
-            <w:r/>
-            <w:r>
-              <w:rPr>
-                <w:sz w:val="19"/>
-              </w:rPr>
-              <w:t>At least 1 day in the window has a recorded jaap value; pace &gt; 0</w:t>
-            </w:r>
-          </w:p>
-        </w:tc>
-      </w:tr>
-      <w:tr>
-        <w:tc>
-          <w:tcPr>
-            <w:tcW w:type="dxa" w:w="3118"/>
-          </w:tcPr>
-          <w:p>
-            <w:r/>
-            <w:r>
-              <w:rPr>
-                <w:sz w:val="19"/>
-              </w:rPr>
-              <w:t>predictNextMilestoneYTD()</w:t>
-            </w:r>
-          </w:p>
-        </w:tc>
-        <w:tc>
-          <w:tcPr>
-            <w:tcW w:type="dxa" w:w="2835"/>
-          </w:tcPr>
-          <w:p>
-            <w:r/>
-            <w:r>
-              <w:rPr>
-                <w:sz w:val="19"/>
-              </w:rPr>
-              <w:t>Jan 1 of current year through today</w:t>
-            </w:r>
-          </w:p>
-        </w:tc>
-        <w:tc>
-          <w:tcPr>
-            <w:tcW w:type="dxa" w:w="3288"/>
-          </w:tcPr>
-          <w:p>
-            <w:r/>
-            <w:r>
-              <w:rPr>
-                <w:sz w:val="19"/>
-              </w:rPr>
-              <w:t>At least 30 non-null entries in the window; pace &gt; 0</w:t>
-            </w:r>
-          </w:p>
-        </w:tc>
-      </w:tr>
-    </w:tbl>
-    <w:p/>
-    <w:p>
-      <w:pPr>
-        <w:spacing w:before="80" w:after="200"/>
-        <w:ind w:left="227"/>
-        <w:shd w:val="clear" w:color="auto" w:fill="F4ECD8"/>
-      </w:pPr>
-      <w:r>
-        <w:rPr>
-          <w:rFonts w:ascii="Consolas" w:hAnsi="Consolas"/>
-          <w:color w:val="4A3F18"/>
-          <w:sz w:val="18"/>
-        </w:rPr>
-        <w:t>dailyPace       = sum(non-null jaap in window) / count(non-null days in window)</w:t>
-      </w:r>
-      <w:r>
-        <w:br/>
-      </w:r>
-      <w:r>
-        <w:rPr>
-          <w:rFonts w:ascii="Consolas" w:hAnsi="Consolas"/>
-          <w:color w:val="4A3F18"/>
-          <w:sz w:val="18"/>
-        </w:rPr>
-        <w:t>remaining       = nextMilestoneTotal - currentTotal</w:t>
-      </w:r>
-      <w:r>
-        <w:br/>
-      </w:r>
-      <w:r>
-        <w:rPr>
-          <w:rFonts w:ascii="Consolas" w:hAnsi="Consolas"/>
-          <w:color w:val="4A3F18"/>
-          <w:sz w:val="18"/>
-        </w:rPr>
-        <w:t>predictedDate   = today + ceil(remaining / dailyPace) days</w:t>
-      </w:r>
-    </w:p>
-    <w:p>
-      <w:r>
-        <w:t>Both functions return null (hidden in the UI, never rendered as zero/error) when their availability condition isn't met.</w:t>
-      </w:r>
-    </w:p>
-    <w:p>
-      <w:pPr>
-        <w:pStyle w:val="Heading2"/>
-      </w:pPr>
-      <w:r>
-        <w:t>8.4 Mala conversion &amp; precision guard</w:t>
-      </w:r>
-    </w:p>
-    <w:p>
-      <w:pPr>
-        <w:spacing w:before="80" w:after="200"/>
-        <w:ind w:left="227"/>
-        <w:shd w:val="clear" w:color="auto" w:fill="F4ECD8"/>
-      </w:pPr>
-      <w:r>
-        <w:rPr>
-          <w:rFonts w:ascii="Consolas" w:hAnsi="Consolas"/>
-          <w:color w:val="4A3F18"/>
-          <w:sz w:val="18"/>
-        </w:rPr>
-        <w:t>jaapToMala(jaap)   = Math.floor(jaap / 108)      // always floors, never rounds</w:t>
-      </w:r>
-      <w:r>
-        <w:br/>
-      </w:r>
-      <w:r>
-        <w:rPr>
-          <w:rFonts w:ascii="Consolas" w:hAnsi="Consolas"/>
-          <w:color w:val="4A3F18"/>
-          <w:sz w:val="18"/>
-        </w:rPr>
-        <w:t>malaToJaap(malas)  = malas * 108</w:t>
-      </w:r>
-      <w:r>
-        <w:br/>
-      </w:r>
-      <w:r>
-        <w:rPr>
-          <w:rFonts w:ascii="Consolas" w:hAnsi="Consolas"/>
-          <w:color w:val="4A3F18"/>
-          <w:sz w:val="18"/>
-        </w:rPr>
-        <w:t xml:space="preserve"> </w:t>
-      </w:r>
-      <w:r>
-        <w:br/>
-      </w:r>
-      <w:r>
-        <w:rPr>
-          <w:rFonts w:ascii="Consolas" w:hAnsi="Consolas"/>
-          <w:color w:val="4A3F18"/>
-          <w:sz w:val="18"/>
-        </w:rPr>
-        <w:t>// On save, in Mala View:</w:t>
-      </w:r>
-      <w:r>
-        <w:br/>
-      </w:r>
-      <w:r>
-        <w:rPr>
-          <w:rFonts w:ascii="Consolas" w:hAnsi="Consolas"/>
-          <w:color w:val="4A3F18"/>
-          <w:sz w:val="18"/>
-        </w:rPr>
-        <w:t>if (malaInput unchanged from floor(originalJaap/108)</w:t>
-      </w:r>
-      <w:r>
-        <w:br/>
-      </w:r>
-      <w:r>
-        <w:rPr>
-          <w:rFonts w:ascii="Consolas" w:hAnsi="Consolas"/>
-          <w:color w:val="4A3F18"/>
-          <w:sz w:val="18"/>
-        </w:rPr>
-        <w:t xml:space="preserve">    AND originalJaap is not an exact multiple of 108) {</w:t>
-      </w:r>
-      <w:r>
-        <w:br/>
-      </w:r>
-      <w:r>
-        <w:rPr>
-          <w:rFonts w:ascii="Consolas" w:hAnsi="Consolas"/>
-          <w:color w:val="4A3F18"/>
-          <w:sz w:val="18"/>
-        </w:rPr>
-        <w:t xml:space="preserve">  keep originalJaap exactly;               // don't silently truncate a legacy value</w:t>
-      </w:r>
-      <w:r>
-        <w:br/>
-      </w:r>
-      <w:r>
-        <w:rPr>
-          <w:rFonts w:ascii="Consolas" w:hAnsi="Consolas"/>
-          <w:color w:val="4A3F18"/>
-          <w:sz w:val="18"/>
-        </w:rPr>
-        <w:t>} else {</w:t>
-      </w:r>
-      <w:r>
-        <w:br/>
-      </w:r>
-      <w:r>
-        <w:rPr>
-          <w:rFonts w:ascii="Consolas" w:hAnsi="Consolas"/>
-          <w:color w:val="4A3F18"/>
-          <w:sz w:val="18"/>
-        </w:rPr>
-        <w:t xml:space="preserve">  jaap = malaInput * 108;                  // user made an explicit new entry</w:t>
-      </w:r>
-      <w:r>
-        <w:br/>
-      </w:r>
-      <w:r>
-        <w:rPr>
-          <w:rFonts w:ascii="Consolas" w:hAnsi="Consolas"/>
-          <w:color w:val="4A3F18"/>
-          <w:sz w:val="18"/>
-        </w:rPr>
-        <w:t>}</w:t>
-      </w:r>
-    </w:p>
-    <w:p>
-      <w:pPr>
-        <w:pStyle w:val="Heading1"/>
-      </w:pPr>
-      <w:r>
-        <w:t>9. Function Reference</w:t>
-      </w:r>
-    </w:p>
-    <w:p>
-      <w:r>
-        <w:t>Grouped by concern; all functions are top-level (no modules/namespacing) in app.js.</w:t>
-      </w:r>
-    </w:p>
-    <w:p>
-      <w:pPr>
-        <w:pStyle w:val="Heading3"/>
-      </w:pPr>
-      <w:r>
-        <w:t>Date &amp; formatting utilities</w:t>
-      </w:r>
-    </w:p>
-    <w:tbl>
-      <w:tblPr>
-        <w:tblStyle w:val="TableGrid"/>
-        <w:tblW w:type="auto" w:w="0"/>
-        <w:jc w:val="left"/>
         <w:tblLook w:firstColumn="1" w:firstRow="1" w:lastColumn="0" w:lastRow="0" w:noHBand="0" w:noVBand="1" w:val="04A0"/>
       </w:tblPr>
       <w:tblGrid>
@@ -2568,2143 +4164,13 @@
       <w:tr>
         <w:tc>
           <w:tcPr>
-            <w:tcW w:type="dxa" w:w="2551"/>
-            <w:shd w:val="clear" w:color="auto" w:fill="F4ECD8"/>
+            <w:tcW w:type="dxa" w:w="4320"/>
           </w:tcPr>
           <w:p>
             <w:r/>
             <w:r>
               <w:rPr>
                 <w:b/>
-                <w:sz w:val="19"/>
-              </w:rPr>
-              <w:t>Function</w:t>
-            </w:r>
-          </w:p>
-        </w:tc>
-        <w:tc>
-          <w:tcPr>
-            <w:tcW w:type="dxa" w:w="6690"/>
-            <w:shd w:val="clear" w:color="auto" w:fill="F4ECD8"/>
-          </w:tcPr>
-          <w:p>
-            <w:r/>
-            <w:r>
-              <w:rPr>
-                <w:b/>
-                <w:sz w:val="19"/>
-              </w:rPr>
-              <w:t>Purpose</w:t>
-            </w:r>
-          </w:p>
-        </w:tc>
-      </w:tr>
-      <w:tr>
-        <w:tc>
-          <w:tcPr>
-            <w:tcW w:type="dxa" w:w="2551"/>
-          </w:tcPr>
-          <w:p>
-            <w:r/>
-            <w:r>
-              <w:rPr>
-                <w:sz w:val="19"/>
-              </w:rPr>
-              <w:t>formatDate(isoDate)</w:t>
-            </w:r>
-          </w:p>
-        </w:tc>
-        <w:tc>
-          <w:tcPr>
-            <w:tcW w:type="dxa" w:w="6690"/>
-          </w:tcPr>
-          <w:p>
-            <w:r/>
-            <w:r>
-              <w:rPr>
-                <w:sz w:val="19"/>
-              </w:rPr>
-              <w:t>YYYY-MM-DD → “D MMM YYYY”</w:t>
-            </w:r>
-          </w:p>
-        </w:tc>
-      </w:tr>
-      <w:tr>
-        <w:tc>
-          <w:tcPr>
-            <w:tcW w:type="dxa" w:w="2551"/>
-          </w:tcPr>
-          <w:p>
-            <w:r/>
-            <w:r>
-              <w:rPr>
-                <w:sz w:val="19"/>
-              </w:rPr>
-              <w:t>getTodayISO()</w:t>
-            </w:r>
-          </w:p>
-        </w:tc>
-        <w:tc>
-          <w:tcPr>
-            <w:tcW w:type="dxa" w:w="6690"/>
-          </w:tcPr>
-          <w:p>
-            <w:r/>
-            <w:r>
-              <w:rPr>
-                <w:sz w:val="19"/>
-              </w:rPr>
-              <w:t>Today's date as YYYY-MM-DD, local time</w:t>
-            </w:r>
-          </w:p>
-        </w:tc>
-      </w:tr>
-      <w:tr>
-        <w:tc>
-          <w:tcPr>
-            <w:tcW w:type="dxa" w:w="2551"/>
-          </w:tcPr>
-          <w:p>
-            <w:r/>
-            <w:r>
-              <w:rPr>
-                <w:sz w:val="19"/>
-              </w:rPr>
-              <w:t>isSunday(dateISO)</w:t>
-            </w:r>
-          </w:p>
-        </w:tc>
-        <w:tc>
-          <w:tcPr>
-            <w:tcW w:type="dxa" w:w="6690"/>
-          </w:tcPr>
-          <w:p>
-            <w:r/>
-            <w:r>
-              <w:rPr>
-                <w:sz w:val="19"/>
-              </w:rPr>
-              <w:t>True if the given date falls on a Sunday</w:t>
-            </w:r>
-          </w:p>
-        </w:tc>
-      </w:tr>
-      <w:tr>
-        <w:tc>
-          <w:tcPr>
-            <w:tcW w:type="dxa" w:w="2551"/>
-          </w:tcPr>
-          <w:p>
-            <w:r/>
-            <w:r>
-              <w:rPr>
-                <w:sz w:val="19"/>
-              </w:rPr>
-              <w:t>addDaysISO(dateISO, delta)</w:t>
-            </w:r>
-          </w:p>
-        </w:tc>
-        <w:tc>
-          <w:tcPr>
-            <w:tcW w:type="dxa" w:w="6690"/>
-          </w:tcPr>
-          <w:p>
-            <w:r/>
-            <w:r>
-              <w:rPr>
-                <w:sz w:val="19"/>
-              </w:rPr>
-              <w:t>Adds/subtracts calendar days from an ISO date</w:t>
-            </w:r>
-          </w:p>
-        </w:tc>
-      </w:tr>
-      <w:tr>
-        <w:tc>
-          <w:tcPr>
-            <w:tcW w:type="dxa" w:w="2551"/>
-          </w:tcPr>
-          <w:p>
-            <w:r/>
-            <w:r>
-              <w:rPr>
-                <w:sz w:val="19"/>
-              </w:rPr>
-              <w:t>formatIndianNumber(n)</w:t>
-            </w:r>
-          </w:p>
-        </w:tc>
-        <w:tc>
-          <w:tcPr>
-            <w:tcW w:type="dxa" w:w="6690"/>
-          </w:tcPr>
-          <w:p>
-            <w:r/>
-            <w:r>
-              <w:rPr>
-                <w:sz w:val="19"/>
-              </w:rPr>
-              <w:t>Indian digit grouping (§8.1)</w:t>
-            </w:r>
-          </w:p>
-        </w:tc>
-      </w:tr>
-      <w:tr>
-        <w:tc>
-          <w:tcPr>
-            <w:tcW w:type="dxa" w:w="2551"/>
-          </w:tcPr>
-          <w:p>
-            <w:r/>
-            <w:r>
-              <w:rPr>
-                <w:sz w:val="19"/>
-              </w:rPr>
-              <w:t>escapeHTML(str)</w:t>
-            </w:r>
-          </w:p>
-        </w:tc>
-        <w:tc>
-          <w:tcPr>
-            <w:tcW w:type="dxa" w:w="6690"/>
-          </w:tcPr>
-          <w:p>
-            <w:r/>
-            <w:r>
-              <w:rPr>
-                <w:sz w:val="19"/>
-              </w:rPr>
-              <w:t>Escapes text before inserting into innerHTML</w:t>
-            </w:r>
-          </w:p>
-        </w:tc>
-      </w:tr>
-    </w:tbl>
-    <w:p/>
-    <w:p>
-      <w:pPr>
-        <w:pStyle w:val="Heading3"/>
-      </w:pPr>
-      <w:r>
-        <w:t>Ledger aggregation</w:t>
-      </w:r>
-    </w:p>
-    <w:tbl>
-      <w:tblPr>
-        <w:tblStyle w:val="TableGrid"/>
-        <w:tblW w:type="auto" w:w="0"/>
-        <w:jc w:val="left"/>
-        <w:tblLook w:firstColumn="1" w:firstRow="1" w:lastColumn="0" w:lastRow="0" w:noHBand="0" w:noVBand="1" w:val="04A0"/>
-      </w:tblPr>
-      <w:tblGrid>
-        <w:gridCol w:w="4320"/>
-        <w:gridCol w:w="4320"/>
-      </w:tblGrid>
-      <w:tr>
-        <w:tc>
-          <w:tcPr>
-            <w:tcW w:type="dxa" w:w="2551"/>
-            <w:shd w:val="clear" w:color="auto" w:fill="F4ECD8"/>
-          </w:tcPr>
-          <w:p>
-            <w:r/>
-            <w:r>
-              <w:rPr>
-                <w:b/>
-                <w:sz w:val="19"/>
-              </w:rPr>
-              <w:t>Function</w:t>
-            </w:r>
-          </w:p>
-        </w:tc>
-        <w:tc>
-          <w:tcPr>
-            <w:tcW w:type="dxa" w:w="6690"/>
-            <w:shd w:val="clear" w:color="auto" w:fill="F4ECD8"/>
-          </w:tcPr>
-          <w:p>
-            <w:r/>
-            <w:r>
-              <w:rPr>
-                <w:b/>
-                <w:sz w:val="19"/>
-              </w:rPr>
-              <w:t>Purpose</w:t>
-            </w:r>
-          </w:p>
-        </w:tc>
-      </w:tr>
-      <w:tr>
-        <w:tc>
-          <w:tcPr>
-            <w:tcW w:type="dxa" w:w="2551"/>
-          </w:tcPr>
-          <w:p>
-            <w:r/>
-            <w:r>
-              <w:rPr>
-                <w:sz w:val="19"/>
-              </w:rPr>
-              <w:t>getCumulativeJaapUpTo(dateISO)</w:t>
-            </w:r>
-          </w:p>
-        </w:tc>
-        <w:tc>
-          <w:tcPr>
-            <w:tcW w:type="dxa" w:w="6690"/>
-          </w:tcPr>
-          <w:p>
-            <w:r/>
-            <w:r>
-              <w:rPr>
-                <w:sz w:val="19"/>
-              </w:rPr>
-              <w:t>Sum of jaap for all entries on/before a date</w:t>
-            </w:r>
-          </w:p>
-        </w:tc>
-      </w:tr>
-      <w:tr>
-        <w:tc>
-          <w:tcPr>
-            <w:tcW w:type="dxa" w:w="2551"/>
-          </w:tcPr>
-          <w:p>
-            <w:r/>
-            <w:r>
-              <w:rPr>
-                <w:sz w:val="19"/>
-              </w:rPr>
-              <w:t>getCumulativeTotal()</w:t>
-            </w:r>
-          </w:p>
-        </w:tc>
-        <w:tc>
-          <w:tcPr>
-            <w:tcW w:type="dxa" w:w="6690"/>
-          </w:tcPr>
-          <w:p>
-            <w:r/>
-            <w:r>
-              <w:rPr>
-                <w:sz w:val="19"/>
-              </w:rPr>
-              <w:t>Lifetime total across the whole ledger</w:t>
-            </w:r>
-          </w:p>
-        </w:tc>
-      </w:tr>
-      <w:tr>
-        <w:tc>
-          <w:tcPr>
-            <w:tcW w:type="dxa" w:w="2551"/>
-          </w:tcPr>
-          <w:p>
-            <w:r/>
-            <w:r>
-              <w:rPr>
-                <w:sz w:val="19"/>
-              </w:rPr>
-              <w:t>getYearlyTotals()</w:t>
-            </w:r>
-          </w:p>
-        </w:tc>
-        <w:tc>
-          <w:tcPr>
-            <w:tcW w:type="dxa" w:w="6690"/>
-          </w:tcPr>
-          <w:p>
-            <w:r/>
-            <w:r>
-              <w:rPr>
-                <w:sz w:val="19"/>
-              </w:rPr>
-              <w:t>Map of year → total jaap for that year</w:t>
-            </w:r>
-          </w:p>
-        </w:tc>
-      </w:tr>
-      <w:tr>
-        <w:tc>
-          <w:tcPr>
-            <w:tcW w:type="dxa" w:w="2551"/>
-          </w:tcPr>
-          <w:p>
-            <w:r/>
-            <w:r>
-              <w:rPr>
-                <w:sz w:val="19"/>
-              </w:rPr>
-              <w:t>groupEntriesByYear(entries)</w:t>
-            </w:r>
-          </w:p>
-        </w:tc>
-        <w:tc>
-          <w:tcPr>
-            <w:tcW w:type="dxa" w:w="6690"/>
-          </w:tcPr>
-          <w:p>
-            <w:r/>
-            <w:r>
-              <w:rPr>
-                <w:sz w:val="19"/>
-              </w:rPr>
-              <w:t>Groups + sorts entries into a year → entries[] map, descending</w:t>
-            </w:r>
-          </w:p>
-        </w:tc>
-      </w:tr>
-      <w:tr>
-        <w:tc>
-          <w:tcPr>
-            <w:tcW w:type="dxa" w:w="2551"/>
-          </w:tcPr>
-          <w:p>
-            <w:r/>
-            <w:r>
-              <w:rPr>
-                <w:sz w:val="19"/>
-              </w:rPr>
-              <w:t>ensureTodayEntryExists()</w:t>
-            </w:r>
-          </w:p>
-        </w:tc>
-        <w:tc>
-          <w:tcPr>
-            <w:tcW w:type="dxa" w:w="6690"/>
-          </w:tcPr>
-          <w:p>
-            <w:r/>
-            <w:r>
-              <w:rPr>
-                <w:sz w:val="19"/>
-              </w:rPr>
-              <w:t>Creates an in-memory (unsaved) placeholder entry for today if missing</w:t>
-            </w:r>
-          </w:p>
-        </w:tc>
-      </w:tr>
-      <w:tr>
-        <w:tc>
-          <w:tcPr>
-            <w:tcW w:type="dxa" w:w="2551"/>
-          </w:tcPr>
-          <w:p>
-            <w:r/>
-            <w:r>
-              <w:rPr>
-                <w:sz w:val="19"/>
-              </w:rPr>
-              <w:t>ensureRecentEntriesExist(days)</w:t>
-            </w:r>
-          </w:p>
-        </w:tc>
-        <w:tc>
-          <w:tcPr>
-            <w:tcW w:type="dxa" w:w="6690"/>
-          </w:tcPr>
-          <w:p>
-            <w:r/>
-            <w:r>
-              <w:rPr>
-                <w:sz w:val="19"/>
-              </w:rPr>
-              <w:t>Backfills null placeholder entries for the last N days</w:t>
-            </w:r>
-          </w:p>
-        </w:tc>
-      </w:tr>
-      <w:tr>
-        <w:tc>
-          <w:tcPr>
-            <w:tcW w:type="dxa" w:w="2551"/>
-          </w:tcPr>
-          <w:p>
-            <w:r/>
-            <w:r>
-              <w:rPr>
-                <w:sz w:val="19"/>
-              </w:rPr>
-              <w:t>isEditableEntry(dateISO) / isWithinLastNDays(dateISO, days)</w:t>
-            </w:r>
-          </w:p>
-        </w:tc>
-        <w:tc>
-          <w:tcPr>
-            <w:tcW w:type="dxa" w:w="6690"/>
-          </w:tcPr>
-          <w:p>
-            <w:r/>
-            <w:r>
-              <w:rPr>
-                <w:sz w:val="19"/>
-              </w:rPr>
-              <w:t>7-day editable-window checks</w:t>
-            </w:r>
-          </w:p>
-        </w:tc>
-      </w:tr>
-    </w:tbl>
-    <w:p/>
-    <w:p>
-      <w:pPr>
-        <w:pStyle w:val="Heading3"/>
-      </w:pPr>
-      <w:r>
-        <w:t>Milestones &amp; predictions (§8.3)</w:t>
-      </w:r>
-    </w:p>
-    <w:tbl>
-      <w:tblPr>
-        <w:tblStyle w:val="TableGrid"/>
-        <w:tblW w:type="auto" w:w="0"/>
-        <w:jc w:val="left"/>
-        <w:tblLook w:firstColumn="1" w:firstRow="1" w:lastColumn="0" w:lastRow="0" w:noHBand="0" w:noVBand="1" w:val="04A0"/>
-      </w:tblPr>
-      <w:tblGrid>
-        <w:gridCol w:w="4320"/>
-        <w:gridCol w:w="4320"/>
-      </w:tblGrid>
-      <w:tr>
-        <w:tc>
-          <w:tcPr>
-            <w:tcW w:type="dxa" w:w="2551"/>
-            <w:shd w:val="clear" w:color="auto" w:fill="F4ECD8"/>
-          </w:tcPr>
-          <w:p>
-            <w:r/>
-            <w:r>
-              <w:rPr>
-                <w:b/>
-                <w:sz w:val="19"/>
-              </w:rPr>
-              <w:t>Function</w:t>
-            </w:r>
-          </w:p>
-        </w:tc>
-        <w:tc>
-          <w:tcPr>
-            <w:tcW w:type="dxa" w:w="6690"/>
-            <w:shd w:val="clear" w:color="auto" w:fill="F4ECD8"/>
-          </w:tcPr>
-          <w:p>
-            <w:r/>
-            <w:r>
-              <w:rPr>
-                <w:b/>
-                <w:sz w:val="19"/>
-              </w:rPr>
-              <w:t>Purpose</w:t>
-            </w:r>
-          </w:p>
-        </w:tc>
-      </w:tr>
-      <w:tr>
-        <w:tc>
-          <w:tcPr>
-            <w:tcW w:type="dxa" w:w="2551"/>
-          </w:tcPr>
-          <w:p>
-            <w:r/>
-            <w:r>
-              <w:rPr>
-                <w:sz w:val="19"/>
-              </w:rPr>
-              <w:t>getCroreMilestone(dateISO)</w:t>
-            </w:r>
-          </w:p>
-        </w:tc>
-        <w:tc>
-          <w:tcPr>
-            <w:tcW w:type="dxa" w:w="6690"/>
-          </w:tcPr>
-          <w:p>
-            <w:r/>
-            <w:r>
-              <w:rPr>
-                <w:sz w:val="19"/>
-              </w:rPr>
-              <w:t>Returns the Crore number if this specific date's entry crosses a boundary, else null</w:t>
-            </w:r>
-          </w:p>
-        </w:tc>
-      </w:tr>
-      <w:tr>
-        <w:tc>
-          <w:tcPr>
-            <w:tcW w:type="dxa" w:w="2551"/>
-          </w:tcPr>
-          <w:p>
-            <w:r/>
-            <w:r>
-              <w:rPr>
-                <w:sz w:val="19"/>
-              </w:rPr>
-              <w:t>getCurrentMilestone(total)</w:t>
-            </w:r>
-          </w:p>
-        </w:tc>
-        <w:tc>
-          <w:tcPr>
-            <w:tcW w:type="dxa" w:w="6690"/>
-          </w:tcPr>
-          <w:p>
-            <w:r/>
-            <w:r>
-              <w:rPr>
-                <w:sz w:val="19"/>
-              </w:rPr>
-              <w:t>Crore bracket currently in progress</w:t>
-            </w:r>
-          </w:p>
-        </w:tc>
-      </w:tr>
-      <w:tr>
-        <w:tc>
-          <w:tcPr>
-            <w:tcW w:type="dxa" w:w="2551"/>
-          </w:tcPr>
-          <w:p>
-            <w:r/>
-            <w:r>
-              <w:rPr>
-                <w:sz w:val="19"/>
-              </w:rPr>
-              <w:t>getMilestoneProgress(total)</w:t>
-            </w:r>
-          </w:p>
-        </w:tc>
-        <w:tc>
-          <w:tcPr>
-            <w:tcW w:type="dxa" w:w="6690"/>
-          </w:tcPr>
-          <w:p>
-            <w:r/>
-            <w:r>
-              <w:rPr>
-                <w:sz w:val="19"/>
-              </w:rPr>
-              <w:t>In-bracket percentage (0–100)</w:t>
-            </w:r>
-          </w:p>
-        </w:tc>
-      </w:tr>
-      <w:tr>
-        <w:tc>
-          <w:tcPr>
-            <w:tcW w:type="dxa" w:w="2551"/>
-          </w:tcPr>
-          <w:p>
-            <w:r/>
-            <w:r>
-              <w:rPr>
-                <w:sz w:val="19"/>
-              </w:rPr>
-              <w:t>getMilestoneHistory(entries)</w:t>
-            </w:r>
-          </w:p>
-        </w:tc>
-        <w:tc>
-          <w:tcPr>
-            <w:tcW w:type="dxa" w:w="6690"/>
-          </w:tcPr>
-          <w:p>
-            <w:r/>
-            <w:r>
-              <w:rPr>
-                <w:sz w:val="19"/>
-              </w:rPr>
-              <w:t>Every Crore boundary crossed, with date and days-since-previous</w:t>
-            </w:r>
-          </w:p>
-        </w:tc>
-      </w:tr>
-      <w:tr>
-        <w:tc>
-          <w:tcPr>
-            <w:tcW w:type="dxa" w:w="2551"/>
-          </w:tcPr>
-          <w:p>
-            <w:r/>
-            <w:r>
-              <w:rPr>
-                <w:sz w:val="19"/>
-              </w:rPr>
-              <w:t>sumJaapInRange / projectMilestoneFromPace</w:t>
-            </w:r>
-          </w:p>
-        </w:tc>
-        <w:tc>
-          <w:tcPr>
-            <w:tcW w:type="dxa" w:w="6690"/>
-          </w:tcPr>
-          <w:p>
-            <w:r/>
-            <w:r>
-              <w:rPr>
-                <w:sz w:val="19"/>
-              </w:rPr>
-              <w:t>Shared helpers for the two prediction functions</w:t>
-            </w:r>
-          </w:p>
-        </w:tc>
-      </w:tr>
-      <w:tr>
-        <w:tc>
-          <w:tcPr>
-            <w:tcW w:type="dxa" w:w="2551"/>
-          </w:tcPr>
-          <w:p>
-            <w:r/>
-            <w:r>
-              <w:rPr>
-                <w:sz w:val="19"/>
-              </w:rPr>
-              <w:t>predictNextMilestone(entries)</w:t>
-            </w:r>
-          </w:p>
-        </w:tc>
-        <w:tc>
-          <w:tcPr>
-            <w:tcW w:type="dxa" w:w="6690"/>
-          </w:tcPr>
-          <w:p>
-            <w:r/>
-            <w:r>
-              <w:rPr>
-                <w:sz w:val="19"/>
-              </w:rPr>
-              <w:t>30-day pace prediction</w:t>
-            </w:r>
-          </w:p>
-        </w:tc>
-      </w:tr>
-      <w:tr>
-        <w:tc>
-          <w:tcPr>
-            <w:tcW w:type="dxa" w:w="2551"/>
-          </w:tcPr>
-          <w:p>
-            <w:r/>
-            <w:r>
-              <w:rPr>
-                <w:sz w:val="19"/>
-              </w:rPr>
-              <w:t>predictNextMilestoneYTD(entries)</w:t>
-            </w:r>
-          </w:p>
-        </w:tc>
-        <w:tc>
-          <w:tcPr>
-            <w:tcW w:type="dxa" w:w="6690"/>
-          </w:tcPr>
-          <w:p>
-            <w:r/>
-            <w:r>
-              <w:rPr>
-                <w:sz w:val="19"/>
-              </w:rPr>
-              <w:t>Year-to-date pace prediction</w:t>
-            </w:r>
-          </w:p>
-        </w:tc>
-      </w:tr>
-    </w:tbl>
-    <w:p/>
-    <w:p>
-      <w:pPr>
-        <w:pStyle w:val="Heading3"/>
-      </w:pPr>
-      <w:r>
-        <w:t>Sparkline (§7.4 / §8.2)</w:t>
-      </w:r>
-    </w:p>
-    <w:tbl>
-      <w:tblPr>
-        <w:tblStyle w:val="TableGrid"/>
-        <w:tblW w:type="auto" w:w="0"/>
-        <w:jc w:val="left"/>
-        <w:tblLook w:firstColumn="1" w:firstRow="1" w:lastColumn="0" w:lastRow="0" w:noHBand="0" w:noVBand="1" w:val="04A0"/>
-      </w:tblPr>
-      <w:tblGrid>
-        <w:gridCol w:w="4320"/>
-        <w:gridCol w:w="4320"/>
-      </w:tblGrid>
-      <w:tr>
-        <w:tc>
-          <w:tcPr>
-            <w:tcW w:type="dxa" w:w="2551"/>
-            <w:shd w:val="clear" w:color="auto" w:fill="F4ECD8"/>
-          </w:tcPr>
-          <w:p>
-            <w:r/>
-            <w:r>
-              <w:rPr>
-                <w:b/>
-                <w:sz w:val="19"/>
-              </w:rPr>
-              <w:t>Function</w:t>
-            </w:r>
-          </w:p>
-        </w:tc>
-        <w:tc>
-          <w:tcPr>
-            <w:tcW w:type="dxa" w:w="6690"/>
-            <w:shd w:val="clear" w:color="auto" w:fill="F4ECD8"/>
-          </w:tcPr>
-          <w:p>
-            <w:r/>
-            <w:r>
-              <w:rPr>
-                <w:b/>
-                <w:sz w:val="19"/>
-              </w:rPr>
-              <w:t>Purpose</w:t>
-            </w:r>
-          </w:p>
-        </w:tc>
-      </w:tr>
-      <w:tr>
-        <w:tc>
-          <w:tcPr>
-            <w:tcW w:type="dxa" w:w="2551"/>
-          </w:tcPr>
-          <w:p>
-            <w:r/>
-            <w:r>
-              <w:rPr>
-                <w:sz w:val="19"/>
-              </w:rPr>
-              <w:t>buildDateJaapMap(entries)</w:t>
-            </w:r>
-          </w:p>
-        </w:tc>
-        <w:tc>
-          <w:tcPr>
-            <w:tcW w:type="dxa" w:w="6690"/>
-          </w:tcPr>
-          <w:p>
-            <w:r/>
-            <w:r>
-              <w:rPr>
-                <w:sz w:val="19"/>
-              </w:rPr>
-              <w:t>date → jaap lookup Map (built once per Ledger List render)</w:t>
-            </w:r>
-          </w:p>
-        </w:tc>
-      </w:tr>
-      <w:tr>
-        <w:tc>
-          <w:tcPr>
-            <w:tcW w:type="dxa" w:w="2551"/>
-          </w:tcPr>
-          <w:p>
-            <w:r/>
-            <w:r>
-              <w:rPr>
-                <w:sz w:val="19"/>
-              </w:rPr>
-              <w:t>getRollingWindowFromMap(map, targetDate)</w:t>
-            </w:r>
-          </w:p>
-        </w:tc>
-        <w:tc>
-          <w:tcPr>
-            <w:tcW w:type="dxa" w:w="6690"/>
-          </w:tcPr>
-          <w:p>
-            <w:r/>
-            <w:r>
-              <w:rPr>
-                <w:sz w:val="19"/>
-              </w:rPr>
-              <w:t>Production path: 7-day window lookup against a precomputed map</w:t>
-            </w:r>
-          </w:p>
-        </w:tc>
-      </w:tr>
-      <w:tr>
-        <w:tc>
-          <w:tcPr>
-            <w:tcW w:type="dxa" w:w="2551"/>
-          </w:tcPr>
-          <w:p>
-            <w:r/>
-            <w:r>
-              <w:rPr>
-                <w:sz w:val="19"/>
-              </w:rPr>
-              <w:t>getRollingWindow(allEntries, targetDate)</w:t>
-            </w:r>
-          </w:p>
-        </w:tc>
-        <w:tc>
-          <w:tcPr>
-            <w:tcW w:type="dxa" w:w="6690"/>
-          </w:tcPr>
-          <w:p>
-            <w:r/>
-            <w:r>
-              <w:rPr>
-                <w:sz w:val="19"/>
-              </w:rPr>
-              <w:t>Pure/testable wrapper matching the spec API; builds its own map (unused in the render path itself)</w:t>
-            </w:r>
-          </w:p>
-        </w:tc>
-      </w:tr>
-      <w:tr>
-        <w:tc>
-          <w:tcPr>
-            <w:tcW w:type="dxa" w:w="2551"/>
-          </w:tcPr>
-          <w:p>
-            <w:r/>
-            <w:r>
-              <w:rPr>
-                <w:sz w:val="19"/>
-              </w:rPr>
-              <w:t>renderSparklineSVG(points)</w:t>
-            </w:r>
-          </w:p>
-        </w:tc>
-        <w:tc>
-          <w:tcPr>
-            <w:tcW w:type="dxa" w:w="6690"/>
-          </w:tcPr>
-          <w:p>
-            <w:r/>
-            <w:r>
-              <w:rPr>
-                <w:sz w:val="19"/>
-              </w:rPr>
-              <w:t>Emits the sparkline SVG markup</w:t>
-            </w:r>
-          </w:p>
-        </w:tc>
-      </w:tr>
-    </w:tbl>
-    <w:p/>
-    <w:p>
-      <w:pPr>
-        <w:pStyle w:val="Heading3"/>
-      </w:pPr>
-      <w:r>
-        <w:t>Mala View (§7.7 / §8.4)</w:t>
-      </w:r>
-    </w:p>
-    <w:tbl>
-      <w:tblPr>
-        <w:tblStyle w:val="TableGrid"/>
-        <w:tblW w:type="auto" w:w="0"/>
-        <w:jc w:val="left"/>
-        <w:tblLook w:firstColumn="1" w:firstRow="1" w:lastColumn="0" w:lastRow="0" w:noHBand="0" w:noVBand="1" w:val="04A0"/>
-      </w:tblPr>
-      <w:tblGrid>
-        <w:gridCol w:w="4320"/>
-        <w:gridCol w:w="4320"/>
-      </w:tblGrid>
-      <w:tr>
-        <w:tc>
-          <w:tcPr>
-            <w:tcW w:type="dxa" w:w="2551"/>
-            <w:shd w:val="clear" w:color="auto" w:fill="F4ECD8"/>
-          </w:tcPr>
-          <w:p>
-            <w:r/>
-            <w:r>
-              <w:rPr>
-                <w:b/>
-                <w:sz w:val="19"/>
-              </w:rPr>
-              <w:t>Function</w:t>
-            </w:r>
-          </w:p>
-        </w:tc>
-        <w:tc>
-          <w:tcPr>
-            <w:tcW w:type="dxa" w:w="6690"/>
-            <w:shd w:val="clear" w:color="auto" w:fill="F4ECD8"/>
-          </w:tcPr>
-          <w:p>
-            <w:r/>
-            <w:r>
-              <w:rPr>
-                <w:b/>
-                <w:sz w:val="19"/>
-              </w:rPr>
-              <w:t>Purpose</w:t>
-            </w:r>
-          </w:p>
-        </w:tc>
-      </w:tr>
-      <w:tr>
-        <w:tc>
-          <w:tcPr>
-            <w:tcW w:type="dxa" w:w="2551"/>
-          </w:tcPr>
-          <w:p>
-            <w:r/>
-            <w:r>
-              <w:rPr>
-                <w:sz w:val="19"/>
-              </w:rPr>
-              <w:t>jaapToMala / malaToJaap / formatAsMala</w:t>
-            </w:r>
-          </w:p>
-        </w:tc>
-        <w:tc>
-          <w:tcPr>
-            <w:tcW w:type="dxa" w:w="6690"/>
-          </w:tcPr>
-          <w:p>
-            <w:r/>
-            <w:r>
-              <w:rPr>
-                <w:sz w:val="19"/>
-              </w:rPr>
-              <w:t>Unit conversion + display formatting</w:t>
-            </w:r>
-          </w:p>
-        </w:tc>
-      </w:tr>
-      <w:tr>
-        <w:tc>
-          <w:tcPr>
-            <w:tcW w:type="dxa" w:w="2551"/>
-          </w:tcPr>
-          <w:p>
-            <w:r/>
-            <w:r>
-              <w:rPr>
-                <w:sz w:val="19"/>
-              </w:rPr>
-              <w:t>renderJaapInputField(entry, opts)</w:t>
-            </w:r>
-          </w:p>
-        </w:tc>
-        <w:tc>
-          <w:tcPr>
-            <w:tcW w:type="dxa" w:w="6690"/>
-          </w:tcPr>
-          <w:p>
-            <w:r/>
-            <w:r>
-              <w:rPr>
-                <w:sz w:val="19"/>
-              </w:rPr>
-              <w:t>Shared jaap/mala input markup for Today Card + editable rows</w:t>
-            </w:r>
-          </w:p>
-        </w:tc>
-      </w:tr>
-      <w:tr>
-        <w:tc>
-          <w:tcPr>
-            <w:tcW w:type="dxa" w:w="2551"/>
-          </w:tcPr>
-          <w:p>
-            <w:r/>
-            <w:r>
-              <w:rPr>
-                <w:sz w:val="19"/>
-              </w:rPr>
-              <w:t>computeJaapFromInput(rawValue, originalJaap)</w:t>
-            </w:r>
-          </w:p>
-        </w:tc>
-        <w:tc>
-          <w:tcPr>
-            <w:tcW w:type="dxa" w:w="6690"/>
-          </w:tcPr>
-          <w:p>
-            <w:r/>
-            <w:r>
-              <w:rPr>
-                <w:sz w:val="19"/>
-              </w:rPr>
-              <w:t>Converts saved input back to jaap, applying the precision guard</w:t>
-            </w:r>
-          </w:p>
-        </w:tc>
-      </w:tr>
-      <w:tr>
-        <w:tc>
-          <w:tcPr>
-            <w:tcW w:type="dxa" w:w="2551"/>
-          </w:tcPr>
-          <w:p>
-            <w:r/>
-            <w:r>
-              <w:rPr>
-                <w:sz w:val="19"/>
-              </w:rPr>
-              <w:t>updateMalaToggleButton()</w:t>
-            </w:r>
-          </w:p>
-        </w:tc>
-        <w:tc>
-          <w:tcPr>
-            <w:tcW w:type="dxa" w:w="6690"/>
-          </w:tcPr>
-          <w:p>
-            <w:r/>
-            <w:r>
-              <w:rPr>
-                <w:sz w:val="19"/>
-              </w:rPr>
-              <w:t>Syncs the toggle's checked state and the icon-dimming wrapper class</w:t>
-            </w:r>
-          </w:p>
-        </w:tc>
-      </w:tr>
-    </w:tbl>
-    <w:p/>
-    <w:p>
-      <w:pPr>
-        <w:pStyle w:val="Heading3"/>
-      </w:pPr>
-      <w:r>
-        <w:t>Storage (§5)</w:t>
-      </w:r>
-    </w:p>
-    <w:tbl>
-      <w:tblPr>
-        <w:tblStyle w:val="TableGrid"/>
-        <w:tblW w:type="auto" w:w="0"/>
-        <w:jc w:val="left"/>
-        <w:tblLook w:firstColumn="1" w:firstRow="1" w:lastColumn="0" w:lastRow="0" w:noHBand="0" w:noVBand="1" w:val="04A0"/>
-      </w:tblPr>
-      <w:tblGrid>
-        <w:gridCol w:w="4320"/>
-        <w:gridCol w:w="4320"/>
-      </w:tblGrid>
-      <w:tr>
-        <w:tc>
-          <w:tcPr>
-            <w:tcW w:type="dxa" w:w="2551"/>
-            <w:shd w:val="clear" w:color="auto" w:fill="F4ECD8"/>
-          </w:tcPr>
-          <w:p>
-            <w:r/>
-            <w:r>
-              <w:rPr>
-                <w:b/>
-                <w:sz w:val="19"/>
-              </w:rPr>
-              <w:t>Function</w:t>
-            </w:r>
-          </w:p>
-        </w:tc>
-        <w:tc>
-          <w:tcPr>
-            <w:tcW w:type="dxa" w:w="6690"/>
-            <w:shd w:val="clear" w:color="auto" w:fill="F4ECD8"/>
-          </w:tcPr>
-          <w:p>
-            <w:r/>
-            <w:r>
-              <w:rPr>
-                <w:b/>
-                <w:sz w:val="19"/>
-              </w:rPr>
-              <w:t>Purpose</w:t>
-            </w:r>
-          </w:p>
-        </w:tc>
-      </w:tr>
-      <w:tr>
-        <w:tc>
-          <w:tcPr>
-            <w:tcW w:type="dxa" w:w="2551"/>
-          </w:tcPr>
-          <w:p>
-            <w:r/>
-            <w:r>
-              <w:rPr>
-                <w:sz w:val="19"/>
-              </w:rPr>
-              <w:t>openDB()</w:t>
-            </w:r>
-          </w:p>
-        </w:tc>
-        <w:tc>
-          <w:tcPr>
-            <w:tcW w:type="dxa" w:w="6690"/>
-          </w:tcPr>
-          <w:p>
-            <w:r/>
-            <w:r>
-              <w:rPr>
-                <w:sz w:val="19"/>
-              </w:rPr>
-              <w:t>Opens/upgrades the IndexedDB database</w:t>
-            </w:r>
-          </w:p>
-        </w:tc>
-      </w:tr>
-      <w:tr>
-        <w:tc>
-          <w:tcPr>
-            <w:tcW w:type="dxa" w:w="2551"/>
-          </w:tcPr>
-          <w:p>
-            <w:r/>
-            <w:r>
-              <w:rPr>
-                <w:sz w:val="19"/>
-              </w:rPr>
-              <w:t>saveLedger(data) / loadLedgerFromDB()</w:t>
-            </w:r>
-          </w:p>
-        </w:tc>
-        <w:tc>
-          <w:tcPr>
-            <w:tcW w:type="dxa" w:w="6690"/>
-          </w:tcPr>
-          <w:p>
-            <w:r/>
-            <w:r>
-              <w:rPr>
-                <w:sz w:val="19"/>
-              </w:rPr>
-              <w:t>Live-store read/write</w:t>
-            </w:r>
-          </w:p>
-        </w:tc>
-      </w:tr>
-      <w:tr>
-        <w:tc>
-          <w:tcPr>
-            <w:tcW w:type="dxa" w:w="2551"/>
-          </w:tcPr>
-          <w:p>
-            <w:r/>
-            <w:r>
-              <w:rPr>
-                <w:sz w:val="19"/>
-              </w:rPr>
-              <w:t>saveAutomaticBackup(data) / loadLatestBackup() / restoreFromBackup()</w:t>
-            </w:r>
-          </w:p>
-        </w:tc>
-        <w:tc>
-          <w:tcPr>
-            <w:tcW w:type="dxa" w:w="6690"/>
-          </w:tcPr>
-          <w:p>
-            <w:r/>
-            <w:r>
-              <w:rPr>
-                <w:sz w:val="19"/>
-              </w:rPr>
-              <w:t>Backup store read/write/restore flow</w:t>
-            </w:r>
-          </w:p>
-        </w:tc>
-      </w:tr>
-      <w:tr>
-        <w:tc>
-          <w:tcPr>
-            <w:tcW w:type="dxa" w:w="2551"/>
-          </w:tcPr>
-          <w:p>
-            <w:r/>
-            <w:r>
-              <w:rPr>
-                <w:sz w:val="19"/>
-              </w:rPr>
-              <w:t>hasEverSeededLedger() / markLedgerSeeded()</w:t>
-            </w:r>
-          </w:p>
-        </w:tc>
-        <w:tc>
-          <w:tcPr>
-            <w:tcW w:type="dxa" w:w="6690"/>
-          </w:tcPr>
-          <w:p>
-            <w:r/>
-            <w:r>
-              <w:rPr>
-                <w:sz w:val="19"/>
-              </w:rPr>
-              <w:t>meta store: one-time data.json seeding guard</w:t>
-            </w:r>
-          </w:p>
-        </w:tc>
-      </w:tr>
-      <w:tr>
-        <w:tc>
-          <w:tcPr>
-            <w:tcW w:type="dxa" w:w="2551"/>
-          </w:tcPr>
-          <w:p>
-            <w:r/>
-            <w:r>
-              <w:rPr>
-                <w:sz w:val="19"/>
-              </w:rPr>
-              <w:t>getSankalpa() / saveSankalpa(record)</w:t>
-            </w:r>
-          </w:p>
-        </w:tc>
-        <w:tc>
-          <w:tcPr>
-            <w:tcW w:type="dxa" w:w="6690"/>
-          </w:tcPr>
-          <w:p>
-            <w:r/>
-            <w:r>
-              <w:rPr>
-                <w:sz w:val="19"/>
-              </w:rPr>
-              <w:t>sankalpa store read/upsert</w:t>
-            </w:r>
-          </w:p>
-        </w:tc>
-      </w:tr>
-    </w:tbl>
-    <w:p/>
-    <w:p>
-      <w:pPr>
-        <w:pStyle w:val="Heading3"/>
-      </w:pPr>
-      <w:r>
-        <w:t>Rendering</w:t>
-      </w:r>
-    </w:p>
-    <w:tbl>
-      <w:tblPr>
-        <w:tblStyle w:val="TableGrid"/>
-        <w:tblW w:type="auto" w:w="0"/>
-        <w:jc w:val="left"/>
-        <w:tblLook w:firstColumn="1" w:firstRow="1" w:lastColumn="0" w:lastRow="0" w:noHBand="0" w:noVBand="1" w:val="04A0"/>
-      </w:tblPr>
-      <w:tblGrid>
-        <w:gridCol w:w="4320"/>
-        <w:gridCol w:w="4320"/>
-      </w:tblGrid>
-      <w:tr>
-        <w:tc>
-          <w:tcPr>
-            <w:tcW w:type="dxa" w:w="2551"/>
-            <w:shd w:val="clear" w:color="auto" w:fill="F4ECD8"/>
-          </w:tcPr>
-          <w:p>
-            <w:r/>
-            <w:r>
-              <w:rPr>
-                <w:b/>
-                <w:sz w:val="19"/>
-              </w:rPr>
-              <w:t>Function</w:t>
-            </w:r>
-          </w:p>
-        </w:tc>
-        <w:tc>
-          <w:tcPr>
-            <w:tcW w:type="dxa" w:w="6690"/>
-            <w:shd w:val="clear" w:color="auto" w:fill="F4ECD8"/>
-          </w:tcPr>
-          <w:p>
-            <w:r/>
-            <w:r>
-              <w:rPr>
-                <w:b/>
-                <w:sz w:val="19"/>
-              </w:rPr>
-              <w:t>Purpose</w:t>
-            </w:r>
-          </w:p>
-        </w:tc>
-      </w:tr>
-      <w:tr>
-        <w:tc>
-          <w:tcPr>
-            <w:tcW w:type="dxa" w:w="2551"/>
-          </w:tcPr>
-          <w:p>
-            <w:r/>
-            <w:r>
-              <w:rPr>
-                <w:sz w:val="19"/>
-              </w:rPr>
-              <w:t>renderToday()</w:t>
-            </w:r>
-          </w:p>
-        </w:tc>
-        <w:tc>
-          <w:tcPr>
-            <w:tcW w:type="dxa" w:w="6690"/>
-          </w:tcPr>
-          <w:p>
-            <w:r/>
-            <w:r>
-              <w:rPr>
-                <w:sz w:val="19"/>
-              </w:rPr>
-              <w:t>Single entry point: re-renders Today Card + Reflection Summary + Ledger List</w:t>
-            </w:r>
-          </w:p>
-        </w:tc>
-      </w:tr>
-      <w:tr>
-        <w:tc>
-          <w:tcPr>
-            <w:tcW w:type="dxa" w:w="2551"/>
-          </w:tcPr>
-          <w:p>
-            <w:r/>
-            <w:r>
-              <w:rPr>
-                <w:sz w:val="19"/>
-              </w:rPr>
-              <w:t>renderTodayCard(entry) / updateTodayEntry()</w:t>
-            </w:r>
-          </w:p>
-        </w:tc>
-        <w:tc>
-          <w:tcPr>
-            <w:tcW w:type="dxa" w:w="6690"/>
-          </w:tcPr>
-          <w:p>
-            <w:r/>
-            <w:r>
-              <w:rPr>
-                <w:sz w:val="19"/>
-              </w:rPr>
-              <w:t>Today Card render + save handler</w:t>
-            </w:r>
-          </w:p>
-        </w:tc>
-      </w:tr>
-      <w:tr>
-        <w:tc>
-          <w:tcPr>
-            <w:tcW w:type="dxa" w:w="2551"/>
-          </w:tcPr>
-          <w:p>
-            <w:r/>
-            <w:r>
-              <w:rPr>
-                <w:sz w:val="19"/>
-              </w:rPr>
-              <w:t>renderReflectionSummary()</w:t>
-            </w:r>
-          </w:p>
-        </w:tc>
-        <w:tc>
-          <w:tcPr>
-            <w:tcW w:type="dxa" w:w="6690"/>
-          </w:tcPr>
-          <w:p>
-            <w:r/>
-            <w:r>
-              <w:rPr>
-                <w:sz w:val="19"/>
-              </w:rPr>
-              <w:t>Reflection Card render (§7.2)</w:t>
-            </w:r>
-          </w:p>
-        </w:tc>
-      </w:tr>
-      <w:tr>
-        <w:tc>
-          <w:tcPr>
-            <w:tcW w:type="dxa" w:w="2551"/>
-          </w:tcPr>
-          <w:p>
-            <w:r/>
-            <w:r>
-              <w:rPr>
-                <w:sz w:val="19"/>
-              </w:rPr>
-              <w:t>renderLedgerList()</w:t>
-            </w:r>
-          </w:p>
-        </w:tc>
-        <w:tc>
-          <w:tcPr>
-            <w:tcW w:type="dxa" w:w="6690"/>
-          </w:tcPr>
-          <w:p>
-            <w:r/>
-            <w:r>
-              <w:rPr>
-                <w:sz w:val="19"/>
-              </w:rPr>
-              <w:t>Ledger List render, including year grouping and jump-to-year (§7.3)</w:t>
-            </w:r>
-          </w:p>
-        </w:tc>
-      </w:tr>
-      <w:tr>
-        <w:tc>
-          <w:tcPr>
-            <w:tcW w:type="dxa" w:w="2551"/>
-          </w:tcPr>
-          <w:p>
-            <w:r/>
-            <w:r>
-              <w:rPr>
-                <w:sz w:val="19"/>
-              </w:rPr>
-              <w:t>renderSankalpaPage() / openSankalpaPage() / closeSankalpaPage()</w:t>
-            </w:r>
-          </w:p>
-        </w:tc>
-        <w:tc>
-          <w:tcPr>
-            <w:tcW w:type="dxa" w:w="6690"/>
-          </w:tcPr>
-          <w:p>
-            <w:r/>
-            <w:r>
-              <w:rPr>
-                <w:sz w:val="19"/>
-              </w:rPr>
-              <w:t>Sankalpa full-screen page (§7.6)</w:t>
-            </w:r>
-          </w:p>
-        </w:tc>
-      </w:tr>
-      <w:tr>
-        <w:tc>
-          <w:tcPr>
-            <w:tcW w:type="dxa" w:w="2551"/>
-          </w:tcPr>
-          <w:p>
-            <w:r/>
-            <w:r>
-              <w:rPr>
-                <w:sz w:val="19"/>
-              </w:rPr>
-              <w:t>showToast(message)</w:t>
-            </w:r>
-          </w:p>
-        </w:tc>
-        <w:tc>
-          <w:tcPr>
-            <w:tcW w:type="dxa" w:w="6690"/>
-          </w:tcPr>
-          <w:p>
-            <w:r/>
-            <w:r>
-              <w:rPr>
-                <w:sz w:val="19"/>
-              </w:rPr>
-              <w:t>Transient “Saved ✓” confirmation toast</w:t>
-            </w:r>
-          </w:p>
-        </w:tc>
-      </w:tr>
-    </w:tbl>
-    <w:p/>
-    <w:p>
-      <w:pPr>
-        <w:pStyle w:val="Heading3"/>
-      </w:pPr>
-      <w:r>
-        <w:t>Background Theme &amp; Splash Screen (§7.10 / §7.11)</w:t>
-      </w:r>
-    </w:p>
-    <w:p>
-      <w:pPr>
-        <w:pStyle w:val="ListBullet"/>
-      </w:pPr>
-      <w:r>
-        <w:t>SPLASH_IMAGES — Pool of 5 {id, webp, png, alt} entries (splash/ folder); chosen randomly on each load, excluding the previous open’s image (localStorage lastSplashImage).</w:t>
-      </w:r>
-    </w:p>
-    <w:p>
-      <w:pPr>
-        <w:pStyle w:val="ListBullet"/>
-      </w:pPr>
-      <w:r>
-        <w:t>chooseSplashImage() (IIFE, top of app.js) — Runs synchronously before the splash fade-in logic so the correct image is set before first paint; sets #splash-source/#splash-img and persists the choice.</w:t>
-      </w:r>
-    </w:p>
-    <w:p>
-      <w:pPr>
-        <w:pStyle w:val="ListBullet"/>
-      </w:pPr>
-      <w:r>
-        <w:t>updateBackgroundSwatchButtons() — Toggles the .active class on the currently-selected .background-swatch button in the Settings drawer, mirroring updateMalaToggleButton()’s pattern.</w:t>
-      </w:r>
-    </w:p>
-    <w:p>
-      <w:pPr>
-        <w:pStyle w:val="Heading1"/>
-      </w:pPr>
-      <w:r>
-        <w:t>10. Testing</w:t>
-      </w:r>
-    </w:p>
-    <w:p>
-      <w:r>
-        <w:t>The test suite lives under tests/ and is split into three Puppeteer-driven Node scripts (devDependency-only — none of this ships to the browser), all run against a locally served copy of the app (http://localhost:3333 by default): tests/test.js (structural smoke tests, unchanged from earlier revisions), tests/test-unit.js (pure-logic unit tests), and tests/test-e2e.js (full user-flow E2E tests). tests/test.js asserts against the rendered DOM. Coverage includes:</w:t>
-      </w:r>
-    </w:p>
-    <w:p>
-      <w:pPr>
-        <w:pStyle w:val="ListBullet"/>
-      </w:pPr>
-      <w:r>
-        <w:t>Core structure: heading, Today Card, Reflection Summary, and Ledger List all render non-empty.</w:t>
-      </w:r>
-    </w:p>
-    <w:p>
-      <w:pPr>
-        <w:pStyle w:val="ListBullet"/>
-      </w:pPr>
-      <w:r>
-        <w:t>Progress bar: track/fill exist, width is a valid percentage, label contains the expected ‘/’.</w:t>
-      </w:r>
-    </w:p>
-    <w:p>
-      <w:pPr>
-        <w:pStyle w:val="ListBullet"/>
-      </w:pPr>
-      <w:r>
-        <w:t>Jump-to-year: selector has year options; selecting the oldest year expands and scrolls to it.</w:t>
-      </w:r>
-    </w:p>
-    <w:p>
-      <w:pPr>
-        <w:pStyle w:val="ListBullet"/>
-      </w:pPr>
-      <w:r>
-        <w:t>Ledger rows: rows render; chevron click expands/collapses a row.</w:t>
-      </w:r>
-    </w:p>
-    <w:p>
-      <w:pPr>
-        <w:pStyle w:val="ListBullet"/>
-      </w:pPr>
-      <w:r>
-        <w:t>Locked entries: at least one row shows the 🔒 locked-note with the correct text.</w:t>
-      </w:r>
-    </w:p>
-    <w:p>
-      <w:pPr>
-        <w:pStyle w:val="ListBullet"/>
-      </w:pPr>
-      <w:r>
-        <w:t>Poornima keyword detection across all supported variants (English + Devanagari).</w:t>
-      </w:r>
-    </w:p>
-    <w:p>
-      <w:pPr>
-        <w:pStyle w:val="ListBullet"/>
-      </w:pPr>
-      <w:r>
-        <w:t>Date format matches “D MMM YYYY”.</w:t>
-      </w:r>
-    </w:p>
-    <w:p>
-      <w:pPr>
-        <w:pStyle w:val="ListBullet"/>
-      </w:pPr>
-      <w:r>
-        <w:t>Save flow: updating Today Card's jaap value shows a toast that later auto-dismisses.</w:t>
-      </w:r>
-    </w:p>
-    <w:p>
-      <w:pPr>
-        <w:pStyle w:val="ListBullet"/>
-      </w:pPr>
-      <w:r>
-        <w:t>No uncaught JS errors or console errors during the whole run.</w:t>
-      </w:r>
-    </w:p>
-    <w:p>
-      <w:pPr/>
-      <w:r>
-        <w:t>tests/test-unit.js calls global pure/near-pure logic functions directly (top-level function declarations in app.js attach to window in a plain &lt;script&gt;, so they’re reachable via page.evaluate(() =&gt; fnName(...))). Coverage includes:</w:t>
-      </w:r>
-    </w:p>
-    <w:p>
-      <w:pPr>
-        <w:pStyle w:val="ListBullet"/>
-      </w:pPr>
-      <w:r>
-        <w:t>formatIndianNumber, jaapToMala/malaToJaap/formatAsMala, addDaysISO, isSunday, and escapeHTML, including null/undefined/negative-number edge cases.</w:t>
-      </w:r>
-    </w:p>
-    <w:p>
-      <w:pPr>
-        <w:pStyle w:val="ListBullet"/>
-      </w:pPr>
-      <w:r>
-        <w:t>Milestone math: getCurrentMilestone/getMilestoneProgress (including the exact-crore-multiple → 0% edge case), getMilestoneHistory (empty input, out-of-order entries, a single entry crossing multiple Crore brackets at once), sumJaapInRange (null-jaap exclusion, inclusive boundary dates), and projectMilestoneFromPace (falsy/negative pace → null).</w:t>
-      </w:r>
-    </w:p>
-    <w:p>
-      <w:pPr>
-        <w:pStyle w:val="ListBullet"/>
-      </w:pPr>
-      <w:r>
-        <w:t>Sparkline data helpers: buildDateJaapMap, getRollingWindow (missing days skipped rather than zero-filled, empty windows), and renderSparklineSVG (empty/single-point/all-equal-value inputs).</w:t>
-      </w:r>
-    </w:p>
-    <w:p>
-      <w:pPr>
-        <w:pStyle w:val="ListBullet"/>
-      </w:pPr>
-      <w:r>
-        <w:t>hasExplicitPoornima across English (case-insensitive) and Devanagari keyword variants, plus null/empty notes.</w:t>
-      </w:r>
-    </w:p>
-    <w:p>
-      <w:pPr>
-        <w:pStyle w:val="ListBullet"/>
-      </w:pPr>
-      <w:r>
-        <w:t>isWithinLastNDays / isEditableEntry at the exact 7-day boundary and for future dates.</w:t>
-      </w:r>
-    </w:p>
-    <w:p>
-      <w:pPr>
-        <w:pStyle w:val="ListBullet"/>
-      </w:pPr>
-      <w:r>
-        <w:t>computeJaapFromInput’s precision guard — the most important case: an unchanged floored mala value with a legacy non-multiple-of-108 original jaap must preserve that original exactly, versus an actually-changed input recomputing normally. Mala View is toggled via the real #mala-toggle checkbox (not by injecting state directly) since malaViewEnabled is a module-scoped let and isn’t reachable on window.</w:t>
-      </w:r>
-    </w:p>
-    <w:p>
-      <w:pPr/>
-      <w:r>
-        <w:t>tests/test-e2e.js drives full user flows through the real UI. Coverage includes:</w:t>
-      </w:r>
-    </w:p>
-    <w:p>
-      <w:pPr>
-        <w:pStyle w:val="ListBullet"/>
-      </w:pPr>
-      <w:r>
-        <w:t>Background theme: defaults to Mandala on first-ever load; clicking each Settings swatch swaps the body class, persists to localStorage.backgroundChoice, and survives a reload; the splash screen picks up the same chosen theme.</w:t>
-      </w:r>
-    </w:p>
-    <w:p>
-      <w:pPr>
-        <w:pStyle w:val="ListBullet"/>
-      </w:pPr>
-      <w:r>
-        <w:t>Splash rotation: across repeated reloads, the shown image (tracked via localStorage.lastSplashImage) never repeats on two consecutive opens.</w:t>
-      </w:r>
-    </w:p>
-    <w:p>
-      <w:pPr>
-        <w:pStyle w:val="ListBullet"/>
-      </w:pPr>
-      <w:r>
-        <w:t>Mala View toggle: switching it changes the Today Card input label and persists across reload.</w:t>
-      </w:r>
-    </w:p>
-    <w:p>
-      <w:pPr>
-        <w:pStyle w:val="ListBullet"/>
-      </w:pPr>
-      <w:r>
-        <w:t>Today Card update: entering a jaap value and saving shows the toast and updates the field.</w:t>
-      </w:r>
-    </w:p>
-    <w:p>
-      <w:pPr>
-        <w:pStyle w:val="ListBullet"/>
-      </w:pPr>
-      <w:r>
-        <w:t>Sankalpa: the establish flow (button disabled until text is entered) and the rewrite flow (confirm() dialog handled via page.on(‘dialog’, ...)), asserting the original establishment date is preserved after a rewrite.</w:t>
-      </w:r>
-    </w:p>
-    <w:p>
-      <w:pPr>
-        <w:pStyle w:val="ListBullet"/>
-      </w:pPr>
-      <w:r>
-        <w:t>Import/Export: export is verified by intercepting the Blob via a URL.createObjectURL override and parsing its JSON; import is driven via input.uploadFile() with a crafted fixture, asserting the ledger row count updates (accounting for the auto-created “today” entry).</w:t>
-      </w:r>
-    </w:p>
-    <w:p>
-      <w:pPr>
-        <w:pStyle w:val="ListBullet"/>
-      </w:pPr>
-      <w:r>
-        <w:t>Restore from Backup: verified both via the rendered ledger row count and by reading the ledger-backups IndexedDB object store directly (via page.evaluate(() =&gt; window.openDB())).</w:t>
-      </w:r>
-    </w:p>
-    <w:p>
-      <w:r>
-        <w:t>Run the full suite with: npm test (equivalent to node tests/test.js &amp;&amp; node tests/test-unit.js &amp;&amp; node tests/test-e2e.js), against an app already being served (e.g. via python -m http.server 3333 in the project root). Each file can also be run individually, e.g. node tests/test-unit.js.</w:t>
-      </w:r>
-    </w:p>
-    <w:p>
-      <w:r>
-        <w:t>As of this revision, the full Sumiran-Lite feature set — sparkline, milestone predictions, Sankalpa, Mala View, Background Theme, and Splash rotation — has direct automated coverage across the three suites (120 assertions total at time of writing). There is no CI pipeline configured (no GitHub Actions or equivalent), so npm test must currently be run locally before pushing.</w:t>
-      </w:r>
-    </w:p>
-    <w:p>
-      <w:pPr>
-        <w:pStyle w:val="Heading1"/>
-      </w:pPr>
-      <w:r>
-        <w:t>11. Build, Run &amp; Deployment</w:t>
-      </w:r>
-    </w:p>
-    <w:p>
-      <w:pPr>
-        <w:pStyle w:val="Heading2"/>
-      </w:pPr>
-      <w:r>
-        <w:t>11.1 Local development</w:t>
-      </w:r>
-    </w:p>
-    <w:p>
-      <w:r>
-        <w:t>There is no build step. Because the app uses fetch() to load data.json and poornima.json, it must be served over HTTP (not opened via a file:// URL, which fetch() cannot read due to browser CORS restrictions on the file protocol).</w:t>
-      </w:r>
-    </w:p>
-    <w:p>
-      <w:pPr>
-        <w:spacing w:before="80" w:after="200"/>
-        <w:ind w:left="227"/>
-        <w:shd w:val="clear" w:color="auto" w:fill="F4ECD8"/>
-      </w:pPr>
-      <w:r>
-        <w:rPr>
-          <w:rFonts w:ascii="Consolas" w:hAnsi="Consolas"/>
-          <w:color w:val="4A3F18"/>
-          <w:sz w:val="18"/>
-        </w:rPr>
-        <w:t>cd jaap-ledger</w:t>
-      </w:r>
-      <w:r>
-        <w:br/>
-      </w:r>
-      <w:r>
-        <w:rPr>
-          <w:rFonts w:ascii="Consolas" w:hAnsi="Consolas"/>
-          <w:color w:val="4A3F18"/>
-          <w:sz w:val="18"/>
-        </w:rPr>
-        <w:t>python -m http.server 3333</w:t>
-      </w:r>
-      <w:r>
-        <w:br/>
-      </w:r>
-      <w:r>
-        <w:rPr>
-          <w:rFonts w:ascii="Consolas" w:hAnsi="Consolas"/>
-          <w:color w:val="4A3F18"/>
-          <w:sz w:val="18"/>
-        </w:rPr>
-        <w:t># open http://localhost:3333</w:t>
-      </w:r>
-    </w:p>
-    <w:p>
-      <w:r>
-        <w:t>To test on a phone on the same Wi-Fi network, open http://&lt;your-machine's-LAN-IP&gt;:3333 from the phone's browser. Note that localhost and the LAN IP are different origins, so IndexedDB/localStorage data is not shared between a desktop-browser session and a phone session against the same server.</w:t>
-      </w:r>
-    </w:p>
-    <w:p>
-      <w:pPr>
-        <w:pStyle w:val="Heading2"/>
-      </w:pPr>
-      <w:r>
-        <w:t>11.2 Deployment</w:t>
-      </w:r>
-    </w:p>
-    <w:p>
-      <w:r>
-        <w:t>The app is deployed as a static site via GitHub Pages, configured to deploy from the main branch root, serving directly at https://arijeetkundu.github.io/jaap-ledger/. Since it is a static PWA with only relative asset paths, no environment-specific configuration is required for deployment — pushing to main and letting Pages rebuild is sufficient.</w:t>
-      </w:r>
-    </w:p>
-    <w:p>
-      <w:pPr>
-        <w:pStyle w:val="Heading2"/>
-      </w:pPr>
-      <w:r>
-        <w:t>11.3 Dependencies</w:t>
-      </w:r>
-    </w:p>
-    <w:tbl>
-      <w:tblPr>
-        <w:tblStyle w:val="TableGrid"/>
-        <w:tblW w:type="auto" w:w="0"/>
-        <w:jc w:val="left"/>
-        <w:tblLook w:firstColumn="1" w:firstRow="1" w:lastColumn="0" w:lastRow="0" w:noHBand="0" w:noVBand="1" w:val="04A0"/>
-      </w:tblPr>
-      <w:tblGrid>
-        <w:gridCol w:w="2880"/>
-        <w:gridCol w:w="2880"/>
-        <w:gridCol w:w="2880"/>
-      </w:tblGrid>
-      <w:tr>
-        <w:tc>
-          <w:tcPr>
-            <w:tcW w:type="dxa" w:w="2268"/>
-            <w:shd w:val="clear" w:color="auto" w:fill="F4ECD8"/>
-          </w:tcPr>
-          <w:p>
-            <w:r/>
-            <w:r>
-              <w:rPr>
-                <w:b/>
-                <w:sz w:val="19"/>
-              </w:rPr>
-              <w:t>Package</w:t>
-            </w:r>
-          </w:p>
-        </w:tc>
-        <w:tc>
-          <w:tcPr>
-            <w:tcW w:type="dxa" w:w="1984"/>
-            <w:shd w:val="clear" w:color="auto" w:fill="F4ECD8"/>
-          </w:tcPr>
-          <w:p>
-            <w:r/>
-            <w:r>
-              <w:rPr>
-                <w:b/>
-                <w:sz w:val="19"/>
-              </w:rPr>
-              <w:t>Scope</w:t>
-            </w:r>
-          </w:p>
-        </w:tc>
-        <w:tc>
-          <w:tcPr>
-            <w:tcW w:type="dxa" w:w="4819"/>
-            <w:shd w:val="clear" w:color="auto" w:fill="F4ECD8"/>
-          </w:tcPr>
-          <w:p>
-            <w:r/>
-            <w:r>
-              <w:rPr>
-                <w:b/>
-                <w:sz w:val="19"/>
-              </w:rPr>
-              <w:t>Purpose</w:t>
-            </w:r>
-          </w:p>
-        </w:tc>
-      </w:tr>
-      <w:tr>
-        <w:tc>
-          <w:tcPr>
-            <w:tcW w:type="dxa" w:w="2268"/>
-          </w:tcPr>
-          <w:p>
-            <w:r/>
-            <w:r>
-              <w:rPr>
-                <w:sz w:val="19"/>
-              </w:rPr>
-              <w:t>puppeteer</w:t>
-            </w:r>
-          </w:p>
-        </w:tc>
-        <w:tc>
-          <w:tcPr>
-            <w:tcW w:type="dxa" w:w="1984"/>
-          </w:tcPr>
-          <w:p>
-            <w:r/>
-            <w:r>
-              <w:rPr>
-                <w:sz w:val="19"/>
-              </w:rPr>
-              <w:t>devDependency</w:t>
-            </w:r>
-          </w:p>
-        </w:tc>
-        <w:tc>
-          <w:tcPr>
-            <w:tcW w:type="dxa" w:w="4819"/>
-          </w:tcPr>
-          <w:p>
-            <w:r/>
-            <w:r>
-              <w:rPr>
-                <w:sz w:val="19"/>
-              </w:rPr>
-              <w:t>Headless-browser smoke testing (test.js)</w:t>
-            </w:r>
-          </w:p>
-        </w:tc>
-      </w:tr>
-      <w:tr>
-        <w:tc>
-          <w:tcPr>
-            <w:tcW w:type="dxa" w:w="2268"/>
-          </w:tcPr>
-          <w:p>
-            <w:r/>
-            <w:r>
-              <w:rPr>
-                <w:sz w:val="19"/>
-              </w:rPr>
-              <w:t>sharp</w:t>
-            </w:r>
-          </w:p>
-        </w:tc>
-        <w:tc>
-          <w:tcPr>
-            <w:tcW w:type="dxa" w:w="1984"/>
-          </w:tcPr>
-          <w:p>
-            <w:r/>
-            <w:r>
-              <w:rPr>
-                <w:sz w:val="19"/>
-              </w:rPr>
-              <w:t>devDependency</w:t>
-            </w:r>
-          </w:p>
-        </w:tc>
-        <w:tc>
-          <w:tcPr>
-            <w:tcW w:type="dxa" w:w="4819"/>
-          </w:tcPr>
-          <w:p>
-            <w:r/>
-            <w:r>
-              <w:rPr>
-                <w:sz w:val="19"/>
-              </w:rPr>
-              <w:t>Local image/icon processing during asset prep</w:t>
-            </w:r>
-          </w:p>
-        </w:tc>
-      </w:tr>
-    </w:tbl>
-    <w:p/>
-    <w:p>
-      <w:r>
-        <w:t>Neither package is imported by app.js or shipped to end users; the browser runtime has zero external dependencies.</w:t>
-      </w:r>
-    </w:p>
-    <w:p>
-      <w:pPr>
-        <w:pStyle w:val="Heading1"/>
-      </w:pPr>
-      <w:r>
-        <w:t>12. Known Limitations &amp; Technical Debt</w:t>
-      </w:r>
-    </w:p>
-    <w:p>
-      <w:pPr>
-        <w:pStyle w:val="ListBullet"/>
-      </w:pPr>
-      <w:r>
-        <w:rPr>
-          <w:b/>
-        </w:rPr>
-        <w:t xml:space="preserve">No service worker: </w:t>
-      </w:r>
-      <w:r>
-        <w:t>the manifest declares a PWA, but there is no service worker registered, so there is no offline network-request caching — offline behavior relies entirely on the fact that practice data lives in IndexedDB, not on caching the app shell itself. A first load requires network access to fetch index.html/app.js/styles.css.</w:t>
-      </w:r>
-    </w:p>
-    <w:p>
-      <w:pPr>
-        <w:pStyle w:val="ListBullet"/>
-      </w:pPr>
-      <w:r>
-        <w:rPr>
-          <w:b/>
-        </w:rPr>
-        <w:t xml:space="preserve">No module system: </w:t>
-      </w:r>
-      <w:r>
-        <w:t>all app.js functions are global; there is no import/export boundary, so naming collisions are prevented only by convention, and the whole file must load and execute in order for the app to bootstrap correctly.</w:t>
-      </w:r>
-    </w:p>
-    <w:p>
-      <w:pPr>
-        <w:pStyle w:val="ListBullet"/>
-      </w:pPr>
-      <w:r>
-        <w:rPr>
-          <w:b/>
-        </w:rPr>
-        <w:t xml:space="preserve">Unescaped notes rendering: </w:t>
-      </w:r>
-      <w:r>
-        <w:t>the notes field is inserted into the DOM via innerHTML without HTML-escaping in the Ledger List and Today Card (unlike Sankalpa text, which is escaped). Since notes are entirely user-authored on a single-user, client-only app, this is a low-severity, self-XSS-only concern under the current data model, not a fix that was in scope for the Sumiran-Lite feature work.</w:t>
-      </w:r>
-    </w:p>
-    <w:p>
-      <w:pPr>
-        <w:pStyle w:val="ListBullet"/>
-      </w:pPr>
-      <w:r>
-        <w:rPr>
-          <w:b/>
-        </w:rPr>
-        <w:t xml:space="preserve">7-day editable window is hardcoded </w:t>
-      </w:r>
-      <w:r>
-        <w:t>in two separate places (isEditableEntry() and updateTodayEntry()'s isWithinLastNDays(entry.date, 7) check) rather than a single shared constant.</w:t>
-      </w:r>
-    </w:p>
-    <w:p>
-      <w:pPr>
-        <w:pStyle w:val="ListBullet"/>
-      </w:pPr>
-      <w:r>
-        <w:rPr>
-          <w:b/>
-        </w:rPr>
-        <w:t>No CI pipeline: npm test (tests/test.js, tests/test-unit.js, tests/test-e2e.js) must currently be run locally before pushing — there is no GitHub Actions workflow or other CI wiring to run it automatically.</w:t>
-      </w:r>
-    </w:p>
-    <w:p>
-      <w:pPr>
-        <w:pStyle w:val="ListBullet"/>
-      </w:pPr>
-      <w:r>
-        <w:rPr>
-          <w:b/>
-        </w:rPr>
-        <w:t xml:space="preserve">todayISO is computed once at load </w:t>
-      </w:r>
-      <w:r>
-        <w:t>and reused as a session-lifetime constant; a date rollover while the app is left open won't be picked up without a page reload.</w:t>
-      </w:r>
-    </w:p>
-    <w:p>
-      <w:pPr>
-        <w:pStyle w:val="Heading1"/>
-      </w:pPr>
-      <w:r>
-        <w:t>13. Glossary</w:t>
-      </w:r>
-    </w:p>
-    <w:tbl>
-      <w:tblPr>
-        <w:tblStyle w:val="TableGrid"/>
-        <w:tblW w:type="auto" w:w="0"/>
-        <w:jc w:val="left"/>
-        <w:tblLook w:firstColumn="1" w:firstRow="1" w:lastColumn="0" w:lastRow="0" w:noHBand="0" w:noVBand="1" w:val="04A0"/>
-      </w:tblPr>
-      <w:tblGrid>
-        <w:gridCol w:w="4320"/>
-        <w:gridCol w:w="4320"/>
-      </w:tblGrid>
-      <w:tr>
-        <w:tc>
-          <w:tcPr>
-            <w:tcW w:type="dxa" w:w="1984"/>
-            <w:shd w:val="clear" w:color="auto" w:fill="F4ECD8"/>
-          </w:tcPr>
-          <w:p>
-            <w:r/>
-            <w:r>
-              <w:rPr>
-                <w:b/>
-                <w:sz w:val="19"/>
               </w:rPr>
               <w:t>Term</w:t>
             </w:r>
@@ -4712,197 +4178,15 @@
         </w:tc>
         <w:tc>
           <w:tcPr>
-            <w:tcW w:type="dxa" w:w="7087"/>
-            <w:shd w:val="clear" w:color="auto" w:fill="F4ECD8"/>
+            <w:tcW w:type="dxa" w:w="4320"/>
           </w:tcPr>
           <w:p>
             <w:r/>
             <w:r>
               <w:rPr>
                 <w:b/>
-                <w:sz w:val="19"/>
               </w:rPr>
               <w:t>Meaning</w:t>
-            </w:r>
-          </w:p>
-        </w:tc>
-      </w:tr>
-      <w:tr>
-        <w:tc>
-          <w:tcPr>
-            <w:tcW w:type="dxa" w:w="1984"/>
-          </w:tcPr>
-          <w:p>
-            <w:r/>
-            <w:r>
-              <w:rPr>
-                <w:sz w:val="19"/>
-              </w:rPr>
-              <w:t>Jaap</w:t>
-            </w:r>
-          </w:p>
-        </w:tc>
-        <w:tc>
-          <w:tcPr>
-            <w:tcW w:type="dxa" w:w="7087"/>
-          </w:tcPr>
-          <w:p>
-            <w:r/>
-            <w:r>
-              <w:rPr>
-                <w:sz w:val="19"/>
-              </w:rPr>
-              <w:t>A single repetition/count of mantra practice; the base unit tracked per day.</w:t>
-            </w:r>
-          </w:p>
-        </w:tc>
-      </w:tr>
-      <w:tr>
-        <w:tc>
-          <w:tcPr>
-            <w:tcW w:type="dxa" w:w="1984"/>
-          </w:tcPr>
-          <w:p>
-            <w:r/>
-            <w:r>
-              <w:rPr>
-                <w:sz w:val="19"/>
-              </w:rPr>
-              <w:t>Mala</w:t>
-            </w:r>
-          </w:p>
-        </w:tc>
-        <w:tc>
-          <w:tcPr>
-            <w:tcW w:type="dxa" w:w="7087"/>
-          </w:tcPr>
-          <w:p>
-            <w:r/>
-            <w:r>
-              <w:rPr>
-                <w:sz w:val="19"/>
-              </w:rPr>
-              <w:t>A string of 108 beads; one “mala” = 108 jaap. The app's alternate display/entry unit.</w:t>
-            </w:r>
-          </w:p>
-        </w:tc>
-      </w:tr>
-      <w:tr>
-        <w:tc>
-          <w:tcPr>
-            <w:tcW w:type="dxa" w:w="1984"/>
-          </w:tcPr>
-          <w:p>
-            <w:r/>
-            <w:r>
-              <w:rPr>
-                <w:sz w:val="19"/>
-              </w:rPr>
-              <w:t>Crore</w:t>
-            </w:r>
-          </w:p>
-        </w:tc>
-        <w:tc>
-          <w:tcPr>
-            <w:tcW w:type="dxa" w:w="7087"/>
-          </w:tcPr>
-          <w:p>
-            <w:r/>
-            <w:r>
-              <w:rPr>
-                <w:sz w:val="19"/>
-              </w:rPr>
-              <w:t>10,000,000 (1,00,00,000) — the milestone unit for lifetime progress tracking.</w:t>
-            </w:r>
-          </w:p>
-        </w:tc>
-      </w:tr>
-      <w:tr>
-        <w:tc>
-          <w:tcPr>
-            <w:tcW w:type="dxa" w:w="1984"/>
-          </w:tcPr>
-          <w:p>
-            <w:r/>
-            <w:r>
-              <w:rPr>
-                <w:sz w:val="19"/>
-              </w:rPr>
-              <w:t>Poornima</w:t>
-            </w:r>
-          </w:p>
-        </w:tc>
-        <w:tc>
-          <w:tcPr>
-            <w:tcW w:type="dxa" w:w="7087"/>
-          </w:tcPr>
-          <w:p>
-            <w:r/>
-            <w:r>
-              <w:rPr>
-                <w:sz w:val="19"/>
-              </w:rPr>
-              <w:t>Full moon day in the Hindu lunar calendar; detected from notes-field keywords or a static fallback calendar.</w:t>
-            </w:r>
-          </w:p>
-        </w:tc>
-      </w:tr>
-      <w:tr>
-        <w:tc>
-          <w:tcPr>
-            <w:tcW w:type="dxa" w:w="1984"/>
-          </w:tcPr>
-          <w:p>
-            <w:r/>
-            <w:r>
-              <w:rPr>
-                <w:sz w:val="19"/>
-              </w:rPr>
-              <w:t>Sankalpa</w:t>
-            </w:r>
-          </w:p>
-        </w:tc>
-        <w:tc>
-          <w:tcPr>
-            <w:tcW w:type="dxa" w:w="7087"/>
-          </w:tcPr>
-          <w:p>
-            <w:r/>
-            <w:r>
-              <w:rPr>
-                <w:sz w:val="19"/>
-              </w:rPr>
-              <w:t>A formally stated vow or intention behind a spiritual practice; recorded once and rarely changed.</w:t>
-            </w:r>
-          </w:p>
-        </w:tc>
-      </w:tr>
-      <w:tr>
-        <w:tc>
-          <w:tcPr>
-            <w:tcW w:type="dxa" w:w="1984"/>
-          </w:tcPr>
-          <w:p>
-            <w:r/>
-            <w:r>
-              <w:rPr>
-                <w:sz w:val="19"/>
-              </w:rPr>
-              <w:t>Sumiran-Lite</w:t>
-            </w:r>
-          </w:p>
-        </w:tc>
-        <w:tc>
-          <w:tcPr>
-            <w:tcW w:type="dxa" w:w="7087"/>
-          </w:tcPr>
-          <w:p>
-            <w:r/>
-            <w:r>
-              <w:rPr>
-                <w:sz w:val="19"/>
-              </w:rPr>
-              <w:t>The internal codename for the feature set added in this documentation's referenced commit: sparkline, milestone predictions, Sankalpa, and Mala View.</w:t>
             </w:r>
           </w:p>
         </w:tc>
@@ -4913,6 +4197,151 @@
             <w:tcW w:type="dxa" w:w="4320"/>
           </w:tcPr>
           <w:p>
+            <w:r/>
+            <w:r>
+              <w:t>Jaap</w:t>
+            </w:r>
+          </w:p>
+        </w:tc>
+        <w:tc>
+          <w:tcPr>
+            <w:tcW w:type="dxa" w:w="4320"/>
+          </w:tcPr>
+          <w:p>
+            <w:r/>
+            <w:r>
+              <w:t>A single repetition/count of mantra practice; the base unit tracked per day.</w:t>
+            </w:r>
+          </w:p>
+        </w:tc>
+      </w:tr>
+      <w:tr>
+        <w:tc>
+          <w:tcPr>
+            <w:tcW w:type="dxa" w:w="4320"/>
+          </w:tcPr>
+          <w:p>
+            <w:r/>
+            <w:r>
+              <w:t>Mala</w:t>
+            </w:r>
+          </w:p>
+        </w:tc>
+        <w:tc>
+          <w:tcPr>
+            <w:tcW w:type="dxa" w:w="4320"/>
+          </w:tcPr>
+          <w:p>
+            <w:r/>
+            <w:r>
+              <w:t>A string of 108 beads; one “mala” = 108 jaap. The app's alternate display/entry unit.</w:t>
+            </w:r>
+          </w:p>
+        </w:tc>
+      </w:tr>
+      <w:tr>
+        <w:tc>
+          <w:tcPr>
+            <w:tcW w:type="dxa" w:w="4320"/>
+          </w:tcPr>
+          <w:p>
+            <w:r/>
+            <w:r>
+              <w:t>Crore</w:t>
+            </w:r>
+          </w:p>
+        </w:tc>
+        <w:tc>
+          <w:tcPr>
+            <w:tcW w:type="dxa" w:w="4320"/>
+          </w:tcPr>
+          <w:p>
+            <w:r/>
+            <w:r>
+              <w:t>10,000,000 (1,00,00,000) — the milestone unit for lifetime progress tracking.</w:t>
+            </w:r>
+          </w:p>
+        </w:tc>
+      </w:tr>
+      <w:tr>
+        <w:tc>
+          <w:tcPr>
+            <w:tcW w:type="dxa" w:w="4320"/>
+          </w:tcPr>
+          <w:p>
+            <w:r/>
+            <w:r>
+              <w:t>Poornima</w:t>
+            </w:r>
+          </w:p>
+        </w:tc>
+        <w:tc>
+          <w:tcPr>
+            <w:tcW w:type="dxa" w:w="4320"/>
+          </w:tcPr>
+          <w:p>
+            <w:r/>
+            <w:r>
+              <w:t>Full moon day in the Hindu lunar calendar; detected from notes-field keywords or a static fallback calendar.</w:t>
+            </w:r>
+          </w:p>
+        </w:tc>
+      </w:tr>
+      <w:tr>
+        <w:tc>
+          <w:tcPr>
+            <w:tcW w:type="dxa" w:w="4320"/>
+          </w:tcPr>
+          <w:p>
+            <w:r/>
+            <w:r>
+              <w:t>Sankalpa</w:t>
+            </w:r>
+          </w:p>
+        </w:tc>
+        <w:tc>
+          <w:tcPr>
+            <w:tcW w:type="dxa" w:w="4320"/>
+          </w:tcPr>
+          <w:p>
+            <w:r/>
+            <w:r>
+              <w:t>A formally stated vow or intention behind a spiritual practice; recorded once and rarely changed.</w:t>
+            </w:r>
+          </w:p>
+        </w:tc>
+      </w:tr>
+      <w:tr>
+        <w:tc>
+          <w:tcPr>
+            <w:tcW w:type="dxa" w:w="4320"/>
+          </w:tcPr>
+          <w:p>
+            <w:r/>
+            <w:r>
+              <w:t>Sumiran-Lite</w:t>
+            </w:r>
+          </w:p>
+        </w:tc>
+        <w:tc>
+          <w:tcPr>
+            <w:tcW w:type="dxa" w:w="4320"/>
+          </w:tcPr>
+          <w:p>
+            <w:r/>
+            <w:r>
+              <w:t>The internal codename for the app's core feature set: sparkline, milestone predictions, Sankalpa, and Mala View.</w:t>
+            </w:r>
+          </w:p>
+        </w:tc>
+      </w:tr>
+      <w:tr>
+        <w:tc>
+          <w:tcPr>
+            <w:tcW w:type="dxa" w:w="4320"/>
+          </w:tcPr>
+          <w:p>
+            <w:r/>
             <w:r>
               <w:t>Alpana</w:t>
             </w:r>
@@ -4923,8 +4352,9 @@
             <w:tcW w:type="dxa" w:w="4320"/>
           </w:tcPr>
           <w:p>
+            <w:r/>
             <w:r>
-              <w:t>A traditional decorative floor-art pattern; one of the two selectable tiled page background themes (§7.11).</w:t>
+              <w:t>A traditional decorative floor-art pattern; one of the three selectable background themes (§7.11).</w:t>
             </w:r>
           </w:p>
         </w:tc>
@@ -4935,6 +4365,7 @@
             <w:tcW w:type="dxa" w:w="4320"/>
           </w:tcPr>
           <w:p>
+            <w:r/>
             <w:r>
               <w:t>Mandala</w:t>
             </w:r>
@@ -4945,14 +4376,62 @@
             <w:tcW w:type="dxa" w:w="4320"/>
           </w:tcPr>
           <w:p>
+            <w:r/>
             <w:r>
-              <w:t>A circular sacred-geometry pattern; the other selectable tiled page background theme (§7.11) and the app’s default.</w:t>
+              <w:t>A circular sacred-geometry pattern; the app's default background theme (§7.11).</w:t>
+            </w:r>
+          </w:p>
+        </w:tc>
+      </w:tr>
+      <w:tr>
+        <w:tc>
+          <w:tcPr>
+            <w:tcW w:type="dxa" w:w="4320"/>
+          </w:tcPr>
+          <w:p>
+            <w:r/>
+            <w:r>
+              <w:t>Jharokha</w:t>
+            </w:r>
+          </w:p>
+        </w:tc>
+        <w:tc>
+          <w:tcPr>
+            <w:tcW w:type="dxa" w:w="4320"/>
+          </w:tcPr>
+          <w:p>
+            <w:r/>
+            <w:r>
+              <w:t>A traditional overhanging balcony/window form in Indian architecture; the third background theme (§7.11), shown full-bleed rather than tiled.</w:t>
+            </w:r>
+          </w:p>
+        </w:tc>
+      </w:tr>
+      <w:tr>
+        <w:tc>
+          <w:tcPr>
+            <w:tcW w:type="dxa" w:w="4320"/>
+          </w:tcPr>
+          <w:p>
+            <w:r/>
+            <w:r>
+              <w:t>Temple Gold &amp; Maroon</w:t>
+            </w:r>
+          </w:p>
+        </w:tc>
+        <w:tc>
+          <w:tcPr>
+            <w:tcW w:type="dxa" w:w="4320"/>
+          </w:tcPr>
+          <w:p>
+            <w:r/>
+            <w:r>
+              <w:t>The internal name for the app's premium visual redesign — the maroon/gold design-token system, milestone celebration, and adaptive splash frame (§7.12).</w:t>
             </w:r>
           </w:p>
         </w:tc>
       </w:tr>
     </w:tbl>
-    <w:p/>
     <w:sectPr>
       <w:pgSz w:w="12240" w:h="15840"/>
       <w:pgMar w:top="1440" w:right="1800" w:bottom="1440" w:left="1800" w:header="720" w:footer="720" w:gutter="0"/>

--- a/Sumiran-Lite-Technical-Documentation.docx
+++ b/Sumiran-Lite-Technical-Documentation.docx
@@ -37,7 +37,7 @@
           <w:color w:val="555555"/>
           <w:sz w:val="22"/>
         </w:rPr>
-        <w:t>Version: main @ ddc7958 (Sumiran-Lite)</w:t>
+        <w:t>Version: main @ b4d5613 (Sumiran-Lite)</w:t>
       </w:r>
       <w:r>
         <w:br/>
@@ -250,7 +250,7 @@
         <w:pStyle w:val="ListBullet"/>
       </w:pPr>
       <w:r>
-        <w:t>Testing: Puppeteer-driven browser tests across 5 suites — structural smoke tests, pure-logic unit tests, full user-flow E2E tests, premium-redesign tests, and custom-splash-image tests (tests/*.js), 181 assertions total as of this revision, run via npm test</w:t>
+        <w:t>Testing: Puppeteer-driven browser tests across 5 suites — structural smoke tests, pure-logic unit tests, full user-flow E2E tests, premium-redesign tests, and custom-splash-image tests (tests/*.js), 184 assertions total as of this revision, run via npm test</w:t>
       </w:r>
     </w:p>
     <w:p>
@@ -668,17 +668,7 @@
           <w:rFonts w:ascii="Consolas" w:hAnsi="Consolas"/>
           <w:sz w:val="18"/>
         </w:rPr>
-        <w:t>├── data.json                           Historical seed data (used only on first-ever load)</w:t>
-      </w:r>
-      <w:r>
-        <w:br/>
-      </w:r>
-      <w:r>
-        <w:rPr>
-          <w:rFonts w:ascii="Consolas" w:hAnsi="Consolas"/>
-          <w:sz w:val="18"/>
-        </w:rPr>
-        <w:t>├── poornima.json                       Static full-moon date fallback list (through 2027)</w:t>
+        <w:t>├── data.json                           Local-testing fixture only — never loaded into a real user's ledger</w:t>
       </w:r>
       <w:r>
         <w:br/>
@@ -1020,7 +1010,7 @@
     </w:p>
     <w:p>
       <w:r>
-        <w:t>All practice data is stored exclusively in IndexedDB, database “jaap-ledger-db”, currently at DB_VERSION 4. The upgrade handler is additive-only — each object store is created only if it does not already exist — so version bumps never destroy existing user data.</w:t>
+        <w:t>All practice data is stored exclusively in IndexedDB, database “jaap-ledger-db”, currently at DB_VERSION 4. The upgrade handler is additive-only — each object store is created only if it does not already exist — so version bumps never destroy existing user data. One store, meta, is currently unused legacy schema (it previously guarded a one-time data.json seeding step that has since been removed); per the additive-only rule it is left in place rather than removed.</w:t>
       </w:r>
     </w:p>
     <w:p/>
@@ -1087,7 +1077,7 @@
         <w:pStyle w:val="ListNumber"/>
       </w:pPr>
       <w:r>
-        <w:t>Fetch poornima.json (optional static fallback for full-moon dates — the primary Poornima detection mechanism is now keyword-based, see §7.3).</w:t>
+        <w:t>Call loadLedgerFromDB(): live store → latest backup → empty array. A fresh/empty ledger always starts blank — there is no seeding from data.json (that file is a local-testing fixture only, kept out of the real bootstrap path so a new visitor never sees the maintainer's personal practice history).</w:t>
       </w:r>
     </w:p>
     <w:p>
@@ -1095,7 +1085,7 @@
         <w:pStyle w:val="ListNumber"/>
       </w:pPr>
       <w:r>
-        <w:t>Call loadLedgerFromDB(): live store → latest backup → empty array.</w:t>
+        <w:t>ensureRecentEntriesExist(7): backfills null placeholder entries for any of the last 7 calendar days missing from the ledger, so Today Card and the last-7-days editable window always have rows to render.</w:t>
       </w:r>
     </w:p>
     <w:p>
@@ -1103,7 +1093,7 @@
         <w:pStyle w:val="ListNumber"/>
       </w:pPr>
       <w:r>
-        <w:t>First-ever load only: if the ledger is empty and it has never been seeded before (meta.ledgerSeeded is unset), fetch data.json and use it as the initial ledger. If the ledger was previously seeded and the user has since emptied it, it is intentionally left empty rather than re-seeded.</w:t>
+        <w:t>Persist the (possibly backfilled) ledger and a fresh automatic backup.</w:t>
       </w:r>
     </w:p>
     <w:p>
@@ -1111,36 +1101,33 @@
         <w:pStyle w:val="ListNumber"/>
       </w:pPr>
       <w:r>
-        <w:t>ensureRecentEntriesExist(7): backfills null placeholder entries for any of the last 7 calendar days missing from the ledger, so Today Card and the last-7-days editable window always have rows to render.</w:t>
+        <w:t>renderToday(): the single entry point that re-renders the Today Card, Reflection Summary, and Ledger List from current in-memory state. Called after every mutation.</w:t>
       </w:r>
     </w:p>
     <w:p>
-      <w:pPr>
-        <w:pStyle w:val="ListNumber"/>
-      </w:pPr>
-      <w:r>
-        <w:t>Persist the (possibly backfilled) ledger and a fresh automatic backup.</w:t>
+      <w:r>
+        <w:t>The splash screen (#splash-screen) is shown for a fixed 2 seconds on window load, then fades out over 500ms and is removed from the DOM; its display timing is independent of the async data-loading sequence above and purely cosmetic. Its entrance uses a CSS keyframe animation (§7.12).</w:t>
       </w:r>
     </w:p>
     <w:p>
       <w:pPr>
-        <w:pStyle w:val="ListNumber"/>
-      </w:pPr>
-      <w:r>
-        <w:t>renderToday(): the single entry point that re-renders the Today Card, Reflection Summary, and Ledger List from current in-memory state. Called after every mutation.</w:t>
+        <w:pStyle w:val="Heading1"/>
+      </w:pPr>
+      <w:r>
+        <w:t>7. Feature Reference</w:t>
       </w:r>
     </w:p>
     <w:p>
-      <w:r>
-        <w:t>The splash screen (#splash-screen) is shown for a fixed 2 seconds on window load, then fades out over 500ms and is removed from the DOM; its display timing is independent of the async data-loading sequence above and purely cosmetic. Its entrance uses a CSS keyframe animation (§7.12).</w:t>
+      <w:pPr>
+        <w:pStyle w:val="Heading2"/>
+      </w:pPr>
+      <w:r>
+        <w:t>7.1 Today Card</w:t>
       </w:r>
     </w:p>
     <w:p>
-      <w:pPr>
-        <w:pStyle w:val="Heading1"/>
-      </w:pPr>
-      <w:r>
-        <w:t>7. Feature Reference</w:t>
+      <w:r>
+        <w:t>Shows today's date, an input for the jaap (or mala) count, a notes textarea, and an Update button. Editable only while the entry falls within the last 7 days (isWithinLastNDays); the Update button is replaced with a locked message otherwise. Displays a 🌕 marker if the notes field contains an explicit Poornima keyword.</w:t>
       </w:r>
     </w:p>
     <w:p>
@@ -1148,25 +1135,28 @@
         <w:pStyle w:val="Heading2"/>
       </w:pPr>
       <w:r>
-        <w:t>7.1 Today Card</w:t>
+        <w:t>7.2 Reflection Summary</w:t>
       </w:r>
     </w:p>
     <w:p>
       <w:r>
-        <w:t>Shows today's date, an input for the jaap (or mala) count, a notes textarea, and an Update button. Editable only while the entry falls within the last 7 days (isWithinLastNDays); the Update button is replaced with a locked message otherwise. Displays a 🌕 marker if the notes field contains an explicit Poornima keyword.</w:t>
+        <w:t>A single card rendered by renderReflectionSummary(), showing, top to bottom:</w:t>
       </w:r>
     </w:p>
     <w:p>
       <w:pPr>
-        <w:pStyle w:val="Heading2"/>
-      </w:pPr>
-      <w:r>
-        <w:t>7.2 Reflection Summary</w:t>
+        <w:pStyle w:val="ListBullet"/>
+      </w:pPr>
+      <w:r>
+        <w:t>Current year total and lifetime total (Indian digit grouping, or Mala-converted when Mala View is on).</w:t>
       </w:r>
     </w:p>
     <w:p>
-      <w:r>
-        <w:t>A single card rendered by renderReflectionSummary(), showing, top to bottom:</w:t>
+      <w:pPr>
+        <w:pStyle w:val="ListBullet"/>
+      </w:pPr>
+      <w:r>
+        <w:t>Next milestone label (“N Crore”) and a progress bar / percentage / remaining-count toward it, styled with a deep maroon→gold gradient fill against a light maroon-tinted track (§7.12).</w:t>
       </w:r>
     </w:p>
     <w:p>
@@ -1174,7 +1164,7 @@
         <w:pStyle w:val="ListBullet"/>
       </w:pPr>
       <w:r>
-        <w:t>Current year total and lifetime total (Indian digit grouping, or Mala-converted when Mala View is on).</w:t>
+        <w:t>30-Day Pace and YTD Pace predicted completion dates, each shown only when computable (§8.3).</w:t>
       </w:r>
     </w:p>
     <w:p>
@@ -1182,7 +1172,7 @@
         <w:pStyle w:val="ListBullet"/>
       </w:pPr>
       <w:r>
-        <w:t>Next milestone label (“N Crore”) and a progress bar / percentage / remaining-count toward it, styled with a deep maroon→gold gradient fill against a light maroon-tinted track (§7.12).</w:t>
+        <w:t>Full milestone history: every Crore boundary crossed, with date and days-since-previous.</w:t>
       </w:r>
     </w:p>
     <w:p>
@@ -1190,46 +1180,30 @@
         <w:pStyle w:val="ListBullet"/>
       </w:pPr>
       <w:r>
-        <w:t>30-Day Pace and YTD Pace predicted completion dates, each shown only when computable (§8.3).</w:t>
+        <w:t>A legend explaining the markers used elsewhere in the UI.</w:t>
       </w:r>
     </w:p>
     <w:p>
       <w:pPr>
-        <w:pStyle w:val="ListBullet"/>
-      </w:pPr>
-      <w:r>
-        <w:t>Full milestone history: every Crore boundary crossed, with date and days-since-previous.</w:t>
+        <w:pStyle w:val="Heading2"/>
+      </w:pPr>
+      <w:r>
+        <w:t>7.3 Ledger List</w:t>
       </w:r>
     </w:p>
     <w:p>
-      <w:pPr>
-        <w:pStyle w:val="ListBullet"/>
-      </w:pPr>
-      <w:r>
-        <w:t>A legend explaining the markers used elsewhere in the UI.</w:t>
+      <w:r>
+        <w:t>Entries are grouped by year (groupEntriesByYear), sorted descending, with the current year expanded by default and other years collapsed. A “Jump to year” selector expands a chosen year and scrolls to it. Each year header shows the year label and that year's total, and toggles its container open/closed on click.</w:t>
       </w:r>
     </w:p>
     <w:p>
-      <w:pPr>
-        <w:pStyle w:val="Heading2"/>
-      </w:pPr>
-      <w:r>
-        <w:t>7.3 Ledger List</w:t>
+      <w:r>
+        <w:t>Each row shows date, jaap/mala count, and a sparkline (§7.4), and expands on chevron click to reveal notes and (if within the 7-day editable window) an inline edit form; otherwise a 🔒 “Entry locked” notice. Sundays are highlighted; a marker appears on the date of any Crore-crossing entry, alongside a “Crore Jaap Completed” banner inside the expanded row and a page-wide falling-petal celebration (§7.12).</w:t>
       </w:r>
     </w:p>
     <w:p>
       <w:r>
-        <w:t>Entries are grouped by year (groupEntriesByYear), sorted descending, with the current year expanded by default and other years collapsed. A “Jump to year” selector expands a chosen year and scrolls to it. Each year header shows the year label and that year's total, and toggles its container open/closed on click.</w:t>
-      </w:r>
-    </w:p>
-    <w:p>
-      <w:r>
-        <w:t>Each row shows date, jaap/mala count, and a sparkline (§7.4), and expands on chevron click to reveal notes and (if within the 7-day editable window) an inline edit form; otherwise a 🔒 “Entry locked” notice. Sundays are highlighted; a marker appears on the date of any Crore-crossing entry, alongside a “Crore Jaap Completed” banner inside the expanded row and a page-wide falling-petal celebration (§7.12).</w:t>
-      </w:r>
-    </w:p>
-    <w:p>
-      <w:r>
-        <w:t>Poornima detection: hasExplicitPoornima() checks the notes field, case-insensitively, for “poornima”, “purnima”, or the Devanagari पूर्णिमा, and shows a 🌕 marker if found. poornima.json (a static list of full-moon dates through 2027) is loaded as a fallback but is not the primary mechanism — it is only consulted by isTodayPoornima() for the special case of an entirely empty Today Card (no entry yet at all).</w:t>
+        <w:t>Poornima detection: hasExplicitPoornima() checks the notes field, case-insensitively, for “poornima”, “purnima”, or the Devanagari पूर्णिमा, and shows a 🌕 marker if found. This is the only detection mechanism — an earlier static-calendar fallback (poornima.json, consulted by an isTodayPoornima() helper) has been removed: it was dead code, since its only caller was an unreachable branch of renderTodayCard() (ensureTodayEntryExists() guarantees a real entry always exists by the time that function runs).</w:t>
       </w:r>
     </w:p>
     <w:p>
@@ -2904,30 +2878,6 @@
           <w:p>
             <w:r/>
             <w:r>
-              <w:t>hasEverSeededLedger() / markLedgerSeeded()</w:t>
-            </w:r>
-          </w:p>
-        </w:tc>
-        <w:tc>
-          <w:tcPr>
-            <w:tcW w:type="dxa" w:w="4320"/>
-          </w:tcPr>
-          <w:p>
-            <w:r/>
-            <w:r>
-              <w:t>meta store: one-time data.json seeding guard</w:t>
-            </w:r>
-          </w:p>
-        </w:tc>
-      </w:tr>
-      <w:tr>
-        <w:tc>
-          <w:tcPr>
-            <w:tcW w:type="dxa" w:w="4320"/>
-          </w:tcPr>
-          <w:p>
-            <w:r/>
-            <w:r>
               <w:t>getSankalpa() / saveSankalpa(record)</w:t>
             </w:r>
           </w:p>
@@ -3511,7 +3461,7 @@
     </w:p>
     <w:p>
       <w:r>
-        <w:t>The test suite lives under tests/ and is split into five Puppeteer-driven Node scripts (devDependency-only — none of this ships to the browser), all run against a locally served copy of the app (http://localhost:3333 by default): tests/test.js, tests/test-unit.js, tests/test-e2e.js, tests/test-redesign.js, and tests/test-splash-custom.js. 181 assertions pass across the full suite as of this revision.</w:t>
+        <w:t>The test suite lives under tests/ and is split into five Puppeteer-driven Node scripts (devDependency-only — none of this ships to the browser), all run against a locally served copy of the app (http://localhost:3333 by default): tests/test.js, tests/test-unit.js, tests/test-e2e.js, tests/test-redesign.js, and tests/test-splash-custom.js. 184 assertions pass across the full suite as of this revision.</w:t>
       </w:r>
     </w:p>
     <w:p>
@@ -3882,7 +3832,7 @@
     </w:p>
     <w:p>
       <w:r>
-        <w:t>There is no build step. Because the app uses fetch() to load data.json and poornima.json, it must be served over HTTP (not opened via a file:// URL, which fetch() cannot read due to browser CORS restrictions on the file protocol).</w:t>
+        <w:t>There is no build step. Serve the app over HTTP rather than opening index.html directly via a file:// URL — IndexedDB and PWA installability are unreliable on the file:// origin in most browsers.</w:t>
       </w:r>
     </w:p>
     <w:p>
@@ -4282,7 +4232,7 @@
           <w:p>
             <w:r/>
             <w:r>
-              <w:t>Full moon day in the Hindu lunar calendar; detected from notes-field keywords or a static fallback calendar.</w:t>
+              <w:t>Full moon day in the Hindu lunar calendar; detected from notes-field keywords.</w:t>
             </w:r>
           </w:p>
         </w:tc>

--- a/Sumiran-Lite-Technical-Documentation.docx
+++ b/Sumiran-Lite-Technical-Documentation.docx
@@ -37,7 +37,7 @@
           <w:color w:val="555555"/>
           <w:sz w:val="22"/>
         </w:rPr>
-        <w:t>Version: main @ b4d5613 (Sumiran-Lite)</w:t>
+        <w:t>Version: main @ 50caa04 (Sumiran-Lite)</w:t>
       </w:r>
       <w:r>
         <w:br/>
@@ -47,7 +47,7 @@
           <w:color w:val="555555"/>
           <w:sz w:val="22"/>
         </w:rPr>
-        <w:t>Generated: 05 August 2026</w:t>
+        <w:t>Generated: 06 August 2026</w:t>
       </w:r>
       <w:r>
         <w:br/>
@@ -275,7 +275,7 @@
     <w:p/>
     <w:p>
       <w:r>
-        <w:t>styles.css centers on a small set of CSS custom properties (design tokens) defined on :root — --maroon, --maroon-deep, --maroon-red, --gold, --gold-hairline, --gold-light, --ink, --ink-muted, --cream, --surface, --surface-2, --font-heading, --ease-premium — which every themed component (cards, buttons, the splash frame, progress bars) draws from, rather than hardcoding colors per rule. See §7.12.</w:t>
+        <w:t>styles.css centers on a small set of CSS custom properties (design tokens) defined on :root — --maroon, --maroon-deep, --maroon-red, --gold, --gold-hairline, --gold-light, --ink, --ink-muted, --cream, --surface, --surface-2, --font-heading, --font-body, --ease-premium — which every themed component (cards, buttons, the splash frame, progress bars) draws from, rather than hardcoding colors per rule. See §7.12.</w:t>
       </w:r>
     </w:p>
     <w:tbl>
@@ -688,6 +688,16 @@
           <w:rFonts w:ascii="Consolas" w:hAnsi="Consolas"/>
           <w:sz w:val="18"/>
         </w:rPr>
+        <w:t>├── fonts/                              Self-hosted Playfair Display + Inter (variable .woff2, no CDN)</w:t>
+      </w:r>
+      <w:r>
+        <w:br/>
+      </w:r>
+      <w:r>
+        <w:rPr>
+          <w:rFonts w:ascii="Consolas" w:hAnsi="Consolas"/>
+          <w:sz w:val="18"/>
+        </w:rPr>
         <w:t>├── splash/</w:t>
       </w:r>
       <w:r>
@@ -1127,7 +1137,7 @@
     </w:p>
     <w:p>
       <w:r>
-        <w:t>Shows today's date, an input for the jaap (or mala) count, a notes textarea, and an Update button. Editable only while the entry falls within the last 7 days (isWithinLastNDays); the Update button is replaced with a locked message otherwise. Displays a 🌕 marker if the notes field contains an explicit Poornima keyword.</w:t>
+        <w:t>Shows today's date in full, bold form (e.g. “Thursday, 6 August 2026”, via formatDateLong() — kept separate from the shorter formatDate() used everywhere else, see §9), a “Jaap Count” (or “Mala Count”, in Mala View) input, a Notes textarea, and a Save button. Editable only while the entry falls within the last 7 days (isWithinLastNDays); the Save button is replaced with a locked message otherwise. Displays a 🌕 marker if the notes field contains an explicit Poornima keyword.</w:t>
       </w:r>
     </w:p>
     <w:p>
@@ -1148,7 +1158,7 @@
         <w:pStyle w:val="ListBullet"/>
       </w:pPr>
       <w:r>
-        <w:t>Current year total and lifetime total (Indian digit grouping, or Mala-converted when Mala View is on).</w:t>
+        <w:t>Lifetime Jaap and {year} Total (Indian digit grouping, or Mala-converted when Mala View is on).</w:t>
       </w:r>
     </w:p>
     <w:p>
@@ -1164,7 +1174,7 @@
         <w:pStyle w:val="ListBullet"/>
       </w:pPr>
       <w:r>
-        <w:t>30-Day Pace and YTD Pace predicted completion dates, each shown only when computable (§8.3).</w:t>
+        <w:t>30-Day Pace and YTD Pace predicted completion dates, each shown only when computable (§8.3), contained in their own bordered, tinted panel (.reflection-predictions) rather than as bare lines.</w:t>
       </w:r>
     </w:p>
     <w:p>
@@ -1172,7 +1182,7 @@
         <w:pStyle w:val="ListBullet"/>
       </w:pPr>
       <w:r>
-        <w:t>Full milestone history: every Crore boundary crossed, with date and days-since-previous.</w:t>
+        <w:t>Full milestone history: every Crore boundary crossed, prefixed with a 🪔 diya emoji, with date and days-since-previous.</w:t>
       </w:r>
     </w:p>
     <w:p>
@@ -1514,7 +1524,20 @@
     </w:p>
     <w:p>
       <w:r>
-        <w:t>The app's visual language (“Temple Gold &amp; Maroon”) is built from a small token system in styles.css: --maroon (#6c1c27) and its variants for primary UI chrome, --gold / --gold-hairline / --gold-light for borders, accents, and progress fills, --cream / --surface / --surface-2 for card backgrounds, and --font-heading (a serif stack led by Georgia) for headings. Every themed component — the heading, Today Card, buttons, progress bar, and the splash frame — draws from these tokens rather than hardcoding colors, keeping the palette centrally adjustable.</w:t>
+        <w:t>The app's visual language (“Temple Gold &amp; Maroon”) is built from a small token system in styles.css: --maroon (#6c1c27) and its variants for primary UI chrome, --gold / --gold-hairline / --gold-light for borders, accents, and progress fills, --cream / --surface / --surface-2 for card backgrounds, --font-heading (Playfair Display, for headings) and --font-body (Inter, for body text, counts, and UI labels). Every themed component — the heading, Today Card, buttons, progress bar, and the splash frame — draws from these tokens rather than hardcoding colors, keeping the palette centrally adjustable.</w:t>
+      </w:r>
+    </w:p>
+    <w:p>
+      <w:pPr>
+        <w:pStyle w:val="Heading3"/>
+      </w:pPr>
+      <w:r>
+        <w:t>7.12.0 Self-hosted typography</w:t>
+      </w:r>
+    </w:p>
+    <w:p>
+      <w:r>
+        <w:t>Both typefaces are self-hosted as variable-font .woff2 files under fonts/ (Inter-Variable.woff2, PlayfairDisplay-Variable.woff2) rather than linked from a font CDN, keeping the app fully functional offline. Each is declared with a single @font-face using a font-weight range (400 700), letting one file serve every weight already used in the stylesheet rather than needing a separate file per weight. Form controls (input/button/textarea/select) receive an explicit font-family: inherit reset, since browsers don't apply the body font-family to form elements by default — without it, jaap/mala counts and button labels would silently render in the platform's UI font instead of Inter.</w:t>
       </w:r>
     </w:p>
     <w:p>
@@ -1900,7 +1923,31 @@
           <w:p>
             <w:r/>
             <w:r>
-              <w:t>YYYY-MM-DD → “D MMM YYYY”</w:t>
+              <w:t>YYYY-MM-DD → “D MMM YYYY” — used everywhere except the Today Card</w:t>
+            </w:r>
+          </w:p>
+        </w:tc>
+      </w:tr>
+      <w:tr>
+        <w:tc>
+          <w:tcPr>
+            <w:tcW w:type="dxa" w:w="4320"/>
+          </w:tcPr>
+          <w:p>
+            <w:r/>
+            <w:r>
+              <w:t>formatDateLong(isoDate)</w:t>
+            </w:r>
+          </w:p>
+        </w:tc>
+        <w:tc>
+          <w:tcPr>
+            <w:tcW w:type="dxa" w:w="4320"/>
+          </w:tcPr>
+          <w:p>
+            <w:r/>
+            <w:r>
+              <w:t>YYYY-MM-DD → “Weekday, D Month YYYY” — Today Card only (§7.1)</w:t>
             </w:r>
           </w:p>
         </w:tc>

--- a/Sumiran-Lite-Technical-Documentation.docx
+++ b/Sumiran-Lite-Technical-Documentation.docx
@@ -37,7 +37,7 @@
           <w:color w:val="555555"/>
           <w:sz w:val="22"/>
         </w:rPr>
-        <w:t>Version: main @ 50caa04 (Sumiran-Lite)</w:t>
+        <w:t>Version: main @ 48d28c5 (Sumiran-Lite)</w:t>
       </w:r>
       <w:r>
         <w:br/>
@@ -250,7 +250,7 @@
         <w:pStyle w:val="ListBullet"/>
       </w:pPr>
       <w:r>
-        <w:t>Testing: Puppeteer-driven browser tests across 5 suites — structural smoke tests, pure-logic unit tests, full user-flow E2E tests, premium-redesign tests, and custom-splash-image tests (tests/*.js), 184 assertions total as of this revision, run via npm test</w:t>
+        <w:t>Testing: Puppeteer-driven browser tests across 5 suites — structural smoke tests, pure-logic unit tests, full user-flow E2E tests, premium-redesign tests, and custom-splash-image tests (tests/*.js), 195 assertions total as of this revision, run via npm test</w:t>
       </w:r>
     </w:p>
     <w:p>
@@ -3508,7 +3508,7 @@
     </w:p>
     <w:p>
       <w:r>
-        <w:t>The test suite lives under tests/ and is split into five Puppeteer-driven Node scripts (devDependency-only — none of this ships to the browser), all run against a locally served copy of the app (http://localhost:3333 by default): tests/test.js, tests/test-unit.js, tests/test-e2e.js, tests/test-redesign.js, and tests/test-splash-custom.js. 184 assertions pass across the full suite as of this revision.</w:t>
+        <w:t>The test suite lives under tests/ and is split into five Puppeteer-driven Node scripts (devDependency-only — none of this ships to the browser), all run against a locally served copy of the app (http://localhost:3333 by default): tests/test.js, tests/test-unit.js, tests/test-e2e.js, tests/test-redesign.js, and tests/test-splash-custom.js. 195 assertions pass across the full suite as of this revision.</w:t>
       </w:r>
     </w:p>
     <w:p>
@@ -4097,7 +4097,7 @@
         <w:pStyle w:val="ListBullet"/>
       </w:pPr>
       <w:r>
-        <w:t>Unescaped notes rendering: the notes field is inserted into the DOM via innerHTML without HTML-escaping in the Ledger List and Today Card (unlike Sankalpa text, which is escaped). Since notes are entirely user-authored on a single-user, client-only app, this is a low-severity, self-XSS-only concern under the current data model.</w:t>
+        <w:t>7-day editable window is hardcoded in two separate places (isEditableEntry() and updateTodayEntry()'s isWithinLastNDays(entry.date, 7) check) rather than a single shared constant.</w:t>
       </w:r>
     </w:p>
     <w:p>
@@ -4105,7 +4105,7 @@
         <w:pStyle w:val="ListBullet"/>
       </w:pPr>
       <w:r>
-        <w:t>7-day editable window is hardcoded in two separate places (isEditableEntry() and updateTodayEntry()'s isWithinLastNDays(entry.date, 7) check) rather than a single shared constant.</w:t>
+        <w:t>No CI pipeline: npm test (5 suites) must currently be run locally before pushing — there is no GitHub Actions workflow or other CI wiring to run it automatically.</w:t>
       </w:r>
     </w:p>
     <w:p>
@@ -4113,15 +4113,7 @@
         <w:pStyle w:val="ListBullet"/>
       </w:pPr>
       <w:r>
-        <w:t>No CI pipeline: npm test (5 suites) must currently be run locally before pushing — there is no GitHub Actions workflow or other CI wiring to run it automatically.</w:t>
-      </w:r>
-    </w:p>
-    <w:p>
-      <w:pPr>
-        <w:pStyle w:val="ListBullet"/>
-      </w:pPr>
-      <w:r>
-        <w:t>todayISO is computed once at load and reused as a session-lifetime constant; a date rollover while the app is left open won't be picked up without a page reload.</w:t>
+        <w:t>todayISO is refreshed at the top of every renderToday() call (fixed from an earlier session-lifetime-constant bug — see §9), so it self-corrects on the next save or interaction; a tab left genuinely idle across midnight with no interaction at all still won't reflect the new date until something triggers a re-render, since there's no background timer.</w:t>
       </w:r>
     </w:p>
     <w:p>

--- a/Sumiran-Lite-Technical-Documentation.docx
+++ b/Sumiran-Lite-Technical-Documentation.docx
@@ -37,27 +37,25 @@
           <w:color w:val="555555"/>
           <w:sz w:val="22"/>
         </w:rPr>
-        <w:t>Version: main @ 48d28c5 (Sumiran-Lite)</w:t>
-      </w:r>
-      <w:r>
+        <w:t>Version: main @ 9c4b60d (Sumiran-Lite)</w:t>
         <w:br/>
-      </w:r>
+        <w:t>Generated: 08 August 2026</w:t>
+        <w:br/>
+        <w:t>Repository: github.com/arijeetkundu/jaap-ledger</w:t>
+      </w:r>
+      <w:r/>
       <w:r>
         <w:rPr>
           <w:color w:val="555555"/>
           <w:sz w:val="22"/>
         </w:rPr>
-        <w:t>Generated: 06 August 2026</w:t>
-      </w:r>
-      <w:r>
-        <w:br/>
-      </w:r>
+      </w:r>
+      <w:r/>
       <w:r>
         <w:rPr>
           <w:color w:val="555555"/>
           <w:sz w:val="22"/>
         </w:rPr>
-        <w:t>Repository: github.com/arijeetkundu/jaap-ledger</w:t>
       </w:r>
     </w:p>
     <w:p/>
@@ -165,6 +163,18 @@
       </w:r>
     </w:p>
     <w:p>
+      <w:pPr/>
+      <w:r>
+        <w:t>7.13 Google Drive Backup (Sunday Reminder)</w:t>
+      </w:r>
+    </w:p>
+    <w:p>
+      <w:pPr/>
+      <w:r>
+        <w:t>7.14 Localization (i18n)</w:t>
+      </w:r>
+    </w:p>
+    <w:p>
       <w:r>
         <w:t>8. Core Algorithms</w:t>
       </w:r>
@@ -250,7 +260,23 @@
         <w:pStyle w:val="ListBullet"/>
       </w:pPr>
       <w:r>
-        <w:t>Testing: Puppeteer-driven browser tests across 5 suites — structural smoke tests, pure-logic unit tests, full user-flow E2E tests, premium-redesign tests, and custom-splash-image tests (tests/*.js), 195 assertions total as of this revision, run via npm test</w:t>
+        <w:t>Testing: Puppeteer-driven browser tests across 7 suites — structural smoke tests, pure-logic unit tests, full user-flow E2E tests, premium-redesign checks, custom-splash-image tests, Sunday Google Drive backup tests, and i18n (language picker / Settings switcher) tests</w:t>
+      </w:r>
+    </w:p>
+    <w:p>
+      <w:pPr>
+        <w:pStyle w:val="ListBullet"/>
+      </w:pPr>
+      <w:r>
+        <w:t>Cloud backup: an optional, user-initiated Google Drive backup (once-per-Sunday reminder, plus an on-demand Settings button) — the app's only network dependency, and only when a user engages with it (§7.13)</w:t>
+      </w:r>
+    </w:p>
+    <w:p>
+      <w:pPr>
+        <w:pStyle w:val="ListBullet"/>
+      </w:pPr>
+      <w:r>
+        <w:t>Localization: English, Hindi, and Bangla, switchable anytime from Settings (§7.14)</w:t>
       </w:r>
     </w:p>
     <w:p>
@@ -629,196 +655,185 @@
           <w:sz w:val="18"/>
         </w:rPr>
         <w:t>jaap-ledger/</w:t>
-      </w:r>
-      <w:r>
         <w:br/>
-      </w:r>
+        <w:t>├── index.html                          Page shell; all containers filled by app.js</w:t>
+        <w:br/>
+        <w:t>├── app.js                              All application logic</w:t>
+        <w:br/>
+        <w:t>├── styles.css                          All styling (Temple Gold &amp; Maroon design tokens)</w:t>
+        <w:br/>
+        <w:t>├── data.json                           Local-testing fixture only — never loaded into a real user's ledger</w:t>
+        <w:br/>
+        <w:t>├── manifest.json                       PWA manifest</w:t>
+        <w:br/>
+        <w:t>├── fonts/                              Self-hosted Playfair Display + Inter (variable .woff2, no CDN)</w:t>
+        <w:br/>
+        <w:t>├── i18n/</w:t>
+        <w:br/>
+        <w:t>│   └── translations.json               English/Hindi/Bangla dictionary, fetched once at bootstrap (§7.14)</w:t>
+        <w:br/>
+        <w:t>├── splash/</w:t>
+        <w:br/>
+        <w:t>│   ├── hanuman-splash.png/.webp        Fixed default splash image (locked, never replaceable)</w:t>
+        <w:br/>
+        <w:t>│   ├── splash-background.webp          Splash screen backdrop art (wall/frame setting)</w:t>
+        <w:br/>
+        <w:t>│   └── launch-neutral.png              Unused spare asset (kept for possible future use)</w:t>
+        <w:br/>
+        <w:t>├── icons/                              App icons (192x192, 512x512) + bg-alpana/bg-mandala/bg-jharokha.webp tile assets</w:t>
+        <w:br/>
+        <w:t>├── tests/</w:t>
+        <w:br/>
+        <w:t>│   ├── test.js                         Puppeteer structural smoke tests</w:t>
+        <w:br/>
+        <w:t>│   ├── test-unit.js                    Puppeteer-driven unit tests for pure logic functions</w:t>
+        <w:br/>
+        <w:t>│   ├── test-e2e.js                     Puppeteer full user-flow E2E tests</w:t>
+        <w:br/>
+        <w:t>│   ├── test-redesign.js                Premium redesign: design tokens, milestone celebration, motion</w:t>
+        <w:br/>
+        <w:t>│   ├── test-splash-custom.js           Custom splash images: upload pipeline, guards, rotation, deletes</w:t>
+        <w:br/>
+        <w:t>│   ├── test-sunday-backup.js           Sunday backup modal + Google Drive backup flow (mocked network)</w:t>
+        <w:br/>
+        <w:t>│   └── test-i18n.js                    Language picker, Settings switcher, translations-load-failure fallback</w:t>
+        <w:br/>
+        <w:t>├── package.json                        devDependencies: puppeteer, sharp; "test" script runs all 7 suites</w:t>
+        <w:br/>
+        <w:t>└── package-lock.json</w:t>
+      </w:r>
+      <w:r/>
       <w:r>
         <w:rPr>
           <w:rFonts w:ascii="Consolas" w:hAnsi="Consolas"/>
           <w:sz w:val="18"/>
         </w:rPr>
-        <w:t>├── index.html                          Page shell; all containers filled by app.js</w:t>
-      </w:r>
-      <w:r>
-        <w:br/>
-      </w:r>
+      </w:r>
+      <w:r/>
       <w:r>
         <w:rPr>
           <w:rFonts w:ascii="Consolas" w:hAnsi="Consolas"/>
           <w:sz w:val="18"/>
         </w:rPr>
-        <w:t>├── app.js                              All application logic</w:t>
-      </w:r>
-      <w:r>
-        <w:br/>
-      </w:r>
+      </w:r>
+      <w:r/>
       <w:r>
         <w:rPr>
           <w:rFonts w:ascii="Consolas" w:hAnsi="Consolas"/>
           <w:sz w:val="18"/>
         </w:rPr>
-        <w:t>├── styles.css                          All styling (Temple Gold &amp; Maroon design tokens)</w:t>
-      </w:r>
-      <w:r>
-        <w:br/>
-      </w:r>
+      </w:r>
+      <w:r/>
       <w:r>
         <w:rPr>
           <w:rFonts w:ascii="Consolas" w:hAnsi="Consolas"/>
           <w:sz w:val="18"/>
         </w:rPr>
-        <w:t>├── data.json                           Local-testing fixture only — never loaded into a real user's ledger</w:t>
-      </w:r>
-      <w:r>
-        <w:br/>
-      </w:r>
+      </w:r>
+      <w:r/>
       <w:r>
         <w:rPr>
           <w:rFonts w:ascii="Consolas" w:hAnsi="Consolas"/>
           <w:sz w:val="18"/>
         </w:rPr>
-        <w:t>├── manifest.json                       PWA manifest</w:t>
-      </w:r>
-      <w:r>
-        <w:br/>
-      </w:r>
+      </w:r>
+      <w:r/>
       <w:r>
         <w:rPr>
           <w:rFonts w:ascii="Consolas" w:hAnsi="Consolas"/>
           <w:sz w:val="18"/>
         </w:rPr>
-        <w:t>├── fonts/                              Self-hosted Playfair Display + Inter (variable .woff2, no CDN)</w:t>
-      </w:r>
-      <w:r>
-        <w:br/>
-      </w:r>
+      </w:r>
+      <w:r/>
       <w:r>
         <w:rPr>
           <w:rFonts w:ascii="Consolas" w:hAnsi="Consolas"/>
           <w:sz w:val="18"/>
         </w:rPr>
-        <w:t>├── splash/</w:t>
-      </w:r>
-      <w:r>
-        <w:br/>
-      </w:r>
+      </w:r>
+      <w:r/>
       <w:r>
         <w:rPr>
           <w:rFonts w:ascii="Consolas" w:hAnsi="Consolas"/>
           <w:sz w:val="18"/>
         </w:rPr>
-        <w:t>│   ├── hanuman-splash.png/.webp        Fixed default splash image (locked, never replaceable)</w:t>
-      </w:r>
-      <w:r>
-        <w:br/>
-      </w:r>
+      </w:r>
+      <w:r/>
       <w:r>
         <w:rPr>
           <w:rFonts w:ascii="Consolas" w:hAnsi="Consolas"/>
           <w:sz w:val="18"/>
         </w:rPr>
-        <w:t>│   ├── splash-background.webp          Splash screen backdrop art (wall/frame setting)</w:t>
-      </w:r>
-      <w:r>
-        <w:br/>
-      </w:r>
+      </w:r>
+      <w:r/>
       <w:r>
         <w:rPr>
           <w:rFonts w:ascii="Consolas" w:hAnsi="Consolas"/>
           <w:sz w:val="18"/>
         </w:rPr>
-        <w:t>│   └── launch-neutral.png              Unused spare asset (kept for possible future use)</w:t>
-      </w:r>
-      <w:r>
-        <w:br/>
-      </w:r>
+      </w:r>
+      <w:r/>
       <w:r>
         <w:rPr>
           <w:rFonts w:ascii="Consolas" w:hAnsi="Consolas"/>
           <w:sz w:val="18"/>
         </w:rPr>
-        <w:t>├── icons/                              App icons (192x192, 512x512) + bg-alpana/bg-mandala/bg-jharokha.webp tile assets</w:t>
-      </w:r>
-      <w:r>
-        <w:br/>
-      </w:r>
+      </w:r>
+      <w:r/>
       <w:r>
         <w:rPr>
           <w:rFonts w:ascii="Consolas" w:hAnsi="Consolas"/>
           <w:sz w:val="18"/>
         </w:rPr>
-        <w:t>├── tests/</w:t>
-      </w:r>
-      <w:r>
-        <w:br/>
-      </w:r>
+      </w:r>
+      <w:r/>
       <w:r>
         <w:rPr>
           <w:rFonts w:ascii="Consolas" w:hAnsi="Consolas"/>
           <w:sz w:val="18"/>
         </w:rPr>
-        <w:t>│   ├── test.js                         Puppeteer structural smoke tests</w:t>
-      </w:r>
-      <w:r>
-        <w:br/>
-      </w:r>
+      </w:r>
+      <w:r/>
       <w:r>
         <w:rPr>
           <w:rFonts w:ascii="Consolas" w:hAnsi="Consolas"/>
           <w:sz w:val="18"/>
         </w:rPr>
-        <w:t>│   ├── test-unit.js                    Puppeteer-driven unit tests for pure logic functions</w:t>
-      </w:r>
-      <w:r>
-        <w:br/>
-      </w:r>
+      </w:r>
+      <w:r/>
       <w:r>
         <w:rPr>
           <w:rFonts w:ascii="Consolas" w:hAnsi="Consolas"/>
           <w:sz w:val="18"/>
         </w:rPr>
-        <w:t>│   ├── test-e2e.js                     Puppeteer full user-flow E2E tests</w:t>
-      </w:r>
-      <w:r>
-        <w:br/>
-      </w:r>
+      </w:r>
+      <w:r/>
       <w:r>
         <w:rPr>
           <w:rFonts w:ascii="Consolas" w:hAnsi="Consolas"/>
           <w:sz w:val="18"/>
         </w:rPr>
-        <w:t>│   ├── test-redesign.js                Premium redesign: design tokens, milestone celebration, motion</w:t>
-      </w:r>
-      <w:r>
-        <w:br/>
-      </w:r>
+      </w:r>
+      <w:r/>
       <w:r>
         <w:rPr>
           <w:rFonts w:ascii="Consolas" w:hAnsi="Consolas"/>
           <w:sz w:val="18"/>
         </w:rPr>
-        <w:t>│   └── test-splash-custom.js           Custom splash images: upload pipeline, guards, rotation, deletes</w:t>
-      </w:r>
-      <w:r>
-        <w:br/>
-      </w:r>
+      </w:r>
+      <w:r/>
       <w:r>
         <w:rPr>
           <w:rFonts w:ascii="Consolas" w:hAnsi="Consolas"/>
           <w:sz w:val="18"/>
         </w:rPr>
-        <w:t>├── package.json                        devDependencies: puppeteer, sharp; "test" script runs all 5 suites</w:t>
-      </w:r>
-      <w:r>
-        <w:br/>
-      </w:r>
+      </w:r>
+      <w:r/>
       <w:r>
         <w:rPr>
           <w:rFonts w:ascii="Consolas" w:hAnsi="Consolas"/>
           <w:sz w:val="18"/>
         </w:rPr>
-        <w:t>└── package-lock.json</w:t>
       </w:r>
     </w:p>
     <w:p>
@@ -1037,6 +1052,12 @@
         <w:t>localStorage holds display preferences and custom splash image data — never ledger practice data. See Table 2 for the full key reference, including the custom-splash-image keys added in §7.10.</w:t>
       </w:r>
     </w:p>
+    <w:p>
+      <w:pPr/>
+      <w:r>
+        <w:t>Two keys were added alongside the Google Drive backup and localization features: lastSundayBackupPromptDate (the ISO date the Sunday reminder was last shown/dismissed/completed — see §7.13) and appLanguage (the user's chosen language, unset until the first-run picker or the Settings switcher writes it — see §7.14). Both are display-state flags, not practice data, and are excluded from Export/Import/backup-restore like every other localStorage key.</w:t>
+      </w:r>
+    </w:p>
     <w:p/>
     <w:p>
       <w:r>
@@ -1564,6 +1585,110 @@
     <w:p>
       <w:r>
         <w:t>The splash image plays a CSS keyframe entrance animation (splash-entrance, ~0.9s) on load, with a static transform fallback under prefers-reduced-motion so the centering transform used for CSS Grid layout purposes isn't lost when the animation is disabled. The frame itself uses width: 74%; height: auto; max-height: 62% with object-fit: contain, so it adopts each image's own aspect ratio rather than a fixed one — this is what makes arbitrary user-uploaded photos (§7.10) display without letterboxing, cropping, or distortion, for any portrait, landscape, or square shape.</w:t>
+      </w:r>
+    </w:p>
+    <w:p>
+      <w:pPr>
+        <w:pStyle w:val="Heading2"/>
+      </w:pPr>
+      <w:r>
+        <w:t>7.13 Google Drive Backup (Sunday Reminder)</w:t>
+      </w:r>
+    </w:p>
+    <w:p>
+      <w:pPr/>
+      <w:r>
+        <w:t>Once a week, on Sundays, a full-screen overlay modal reminds the user to back up their ledger to their own Google Drive — unless it has already been shown or dismissed that same day. The same flow is also reachable anytime via a “Back Up to Google Drive” button in Settings; both paths call the same backupToGoogleDrive() function.</w:t>
+      </w:r>
+    </w:p>
+    <w:p>
+      <w:pPr/>
+      <w:r>
+        <w:t>Sign-in uses Google Identity Services — a script lazily injected only on the first backup attempt (the app's only CDN dependency; the rest of the app stays fully offline-capable) — via an OAuth token client scoped to drive.file, so the app can only see and manage files it creates itself, never the rest of a user's Drive. The ledger is written to a fixed filename, sumiran-lite-backup.json: a search-by-name check decides whether to PATCH an existing file's content or POST a new multipart-encoded file, so repeat backups always update the same file in place rather than accumulating duplicates.</w:t>
+      </w:r>
+    </w:p>
+    <w:p>
+      <w:pPr>
+        <w:pStyle w:val="ListBullet"/>
+      </w:pPr>
+      <w:r>
+        <w:t>shouldShowSundayBackupReminder(dateISO, lastPromptDateISO) is a pure predicate — true only on a Sunday not already marked handled that day — checked once at app-open (not inside renderToday(), which also runs after every save; the reminder is an app-open event, not a re-render event).</w:t>
+      </w:r>
+    </w:p>
+    <w:p>
+      <w:pPr>
+        <w:pStyle w:val="ListBullet"/>
+      </w:pPr>
+      <w:r>
+        <w:t>Dismissing via the ✕ close button, “Remind me next Sunday,” or a backdrop click all mark the day handled without uploading anything; only the primary button triggers an actual upload.</w:t>
+      </w:r>
+    </w:p>
+    <w:p>
+      <w:pPr>
+        <w:pStyle w:val="ListBullet"/>
+      </w:pPr>
+      <w:r>
+        <w:t>Every failure mode — script load failure, a cancelled/closed sign-in popup, a Drive API error — surfaces a toast with an actionable message; there is no silent failure path.</w:t>
+      </w:r>
+    </w:p>
+    <w:p>
+      <w:pPr>
+        <w:pStyle w:val="ListBullet"/>
+      </w:pPr>
+      <w:r>
+        <w:t>Setting up the Google Cloud OAuth Client (creating a project, configuring the consent screen, adding Authorized JavaScript origins, and adding test users) is documented in README.md → “Google Drive backup setup.” Google's OAuth console does not accept raw IP-address origins, so this flow can only be tested via localhost or a deployed domain — not over a LAN IP when testing on a phone.</w:t>
+      </w:r>
+    </w:p>
+    <w:p>
+      <w:pPr>
+        <w:pStyle w:val="Heading2"/>
+      </w:pPr>
+      <w:r>
+        <w:t>7.14 Localization (i18n)</w:t>
+      </w:r>
+    </w:p>
+    <w:p>
+      <w:pPr/>
+      <w:r>
+        <w:t>The app supports English, Hindi, and Bangla. On first launch, a full-screen picker asks the user to choose a language — tapping an option applies it immediately, with no separate “Continue” step. The choice persists to localStorage (appLanguage) and can be changed anytime from Settings → Language.</w:t>
+      </w:r>
+    </w:p>
+    <w:p>
+      <w:pPr/>
+      <w:r>
+        <w:t>i18n/translations.json is the single source of truth: a flat dictionary of roughly 105 keys, each with an {en, hi, bn} translation, covering every label, button, toast, and dialog in the app. app.js fetches it once at bootstrap (loadTranslations(), with one automatic retry on failure) into a module-level TRANSLATIONS object, and every render function and toast/dialog looks strings up via t(key, params) — params fills in {placeholder} tokens, e.g. t("reflectionYearTotal", { year: 2026 }).</w:t>
+      </w:r>
+    </w:p>
+    <w:p>
+      <w:pPr>
+        <w:pStyle w:val="ListBullet"/>
+      </w:pPr>
+      <w:r>
+        <w:t>Static markup in index.html (the Settings drawer, the Sunday Backup modal, the language picker itself) carries data-i18n / data-i18n-aria / data-i18n-title / data-i18n-placeholder attributes, applied by applyStaticTranslations(). That function deliberately leaves an element's existing text/attribute untouched when no real translation is available (TRANSLATIONS still loading, or the fetch failed entirely) — the static markup's own baked-in English is always correct, so the app never shows a raw dictionary key name to a user, even if translations.json fails to load.</w:t>
+      </w:r>
+    </w:p>
+    <w:p>
+      <w:pPr>
+        <w:pStyle w:val="ListBullet"/>
+      </w:pPr>
+      <w:r>
+        <w:t>Dynamic sections (Today Card, Reflection Summary, Ledger List, Sankalpa) call t() directly inside their render functions, since they rebuild from scratch on every render anyway; they don't have the same “preserve existing text” fallback as static markup, since there is no prior DOM to preserve — an accepted, low-probability residual risk given the dictionary is a small, same-origin, effectively-always-cached asset (see §12).</w:t>
+      </w:r>
+    </w:p>
+    <w:p>
+      <w:pPr>
+        <w:pStyle w:val="ListBullet"/>
+      </w:pPr>
+      <w:r>
+        <w:t>Ledger dates deliberately stay in English everywhere — the Ledger List, Pace predictions, Milestones list, and Sankalpa date all use formatDate()'s short “D MMM YYYY” form, which is never translated in any language. Only the Today Card's long-form date line (formatDateLong(), “Weekday, D Month YYYY”) translates its weekday and month names, via datesWeekdaysFull / datesMonthsFull in the dictionary. Numerals stay Western (0–9) in every language, everywhere.</w:t>
+      </w:r>
+    </w:p>
+    <w:p>
+      <w:pPr>
+        <w:pStyle w:val="ListBullet"/>
+      </w:pPr>
+      <w:r>
+        <w:t>applyAppLanguage(lang) is the single entry point both the first-run picker and the Settings switcher call: it sets and persists the active language (guarded against localStorage quota errors, unlike most other localStorage.setItem() calls in the file) and then re-renders every already-visible piece of UI in place — no reload is ever required.</w:t>
       </w:r>
     </w:p>
     <w:p>
@@ -3500,6 +3625,374 @@
     </w:tbl>
     <w:p>
       <w:pPr>
+        <w:pStyle w:val="Heading3"/>
+      </w:pPr>
+      <w:r>
+        <w:t>Google Drive Backup (§7.13)</w:t>
+      </w:r>
+    </w:p>
+    <w:tbl>
+      <w:tblPr>
+        <w:tblStyle w:val="TableGrid"/>
+        <w:tblW w:type="auto" w:w="0"/>
+        <w:tblLook w:firstColumn="1" w:firstRow="1" w:lastColumn="0" w:lastRow="0" w:noHBand="0" w:noVBand="1" w:val="04A0"/>
+      </w:tblPr>
+      <w:tblGrid>
+        <w:gridCol w:w="4320"/>
+        <w:gridCol w:w="4320"/>
+      </w:tblGrid>
+      <w:tr>
+        <w:tc>
+          <w:tcPr>
+            <w:tcW w:type="dxa" w:w="4320"/>
+          </w:tcPr>
+          <w:p>
+            <w:r>
+              <w:t>Function</w:t>
+            </w:r>
+          </w:p>
+        </w:tc>
+        <w:tc>
+          <w:tcPr>
+            <w:tcW w:type="dxa" w:w="4320"/>
+          </w:tcPr>
+          <w:p>
+            <w:r>
+              <w:t>Purpose</w:t>
+            </w:r>
+          </w:p>
+        </w:tc>
+      </w:tr>
+      <w:tr>
+        <w:tc>
+          <w:tcPr>
+            <w:tcW w:type="dxa" w:w="4320"/>
+          </w:tcPr>
+          <w:p>
+            <w:r>
+              <w:t>loadGoogleIdentityScript()</w:t>
+            </w:r>
+          </w:p>
+        </w:tc>
+        <w:tc>
+          <w:tcPr>
+            <w:tcW w:type="dxa" w:w="4320"/>
+          </w:tcPr>
+          <w:p>
+            <w:r>
+              <w:t>Lazily injects the Google Identity Services script once, idempotently</w:t>
+            </w:r>
+          </w:p>
+        </w:tc>
+      </w:tr>
+      <w:tr>
+        <w:tc>
+          <w:tcPr>
+            <w:tcW w:type="dxa" w:w="4320"/>
+          </w:tcPr>
+          <w:p>
+            <w:r>
+              <w:t>requestGoogleDriveAccessToken()</w:t>
+            </w:r>
+          </w:p>
+        </w:tc>
+        <w:tc>
+          <w:tcPr>
+            <w:tcW w:type="dxa" w:w="4320"/>
+          </w:tcPr>
+          <w:p>
+            <w:r>
+              <w:t>Wraps the OAuth token client's callback-based API in a Promise</w:t>
+            </w:r>
+          </w:p>
+        </w:tc>
+      </w:tr>
+      <w:tr>
+        <w:tc>
+          <w:tcPr>
+            <w:tcW w:type="dxa" w:w="4320"/>
+          </w:tcPr>
+          <w:p>
+            <w:r>
+              <w:t>buildDriveUploadRequest(existingFileId, payloadJSON)</w:t>
+            </w:r>
+          </w:p>
+        </w:tc>
+        <w:tc>
+          <w:tcPr>
+            <w:tcW w:type="dxa" w:w="4320"/>
+          </w:tcPr>
+          <w:p>
+            <w:r>
+              <w:t>Pure: decides the PATCH-media-update vs. POST-multipart-create request shape, given whether a backup file already exists</w:t>
+            </w:r>
+          </w:p>
+        </w:tc>
+      </w:tr>
+      <w:tr>
+        <w:tc>
+          <w:tcPr>
+            <w:tcW w:type="dxa" w:w="4320"/>
+          </w:tcPr>
+          <w:p>
+            <w:r>
+              <w:t>findExistingDriveBackupFileId(accessToken)</w:t>
+            </w:r>
+          </w:p>
+        </w:tc>
+        <w:tc>
+          <w:tcPr>
+            <w:tcW w:type="dxa" w:w="4320"/>
+          </w:tcPr>
+          <w:p>
+            <w:r>
+              <w:t>Searches Drive by filename for an existing backup</w:t>
+            </w:r>
+          </w:p>
+        </w:tc>
+      </w:tr>
+      <w:tr>
+        <w:tc>
+          <w:tcPr>
+            <w:tcW w:type="dxa" w:w="4320"/>
+          </w:tcPr>
+          <w:p>
+            <w:r>
+              <w:t>uploadLedgerBackupToDrive(accessToken)</w:t>
+            </w:r>
+          </w:p>
+        </w:tc>
+        <w:tc>
+          <w:tcPr>
+            <w:tcW w:type="dxa" w:w="4320"/>
+          </w:tcPr>
+          <w:p>
+            <w:r>
+              <w:t>Orchestrates the search + PATCH/POST upload</w:t>
+            </w:r>
+          </w:p>
+        </w:tc>
+      </w:tr>
+      <w:tr>
+        <w:tc>
+          <w:tcPr>
+            <w:tcW w:type="dxa" w:w="4320"/>
+          </w:tcPr>
+          <w:p>
+            <w:r>
+              <w:t>shouldShowSundayBackupReminder(dateISO, lastPromptDateISO)</w:t>
+            </w:r>
+          </w:p>
+        </w:tc>
+        <w:tc>
+          <w:tcPr>
+            <w:tcW w:type="dxa" w:w="4320"/>
+          </w:tcPr>
+          <w:p>
+            <w:r>
+              <w:t>Pure predicate for the once-per-Sunday reminder</w:t>
+            </w:r>
+          </w:p>
+        </w:tc>
+      </w:tr>
+      <w:tr>
+        <w:tc>
+          <w:tcPr>
+            <w:tcW w:type="dxa" w:w="4320"/>
+          </w:tcPr>
+          <w:p>
+            <w:r>
+              <w:t>backupToGoogleDrive()</w:t>
+            </w:r>
+          </w:p>
+        </w:tc>
+        <w:tc>
+          <w:tcPr>
+            <w:tcW w:type="dxa" w:w="4320"/>
+          </w:tcPr>
+          <w:p>
+            <w:r>
+              <w:t>Top-level orchestration: load script → get token → upload → mark handled → toast; every failure mode surfaces a toast</w:t>
+            </w:r>
+          </w:p>
+        </w:tc>
+      </w:tr>
+    </w:tbl>
+    <w:p>
+      <w:pPr>
+        <w:pStyle w:val="Heading3"/>
+      </w:pPr>
+      <w:r>
+        <w:t>Localization / i18n (§7.14)</w:t>
+      </w:r>
+    </w:p>
+    <w:tbl>
+      <w:tblPr>
+        <w:tblStyle w:val="TableGrid"/>
+        <w:tblW w:type="auto" w:w="0"/>
+        <w:tblLook w:firstColumn="1" w:firstRow="1" w:lastColumn="0" w:lastRow="0" w:noHBand="0" w:noVBand="1" w:val="04A0"/>
+      </w:tblPr>
+      <w:tblGrid>
+        <w:gridCol w:w="4320"/>
+        <w:gridCol w:w="4320"/>
+      </w:tblGrid>
+      <w:tr>
+        <w:tc>
+          <w:tcPr>
+            <w:tcW w:type="dxa" w:w="4320"/>
+          </w:tcPr>
+          <w:p>
+            <w:r>
+              <w:t>Function</w:t>
+            </w:r>
+          </w:p>
+        </w:tc>
+        <w:tc>
+          <w:tcPr>
+            <w:tcW w:type="dxa" w:w="4320"/>
+          </w:tcPr>
+          <w:p>
+            <w:r>
+              <w:t>Purpose</w:t>
+            </w:r>
+          </w:p>
+        </w:tc>
+      </w:tr>
+      <w:tr>
+        <w:tc>
+          <w:tcPr>
+            <w:tcW w:type="dxa" w:w="4320"/>
+          </w:tcPr>
+          <w:p>
+            <w:r>
+              <w:t>loadTranslations()</w:t>
+            </w:r>
+          </w:p>
+        </w:tc>
+        <w:tc>
+          <w:tcPr>
+            <w:tcW w:type="dxa" w:w="4320"/>
+          </w:tcPr>
+          <w:p>
+            <w:r>
+              <w:t>Fetches i18n/translations.json into TRANSLATIONS, with one automatic retry on failure</w:t>
+            </w:r>
+          </w:p>
+        </w:tc>
+      </w:tr>
+      <w:tr>
+        <w:tc>
+          <w:tcPr>
+            <w:tcW w:type="dxa" w:w="4320"/>
+          </w:tcPr>
+          <w:p>
+            <w:r>
+              <w:t>t(key, params)</w:t>
+            </w:r>
+          </w:p>
+        </w:tc>
+        <w:tc>
+          <w:tcPr>
+            <w:tcW w:type="dxa" w:w="4320"/>
+          </w:tcPr>
+          <w:p>
+            <w:r>
+              <w:t>Looks up a string for the active language, falling back to English, then to the raw key as an absolute last resort; fills {placeholder} tokens from params</w:t>
+            </w:r>
+          </w:p>
+        </w:tc>
+      </w:tr>
+      <w:tr>
+        <w:tc>
+          <w:tcPr>
+            <w:tcW w:type="dxa" w:w="4320"/>
+          </w:tcPr>
+          <w:p>
+            <w:r>
+              <w:t>hasTranslation(key)</w:t>
+            </w:r>
+          </w:p>
+        </w:tc>
+        <w:tc>
+          <w:tcPr>
+            <w:tcW w:type="dxa" w:w="4320"/>
+          </w:tcPr>
+          <w:p>
+            <w:r>
+              <w:t>True only when TRANSLATIONS has a real entry for a key — lets callers distinguish “no translation” from “translated, and it happens to equal the key”</w:t>
+            </w:r>
+          </w:p>
+        </w:tc>
+      </w:tr>
+      <w:tr>
+        <w:tc>
+          <w:tcPr>
+            <w:tcW w:type="dxa" w:w="4320"/>
+          </w:tcPr>
+          <w:p>
+            <w:r>
+              <w:t>applyStaticTranslations()</w:t>
+            </w:r>
+          </w:p>
+        </w:tc>
+        <w:tc>
+          <w:tcPr>
+            <w:tcW w:type="dxa" w:w="4320"/>
+          </w:tcPr>
+          <w:p>
+            <w:r>
+              <w:t>Applies translations to every data-i18n*-marked static element; skips elements with no real translation available, preserving their correct baked-in English</w:t>
+            </w:r>
+          </w:p>
+        </w:tc>
+      </w:tr>
+      <w:tr>
+        <w:tc>
+          <w:tcPr>
+            <w:tcW w:type="dxa" w:w="4320"/>
+          </w:tcPr>
+          <w:p>
+            <w:r>
+              <w:t>applyAppLanguage(lang)</w:t>
+            </w:r>
+          </w:p>
+        </w:tc>
+        <w:tc>
+          <w:tcPr>
+            <w:tcW w:type="dxa" w:w="4320"/>
+          </w:tcPr>
+          <w:p>
+            <w:r>
+              <w:t>Sets and persists the active language, then re-renders every already-visible piece of UI in place</w:t>
+            </w:r>
+          </w:p>
+        </w:tc>
+      </w:tr>
+      <w:tr>
+        <w:tc>
+          <w:tcPr>
+            <w:tcW w:type="dxa" w:w="4320"/>
+          </w:tcPr>
+          <w:p>
+            <w:r>
+              <w:t>getEffectiveLang()</w:t>
+            </w:r>
+          </w:p>
+        </w:tc>
+        <w:tc>
+          <w:tcPr>
+            <w:tcW w:type="dxa" w:w="4320"/>
+          </w:tcPr>
+          <w:p>
+            <w:r>
+              <w:t>Returns the active language, or “en” if none has been chosen yet</w:t>
+            </w:r>
+          </w:p>
+        </w:tc>
+      </w:tr>
+    </w:tbl>
+    <w:p>
+      <w:pPr>
         <w:pStyle w:val="Heading1"/>
       </w:pPr>
       <w:r>
@@ -3853,12 +4346,112 @@
         <w:pStyle w:val="Heading2"/>
       </w:pPr>
       <w:r>
-        <w:t>10.6 Running the suite</w:t>
+        <w:t>10.6 tests/test-sunday-backup.js — Sunday backup &amp; Google Drive</w:t>
       </w:r>
     </w:p>
     <w:p>
-      <w:r>
-        <w:t>Run the full suite with: npm test (equivalent to node tests/test.js &amp;&amp; node tests/test-unit.js &amp;&amp; node tests/test-e2e.js &amp;&amp; node tests/test-redesign.js &amp;&amp; node tests/test-splash-custom.js), against an app already being served (e.g. via python -m http.server 3333 in the project root). Each file can also be run individually, e.g. node tests/test-unit.js. There is no CI pipeline configured (no GitHub Actions or equivalent), so npm test must currently be run locally before pushing.</w:t>
+      <w:pPr/>
+      <w:r>
+        <w:t>Real Google sign-in cannot run headless, so this suite mocks window.google and window.fetch to simulate the entire OAuth + Drive flow end to end, alongside a Date override to control which day of the week the page believes it is:</w:t>
+      </w:r>
+    </w:p>
+    <w:p>
+      <w:pPr>
+        <w:pStyle w:val="ListBullet"/>
+      </w:pPr>
+      <w:r>
+        <w:t>Modal visibility: appears automatically on a mocked Sunday with no stored prompt date; does not appear on a mocked non-Sunday.</w:t>
+      </w:r>
+    </w:p>
+    <w:p>
+      <w:pPr>
+        <w:pStyle w:val="ListBullet"/>
+      </w:pPr>
+      <w:r>
+        <w:t>Dismiss paths: the ✕ button, “Remind me next Sunday,” and a backdrop click each close the modal and suppress it for the rest of that Sunday.</w:t>
+      </w:r>
+    </w:p>
+    <w:p>
+      <w:pPr>
+        <w:pStyle w:val="ListBullet"/>
+      </w:pPr>
+      <w:r>
+        <w:t>Reappearance: the modal reopens on a mocked next Sunday despite the previous Sunday's dismissal being stored.</w:t>
+      </w:r>
+    </w:p>
+    <w:p>
+      <w:pPr>
+        <w:pStyle w:val="ListBullet"/>
+      </w:pPr>
+      <w:r>
+        <w:t>Successful backup: verified via both the modal's primary button and the on-demand Settings button — asserts a confirmation toast, the modal closing, the reminder being marked handled, and the correct GET-then-PATCH/POST fetch sequence.</w:t>
+      </w:r>
+    </w:p>
+    <w:p>
+      <w:pPr>
+        <w:pStyle w:val="ListBullet"/>
+      </w:pPr>
+      <w:r>
+        <w:t>Failure paths: a cancelled Google sign-in and a failed Drive API call are each simulated independently, asserting a failure toast in both cases and that the reminder is NOT marked handled (so it can still prompt again).</w:t>
+      </w:r>
+    </w:p>
+    <w:p>
+      <w:pPr>
+        <w:pStyle w:val="Heading2"/>
+      </w:pPr>
+      <w:r>
+        <w:t>10.7 tests/test-i18n.js — language picker &amp; Settings switcher</w:t>
+      </w:r>
+    </w:p>
+    <w:p>
+      <w:pPr/>
+      <w:r>
+        <w:t>Exercises the i18n mechanism end to end via real Puppeteer clicks (word-choice correctness itself was reviewed and locked separately, as i18n/translations.json):</w:t>
+      </w:r>
+    </w:p>
+    <w:p>
+      <w:pPr>
+        <w:pStyle w:val="ListBullet"/>
+      </w:pPr>
+      <w:r>
+        <w:t>First-run picker: shows once on a genuinely fresh install; picking a language immediately dismisses it (no “Continue” button) and persists to localStorage; does not reappear on a later reload; an explicit English choice also counts as “chosen.”</w:t>
+      </w:r>
+    </w:p>
+    <w:p>
+      <w:pPr>
+        <w:pStyle w:val="ListBullet"/>
+      </w:pPr>
+      <w:r>
+        <w:t>Settings switcher: highlights the active language; switching persists the new language, re-renders the Today Card and the drawer's own static text live, and survives a page reload.</w:t>
+      </w:r>
+    </w:p>
+    <w:p>
+      <w:pPr>
+        <w:pStyle w:val="ListBullet"/>
+      </w:pPr>
+      <w:r>
+        <w:t>An already-open Sankalpa page re-renders in place when the language changes mid-session, without needing to be closed and reopened.</w:t>
+      </w:r>
+    </w:p>
+    <w:p>
+      <w:pPr>
+        <w:pStyle w:val="ListBullet"/>
+      </w:pPr>
+      <w:r>
+        <w:t>translations.json fetch-failure fallback: with every fetch attempt for that file aborted, confirms TRANSLATIONS ends up empty, static Settings/modal text stays in readable baked-in English rather than showing raw dictionary key names, and no console error or crash occurs.</w:t>
+      </w:r>
+    </w:p>
+    <w:p>
+      <w:pPr>
+        <w:pStyle w:val="Heading2"/>
+      </w:pPr>
+      <w:r>
+        <w:t>10.8 Running the suite</w:t>
+      </w:r>
+    </w:p>
+    <w:p>
+      <w:r>
+        <w:t>Run the full suite with: npm test (equivalent to node tests/test.js &amp;&amp; node tests/test-unit.js &amp;&amp; node tests/test-e2e.js &amp;&amp; node tests/test-redesign.js &amp;&amp; node tests/test-splash-custom.js &amp;&amp; node tests/test-sunday-backup.js &amp;&amp; node tests/test-i18n.js). As of this writing, the full run totals 274 assertions across all 7 suites, 0 failures. A local server (python -m http.server 3333) must already be running in another terminal. Each file can also be run individually, e.g. node tests/test-unit.js.</w:t>
       </w:r>
     </w:p>
     <w:p>
@@ -4105,7 +4698,23 @@
         <w:pStyle w:val="ListBullet"/>
       </w:pPr>
       <w:r>
-        <w:t>No CI pipeline: npm test (5 suites) must currently be run locally before pushing — there is no GitHub Actions workflow or other CI wiring to run it automatically.</w:t>
+        <w:t>No CI pipeline: npm test (7 suites) must currently be run locally before pushing.</w:t>
+      </w:r>
+    </w:p>
+    <w:p>
+      <w:pPr>
+        <w:pStyle w:val="ListBullet"/>
+      </w:pPr>
+      <w:r>
+        <w:t>i18n fetch-failure residual risk: if i18n/translations.json fails to load after its one automatic retry, static UI text (Settings drawer, Sunday modal, language picker) correctly falls back to its own baked-in English, but dynamic sections (Today Card, Ledger List, Reflection Summary, Sankalpa) have no prior DOM to fall back to and would show raw dictionary key names instead — judged low-probability given the file is a small, same-origin, effectively-always-cached static asset.</w:t>
+      </w:r>
+    </w:p>
+    <w:p>
+      <w:pPr>
+        <w:pStyle w:val="ListBullet"/>
+      </w:pPr>
+      <w:r>
+        <w:t>Google OAuth cannot be authorized for a LAN-IP origin: Google's OAuth console rejects raw IP addresses as Authorized JavaScript origins outright (“must end with a public top-level domain”), so Google Drive backup can only be tested via localhost or a deployed domain, not by browsing to the dev server's LAN IP from a phone.</w:t>
       </w:r>
     </w:p>
     <w:p>

--- a/Sumiran-Lite-Technical-Documentation.docx
+++ b/Sumiran-Lite-Technical-Documentation.docx
@@ -37,7 +37,7 @@
           <w:color w:val="555555"/>
           <w:sz w:val="22"/>
         </w:rPr>
-        <w:t>Version: main @ 9c4b60d (Sumiran-Lite)</w:t>
+        <w:t>Version: main @ d0f5926 (Sumiran-Lite)</w:t>
         <w:br/>
         <w:t>Generated: 08 August 2026</w:t>
         <w:br/>
@@ -1228,8 +1228,14 @@
       </w:r>
     </w:p>
     <w:p>
-      <w:r>
-        <w:t>Each row shows date, jaap/mala count, and a sparkline (§7.4), and expands on chevron click to reveal notes and (if within the 7-day editable window) an inline edit form; otherwise a 🔒 “Entry locked” notice. Sundays are highlighted; a marker appears on the date of any Crore-crossing entry, alongside a “Crore Jaap Completed” banner inside the expanded row and a page-wide falling-petal celebration (§7.12).</w:t>
+      <w:pPr/>
+      <w:r>
+        <w:t>For performance on ledgers spanning several years of daily entries, only the current (expanded-by-default) year's rows are built into the DOM eagerly on each render; other years' row DOM and event listeners are built lazily — once, the first time that year is actually expanded (via its header or “Jump to year”) — and cached from then on for that render pass, via buildYearRows() (see §9).</w:t>
+      </w:r>
+    </w:p>
+    <w:p>
+      <w:r>
+        <w:t>Each row shows date, jaap/mala count, and a sparkline (§7.4), and expands on chevron click to reveal notes and (if within the 7-day editable window) an inline edit form; otherwise a 🔒 “Entry locked” notice. Sundays are highlighted; a marker appears on the date of any Crore-crossing entry, alongside a “Crore Jaap Completed” banner inside the expanded row and a page-wide falling-petal celebration (§7.12) — triggered identically whether the crossing entry was saved from the Today Card or from an in-place Ledger row edit. Both save paths validate the parsed jaap value via isValidJaapValue() (§9) before persisting it — a NaN or negative value shows a toast and aborts the save rather than being written to IndexedDB.</w:t>
       </w:r>
     </w:p>
     <w:p>
@@ -2921,6 +2927,28 @@
           </w:p>
         </w:tc>
       </w:tr>
+      <w:tr>
+        <w:tc>
+          <w:tcPr>
+            <w:tcW w:type="dxa" w:w="4320"/>
+          </w:tcPr>
+          <w:p>
+            <w:r>
+              <w:t>isValidJaapValue(value)</w:t>
+            </w:r>
+          </w:p>
+        </w:tc>
+        <w:tc>
+          <w:tcPr>
+            <w:tcW w:type="dxa" w:w="4320"/>
+          </w:tcPr>
+          <w:p>
+            <w:r>
+              <w:t>True for null (no entry) or any finite, non-negative number — guards both save paths against writing NaN/negative values</w:t>
+            </w:r>
+          </w:p>
+        </w:tc>
+      </w:tr>
     </w:tbl>
     <w:p>
       <w:pPr>
@@ -3255,6 +3283,28 @@
             <w:r/>
             <w:r>
               <w:t>Transient confirmation/error toast</w:t>
+            </w:r>
+          </w:p>
+        </w:tc>
+      </w:tr>
+      <w:tr>
+        <w:tc>
+          <w:tcPr>
+            <w:tcW w:type="dxa" w:w="4320"/>
+          </w:tcPr>
+          <w:p>
+            <w:r>
+              <w:t>buildYearRows(yearContainer, entries, deps)</w:t>
+            </w:r>
+          </w:p>
+        </w:tc>
+        <w:tc>
+          <w:tcPr>
+            <w:tcW w:type="dxa" w:w="4320"/>
+          </w:tcPr>
+          <w:p>
+            <w:r>
+              <w:t>Builds one year's row DOM + listeners; called eagerly for the current year, lazily (once, cached) for any other year on first expand</w:t>
             </w:r>
           </w:p>
         </w:tc>
@@ -4722,7 +4772,7 @@
         <w:pStyle w:val="ListBullet"/>
       </w:pPr>
       <w:r>
-        <w:t>todayISO is refreshed at the top of every renderToday() call (fixed from an earlier session-lifetime-constant bug — see §9), so it self-corrects on the next save or interaction; a tab left genuinely idle across midnight with no interaction at all still won't reflect the new date until something triggers a re-render, since there's no background timer.</w:t>
+        <w:t>todayISO is refreshed at the top of every renderToday() call, and also by a document visibilitychange listener that re-renders whenever the app returns to the foreground with a stale date — this closes the one remaining gap (a tab or backgrounded PWA left genuinely idle across midnight with zero interaction), which previously required some other action (a save, a toggle) to notice the date had changed.</w:t>
       </w:r>
     </w:p>
     <w:p>

--- a/Sumiran-Lite-Technical-Documentation.docx
+++ b/Sumiran-Lite-Technical-Documentation.docx
@@ -1240,7 +1240,7 @@
     </w:p>
     <w:p>
       <w:r>
-        <w:t>Poornima detection: hasExplicitPoornima() checks the notes field, case-insensitively, for “poornima”, “purnima”, or the Devanagari पूर्णिमा, and shows a 🌕 marker if found. This is the only detection mechanism — an earlier static-calendar fallback (poornima.json, consulted by an isTodayPoornima() helper) has been removed: it was dead code, since its only caller was an unreachable branch of renderTodayCard() (ensureTodayEntryExists() guarantees a real entry always exists by the time that function runs).</w:t>
+        <w:t>Poornima detection: hasExplicitPoornima() checks the notes field, case-insensitively for the English spellings, for “poornima”, “purnima”, the Devanagari पूर्णिमा, or the Bangla পূর্ণিমা, and shows a 🌕 marker if found. This is the only detection mechanism — an earlier static-calendar fallback (poornima.json, consulted by an isTodayPoornima() helper) has been removed: it was dead code, since its only caller was an unreachable branch of renderTodayCard() (ensureTodayEntryExists() guarantees a real entry always exists by the time that function runs).</w:t>
       </w:r>
     </w:p>
     <w:p>
@@ -4112,7 +4112,7 @@
         <w:pStyle w:val="ListBullet"/>
       </w:pPr>
       <w:r>
-        <w:t>Poornima keyword detection across all supported variants (English + Devanagari).</w:t>
+        <w:t>Poornima keyword detection across all supported variants (English, Devanagari, and Bangla).</w:t>
       </w:r>
     </w:p>
     <w:p>
@@ -4181,7 +4181,7 @@
         <w:pStyle w:val="ListBullet"/>
       </w:pPr>
       <w:r>
-        <w:t>hasExplicitPoornima across English (case-insensitive) and Devanagari keyword variants, plus null/empty notes.</w:t>
+        <w:t>hasExplicitPoornima across English (case-insensitive), Devanagari, and Bangla keyword variants, plus null/empty notes.</w:t>
       </w:r>
     </w:p>
     <w:p>

--- a/Sumiran-Lite-Technical-Documentation.docx
+++ b/Sumiran-Lite-Technical-Documentation.docx
@@ -37,7 +37,7 @@
           <w:color w:val="555555"/>
           <w:sz w:val="22"/>
         </w:rPr>
-        <w:t>Version: main @ d0f5926 (Sumiran-Lite)</w:t>
+        <w:t>Version: main @ afefabd (Sumiran-Lite)</w:t>
         <w:br/>
         <w:t>Generated: 08 August 2026</w:t>
         <w:br/>
@@ -1049,7 +1049,7 @@
     </w:p>
     <w:p>
       <w:r>
-        <w:t>localStorage holds display preferences and custom splash image data — never ledger practice data. See Table 2 for the full key reference, including the custom-splash-image keys added in §7.10.</w:t>
+        <w:t>localStorage holds display preferences and custom splash image data — never ledger practice data. Keys in use: malaViewEnabled, backgroundChoice, lastSplashImage, splashImage:custom0..custom3 (§7.10), appLanguage, and lastSundayBackupPromptDate.</w:t>
       </w:r>
     </w:p>
     <w:p>
@@ -1489,7 +1489,7 @@
         <w:pStyle w:val="ListBullet"/>
       </w:pPr>
       <w:r>
-        <w:t>Storage: after processing, every stored image is roughly 100–150KB regardless of the original photo's size, so total localStorage usage and the app's startup performance are unaffected by what the user uploads.</w:t>
+        <w:t>Storage: after processing, every stored image is roughly 250KB regardless of the original photo's size, so total localStorage usage and the app's startup performance are unaffected by what the user uploads.</w:t>
       </w:r>
     </w:p>
     <w:p>
@@ -4051,7 +4051,7 @@
     </w:p>
     <w:p>
       <w:r>
-        <w:t>The test suite lives under tests/ and is split into five Puppeteer-driven Node scripts (devDependency-only — none of this ships to the browser), all run against a locally served copy of the app (http://localhost:3333 by default): tests/test.js, tests/test-unit.js, tests/test-e2e.js, tests/test-redesign.js, and tests/test-splash-custom.js. 195 assertions pass across the full suite as of this revision.</w:t>
+        <w:t>The test suite lives under tests/ and is split into seven Puppeteer-driven Node scripts (devDependency-only — none of this ships to the browser), all run against a locally served copy of the app (http://localhost:3333 by default): tests/test.js, tests/test-unit.js, tests/test-e2e.js, tests/test-redesign.js, tests/test-splash-custom.js, tests/test-sunday-backup.js, and tests/test-i18n.js. 295 assertions pass across the full suite as of this revision.</w:t>
       </w:r>
     </w:p>
     <w:p>
@@ -4501,7 +4501,7 @@
     </w:p>
     <w:p>
       <w:r>
-        <w:t>Run the full suite with: npm test (equivalent to node tests/test.js &amp;&amp; node tests/test-unit.js &amp;&amp; node tests/test-e2e.js &amp;&amp; node tests/test-redesign.js &amp;&amp; node tests/test-splash-custom.js &amp;&amp; node tests/test-sunday-backup.js &amp;&amp; node tests/test-i18n.js). As of this writing, the full run totals 274 assertions across all 7 suites, 0 failures. A local server (python -m http.server 3333) must already be running in another terminal. Each file can also be run individually, e.g. node tests/test-unit.js.</w:t>
+        <w:t>Run the full suite with: npm test (equivalent to node tests/test.js &amp;&amp; node tests/test-unit.js &amp;&amp; node tests/test-e2e.js &amp;&amp; node tests/test-redesign.js &amp;&amp; node tests/test-splash-custom.js &amp;&amp; node tests/test-sunday-backup.js &amp;&amp; node tests/test-i18n.js). As of this writing, the full run totals 295 assertions across all 7 suites, 0 failures. A local server (python -m http.server 3333) must already be running in another terminal. Each file can also be run individually, e.g. node tests/test-unit.js.</w:t>
       </w:r>
     </w:p>
     <w:p>

--- a/Sumiran-Lite-Technical-Documentation.docx
+++ b/Sumiran-Lite-Technical-Documentation.docx
@@ -37,7 +37,7 @@
           <w:color w:val="555555"/>
           <w:sz w:val="22"/>
         </w:rPr>
-        <w:t>Version: main @ afefabd (Sumiran-Lite)</w:t>
+        <w:t>Version: main @ b83ba2f (Sumiran-Lite)</w:t>
         <w:br/>
         <w:t>Generated: 08 August 2026</w:t>
         <w:br/>
@@ -988,41 +988,40 @@
           <w:sz w:val="18"/>
         </w:rPr>
         <w:t>{</w:t>
-      </w:r>
-      <w:r>
         <w:br/>
-      </w:r>
+        <w:t xml:space="preserve">  backedUpAt: string,      // ISO timestamp of the backup write</w:t>
+        <w:br/>
+        <w:t xml:space="preserve">  entries:    LedgerEntry[],</w:t>
+        <w:br/>
+        <w:t xml:space="preserve">  sankalpa:   SankalpaRecord | null   // captured too, so a restore brings the vow back</w:t>
+        <w:br/>
+        <w:t>}</w:t>
+      </w:r>
+      <w:r/>
       <w:r>
         <w:rPr>
           <w:rFonts w:ascii="Consolas" w:hAnsi="Consolas"/>
           <w:sz w:val="18"/>
         </w:rPr>
-        <w:t xml:space="preserve">  backedUpAt: string,      // ISO timestamp of the backup write</w:t>
-      </w:r>
-      <w:r>
-        <w:br/>
-      </w:r>
+      </w:r>
+      <w:r/>
       <w:r>
         <w:rPr>
           <w:rFonts w:ascii="Consolas" w:hAnsi="Consolas"/>
           <w:sz w:val="18"/>
         </w:rPr>
-        <w:t xml:space="preserve">  entries:    LedgerEntry[]</w:t>
-      </w:r>
-      <w:r>
-        <w:br/>
-      </w:r>
+      </w:r>
+      <w:r/>
       <w:r>
         <w:rPr>
           <w:rFonts w:ascii="Consolas" w:hAnsi="Consolas"/>
           <w:sz w:val="18"/>
         </w:rPr>
-        <w:t>}</w:t>
       </w:r>
     </w:p>
     <w:p>
       <w:r>
-        <w:t>Custom splash images and display preferences (Mala View, background theme, splash rotation state) are intentionally NOT part of any of the three data shapes above and are never included in Export/Import — they live only in localStorage, are device-local, and are excluded from the backup format by design (see §7.10, §7.12).</w:t>
+        <w:t>Custom splash images and display preferences (Mala View, background theme, splash rotation state, chosen language, backup-status flags) are intentionally NOT part of any of the data shapes above and are never included in Export/Import — they live only in localStorage, are device-local, and are excluded from the backup format by design (see §7.10, §7.12). The Sankalpa, by contrast, IS now included everywhere the ledger goes: Export, Import, the automatic backup, and the Google Drive upload.</w:t>
       </w:r>
     </w:p>
     <w:p>
@@ -1049,13 +1048,13 @@
     </w:p>
     <w:p>
       <w:r>
-        <w:t>localStorage holds display preferences and custom splash image data — never ledger practice data. Keys in use: malaViewEnabled, backgroundChoice, lastSplashImage, splashImage:custom0..custom3 (§7.10), appLanguage, and lastSundayBackupPromptDate.</w:t>
+        <w:t>localStorage holds display preferences and custom splash image data — never ledger practice data. Keys in use: malaViewEnabled, backgroundChoice, lastSplashImage, splashImage:custom0..custom3 (§7.10), appLanguage, lastSundayBackupPromptDate, and lastDriveBackupAt.</w:t>
       </w:r>
     </w:p>
     <w:p>
       <w:pPr/>
       <w:r>
-        <w:t>Two keys were added alongside the Google Drive backup and localization features: lastSundayBackupPromptDate (the ISO date the Sunday reminder was last shown/dismissed/completed — see §7.13) and appLanguage (the user's chosen language, unset until the first-run picker or the Settings switcher writes it — see §7.14). Both are display-state flags, not practice data, and are excluded from Export/Import/backup-restore like every other localStorage key.</w:t>
+        <w:t>Three keys were added alongside the Google Drive backup and localization features: lastSundayBackupPromptDate (the ISO date the Sunday reminder was last shown/dismissed/completed — see §7.13), lastDriveBackupAt (the ISO timestamp of the last genuinely successful Drive upload — deliberately a separate key, because lastSundayBackupPromptDate is written by both a real backup and a plain dismissal and so cannot distinguish them), and appLanguage (the user's chosen language, unset until the first-run picker or the Settings switcher writes it — see §7.14). All are display-state flags, not practice data, and are excluded from Export/Import/backup-restore like every other localStorage key.</w:t>
       </w:r>
     </w:p>
     <w:p/>
@@ -1427,7 +1426,7 @@
     </w:p>
     <w:p>
       <w:r>
-        <w:t>Export (Settings → Export Ledger) downloads the full ledger as a formatted JSON file (jaap-ledger-export-YYYY-MM-DD.json), always as raw {date, jaap, notes} objects. Import (Settings → Import Ledger) reads a JSON file, validates it is an array of objects each containing a string date, a jaap key, and a notes key, then — after an explicit confirm() dialog warning that it replaces the current ledger permanently — replaces ledgerData wholesale and persists it. Custom splash images and display preferences are never part of this format (§4).</w:t>
+        <w:t>Export (Settings → Export Ledger) downloads a formatted JSON file (jaap-ledger-export-YYYY-MM-DD.json) containing a versioned payload: { version: 2, entries: LedgerEntry[], sankalpa: SankalpaRecord | null }, with jaap values always raw regardless of the Mala View toggle. Import (Settings → Import Ledger) reads a JSON file, normalizes it via parseImportedLedgerFile() — which accepts BOTH this object payload and the legacy bare-array format every pre-v2 export produced, so older files keep working — validates each entry (string date not in the future, valid jaap, string notes, no duplicate dates), then, after an explicit confirm() dialog warning that it replaces the current ledger permanently, snapshots the CURRENT ledger to the backup store BEFORE replacing ledgerData. That ordering is deliberate: the snapshot used to be taken after the replace, which overwrote the backup with the imported data and made a mistaken import impossible to undo. A Sankalpa is written only when the imported file actually carries one, so importing a legacy export never wipes the vow already on the device. Custom splash images and display preferences are never part of this format (§4).</w:t>
       </w:r>
     </w:p>
     <w:p>
@@ -1440,7 +1439,7 @@
     </w:p>
     <w:p>
       <w:r>
-        <w:t>saveAutomaticBackup() writes a timestamped snapshot to the ledger-backups store after every successful ledger mutation. “Restore from Backup” (Settings) loads the latest backup, shows its timestamp and entry count in a confirm() dialog, and on confirmation replaces the live ledger with the backup's contents.</w:t>
+        <w:t>saveAutomaticBackup() writes a timestamped snapshot — ledger entries plus the current Sankalpa — to the ledger-backups store after every successful ledger mutation, and once more before an import replaces the ledger. “Restore from Backup” (Settings) loads the latest backup, shows its timestamp and entry count in a confirm() dialog, and on confirmation replaces the live ledger with the backup's contents; it restores the Sankalpa too, but only if that backup actually carries one, so restoring a pre-v2 backup never erases a newer vow.</w:t>
       </w:r>
     </w:p>
     <w:p>
@@ -4051,7 +4050,7 @@
     </w:p>
     <w:p>
       <w:r>
-        <w:t>The test suite lives under tests/ and is split into seven Puppeteer-driven Node scripts (devDependency-only — none of this ships to the browser), all run against a locally served copy of the app (http://localhost:3333 by default): tests/test.js, tests/test-unit.js, tests/test-e2e.js, tests/test-redesign.js, tests/test-splash-custom.js, tests/test-sunday-backup.js, and tests/test-i18n.js. 295 assertions pass across the full suite as of this revision.</w:t>
+        <w:t>The test suite lives under tests/ and is split into seven Puppeteer-driven Node scripts (devDependency-only — none of this ships to the browser), all run against a locally served copy of the app (http://localhost:3333 by default): tests/test.js, tests/test-unit.js, tests/test-e2e.js, tests/test-redesign.js, tests/test-splash-custom.js, tests/test-sunday-backup.js, and tests/test-i18n.js. 336 assertions pass across the full suite as of this revision.</w:t>
       </w:r>
     </w:p>
     <w:p>
@@ -4501,7 +4500,7 @@
     </w:p>
     <w:p>
       <w:r>
-        <w:t>Run the full suite with: npm test (equivalent to node tests/test.js &amp;&amp; node tests/test-unit.js &amp;&amp; node tests/test-e2e.js &amp;&amp; node tests/test-redesign.js &amp;&amp; node tests/test-splash-custom.js &amp;&amp; node tests/test-sunday-backup.js &amp;&amp; node tests/test-i18n.js). As of this writing, the full run totals 295 assertions across all 7 suites, 0 failures. A local server (python -m http.server 3333) must already be running in another terminal. Each file can also be run individually, e.g. node tests/test-unit.js.</w:t>
+        <w:t>Run the full suite with: npm test (equivalent to node tests/test.js &amp;&amp; node tests/test-unit.js &amp;&amp; node tests/test-e2e.js &amp;&amp; node tests/test-redesign.js &amp;&amp; node tests/test-splash-custom.js &amp;&amp; node tests/test-sunday-backup.js &amp;&amp; node tests/test-i18n.js). As of this writing, the full run totals 336 assertions across all 7 suites, 0 failures. A local server (python -m http.server 3333) must already be running in another terminal. Each file can also be run individually, e.g. node tests/test-unit.js.</w:t>
       </w:r>
     </w:p>
     <w:p>

--- a/Sumiran-Lite-Technical-Documentation.docx
+++ b/Sumiran-Lite-Technical-Documentation.docx
@@ -37,7 +37,7 @@
           <w:color w:val="555555"/>
           <w:sz w:val="22"/>
         </w:rPr>
-        <w:t>Version: main @ b83ba2f (Sumiran-Lite)</w:t>
+        <w:t>Version: main @ f12df46 (Sumiran-Lite)</w:t>
         <w:br/>
         <w:t>Generated: 08 August 2026</w:t>
         <w:br/>
@@ -260,7 +260,7 @@
         <w:pStyle w:val="ListBullet"/>
       </w:pPr>
       <w:r>
-        <w:t>Testing: Puppeteer-driven browser tests across 7 suites — structural smoke tests, pure-logic unit tests, full user-flow E2E tests, premium-redesign checks, custom-splash-image tests, Sunday Google Drive backup tests, and i18n (language picker / Settings switcher) tests</w:t>
+        <w:t>Testing: Puppeteer-driven browser tests across 8 suites — structural smoke tests, pure-logic unit tests, full user-flow E2E tests, premium-redesign checks, custom-splash-image tests, Sunday Google Drive backup tests, i18n (language picker / Settings switcher) tests, and service-worker tests (offline launch, precache, deploy pickup)</w:t>
       </w:r>
     </w:p>
     <w:p>
@@ -1452,7 +1452,7 @@
     </w:p>
     <w:p>
       <w:r>
-        <w:t>manifest.json declares the app as an installable standalone PWA (theme/background colors, 192px/512px icons, portrait orientation). index.html additionally sets iOS-specific meta tags (apple-mobile-web-app-capable, status bar style, apple-touch-icon/startup-image) for the home-screen install experience on iOS Safari. There is no service worker in the current codebase — offline support comes entirely from IndexedDB (and localStorage) data persistence, not from cached network requests.</w:t>
+        <w:t>manifest.json declares the app as an installable standalone PWA: id/scope/lang, theme and background colors, portrait orientation, 192px/512px icons (each with an explicit purpose) plus a dedicated maskable 512px variant, and a “Log Today's Jaap” home-screen shortcut pointing at ?action=log, which focuses today's count field on launch. index.html sets a matching theme-color meta tag and the iOS-specific meta tags (apple-mobile-web-app-capable, status bar style, apple-touch-icon/startup-image) for the home-screen install experience on iOS Safari. The maskable icon is a separate, padded rendering rather than a purpose flag on the existing art: the original icon is full-bleed, so Android's circular mask would crop the deity's head. Offline support is provided by sw.js (§7.15), not by data persistence alone.</w:t>
       </w:r>
     </w:p>
     <w:p>
@@ -4050,7 +4050,7 @@
     </w:p>
     <w:p>
       <w:r>
-        <w:t>The test suite lives under tests/ and is split into seven Puppeteer-driven Node scripts (devDependency-only — none of this ships to the browser), all run against a locally served copy of the app (http://localhost:3333 by default): tests/test.js, tests/test-unit.js, tests/test-e2e.js, tests/test-redesign.js, tests/test-splash-custom.js, tests/test-sunday-backup.js, and tests/test-i18n.js. 336 assertions pass across the full suite as of this revision.</w:t>
+        <w:t>The test suite lives under tests/ and is split into eight Puppeteer-driven Node scripts (devDependency-only — none of this ships to the browser), all run against a locally served copy of the app (http://localhost:3333 by default): tests/test.js, tests/test-unit.js, tests/test-e2e.js, tests/test-redesign.js, tests/test-splash-custom.js, tests/test-sunday-backup.js, tests/test-i18n.js, and tests/test-service-worker.js. 359 assertions pass across the full suite as of this revision.</w:t>
       </w:r>
     </w:p>
     <w:p>
@@ -4500,7 +4500,7 @@
     </w:p>
     <w:p>
       <w:r>
-        <w:t>Run the full suite with: npm test (equivalent to node tests/test.js &amp;&amp; node tests/test-unit.js &amp;&amp; node tests/test-e2e.js &amp;&amp; node tests/test-redesign.js &amp;&amp; node tests/test-splash-custom.js &amp;&amp; node tests/test-sunday-backup.js &amp;&amp; node tests/test-i18n.js). As of this writing, the full run totals 336 assertions across all 7 suites, 0 failures. A local server (python -m http.server 3333) must already be running in another terminal. Each file can also be run individually, e.g. node tests/test-unit.js.</w:t>
+        <w:t>Run the full suite with: npm test (equivalent to node tests/test.js &amp;&amp; node tests/test-unit.js &amp;&amp; node tests/test-e2e.js &amp;&amp; node tests/test-redesign.js &amp;&amp; node tests/test-splash-custom.js &amp;&amp; node tests/test-sunday-backup.js &amp;&amp; node tests/test-i18n.js &amp;&amp; node tests/test-service-worker.js). As of this writing, the full run totals 359 assertions across all 8 suites, 0 failures. A local server (python -m http.server 3333) must already be running in another terminal. Each file can also be run individually, e.g. node tests/test-unit.js.</w:t>
       </w:r>
     </w:p>
     <w:p>
@@ -4723,7 +4723,7 @@
         <w:pStyle w:val="ListBullet"/>
       </w:pPr>
       <w:r>
-        <w:t>No service worker: the manifest declares a PWA, but there is no service worker registered, so there is no offline network-request caching — offline behavior relies entirely on the fact that practice data lives in IndexedDB (and preferences/custom images in localStorage), not on caching the app shell itself. A first load requires network access to fetch index.html/app.js/styles.css.</w:t>
+        <w:t>Service worker cache versioning is manual: sw.js precaches the app shell and serves same-origin GETs stale-while-revalidate, so a deployed change is picked up on the launch after next (users are at most one launch behind) and CACHE_VERSION only needs bumping when an asset is renamed or removed. Because the project has no build step, filenames are not content-hashed, so both the precache and the revalidation fetch must explicitly bypass the browser's HTTP cache — without that, the worker's own refresh is answered with the stale bytes it exists to replace and the user is pinned to their first-loaded build. tests/test-service-worker.js simulates a real deploy to guard this.</w:t>
       </w:r>
     </w:p>
     <w:p>
@@ -4747,7 +4747,7 @@
         <w:pStyle w:val="ListBullet"/>
       </w:pPr>
       <w:r>
-        <w:t>No CI pipeline: npm test (7 suites) must currently be run locally before pushing.</w:t>
+        <w:t>No CI pipeline: npm test (8 suites) must currently be run locally before pushing.</w:t>
       </w:r>
     </w:p>
     <w:p>

--- a/Sumiran-Lite-Technical-Documentation.docx
+++ b/Sumiran-Lite-Technical-Documentation.docx
@@ -1452,7 +1452,7 @@
     </w:p>
     <w:p>
       <w:r>
-        <w:t>manifest.json declares the app as an installable standalone PWA: id/scope/lang, theme and background colors, portrait orientation, 192px/512px icons (each with an explicit purpose) plus a dedicated maskable 512px variant, and a “Log Today's Jaap” home-screen shortcut pointing at ?action=log, which focuses today's count field on launch. index.html sets a matching theme-color meta tag and the iOS-specific meta tags (apple-mobile-web-app-capable, status bar style, apple-touch-icon/startup-image) for the home-screen install experience on iOS Safari. The maskable icon is a separate, padded rendering rather than a purpose flag on the existing art: the original icon is full-bleed, so Android's circular mask would crop the deity's head. Offline support is provided by sw.js (§7.15), not by data persistence alone.</w:t>
+        <w:t>manifest.json declares the app as an installable standalone PWA: id/scope/lang, theme and background colors, portrait orientation, 192px/512px icons (each with an explicit purpose) plus a dedicated maskable 512px variant, and a “Log Today's Jaap” home-screen shortcut pointing at ?action=log, which focuses today's count field on launch. index.html sets a matching theme-color meta tag and the iOS-specific meta tags (apple-mobile-web-app-capable, status bar style, apple-touch-icon/startup-image) for the home-screen install experience on iOS Safari. The maskable icon is a separate, padded rendering rather than a purpose flag on the existing art: the original icon is full-bleed, so Android's circular mask would crop the deity's head. Note the shortcuts member is honoured by Android/Chrome only — iOS Safari ignores it, and long-pressing an installed icon there shows the standard WebClip menu (Edit Home Screen / Share Bookmark / Delete Bookmark) with no app shortcuts. The ?action=log handler is still useful on iOS, since that URL can be added to the Home Screen as its own icon. Offline support is provided by sw.js (§7.15), not by data persistence alone.</w:t>
       </w:r>
     </w:p>
     <w:p>

--- a/Sumiran-Lite-Technical-Documentation.docx
+++ b/Sumiran-Lite-Technical-Documentation.docx
@@ -37,7 +37,7 @@
           <w:color w:val="555555"/>
           <w:sz w:val="22"/>
         </w:rPr>
-        <w:t>Version: main @ f12df46 (Sumiran-Lite)</w:t>
+        <w:t>Version: main @ f689788 (Sumiran-Lite)</w:t>
         <w:br/>
         <w:t>Generated: 08 August 2026</w:t>
         <w:br/>
@@ -172,6 +172,18 @@
       <w:pPr/>
       <w:r>
         <w:t>7.14 Localization (i18n)</w:t>
+      </w:r>
+    </w:p>
+    <w:p>
+      <w:pPr/>
+      <w:r>
+        <w:t>7.15 Service Worker &amp; Offline Support</w:t>
+      </w:r>
+    </w:p>
+    <w:p>
+      <w:pPr/>
+      <w:r>
+        <w:t>7.16 Text Size &amp; Text Selection</w:t>
       </w:r>
     </w:p>
     <w:p>
@@ -1021,7 +1033,7 @@
     </w:p>
     <w:p>
       <w:r>
-        <w:t>Custom splash images and display preferences (Mala View, background theme, splash rotation state, chosen language, backup-status flags) are intentionally NOT part of any of the data shapes above and are never included in Export/Import — they live only in localStorage, are device-local, and are excluded from the backup format by design (see §7.10, §7.12). The Sankalpa, by contrast, IS now included everywhere the ledger goes: Export, Import, the automatic backup, and the Google Drive upload.</w:t>
+        <w:t>Custom splash images and display preferences (Mala View, background theme, splash rotation state, chosen language, text size, backup-status flags) are intentionally NOT part of any of the data shapes above and are never included in Export/Import — they live only in localStorage, are device-local, and are excluded from the backup format by design (see §7.10, §7.12). The Sankalpa, by contrast, IS now included everywhere the ledger goes: Export, Import, the automatic backup, and the Google Drive upload.</w:t>
       </w:r>
     </w:p>
     <w:p>
@@ -1048,13 +1060,13 @@
     </w:p>
     <w:p>
       <w:r>
-        <w:t>localStorage holds display preferences and custom splash image data — never ledger practice data. Keys in use: malaViewEnabled, backgroundChoice, lastSplashImage, splashImage:custom0..custom3 (§7.10), appLanguage, lastSundayBackupPromptDate, and lastDriveBackupAt.</w:t>
+        <w:t>localStorage holds display preferences and custom splash image data — never ledger practice data. Keys in use: malaViewEnabled, backgroundChoice, lastSplashImage, splashImage:custom0..custom3 (§7.10), appLanguage, lastSundayBackupPromptDate, lastDriveBackupAt, and textSize.</w:t>
       </w:r>
     </w:p>
     <w:p>
       <w:pPr/>
       <w:r>
-        <w:t>Three keys were added alongside the Google Drive backup and localization features: lastSundayBackupPromptDate (the ISO date the Sunday reminder was last shown/dismissed/completed — see §7.13), lastDriveBackupAt (the ISO timestamp of the last genuinely successful Drive upload — deliberately a separate key, because lastSundayBackupPromptDate is written by both a real backup and a plain dismissal and so cannot distinguish them), and appLanguage (the user's chosen language, unset until the first-run picker or the Settings switcher writes it — see §7.14). All are display-state flags, not practice data, and are excluded from Export/Import/backup-restore like every other localStorage key.</w:t>
+        <w:t>Four keys were added alongside the Google Drive backup, localization and accessibility features: lastSundayBackupPromptDate (the ISO date the Sunday reminder was last shown/dismissed/completed — see §7.13), lastDriveBackupAt (the ISO timestamp of the last genuinely successful Drive upload — deliberately a separate key, because lastSundayBackupPromptDate is written by both a real backup and a plain dismissal and so cannot distinguish them), appLanguage (the user's chosen language, unset until the first-run picker or the Settings switcher writes it — see §7.14), and textSize ("small" | "large"; unset means the default "medium" — see §7.16). All are display-state flags, not practice data, and are excluded from Export/Import/backup-restore like every other localStorage key.</w:t>
       </w:r>
     </w:p>
     <w:p/>
@@ -1694,6 +1706,86 @@
       </w:pPr>
       <w:r>
         <w:t>applyAppLanguage(lang) is the single entry point both the first-run picker and the Settings switcher call: it sets and persists the active language (guarded against localStorage quota errors, unlike most other localStorage.setItem() calls in the file) and then re-renders every already-visible piece of UI in place — no reload is ever required.</w:t>
+      </w:r>
+    </w:p>
+    <w:p>
+      <w:pPr>
+        <w:pStyle w:val="Heading2"/>
+      </w:pPr>
+      <w:r>
+        <w:t>7.15 Service Worker &amp; Offline Support</w:t>
+      </w:r>
+    </w:p>
+    <w:p>
+      <w:pPr/>
+      <w:r>
+        <w:t>sw.js gives the app genuine offline capability. Before it existed only the practice data was offline (IndexedDB); the app shell itself was never cached, so a launch without a network depended entirely on incidental HTTP caching, and app.js's per-launch fetch of i18n/translations.json was the first thing to fail. It is registered from the end of app.js on the window load event, using the RELATIVE path “./sw.js” so the worker's scope follows the app to GitHub Pages' /jaap-ledger/ subpath instead of 404ing at the site root.</w:t>
+      </w:r>
+    </w:p>
+    <w:p>
+      <w:pPr>
+        <w:pStyle w:val="ListBullet"/>
+      </w:pPr>
+      <w:r>
+        <w:t>Precache (install): the critical shell only — index.html, app.js, styles.css, manifest.json, i18n/translations.json, both variable fonts, the webp splash art and the 192px icon. Remaining same-origin assets (other background themes, the PNG splash fallback, the 512px icons) are cached by the runtime handler the first time they are actually used, rather than pushing roughly 2.8MB at install for files many users never see. Each entry is fetched and put individually rather than via cache.addAll(), whose all-or-nothing semantics would let one missing file cost the app offline support entirely.</w:t>
+      </w:r>
+    </w:p>
+    <w:p>
+      <w:pPr>
+        <w:pStyle w:val="ListBullet"/>
+      </w:pPr>
+      <w:r>
+        <w:t>Runtime (fetch): same-origin GETs are served stale-while-revalidate — the cached copy answers immediately (fast, and works with no network) while a background fetch refreshes the entry for next time. Non-GET requests and every cross-origin request are ignored outright and go straight to the network: the Google Identity script and all googleapis.com Drive calls are authenticated and one-shot, and must never be cached or replayed.</w:t>
+      </w:r>
+    </w:p>
+    <w:p>
+      <w:pPr>
+        <w:pStyle w:val="ListBullet"/>
+      </w:pPr>
+      <w:r>
+        <w:t>HTTP-cache bypass (load-bearing): both the install precache and the revalidation fetch explicitly opt out of the browser's own HTTP cache (cache: "reload" and cache: "no-cache" respectively). Without this the worker's refresh is answered with the very bytes it exists to replace, silently degrading stale-while-revalidate into cache-forever — pinning a user to whatever build they first loaded with no escape but clearing site data. This project has no build step and therefore no content-hashed filenames, so heuristic HTTP caching applies aggressively here. tests/test-service-worker.js simulates a real deploy end to end to guard it.</w:t>
+      </w:r>
+    </w:p>
+    <w:p>
+      <w:pPr>
+        <w:pStyle w:val="ListBullet"/>
+      </w:pPr>
+      <w:r>
+        <w:t>Versioning: CACHE_VERSION only needs bumping when an asset is renamed or removed; routine deploys do not require it, because stale-while-revalidate picks changed files up on the next launch. The practical consequence for users is that a deploy takes effect one launch later than it is published.</w:t>
+      </w:r>
+    </w:p>
+    <w:p>
+      <w:pPr>
+        <w:pStyle w:val="ListBullet"/>
+      </w:pPr>
+      <w:r>
+        <w:t>Testing interaction: a service worker defeats any test that simulates network failure for a precached file, and Puppeteer's page-level request interception cannot prevent it — neither the sw.js script fetch nor the worker's own fetches pass through it. tests/test-i18n.js therefore uses CDP Network.setBypassServiceWorker for its two fetch-failure scenarios, which additionally requires Network.enable on the same session or it is accepted and silently ignored.</w:t>
+      </w:r>
+    </w:p>
+    <w:p>
+      <w:pPr>
+        <w:pStyle w:val="Heading2"/>
+      </w:pPr>
+      <w:r>
+        <w:t>7.16 Text Size &amp; Text Selection</w:t>
+      </w:r>
+    </w:p>
+    <w:p>
+      <w:pPr/>
+      <w:r>
+        <w:t>Settings → Text Size offers Small / Medium / Large. Because every type size in styles.css is expressed in rem, the control simply scales the root font-size — html.text-small is 90% and html.text-large is 118%, while “medium” is the stylesheet's own 100% and deliberately applies no class, so an untouched install carries no marker and looks exactly as before. This matters because most reading surfaces sit below the 16px browser default (ledger rows 0.95rem, notes and predictions 0.9rem, progress label and legend 0.8rem), and browser zoom — the only previous remedy — is awkward to unavailable inside an installed standalone PWA where there is no browser chrome. applyTextSize() runs at the top of app.js beside the background theme so the size lands before first paint; applying it during initApp() would visibly reflow the app under the splash screen. The preference persists to localStorage.textSize, guarded against quota errors like appLanguage.</w:t>
+      </w:r>
+    </w:p>
+    <w:p>
+      <w:pPr/>
+      <w:r>
+        <w:t>One layout consequence is deliberate. At the Large setting the ledger date grows wide enough to collide with the jaap count, which is normally taken out of grid flow and absolutely positioned at the row's true horizontal centre (§7.3). Rather than weaken that centring at every size, html.text-large alone returns the count to the grid's spacer column, where it centres within the space actually remaining and cannot overlap by construction. The regression test measures a six-digit count specifically — with an empty entry the row renders a narrow em dash that cannot overlap anything, so the check would pass vacuously.</w:t>
+      </w:r>
+    </w:p>
+    <w:p>
+      <w:pPr/>
+      <w:r>
+        <w:t>Separately, body sets user-select: none so taps behave like an app rather than a web page, but that blanket rule was also preventing a sadhak from copying their own words out of the app. Notes, the Sankalpa display text/context/date, the reflection totals, the progress label and milestone lines now opt back in with user-select: text; all remaining chrome stays non-selectable.</w:t>
       </w:r>
     </w:p>
     <w:p>
@@ -4050,7 +4142,7 @@
     </w:p>
     <w:p>
       <w:r>
-        <w:t>The test suite lives under tests/ and is split into eight Puppeteer-driven Node scripts (devDependency-only — none of this ships to the browser), all run against a locally served copy of the app (http://localhost:3333 by default): tests/test.js, tests/test-unit.js, tests/test-e2e.js, tests/test-redesign.js, tests/test-splash-custom.js, tests/test-sunday-backup.js, tests/test-i18n.js, and tests/test-service-worker.js. 359 assertions pass across the full suite as of this revision.</w:t>
+        <w:t>The test suite lives under tests/ and is split into eight Puppeteer-driven Node scripts (devDependency-only — none of this ships to the browser), all run against a locally served copy of the app (http://localhost:3333 by default): tests/test.js, tests/test-unit.js, tests/test-e2e.js, tests/test-redesign.js, tests/test-splash-custom.js, tests/test-sunday-backup.js, tests/test-i18n.js, and tests/test-service-worker.js. 378 assertions pass across the full suite as of this revision.</w:t>
       </w:r>
     </w:p>
     <w:p>
@@ -4500,7 +4592,7 @@
     </w:p>
     <w:p>
       <w:r>
-        <w:t>Run the full suite with: npm test (equivalent to node tests/test.js &amp;&amp; node tests/test-unit.js &amp;&amp; node tests/test-e2e.js &amp;&amp; node tests/test-redesign.js &amp;&amp; node tests/test-splash-custom.js &amp;&amp; node tests/test-sunday-backup.js &amp;&amp; node tests/test-i18n.js &amp;&amp; node tests/test-service-worker.js). As of this writing, the full run totals 359 assertions across all 8 suites, 0 failures. A local server (python -m http.server 3333) must already be running in another terminal. Each file can also be run individually, e.g. node tests/test-unit.js.</w:t>
+        <w:t>Run the full suite with: npm test (equivalent to node tests/test.js &amp;&amp; node tests/test-unit.js &amp;&amp; node tests/test-e2e.js &amp;&amp; node tests/test-redesign.js &amp;&amp; node tests/test-splash-custom.js &amp;&amp; node tests/test-sunday-backup.js &amp;&amp; node tests/test-i18n.js &amp;&amp; node tests/test-service-worker.js). As of this writing, the full run totals 378 assertions across all 8 suites, 0 failures. A local server (python -m http.server 3333) must already be running in another terminal. Each file can also be run individually, e.g. node tests/test-unit.js.</w:t>
       </w:r>
     </w:p>
     <w:p>

--- a/Sumiran-Lite-Technical-Documentation.docx
+++ b/Sumiran-Lite-Technical-Documentation.docx
@@ -37,7 +37,7 @@
           <w:color w:val="555555"/>
           <w:sz w:val="22"/>
         </w:rPr>
-        <w:t>Version: main @ f689788 (Sumiran-Lite)</w:t>
+        <w:t>Version: main @ dab6a97 (Sumiran-Lite)</w:t>
         <w:br/>
         <w:t>Generated: 08 August 2026</w:t>
         <w:br/>
@@ -184,6 +184,12 @@
       <w:pPr/>
       <w:r>
         <w:t>7.16 Text Size &amp; Text Selection</w:t>
+      </w:r>
+    </w:p>
+    <w:p>
+      <w:pPr/>
+      <w:r>
+        <w:t>7.17 Notes Search &amp; On This Day</w:t>
       </w:r>
     </w:p>
     <w:p>
@@ -1790,6 +1796,32 @@
     </w:p>
     <w:p>
       <w:pPr>
+        <w:pStyle w:val="Heading2"/>
+      </w:pPr>
+      <w:r>
+        <w:t>7.17 Notes Search &amp; On This Day</w:t>
+      </w:r>
+    </w:p>
+    <w:p>
+      <w:pPr/>
+      <w:r>
+        <w:t>A search box sits above the Ledger List. While it holds a query, renderLedgerList() returns early and renders a flat, newest-first list of entries whose notes contain the term (case-insensitive) instead of the usual year accordions and jump-to-year bar; clearing the box restores them. Matching is done by the pure searchLedgerNotes(entries, query) against ledgerData — deliberately not by filtering rendered rows, because non-current years have no row DOM until they are expanded (§7.3), so a DOM-based filter would silently find nothing in exactly the years a long-time user is most likely searching.</w:t>
+      </w:r>
+    </w:p>
+    <w:p>
+      <w:pPr/>
+      <w:r>
+        <w:t>The query is held in a module-level ledgerSearchQuery rather than read from the input, because renderLedgerList() is rebuilt by every save, Mala View toggle and language switch — a local would drop the user back to the full ledger mid-search. Input is debounced at 200ms, and because the box itself is destroyed and recreated by each re-render, focus and caret position are restored explicitly afterwards; without that the user types one character and then into a dead field. Result rows are read-only by design: keeping the 7-day editable window, its save handlers and the milestone re-check in a single renderer (buildYearRows) is worth more than in-place editing from search results, which remain reachable by clearing the search.</w:t>
+      </w:r>
+    </w:p>
+    <w:p>
+      <w:pPr/>
+      <w:r>
+        <w:t>“On this day” adds one quiet line to the Today Card recalling what was logged on the same calendar day in an earlier year. getOnThisDayEntry(referenceISO) matches on MM-DD across earlier years, ignores null and zero-jaap days (a zero day is not a memory worth surfacing), and returns the nearest qualifying year along with how many years back it was. When it returns null the line is omitted entirely rather than rendered empty, so a newer sadhak never sees a hole where a memory should be; a 29 February lookup finding nothing in non-leap years is correct rather than a gap.</w:t>
+      </w:r>
+    </w:p>
+    <w:p>
+      <w:pPr>
         <w:pStyle w:val="Heading1"/>
       </w:pPr>
       <w:r>
@@ -4142,7 +4174,7 @@
     </w:p>
     <w:p>
       <w:r>
-        <w:t>The test suite lives under tests/ and is split into eight Puppeteer-driven Node scripts (devDependency-only — none of this ships to the browser), all run against a locally served copy of the app (http://localhost:3333 by default): tests/test.js, tests/test-unit.js, tests/test-e2e.js, tests/test-redesign.js, tests/test-splash-custom.js, tests/test-sunday-backup.js, tests/test-i18n.js, and tests/test-service-worker.js. 378 assertions pass across the full suite as of this revision.</w:t>
+        <w:t>The test suite lives under tests/ and is split into eight Puppeteer-driven Node scripts (devDependency-only — none of this ships to the browser), all run against a locally served copy of the app (http://localhost:3333 by default): tests/test.js, tests/test-unit.js, tests/test-e2e.js, tests/test-redesign.js, tests/test-splash-custom.js, tests/test-sunday-backup.js, tests/test-i18n.js, and tests/test-service-worker.js. 406 assertions pass across the full suite as of this revision.</w:t>
       </w:r>
     </w:p>
     <w:p>
@@ -4592,7 +4624,7 @@
     </w:p>
     <w:p>
       <w:r>
-        <w:t>Run the full suite with: npm test (equivalent to node tests/test.js &amp;&amp; node tests/test-unit.js &amp;&amp; node tests/test-e2e.js &amp;&amp; node tests/test-redesign.js &amp;&amp; node tests/test-splash-custom.js &amp;&amp; node tests/test-sunday-backup.js &amp;&amp; node tests/test-i18n.js &amp;&amp; node tests/test-service-worker.js). As of this writing, the full run totals 378 assertions across all 8 suites, 0 failures. A local server (python -m http.server 3333) must already be running in another terminal. Each file can also be run individually, e.g. node tests/test-unit.js.</w:t>
+        <w:t>Run the full suite with: npm test (equivalent to node tests/test.js &amp;&amp; node tests/test-unit.js &amp;&amp; node tests/test-e2e.js &amp;&amp; node tests/test-redesign.js &amp;&amp; node tests/test-splash-custom.js &amp;&amp; node tests/test-sunday-backup.js &amp;&amp; node tests/test-i18n.js &amp;&amp; node tests/test-service-worker.js). As of this writing, the full run totals 406 assertions across all 8 suites, 0 failures. A local server (python -m http.server 3333) must already be running in another terminal. Each file can also be run individually, e.g. node tests/test-unit.js.</w:t>
       </w:r>
     </w:p>
     <w:p>

--- a/Sumiran-Lite-Technical-Documentation.docx
+++ b/Sumiran-Lite-Technical-Documentation.docx
@@ -4174,7 +4174,7 @@
     </w:p>
     <w:p>
       <w:r>
-        <w:t>The test suite lives under tests/ and is split into eight Puppeteer-driven Node scripts (devDependency-only — none of this ships to the browser), all run against a locally served copy of the app (http://localhost:3333 by default): tests/test.js, tests/test-unit.js, tests/test-e2e.js, tests/test-redesign.js, tests/test-splash-custom.js, tests/test-sunday-backup.js, tests/test-i18n.js, and tests/test-service-worker.js. 406 assertions pass across the full suite as of this revision.</w:t>
+        <w:t>The test suite lives under tests/ and is split into eight Puppeteer-driven Node scripts (devDependency-only — none of this ships to the browser), all run against a locally served copy of the app (http://localhost:3333 by default): tests/test.js, tests/test-unit.js, tests/test-e2e.js, tests/test-redesign.js, tests/test-splash-custom.js, tests/test-sunday-backup.js, tests/test-i18n.js, and tests/test-service-worker.js. 408 assertions pass across the full suite as of this revision.</w:t>
       </w:r>
     </w:p>
     <w:p>
@@ -4624,7 +4624,7 @@
     </w:p>
     <w:p>
       <w:r>
-        <w:t>Run the full suite with: npm test (equivalent to node tests/test.js &amp;&amp; node tests/test-unit.js &amp;&amp; node tests/test-e2e.js &amp;&amp; node tests/test-redesign.js &amp;&amp; node tests/test-splash-custom.js &amp;&amp; node tests/test-sunday-backup.js &amp;&amp; node tests/test-i18n.js &amp;&amp; node tests/test-service-worker.js). As of this writing, the full run totals 406 assertions across all 8 suites, 0 failures. A local server (python -m http.server 3333) must already be running in another terminal. Each file can also be run individually, e.g. node tests/test-unit.js.</w:t>
+        <w:t>Run the full suite with: npm test (equivalent to node tests/test.js &amp;&amp; node tests/test-unit.js &amp;&amp; node tests/test-e2e.js &amp;&amp; node tests/test-redesign.js &amp;&amp; node tests/test-splash-custom.js &amp;&amp; node tests/test-sunday-backup.js &amp;&amp; node tests/test-i18n.js &amp;&amp; node tests/test-service-worker.js). As of this writing, the full run totals 408 assertions across all 8 suites, 0 failures. A local server (python -m http.server 3333) must already be running in another terminal. Each file can also be run individually, e.g. node tests/test-unit.js.</w:t>
       </w:r>
     </w:p>
     <w:p>

--- a/Sumiran-Lite-Technical-Documentation.docx
+++ b/Sumiran-Lite-Technical-Documentation.docx
@@ -1091,7 +1091,7 @@
     </w:p>
     <w:p>
       <w:r>
-        <w:t>Every write to the ledger (Today Card update, ledger row inline edit, import, restore) is followed immediately by saveLedger() and saveAutomaticBackup(), so the backup store is always at most one write behind the live store. On load, loadLedgerFromDB() tries the live store first, falls back to the latest backup if the live store is missing or malformed, and falls back to an empty ledger only as a last resort.</w:t>
+        <w:t>Every write to the ledger (Today Card update, ledger row inline edit, import, restore) is followed immediately by saveLedger() and saveAutomaticBackup(), so the backup store is always at most one write behind the live store. All three IndexedDB writers resolve on the transaction's oncomplete event and reject on onerror or onabort, so a caller's await genuinely means the write committed; saveLedger() previously awaited the IDBRequest returned by put(), which is not a thenable and therefore resolved before the transaction committed, making every save confirmation unverified and every write error invisible. Each save path correspondingly captures the entry's previous values, wraps the persist step in try/catch, rolls the in-memory mutation back on failure and reports it via a toast, so ledgerData can never run ahead of what is actually on disk. On load, loadLedgerFromDB() tries the live store first, falls back to the latest backup if the live store is missing or malformed, and falls back to an empty ledger only as a last resort.</w:t>
       </w:r>
     </w:p>
     <w:p>
@@ -1457,7 +1457,7 @@
     </w:p>
     <w:p>
       <w:r>
-        <w:t>saveAutomaticBackup() writes a timestamped snapshot — ledger entries plus the current Sankalpa — to the ledger-backups store after every successful ledger mutation, and once more before an import replaces the ledger. “Restore from Backup” (Settings) loads the latest backup, shows its timestamp and entry count in a confirm() dialog, and on confirmation replaces the live ledger with the backup's contents; it restores the Sankalpa too, but only if that backup actually carries one, so restoring a pre-v2 backup never erases a newer vow.</w:t>
+        <w:t>saveAutomaticBackup() writes a timestamped snapshot — ledger entries plus the current Sankalpa — to the ledger-backups store after every successful ledger mutation, and once more before an import replaces the ledger. “Restore from Backup” (Settings) loads the latest backup, shows its timestamp and entry count in a confirm() dialog, and on confirmation replaces the live ledger with the backup's contents; it restores the Sankalpa too, but only if that backup actually carries one, so restoring a pre-v2 backup never erases a newer vow. There is exactly one backup slot: the store is keyed on the literal string "latest" and is rewritten by every save. The pre-import snapshot therefore survives only until the next save, which means Restore can undo a mistaken import only while nothing has been saved since — a deliberate design decision, not an oversight, with Export as the durable alternative.</w:t>
       </w:r>
     </w:p>
     <w:p>

--- a/Sumiran-Lite-Technical-Documentation.docx
+++ b/Sumiran-Lite-Technical-Documentation.docx
@@ -694,7 +694,7 @@
         <w:br/>
         <w:t>│   ├── hanuman-splash.png/.webp        Fixed default splash image (locked, never replaceable)</w:t>
         <w:br/>
-        <w:t>│   ├── splash-background.webp          Splash screen backdrop art (wall/frame setting)</w:t>
+        <w:t>│   ├── splash-background.webp          Splash backdrop: ornate arch with a cream panel (740x1600)</w:t>
         <w:br/>
         <w:t>│   └── launch-neutral.png              Unused spare asset (kept for possible future use)</w:t>
         <w:br/>
@@ -1475,7 +1475,7 @@
     </w:p>
     <w:p>
       <w:r>
-        <w:t>The splash screen displays a framed, gold-bordered image (object-fit: contain, with the frame's own aspect ratio adapting to whatever image is shown — never distorting or cropping it) against a wall-art backdrop (splash/splash-background.webp). The apple-touch-startup-image (the native iOS launch image shown before any JavaScript runs) points at the bundled Hanuman art, matching the in-app splash for anyone who has not added custom photos.</w:t>
+        <w:t>The splash screen displays a framed, gold-bordered image hanging on the plain off-white panel inside the backdrop artwork's arch (splash/splash-background.webp, 740x1600). The frame adopts whatever image is shown at that image's own aspect ratio, never distorting, cropping or letterboxing it (§7.12.2). The apple-touch-startup-image (the native iOS launch image shown before any JavaScript runs) points at the bundled Hanuman art, matching the in-app splash for anyone who has not added custom photos.</w:t>
       </w:r>
     </w:p>
     <w:p>
@@ -1555,7 +1555,7 @@
     </w:p>
     <w:p>
       <w:r>
-        <w:t>The splash screen deliberately does NOT apply the chosen background theme — it always uses its own dedicated backdrop (splash/splash-background.webp), independent of Alpana/Mandala/Jharokha. This is an intentional design decision (not an oversight): the splash's wall-art backdrop is treated as a fixed part of the framed-picture presentation, not a themeable surface.</w:t>
+        <w:t>The splash screen deliberately does NOT apply the chosen background theme — it always uses its own dedicated backdrop (splash/splash-background.webp), independent of Alpana/Mandala/Jharokha. This is an intentional design decision (not an oversight): the splash's arch artwork is treated as a fixed part of the framed-picture presentation, not a themeable surface.</w:t>
       </w:r>
     </w:p>
     <w:p>
@@ -1607,7 +1607,7 @@
     </w:p>
     <w:p>
       <w:r>
-        <w:t>The splash image plays a CSS keyframe entrance animation (splash-entrance, ~0.9s) on load, with a static transform fallback under prefers-reduced-motion so the centering transform used for CSS Grid layout purposes isn't lost when the animation is disabled. The frame itself uses width: 74%; height: auto; max-height: 62% with object-fit: contain, so it adopts each image's own aspect ratio rather than a fixed one — this is what makes arbitrary user-uploaded photos (§7.10) display without letterboxing, cropping, or distortion, for any portrait, landscape, or square shape.</w:t>
+        <w:t>The splash image plays a CSS keyframe entrance animation (splash-entrance, ~0.9s) on load, with a static transform fallback under prefers-reduced-motion so the horizontal centring isn't lost when the animation is disabled. Two rules govern where the frame sits and how large it is. Position: the frame is anchored to #splash-panel, a paint-free element reproducing the rectangle background-size: cover renders the backdrop into, so its percentages are percentages of the artwork rather than of the viewport. Its top edge is pinned to 44.5% — the line where the columns' capitals meet the springing of the arch — so every image starts from the same height on the wall however tall it is, the way a picture hangs from a fixed hook. (Viewport percentages only appear to work because a phone's ~0.462 ratio is within a rounding error of the artwork's 0.4625; a tablet is not, and a min-aspect-ratio: 37/80 rule handles the shapes where cover crops the panel away by collapsing the anchor to the viewport.) Size: the frame is bounded by max-width: 58% and max-height: 40% with width and height left auto — given only maxima and no fixed dimension, the browser scales each bitmap to fit at its own ratio, so the frame's box always equals the image's ratio exactly. That is what makes arbitrary user-uploaded photos (§7.10) display without letterboxing, cropping, or distortion, for any portrait, landscape, or square shape. 58% is the binding constraint at the top edge, where the backdrop's cream is 63.6% wide, so even the widest possible frame keeps clear of the painted columns.</w:t>
       </w:r>
     </w:p>
     <w:p>
@@ -4349,7 +4349,7 @@
         <w:pStyle w:val="ListBullet"/>
       </w:pPr>
       <w:r>
-        <w:t>Splash deity image framing: the image is inset on all sides (a framed picture, not full-bleed), uses object-fit: contain, and the frame hugs the image's own aspect ratio with zero letterbox band.</w:t>
+        <w:t>Splash deity image framing: the image is inset on all sides (a framed picture, not full-bleed), uses object-fit: contain, hugs the image's own aspect ratio with zero letterbox band, and hangs from the backdrop's capital line inside its cream panel. A second pass at a tablet-shaped viewport (820×1180) confirms the frame stays fully on screen and below the arch there too — a phone viewport is too close to the artwork's own ratio to catch an anchoring regression on its own.</w:t>
       </w:r>
     </w:p>
     <w:p>

--- a/Sumiran-Lite-Technical-Documentation.docx
+++ b/Sumiran-Lite-Technical-Documentation.docx
@@ -1607,7 +1607,7 @@
     </w:p>
     <w:p>
       <w:r>
-        <w:t>The splash image plays a CSS keyframe entrance animation (splash-entrance, ~0.9s) on load, with a static transform fallback under prefers-reduced-motion so the horizontal centring isn't lost when the animation is disabled. Two rules govern where the frame sits and how large it is. Position: the frame is anchored to #splash-panel, a paint-free element reproducing the rectangle background-size: cover renders the backdrop into, so its percentages are percentages of the artwork rather than of the viewport. Its top edge is pinned to 44.5% — the line where the columns' capitals meet the springing of the arch — so every image starts from the same height on the wall however tall it is, the way a picture hangs from a fixed hook. (Viewport percentages only appear to work because a phone's ~0.462 ratio is within a rounding error of the artwork's 0.4625; a tablet is not, and a min-aspect-ratio: 37/80 rule handles the shapes where cover crops the panel away by collapsing the anchor to the viewport.) Size: the frame is bounded by max-width: 58% and max-height: 40% with width and height left auto — given only maxima and no fixed dimension, the browser scales each bitmap to fit at its own ratio, so the frame's box always equals the image's ratio exactly. That is what makes arbitrary user-uploaded photos (§7.10) display without letterboxing, cropping, or distortion, for any portrait, landscape, or square shape. 58% is the binding constraint at the top edge, where the backdrop's cream is 63.6% wide, so even the widest possible frame keeps clear of the painted columns.</w:t>
+        <w:t>The splash image plays a CSS keyframe entrance animation (splash-entrance, ~0.9s) on load, with a static transform fallback under prefers-reduced-motion so the horizontal centring isn't lost when the animation is disabled. Two rules govern where the frame sits and how large it is. Position: the frame is anchored to #splash-panel, a paint-free element reproducing the rectangle background-size: cover renders the backdrop into, so its percentages are percentages of the artwork rather than of the viewport. Its top edge is pinned to 44.5% — the line where the columns' capitals meet the springing of the arch — so every image starts from the same height on the wall however tall it is, the way a picture hangs from a fixed hook. (Viewport percentages only appear to work because a phone's ~0.462 ratio is within a rounding error of the artwork's 0.4625; a tablet is not, and a min-aspect-ratio: 13/20 rule handles the shapes where cover crops the panel away by collapsing the anchor to the viewport. That threshold is deliberately 0.65 rather than the artwork's own 0.4625: an installed PWA's viewport is shorter than the physical screen once the status and gesture bars are taken out, so using the artwork ratio handed ordinary phones the wide-screen fallback and dropped their frame to mid-viewport. The art-anchored placement holds while the frame's lowest edge (84.5% of the artwork) stays visible, which is true up to a viewport ratio of about 0.67.) Size: the frame is bounded by max-width: 58% and max-height: 40% with width and height left auto — given only maxima and no fixed dimension, the browser scales each bitmap to fit at its own ratio, so the frame's box always equals the image's ratio exactly. That is what makes arbitrary user-uploaded photos (§7.10) display without letterboxing, cropping, or distortion, for any portrait, landscape, or square shape. 58% is the binding constraint at the top edge, where the backdrop's cream is 63.6% wide, so even the widest possible frame keeps clear of the painted columns.</w:t>
       </w:r>
     </w:p>
     <w:p>
@@ -4349,7 +4349,7 @@
         <w:pStyle w:val="ListBullet"/>
       </w:pPr>
       <w:r>
-        <w:t>Splash deity image framing: the image is inset on all sides (a framed picture, not full-bleed), uses object-fit: contain, hugs the image's own aspect ratio with zero letterbox band, and hangs from the backdrop's capital line inside its cream panel. A second pass at a tablet-shaped viewport (820×1180) confirms the frame stays fully on screen and below the arch there too — a phone viewport is too close to the artwork's own ratio to catch an anchoring regression on its own.</w:t>
+        <w:t>Splash deity image framing: the image is inset on all sides (a framed picture, not full-bleed), uses object-fit: contain, hugs the image's own aspect ratio with zero letterbox band, and hangs from the backdrop's capital line inside its cream panel. Three same-width viewports straddling 0.4625 (731×1600, 731×1520, 731×1420) confirm a phone keeps the capital-line placement whether or not its browser chrome is counted in the viewport — the regression that shipped in v3.0.2. A further pass at a tablet-shaped viewport (820×1180) confirms the frame stays fully on screen and below the arch there too — a phone viewport is too close to the artwork's own ratio to catch an anchoring regression on its own.</w:t>
       </w:r>
     </w:p>
     <w:p>

--- a/Sumiran-Lite-Technical-Documentation.docx
+++ b/Sumiran-Lite-Technical-Documentation.docx
@@ -1154,7 +1154,7 @@
     </w:p>
     <w:p>
       <w:r>
-        <w:t>The splash screen (#splash-screen) is shown for a fixed 2 seconds on window load, then fades out over 500ms and is removed from the DOM; its display timing is independent of the async data-loading sequence above and purely cosmetic. Its entrance uses a CSS keyframe animation (§7.12).</w:t>
+        <w:t>The splash screen (#splash-screen) is held fully opaque for 3.2 seconds from window load (SPLASH_HOLD_MS), then dissolves over 800ms (SPLASH_FADE_MS) and is removed from the DOM. Its timing is independent of the async data-loading sequence above and purely cosmetic — the ledger is ready well before the splash clears. The picture's own entrance animation (§7.12) occupies the first 0.9s of the hold, so the settled viewing time is roughly 2.3 seconds. SPLASH_FADE_MS must stay in step with #splash-screen's opacity transition in styles.css, since it times the removal from the DOM; the test suites' SPLASH_WAIT_MS constants must outlast the two combined. A pointerdown anywhere on the splash calls continueFromSplash(), which cancels the pending timer and begins the dissolve at once, so a sadhak may take darshan for the full hold or continue into the ledger immediately; the function is guarded so a second tap during the dissolve cannot remove the element twice. The prompt itself (#splash-hint, key splashTapContinue) is positioned against #splash-panel at 90% of the artwork, which places it on the cream wall below the framed picture and never over the deity's image.</w:t>
       </w:r>
     </w:p>
     <w:p>

--- a/Sumiran-Lite-Technical-Documentation.docx
+++ b/Sumiran-Lite-Technical-Documentation.docx
@@ -1679,7 +1679,7 @@
     <w:p>
       <w:pPr/>
       <w:r>
-        <w:t>i18n/translations.json is the single source of truth: a flat dictionary of roughly 105 keys, each with an {en, hi, bn} translation, covering every label, button, toast, and dialog in the app. app.js fetches it once at bootstrap (loadTranslations(), with one automatic retry on failure) into a module-level TRANSLATIONS object, and every render function and toast/dialog looks strings up via t(key, params) — params fills in {placeholder} tokens, e.g. t("reflectionYearTotal", { year: 2026 }).</w:t>
+        <w:t>i18n/translations.json is the single source of truth: a flat dictionary of roughly 130 keys, each with an {en, hi, bn} translation, covering every label, button, toast, and dialog in the app. app.js fetches it once at bootstrap (loadTranslations(), with one automatic retry on failure) into a module-level TRANSLATIONS object, and every render function and toast/dialog looks strings up via t(key, params) — params fills in {placeholder} tokens, e.g. t("reflectionYearTotal", { year: 2026 }).</w:t>
       </w:r>
     </w:p>
     <w:p>
@@ -1687,7 +1687,7 @@
         <w:pStyle w:val="ListBullet"/>
       </w:pPr>
       <w:r>
-        <w:t>Static markup in index.html (the Settings drawer, the Sunday Backup modal, the language picker itself) carries data-i18n / data-i18n-aria / data-i18n-title / data-i18n-placeholder attributes, applied by applyStaticTranslations(). That function deliberately leaves an element's existing text/attribute untouched when no real translation is available (TRANSLATIONS still loading, or the fetch failed entirely) — the static markup's own baked-in English is always correct, so the app never shows a raw dictionary key name to a user, even if translations.json fails to load.</w:t>
+        <w:t>Static markup in index.html (the Settings drawer, the Sunday Backup modal, the language picker itself) carries data-i18n / data-i18n-aria / data-i18n-title / data-i18n-placeholder attributes, applied by applyStaticTranslations(). That function deliberately leaves an element's existing text/attribute untouched when no real translation is available (TRANSLATIONS still loading, or the fetch failed entirely) — the static markup's own baked-in English is always correct, so the app never shows a raw dictionary key name to a user, even if translations.json fails to load. The Ledger section heading (#ledger-heading) and the Settings tagline use the same mechanism. The heading deliberately sits OUTSIDE #ledger-list, because renderLedgerList() clears that section's innerHTML on every save, toggle and language switch, so a heading placed inside it would be destroyed on the first re-render. The version number beside the tagline is a hand-maintained literal in index.html rather than a translated key — the app has no build step and no version field to derive it from, so it is bumped by hand at each release (see the release checklist in CLAUDE.md); tests/test.js guards its shape, not its value.</w:t>
       </w:r>
     </w:p>
     <w:p>

--- a/Sumiran-Lite-Technical-Documentation.docx
+++ b/Sumiran-Lite-Technical-Documentation.docx
@@ -698,7 +698,9 @@
         <w:br/>
         <w:t>│   └── launch-neutral.png              Unused spare asset (kept for possible future use)</w:t>
         <w:br/>
-        <w:t>├── icons/                              App icons (192x192, 512x512) + bg-alpana/bg-mandala/bg-jharokha.webp tile assets</w:t>
+        <w:t>├── icons/                              App icons + bg-alpana/bg-mandala/bg-jharokha.webp tiles</w:t>
+        <w:br/>
+        <w:t>│                                       + bg-mala-mode.jpeg (Mala Mode's arch-niche backdrop)</w:t>
         <w:br/>
         <w:t>├── tests/</w:t>
         <w:br/>
@@ -712,11 +714,15 @@
         <w:br/>
         <w:t>│   ├── test-splash-custom.js           Custom splash images: upload pipeline, guards, rotation, deletes</w:t>
         <w:br/>
+        <w:t>│   ├── test-mala-mode.js               Mala Mode: counting, additive commits, draft safety, backup compatibility</w:t>
+        <w:br/>
+        <w:t>│   ├── test-helpers.js                 Shared browser-context setup (the only module the suites share)</w:t>
+        <w:br/>
         <w:t>│   ├── test-sunday-backup.js           Sunday backup modal + Google Drive backup flow (mocked network)</w:t>
         <w:br/>
         <w:t>│   └── test-i18n.js                    Language picker, Settings switcher, translations-load-failure fallback</w:t>
         <w:br/>
-        <w:t>├── package.json                        devDependencies: puppeteer, sharp; "test" script runs all 7 suites</w:t>
+        <w:t>├── package.json                        devDependencies: puppeteer, sharp; "test" script runs all 9 suites</w:t>
         <w:br/>
         <w:t>└── package-lock.json</w:t>
       </w:r>
@@ -1155,6 +1161,41 @@
     <w:p>
       <w:r>
         <w:t>The splash screen (#splash-screen) is held fully opaque for 3.2 seconds from window load (SPLASH_HOLD_MS), then dissolves over 800ms (SPLASH_FADE_MS) and is removed from the DOM. Its timing is independent of the async data-loading sequence above and purely cosmetic — the ledger is ready well before the splash clears. The picture's own entrance animation (§7.12) occupies the first 0.9s of the hold, so the settled viewing time is roughly 2.3 seconds. SPLASH_FADE_MS must stay in step with #splash-screen's opacity transition in styles.css, since it times the removal from the DOM; the test suites' SPLASH_WAIT_MS constants must outlast the two combined. A pointerdown anywhere on the splash calls continueFromSplash(), which cancels the pending timer and begins the dissolve at once, so a sadhak may take darshan for the full hold or continue into the ledger immediately; the function is guarded so a second tap during the dissolve cannot remove the element twice. The prompt itself (#splash-hint, key splashTapContinue) is positioned against #splash-panel at 90% of the artwork, which places it on the cream wall below the framed picture and never over the deity's image.</w:t>
+      </w:r>
+    </w:p>
+    <w:p>
+      <w:r>
+        <w:t>7.15 Digital Mala Mode. A full-screen bead counter for sitting practice (#mala-page, opened from the floating button at the bottom-right of the main screen), ported from the full Sumiran app's MalaPage. Tapping anywhere on the counting surface advances one bead; an SVG dial (280x280 viewport, radius 112, centre 140,140) moves a gold lead dot along the arc, with a Guru Manka marker at 12 o'clock. At 108 beads the mala completes: the dial plays a 950ms Guru Manka turn, during which taps are blocked.</w:t>
+      </w:r>
+    </w:p>
+    <w:p>
+      <w:r>
+        <w:t>Not to be confused with Mala View (§8.4), the header toggle that changes how counts are DISPLAYED. Mala Mode is an input method. The two are kept apart in the dictionary by key prefix (malaMode* versus toggleMala*).</w:t>
+      </w:r>
+    </w:p>
+    <w:p>
+      <w:r>
+        <w:t>Persistence: Mala Mode deliberately has NO session store of its own, and does not bump DB_VERSION. Each completed mala commits straight into today's ledger entry through addJaapToToday(n); the remaining partial mala commits on exit. This keeps all I/O off the tap path (one write per 108 taps rather than one per tap), leaves the export payload at version 2 and the schema at DB_VERSION 4 so existing backups keep importing in both directions, and bounds what an interrupted session can lose to a single incomplete mala. It also removes the Continue Session / Start Fresh restore flow the full app requires. A version bump would have carried its own risk: indexedDB.open() with a version lower than the stored one raises VersionError, and the service worker deliberately serves the previous build on the launch after a deploy, so old code meeting an upgraded database would fall into loadLedgerFromDB()'s recovery branch and present an empty ledger.</w:t>
+      </w:r>
+    </w:p>
+    <w:p>
+      <w:r>
+        <w:t>addJaapToToday(n) honours the same contract as updateTodayEntry(): it refreshes todayISO immediately before writing (a sitting can run past local midnight, and the beads must land on the new day), captures rollback state and the pre-mutation milestone, validates through isValidJaapValue(), and on failure rolls back and reports. It is ADDITIVE - a count already saved through the Today Card survives. It returns whether the write committed, and callers treat false as "those beads are still uncounted": a tap on a full dial retries the commit rather than counting a 109th bead, and Exit refuses to close while a write is failing rather than discarding the session.</w:t>
+      </w:r>
+    </w:p>
+    <w:p>
+      <w:r>
+        <w:t>It also clears todayDraft, which is the subtlest hazard in the feature. The draft prefills the Today Card, so a count typed but not saved would otherwise be written back over the mala session - and because computeJaapFromInput("") returns null, and null is a valid jaap, a stale draft could blank the entire day rather than merely overwrite a number. Clearing the draft also discards unsaved notes, so opening Mala Mode warns first when one exists.</w:t>
+      </w:r>
+    </w:p>
+    <w:p>
+      <w:r>
+        <w:t>Both figures in the stats bar derive from the ledger plus the uncommitted beads, never from a session counter, so reopening after a completed sitting shows the day's malas rather than zero. The deity image is drawn from the splash rotation pool and excludes the last image shown, under its own lastMalaImage key, so Mala Mode and the splash rotate independently. The screen keeps itself awake via the Wake Lock API and re-acquires the lock on visibilitychange, since browsers drop it whenever the page is hidden.</w:t>
+      </w:r>
+    </w:p>
+    <w:p>
+      <w:r>
+        <w:t>The backdrop (icons/bg-mala-mode.jpeg, 740x1600 - the same 0.4625 ratio as the splash artwork, so background-size: cover behaves identically) is a dark arch niche, which inverts the palette: everything on this screen is light on dark, because the app's maroon-on-cream is invisible against rgb(72,41,23). The niche's geometry is measured rather than judged by eye - the contiguous dark run through its centre is 7.7% wide at y=8%, 32.3% at y=14% and 52% at y=16%, reaching x 9.3%-90.5% only below about 30%. The deity frame is roughly 32% of the screen width, which is why the stack begins at 15%. Controls placed above that region disappeared entirely (a translucent light pill on painted cream), so both buttons carry their own opaque dark ground and Exit sits at the foot of the stack rather than in a top corner.</w:t>
       </w:r>
     </w:p>
     <w:p>
@@ -4174,7 +4215,7 @@
     </w:p>
     <w:p>
       <w:r>
-        <w:t>The test suite lives under tests/ and is split into eight Puppeteer-driven Node scripts (devDependency-only — none of this ships to the browser), all run against a locally served copy of the app (http://localhost:3333 by default): tests/test.js, tests/test-unit.js, tests/test-e2e.js, tests/test-redesign.js, tests/test-splash-custom.js, tests/test-sunday-backup.js, tests/test-i18n.js, and tests/test-service-worker.js. 408 assertions pass across the full suite as of this revision.</w:t>
+        <w:t>The test suite lives under tests/ and is split into nine Puppeteer-driven Node scripts (devDependency-only — none of this ships to the browser), all run against a locally served copy of the app (http://localhost:3333 by default): tests/test.js, tests/test-unit.js, tests/test-e2e.js, tests/test-redesign.js, tests/test-splash-custom.js, tests/test-mala-mode.js, tests/test-sunday-backup.js, tests/test-i18n.js, and tests/test-service-worker.js. 511 assertions pass across the full suite as of this revision. Every browser context in every suite calls seedAppState() from tests/test-helpers.js before its first navigation - the only module the suites share. It marks today's Sunday Backup Reminder as handled; a context omitting it produces a run whose result depends on the day of the week, since the modal covers the app at z-index 9800 and swallows clicks meant for anything beneath it.</w:t>
       </w:r>
     </w:p>
     <w:p>
@@ -4366,6 +4407,14 @@
       </w:pPr>
       <w:r>
         <w:t>Splash screen default: with no custom images configured, the splash always resolves to the Hanuman default (full rotation-with-customs coverage lives in test-splash-custom.js, §10.5).</w:t>
+      </w:r>
+    </w:p>
+    <w:p>
+      <w:pPr>
+        <w:pStyle w:val="ListBullet"/>
+      </w:pPr>
+      <w:r>
+        <w:t>Mala Mode (tests/test-mala-mode.js, 31 assertions): bead counting and the arc's geometry, undo, the 108th-bead commit, additive saves that never overwrite an existing entry, clearing a stale Today Card draft, a failed write keeping the counted beads and refusing to exit, a sitting spanning midnight landing on the new day, reopening showing the day's malas rather than zero, and a regression guard that a pre-Mala-Mode v2 backup still imports while exports gain no new fields.</w:t>
       </w:r>
     </w:p>
     <w:p>
@@ -4624,7 +4673,7 @@
     </w:p>
     <w:p>
       <w:r>
-        <w:t>Run the full suite with: npm test (equivalent to node tests/test.js &amp;&amp; node tests/test-unit.js &amp;&amp; node tests/test-e2e.js &amp;&amp; node tests/test-redesign.js &amp;&amp; node tests/test-splash-custom.js &amp;&amp; node tests/test-sunday-backup.js &amp;&amp; node tests/test-i18n.js &amp;&amp; node tests/test-service-worker.js). As of this writing, the full run totals 408 assertions across all 8 suites, 0 failures. A local server (python -m http.server 3333) must already be running in another terminal. Each file can also be run individually, e.g. node tests/test-unit.js.</w:t>
+        <w:t>Run the full suite with: npm test (equivalent to node tests/test.js &amp;&amp; node tests/test-unit.js &amp;&amp; node tests/test-e2e.js &amp;&amp; node tests/test-redesign.js &amp;&amp; node tests/test-splash-custom.js &amp;&amp; node tests/test-mala-mode.js &amp;&amp; node tests/test-sunday-backup.js &amp;&amp; node tests/test-i18n.js &amp;&amp; node tests/test-service-worker.js). As of this writing, the full run totals 511 assertions across all 9 suites, 0 failures. A local server (python -m http.server 3333) must already be running in another terminal. Each file can also be run individually, e.g. node tests/test-unit.js.</w:t>
       </w:r>
     </w:p>
     <w:p>

--- a/Sumiran-Lite-Technical-Documentation.docx
+++ b/Sumiran-Lite-Technical-Documentation.docx
@@ -37,9 +37,9 @@
           <w:color w:val="555555"/>
           <w:sz w:val="22"/>
         </w:rPr>
-        <w:t>Version: main @ dab6a97 (Sumiran-Lite)</w:t>
+        <w:t>Version: v3.2.0 (Sumiran-Lite)</w:t>
         <w:br/>
-        <w:t>Generated: 08 August 2026</w:t>
+        <w:t>Generated: 16 August 2026</w:t>
         <w:br/>
         <w:t>Repository: github.com/arijeetkundu/jaap-ledger</w:t>
       </w:r>
@@ -184,6 +184,12 @@
       <w:pPr/>
       <w:r>
         <w:t>7.16 Text Size &amp; Text Selection</w:t>
+      </w:r>
+    </w:p>
+    <w:p>
+      <w:pPr/>
+      <w:r>
+        <w:t>7.18 Digital Mala Mode</w:t>
       </w:r>
     </w:p>
     <w:p>
@@ -1164,41 +1170,6 @@
       </w:r>
     </w:p>
     <w:p>
-      <w:r>
-        <w:t>7.15 Digital Mala Mode. A full-screen bead counter for sitting practice (#mala-page, opened from the floating button at the bottom-right of the main screen), ported from the full Sumiran app's MalaPage. Tapping anywhere on the counting surface advances one bead; an SVG dial (280x280 viewport, radius 112, centre 140,140) moves a gold lead dot along the arc, with a Guru Manka marker at 12 o'clock. At 108 beads the mala completes: the dial plays a 950ms Guru Manka turn, during which taps are blocked.</w:t>
-      </w:r>
-    </w:p>
-    <w:p>
-      <w:r>
-        <w:t>Not to be confused with Mala View (§8.4), the header toggle that changes how counts are DISPLAYED. Mala Mode is an input method. The two are kept apart in the dictionary by key prefix (malaMode* versus toggleMala*).</w:t>
-      </w:r>
-    </w:p>
-    <w:p>
-      <w:r>
-        <w:t>Persistence: Mala Mode deliberately has NO session store of its own, and does not bump DB_VERSION. Each completed mala commits straight into today's ledger entry through addJaapToToday(n); the remaining partial mala commits on exit. This keeps all I/O off the tap path (one write per 108 taps rather than one per tap), leaves the export payload at version 2 and the schema at DB_VERSION 4 so existing backups keep importing in both directions, and bounds what an interrupted session can lose to a single incomplete mala. It also removes the Continue Session / Start Fresh restore flow the full app requires. A version bump would have carried its own risk: indexedDB.open() with a version lower than the stored one raises VersionError, and the service worker deliberately serves the previous build on the launch after a deploy, so old code meeting an upgraded database would fall into loadLedgerFromDB()'s recovery branch and present an empty ledger.</w:t>
-      </w:r>
-    </w:p>
-    <w:p>
-      <w:r>
-        <w:t>addJaapToToday(n) honours the same contract as updateTodayEntry(): it refreshes todayISO immediately before writing (a sitting can run past local midnight, and the beads must land on the new day), captures rollback state and the pre-mutation milestone, validates through isValidJaapValue(), and on failure rolls back and reports. It is ADDITIVE - a count already saved through the Today Card survives. It returns whether the write committed, and callers treat false as "those beads are still uncounted": a tap on a full dial retries the commit rather than counting a 109th bead, and Exit refuses to close while a write is failing rather than discarding the session.</w:t>
-      </w:r>
-    </w:p>
-    <w:p>
-      <w:r>
-        <w:t>It also clears todayDraft, which is the subtlest hazard in the feature. The draft prefills the Today Card, so a count typed but not saved would otherwise be written back over the mala session - and because computeJaapFromInput("") returns null, and null is a valid jaap, a stale draft could blank the entire day rather than merely overwrite a number. Clearing the draft also discards unsaved notes, so opening Mala Mode warns first when one exists.</w:t>
-      </w:r>
-    </w:p>
-    <w:p>
-      <w:r>
-        <w:t>Both figures in the stats bar derive from the ledger plus the uncommitted beads, never from a session counter, so reopening after a completed sitting shows the day's malas rather than zero. The deity image is drawn from the splash rotation pool and excludes the last image shown, under its own lastMalaImage key, so Mala Mode and the splash rotate independently. The screen keeps itself awake via the Wake Lock API and re-acquires the lock on visibilitychange, since browsers drop it whenever the page is hidden.</w:t>
-      </w:r>
-    </w:p>
-    <w:p>
-      <w:r>
-        <w:t>The backdrop (icons/bg-mala-mode.jpeg, 740x1600 - the same 0.4625 ratio as the splash artwork, so background-size: cover behaves identically) is a dark arch niche, which inverts the palette: everything on this screen is light on dark, because the app's maroon-on-cream is invisible against rgb(72,41,23). The niche's geometry is measured rather than judged by eye - the contiguous dark run through its centre is 7.7% wide at y=8%, 32.3% at y=14% and 52% at y=16%, reaching x 9.3%-90.5% only below about 30%. The deity frame is roughly 32% of the screen width, which is why the stack begins at 15%. Controls placed above that region disappeared entirely (a translucent light pill on painted cream), so both buttons carry their own opaque dark ground and Exit sits at the foot of the stack rather than in a top corner.</w:t>
-      </w:r>
-    </w:p>
-    <w:p>
       <w:pPr>
         <w:pStyle w:val="Heading1"/>
       </w:pPr>
@@ -1859,6 +1830,56 @@
       <w:pPr/>
       <w:r>
         <w:t>“On this day” adds one quiet line to the Today Card recalling what was logged on the same calendar day in an earlier year. getOnThisDayEntry(referenceISO) matches on MM-DD across earlier years, ignores null and zero-jaap days (a zero day is not a memory worth surfacing), and returns the nearest qualifying year along with how many years back it was. When it returns null the line is omitted entirely rather than rendered empty, so a newer sadhak never sees a hole where a memory should be; a 29 February lookup finding nothing in non-leap years is correct rather than a gap.</w:t>
+      </w:r>
+    </w:p>
+    <w:p>
+      <w:pPr>
+        <w:pStyle w:val="Heading2"/>
+      </w:pPr>
+      <w:r>
+        <w:t>7.18 Digital Mala Mode</w:t>
+      </w:r>
+    </w:p>
+    <w:p>
+      <w:pPr/>
+      <w:r>
+        <w:t>A full-screen bead counter for sitting practice (#mala-page), opened from the floating button at the bottom-right of the main screen and ported from the full Sumiran app's MalaPage. Tapping anywhere on the counting surface advances one bead; an SVG dial (280x280 viewport, radius 112, centre 140,140) moves a gold lead dot along the arc, with a Guru Manka marker at 12 o'clock. At 108 beads the mala completes: the dial plays a 950ms Guru Manka turn, during which taps are blocked.</w:t>
+      </w:r>
+    </w:p>
+    <w:p>
+      <w:pPr/>
+      <w:r>
+        <w:t>Not to be confused with the Mala View toggle (§7.7), which changes how counts are DISPLAYED. Mala Mode is an input method. The two are kept apart in the dictionary by key prefix (malaMode* versus toggleMala*).</w:t>
+      </w:r>
+    </w:p>
+    <w:p>
+      <w:pPr/>
+      <w:r>
+        <w:t>Persistence: Mala Mode deliberately has NO session store of its own, and does not bump DB_VERSION. Each completed mala commits straight into today's ledger entry through addJaapToToday(n); the remaining partial mala commits on exit. This keeps all I/O off the tap path (one write per 108 taps rather than one per tap), leaves the export payload at version 2 and the schema at DB_VERSION 4 so existing backups keep importing in both directions, and bounds what an interrupted session can lose to a single incomplete mala. It also removes the Continue Session / Start Fresh restore flow the full app requires. A version bump would have carried its own risk: indexedDB.open() with a version lower than the stored one raises VersionError, and the service worker (§7.15) deliberately serves the previous build on the launch after a deploy, so old code meeting an upgraded database would fall into loadLedgerFromDB()'s recovery branch and present an empty ledger.</w:t>
+      </w:r>
+    </w:p>
+    <w:p>
+      <w:pPr/>
+      <w:r>
+        <w:t>addJaapToToday(n) honours the same contract as updateTodayEntry() (§7.1): it refreshes todayISO immediately before writing (a sitting can run past local midnight, and the beads must land on the new day), captures rollback state and the pre-mutation milestone, validates through isValidJaapValue(), and on failure rolls back and reports. It is ADDITIVE - a count already saved through the Today Card survives. It returns whether the write committed, and callers treat false as “those beads are still uncounted”: a tap on a full dial retries the commit rather than counting a 109th bead, and Exit refuses to close while a write is failing rather than discarding the session.</w:t>
+      </w:r>
+    </w:p>
+    <w:p>
+      <w:pPr/>
+      <w:r>
+        <w:t>It also clears todayDraft, which is the subtlest hazard in the feature. The draft prefills the Today Card, so a count typed but not saved would otherwise be written back over the mala session - and because computeJaapFromInput("") returns null, and null is a valid jaap, a stale draft could blank the entire day rather than merely overwrite a number. Clearing the draft also discards unsaved notes, so opening Mala Mode warns first when one exists.</w:t>
+      </w:r>
+    </w:p>
+    <w:p>
+      <w:pPr/>
+      <w:r>
+        <w:t>Both figures in the stats bar derive from the ledger plus the uncommitted beads, never from a session counter, so reopening after a completed sitting shows the day's malas rather than zero. The deity image is drawn from the splash rotation pool (§7.10) and excludes the last image shown, under its own lastMalaImage key, so Mala Mode and the splash rotate independently. The screen keeps itself awake via the Wake Lock API and re-acquires the lock on visibilitychange, since browsers drop it whenever the page is hidden.</w:t>
+      </w:r>
+    </w:p>
+    <w:p>
+      <w:pPr/>
+      <w:r>
+        <w:t>The backdrop (icons/bg-mala-mode.jpeg, 740x1600 - the same 0.4625 ratio as the splash artwork, so background-size: cover behaves identically) is a dark arch niche, which inverts the palette: everything on this screen is light on dark, because the app's maroon-on-cream is invisible against rgb(72,41,23). The niche's geometry is measured rather than judged by eye - the contiguous dark run through its centre is 7.7% wide at y=8%, 32.3% at y=14% and 52% at y=16%, reaching x 9.3%-90.5% only below about 30%. The deity frame is roughly 32% of the screen width, which is why the stack begins at 15%. Controls placed above that region disappeared entirely (a translucent light pill on painted cream), so both buttons carry their own opaque dark ground and Exit sits at the foot of the stack rather than in a top corner.</w:t>
       </w:r>
     </w:p>
     <w:p>
@@ -4215,7 +4236,7 @@
     </w:p>
     <w:p>
       <w:r>
-        <w:t>The test suite lives under tests/ and is split into nine Puppeteer-driven Node scripts (devDependency-only — none of this ships to the browser), all run against a locally served copy of the app (http://localhost:3333 by default): tests/test.js, tests/test-unit.js, tests/test-e2e.js, tests/test-redesign.js, tests/test-splash-custom.js, tests/test-mala-mode.js, tests/test-sunday-backup.js, tests/test-i18n.js, and tests/test-service-worker.js. 511 assertions pass across the full suite as of this revision. Every browser context in every suite calls seedAppState() from tests/test-helpers.js before its first navigation - the only module the suites share. It marks today's Sunday Backup Reminder as handled; a context omitting it produces a run whose result depends on the day of the week, since the modal covers the app at z-index 9800 and swallows clicks meant for anything beneath it.</w:t>
+        <w:t>The test suite lives under tests/ and is split into nine Puppeteer-driven Node scripts (devDependency-only — none of this ships to the browser), all run against a locally served copy of the app (http://localhost:3333 by default): tests/test.js, tests/test-unit.js, tests/test-e2e.js, tests/test-redesign.js, tests/test-splash-custom.js, tests/test-mala-mode.js, tests/test-sunday-backup.js, tests/test-i18n.js, and tests/test-service-worker.js. 511 assertions pass across the full suite as of this revision. Every browser context in every suite calls seedAppState() from tests/test-helpers.js before its first navigation - the only module the suites share. It marks today's Sunday Backup Reminder as handled; a context omitting it yields a run whose result depends on the day of the week, since that modal covers the app at z-index 9800 and swallows clicks meant for anything beneath it.</w:t>
       </w:r>
     </w:p>
     <w:p>
@@ -4414,7 +4435,7 @@
         <w:pStyle w:val="ListBullet"/>
       </w:pPr>
       <w:r>
-        <w:t>Mala Mode (tests/test-mala-mode.js, 31 assertions): bead counting and the arc's geometry, undo, the 108th-bead commit, additive saves that never overwrite an existing entry, clearing a stale Today Card draft, a failed write keeping the counted beads and refusing to exit, a sitting spanning midnight landing on the new day, reopening showing the day's malas rather than zero, and a regression guard that a pre-Mala-Mode v2 backup still imports while exports gain no new fields.</w:t>
+        <w:t>Mala View toggle: switching it changes the Today Card input label and persists across reload.</w:t>
       </w:r>
     </w:p>
     <w:p>
@@ -4422,7 +4443,7 @@
         <w:pStyle w:val="ListBullet"/>
       </w:pPr>
       <w:r>
-        <w:t>Mala View toggle: switching it changes the Today Card input label and persists across reload.</w:t>
+        <w:t>Today Card update: entering a jaap value and saving shows the toast and updates the field.</w:t>
       </w:r>
     </w:p>
     <w:p>
@@ -4430,7 +4451,7 @@
         <w:pStyle w:val="ListBullet"/>
       </w:pPr>
       <w:r>
-        <w:t>Today Card update: entering a jaap value and saving shows the toast and updates the field.</w:t>
+        <w:t>Sankalpa: the establish flow (button disabled until text is entered) and the rewrite flow (confirm() dialog handled via page.on('dialog', ...)), asserting the original establishment date is preserved after a rewrite.</w:t>
       </w:r>
     </w:p>
     <w:p>
@@ -4438,7 +4459,7 @@
         <w:pStyle w:val="ListBullet"/>
       </w:pPr>
       <w:r>
-        <w:t>Sankalpa: the establish flow (button disabled until text is entered) and the rewrite flow (confirm() dialog handled via page.on('dialog', ...)), asserting the original establishment date is preserved after a rewrite.</w:t>
+        <w:t>Import/Export: export is verified by intercepting the Blob via a URL.createObjectURL override and parsing its JSON; import is driven via input.uploadFile() with a crafted fixture, asserting the ledger row count updates (accounting for the auto-created “today” entry).</w:t>
       </w:r>
     </w:p>
     <w:p>
@@ -4446,41 +4467,41 @@
         <w:pStyle w:val="ListBullet"/>
       </w:pPr>
       <w:r>
-        <w:t>Import/Export: export is verified by intercepting the Blob via a URL.createObjectURL override and parsing its JSON; import is driven via input.uploadFile() with a crafted fixture, asserting the ledger row count updates (accounting for the auto-created “today” entry).</w:t>
+        <w:t>Restore from Backup: verified both via the rendered ledger row count and by reading the ledger-backups IndexedDB object store directly (via page.evaluate(() =&gt; window.openDB())).</w:t>
       </w:r>
     </w:p>
     <w:p>
       <w:pPr>
-        <w:pStyle w:val="ListBullet"/>
-      </w:pPr>
-      <w:r>
-        <w:t>Restore from Backup: verified both via the rendered ledger row count and by reading the ledger-backups IndexedDB object store directly (via page.evaluate(() =&gt; window.openDB())).</w:t>
+        <w:pStyle w:val="Heading2"/>
+      </w:pPr>
+      <w:r>
+        <w:t>10.4 tests/test-redesign.js — premium redesign</w:t>
       </w:r>
     </w:p>
     <w:p>
-      <w:pPr>
-        <w:pStyle w:val="Heading2"/>
-      </w:pPr>
-      <w:r>
-        <w:t>10.4 tests/test-redesign.js — premium redesign</w:t>
+      <w:r>
+        <w:t>Confirms the Temple Gold &amp; Maroon design tokens are actually applied to real elements (not just present in the stylesheet), that ledger row geometry never overlaps under wide values, that the milestone celebration renders correctly for a Crore-crossing entry (96 petals, evenly split rose/marigold, independently randomized fall paths, pointer-events: none, no petals on a non-crossing save), that the splash entrance animation is wired up, and that motion polish (smooth scroll, animated row expand/collapse) is present — all without touching existing behavior, IDs, or data.</w:t>
       </w:r>
     </w:p>
     <w:p>
-      <w:r>
-        <w:t>Confirms the Temple Gold &amp; Maroon design tokens are actually applied to real elements (not just present in the stylesheet), that ledger row geometry never overlaps under wide values, that the milestone celebration renders correctly for a Crore-crossing entry (96 petals, evenly split rose/marigold, independently randomized fall paths, pointer-events: none, no petals on a non-crossing save), that the splash entrance animation is wired up, and that motion polish (smooth scroll, animated row expand/collapse) is present — all without touching existing behavior, IDs, or data.</w:t>
+      <w:pPr>
+        <w:pStyle w:val="Heading2"/>
+      </w:pPr>
+      <w:r>
+        <w:t>10.5 tests/test-splash-custom.js — custom splash images</w:t>
       </w:r>
     </w:p>
     <w:p>
-      <w:pPr>
-        <w:pStyle w:val="Heading2"/>
-      </w:pPr>
-      <w:r>
-        <w:t>10.5 tests/test-splash-custom.js — custom splash images</w:t>
+      <w:r>
+        <w:t>Covers the locked-Hanuman-plus-up-to-4-custom-slots model end to end:</w:t>
       </w:r>
     </w:p>
     <w:p>
-      <w:r>
-        <w:t>Covers the locked-Hanuman-plus-up-to-4-custom-slots model end to end:</w:t>
+      <w:pPr>
+        <w:pStyle w:val="ListBullet"/>
+      </w:pPr>
+      <w:r>
+        <w:t>No-op default: with zero custom images uploaded, the splash always resolves to Hanuman.</w:t>
       </w:r>
     </w:p>
     <w:p>
@@ -4488,7 +4509,7 @@
         <w:pStyle w:val="ListBullet"/>
       </w:pPr>
       <w:r>
-        <w:t>No-op default: with zero custom images uploaded, the splash always resolves to Hanuman.</w:t>
+        <w:t>Upload pipeline: a landscape fixture uploaded into a custom slot is stored as a data URL image, capped at a 900px long edge, comfortably under the size budget, and preserves the original aspect ratio (no stretch/squish).</w:t>
       </w:r>
     </w:p>
     <w:p>
@@ -4496,7 +4517,7 @@
         <w:pStyle w:val="ListBullet"/>
       </w:pPr>
       <w:r>
-        <w:t>Upload pipeline: a landscape fixture uploaded into a custom slot is stored as a data URL image, capped at a 900px long edge, comfortably under the size budget, and preserves the original aspect ratio (no stretch/squish).</w:t>
+        <w:t>Locked default tile: rendered, and tapping it shows an informational toast without ever setting a pending upload slot.</w:t>
       </w:r>
     </w:p>
     <w:p>
@@ -4504,7 +4525,7 @@
         <w:pStyle w:val="ListBullet"/>
       </w:pPr>
       <w:r>
-        <w:t>Locked default tile: rendered, and tapping it shows an informational toast without ever setting a pending upload slot.</w:t>
+        <w:t>Deletes: a single slot's ✕ badge removes just that image and reverts its tile to empty; “Remove All Custom Images” clears every slot in one tap and is a safe no-op when nothing is set.</w:t>
       </w:r>
     </w:p>
     <w:p>
@@ -4512,7 +4533,7 @@
         <w:pStyle w:val="ListBullet"/>
       </w:pPr>
       <w:r>
-        <w:t>Deletes: a single slot's ✕ badge removes just that image and reverts its tile to empty; “Remove All Custom Images” clears every slot in one tap and is a safe no-op when nothing is set.</w:t>
+        <w:t>Upload guards: a file over the 5MB cap and a non-image file are each rejected without changing slot state.</w:t>
       </w:r>
     </w:p>
     <w:p>
@@ -4520,7 +4541,7 @@
         <w:pStyle w:val="ListBullet"/>
       </w:pPr>
       <w:r>
-        <w:t>Upload guards: a file over the 5MB cap and a non-image file are each rejected without changing slot state.</w:t>
+        <w:t>&lt;picture&gt; trap: after a custom slot is chosen, #splash-img's src is the data URL and #splash-source has no srcset attribute.</w:t>
       </w:r>
     </w:p>
     <w:p>
@@ -4528,7 +4549,7 @@
         <w:pStyle w:val="ListBullet"/>
       </w:pPr>
       <w:r>
-        <w:t>&lt;picture&gt; trap: after a custom slot is chosen, #splash-img's src is the data URL and #splash-source has no srcset attribute.</w:t>
+        <w:t>Adaptive frame: the rendered frame hugs a custom image's own aspect ratio letterbox-free, reusing the same measurement approach as test-e2e.js's deity-image framing assertions.</w:t>
       </w:r>
     </w:p>
     <w:p>
@@ -4536,7 +4557,7 @@
         <w:pStyle w:val="ListBullet"/>
       </w:pPr>
       <w:r>
-        <w:t>Adaptive frame: the rendered frame hugs a custom image's own aspect ratio letterbox-free, reusing the same measurement approach as test-e2e.js's deity-image framing assertions.</w:t>
+        <w:t>Corrupt-data resilience: a deliberately corrupted splashImage:customN value is excluded from the rotation pool rather than ever rendering broken, falling back toward Hanuman.</w:t>
       </w:r>
     </w:p>
     <w:p>
@@ -4544,7 +4565,7 @@
         <w:pStyle w:val="ListBullet"/>
       </w:pPr>
       <w:r>
-        <w:t>Corrupt-data resilience: a deliberately corrupted splashImage:customN value is excluded from the rotation pool rather than ever rendering broken, falling back toward Hanuman.</w:t>
+        <w:t>Rotation invariant: across repeated reloads with Hanuman plus two custom slots filled, no two consecutive opens repeat the same image, and every configured image appears across the sample.</w:t>
       </w:r>
     </w:p>
     <w:p>
@@ -4552,83 +4573,35 @@
         <w:pStyle w:val="ListBullet"/>
       </w:pPr>
       <w:r>
-        <w:t>Rotation invariant: across repeated reloads with Hanuman plus two custom slots filled, no two consecutive opens repeat the same image, and every configured image appears across the sample.</w:t>
+        <w:t>No console errors across the whole run.</w:t>
       </w:r>
     </w:p>
     <w:p>
       <w:pPr>
-        <w:pStyle w:val="ListBullet"/>
-      </w:pPr>
-      <w:r>
-        <w:t>No console errors across the whole run.</w:t>
-      </w:r>
-    </w:p>
-    <w:p>
-      <w:pPr>
         <w:pStyle w:val="Heading2"/>
       </w:pPr>
       <w:r>
-        <w:t>10.6 tests/test-sunday-backup.js — Sunday backup &amp; Google Drive</w:t>
+        <w:t>10.6 tests/test-mala-mode.js — Digital Mala Mode</w:t>
       </w:r>
     </w:p>
     <w:p>
       <w:pPr/>
       <w:r>
-        <w:t>Real Google sign-in cannot run headless, so this suite mocks window.google and window.fetch to simulate the entire OAuth + Drive flow end to end, alongside a Date override to control which day of the week the page believes it is:</w:t>
+        <w:t>Bead counting and the progress arc's geometry; undo; the 108th-bead commit; additive saves that never overwrite an existing entry; clearing a stale Today Card draft; a failed write keeping the counted beads and refusing to exit; a sitting spanning midnight landing on the new day; reopening showing the day's malas rather than zero; and a regression guard that a pre-Mala-Mode v2 backup still imports while exports gain no new fields. 31 assertions.</w:t>
       </w:r>
     </w:p>
     <w:p>
       <w:pPr>
-        <w:pStyle w:val="ListBullet"/>
-      </w:pPr>
-      <w:r>
-        <w:t>Modal visibility: appears automatically on a mocked Sunday with no stored prompt date; does not appear on a mocked non-Sunday.</w:t>
-      </w:r>
-    </w:p>
-    <w:p>
-      <w:pPr>
-        <w:pStyle w:val="ListBullet"/>
-      </w:pPr>
-      <w:r>
-        <w:t>Dismiss paths: the ✕ button, “Remind me next Sunday,” and a backdrop click each close the modal and suppress it for the rest of that Sunday.</w:t>
-      </w:r>
-    </w:p>
-    <w:p>
-      <w:pPr>
-        <w:pStyle w:val="ListBullet"/>
-      </w:pPr>
-      <w:r>
-        <w:t>Reappearance: the modal reopens on a mocked next Sunday despite the previous Sunday's dismissal being stored.</w:t>
-      </w:r>
-    </w:p>
-    <w:p>
-      <w:pPr>
-        <w:pStyle w:val="ListBullet"/>
-      </w:pPr>
-      <w:r>
-        <w:t>Successful backup: verified via both the modal's primary button and the on-demand Settings button — asserts a confirmation toast, the modal closing, the reminder being marked handled, and the correct GET-then-PATCH/POST fetch sequence.</w:t>
-      </w:r>
-    </w:p>
-    <w:p>
-      <w:pPr>
-        <w:pStyle w:val="ListBullet"/>
-      </w:pPr>
-      <w:r>
-        <w:t>Failure paths: a cancelled Google sign-in and a failed Drive API call are each simulated independently, asserting a failure toast in both cases and that the reminder is NOT marked handled (so it can still prompt again).</w:t>
-      </w:r>
-    </w:p>
-    <w:p>
-      <w:pPr>
         <w:pStyle w:val="Heading2"/>
       </w:pPr>
       <w:r>
-        <w:t>10.7 tests/test-i18n.js — language picker &amp; Settings switcher</w:t>
+        <w:t>10.7 tests/test-sunday-backup.js — Sunday backup &amp; Google Drive</w:t>
       </w:r>
     </w:p>
     <w:p>
       <w:pPr/>
       <w:r>
-        <w:t>Exercises the i18n mechanism end to end via real Puppeteer clicks (word-choice correctness itself was reviewed and locked separately, as i18n/translations.json):</w:t>
+        <w:t>Real Google sign-in cannot run headless, so this suite mocks window.google and window.fetch to simulate the entire OAuth + Drive flow end to end, alongside a Date override to control which day of the week the page believes it is:</w:t>
       </w:r>
     </w:p>
     <w:p>
@@ -4636,7 +4609,7 @@
         <w:pStyle w:val="ListBullet"/>
       </w:pPr>
       <w:r>
-        <w:t>First-run picker: shows once on a genuinely fresh install; picking a language immediately dismisses it (no “Continue” button) and persists to localStorage; does not reappear on a later reload; an explicit English choice also counts as “chosen.”</w:t>
+        <w:t>Modal visibility: appears automatically on a mocked Sunday with no stored prompt date; does not appear on a mocked non-Sunday.</w:t>
       </w:r>
     </w:p>
     <w:p>
@@ -4644,7 +4617,7 @@
         <w:pStyle w:val="ListBullet"/>
       </w:pPr>
       <w:r>
-        <w:t>Settings switcher: highlights the active language; switching persists the new language, re-renders the Today Card and the drawer's own static text live, and survives a page reload.</w:t>
+        <w:t>Dismiss paths: the ✕ button, “Remind me next Sunday,” and a backdrop click each close the modal and suppress it for the rest of that Sunday.</w:t>
       </w:r>
     </w:p>
     <w:p>
@@ -4652,7 +4625,7 @@
         <w:pStyle w:val="ListBullet"/>
       </w:pPr>
       <w:r>
-        <w:t>An already-open Sankalpa page re-renders in place when the language changes mid-session, without needing to be closed and reopened.</w:t>
+        <w:t>Reappearance: the modal reopens on a mocked next Sunday despite the previous Sunday's dismissal being stored.</w:t>
       </w:r>
     </w:p>
     <w:p>
@@ -4660,15 +4633,69 @@
         <w:pStyle w:val="ListBullet"/>
       </w:pPr>
       <w:r>
-        <w:t>translations.json fetch-failure fallback: with every fetch attempt for that file aborted, confirms TRANSLATIONS ends up empty, static Settings/modal text stays in readable baked-in English rather than showing raw dictionary key names, and no console error or crash occurs.</w:t>
+        <w:t>Successful backup: verified via both the modal's primary button and the on-demand Settings button — asserts a confirmation toast, the modal closing, the reminder being marked handled, and the correct GET-then-PATCH/POST fetch sequence.</w:t>
       </w:r>
     </w:p>
     <w:p>
       <w:pPr>
+        <w:pStyle w:val="ListBullet"/>
+      </w:pPr>
+      <w:r>
+        <w:t>Failure paths: a cancelled Google sign-in and a failed Drive API call are each simulated independently, asserting a failure toast in both cases and that the reminder is NOT marked handled (so it can still prompt again).</w:t>
+      </w:r>
+    </w:p>
+    <w:p>
+      <w:pPr>
         <w:pStyle w:val="Heading2"/>
       </w:pPr>
       <w:r>
-        <w:t>10.8 Running the suite</w:t>
+        <w:t>10.8 tests/test-i18n.js — language picker &amp; Settings switcher</w:t>
+      </w:r>
+    </w:p>
+    <w:p>
+      <w:pPr/>
+      <w:r>
+        <w:t>Exercises the i18n mechanism end to end via real Puppeteer clicks (word-choice correctness itself was reviewed and locked separately, as i18n/translations.json):</w:t>
+      </w:r>
+    </w:p>
+    <w:p>
+      <w:pPr>
+        <w:pStyle w:val="ListBullet"/>
+      </w:pPr>
+      <w:r>
+        <w:t>First-run picker: shows once on a genuinely fresh install; picking a language immediately dismisses it (no “Continue” button) and persists to localStorage; does not reappear on a later reload; an explicit English choice also counts as “chosen.”</w:t>
+      </w:r>
+    </w:p>
+    <w:p>
+      <w:pPr>
+        <w:pStyle w:val="ListBullet"/>
+      </w:pPr>
+      <w:r>
+        <w:t>Settings switcher: highlights the active language; switching persists the new language, re-renders the Today Card and the drawer's own static text live, and survives a page reload.</w:t>
+      </w:r>
+    </w:p>
+    <w:p>
+      <w:pPr>
+        <w:pStyle w:val="ListBullet"/>
+      </w:pPr>
+      <w:r>
+        <w:t>An already-open Sankalpa page re-renders in place when the language changes mid-session, without needing to be closed and reopened.</w:t>
+      </w:r>
+    </w:p>
+    <w:p>
+      <w:pPr>
+        <w:pStyle w:val="ListBullet"/>
+      </w:pPr>
+      <w:r>
+        <w:t>translations.json fetch-failure fallback: with every fetch attempt for that file aborted, confirms TRANSLATIONS ends up empty, static Settings/modal text stays in readable baked-in English rather than showing raw dictionary key names, and no console error or crash occurs.</w:t>
+      </w:r>
+    </w:p>
+    <w:p>
+      <w:pPr>
+        <w:pStyle w:val="Heading2"/>
+      </w:pPr>
+      <w:r>
+        <w:t>10.9 Running the suite</w:t>
       </w:r>
     </w:p>
     <w:p>

--- a/Sumiran-Lite-Technical-Documentation.docx
+++ b/Sumiran-Lite-Technical-Documentation.docx
@@ -1232,7 +1232,7 @@
         <w:pStyle w:val="ListBullet"/>
       </w:pPr>
       <w:r>
-        <w:t>Full milestone history: every Crore boundary crossed, prefixed with a 🪔 diya emoji, with date and days-since-previous.</w:t>
+        <w:t>Full milestone history: every Crore boundary crossed, prefixed with a 🪔 diya emoji, with date and days-since-previous. Listed newest first, so the most recent crossing is at the top. getMilestoneHistory() itself still returns ascending order - it walks the ledger forward to compute each days-since-previous, and renderToday() passes the same array to renderLedgerList() - so the reversal is display-only and made on a copy. Each line keeps the gap to the milestone before it in TIME, not in display order.</w:t>
       </w:r>
     </w:p>
     <w:p>
@@ -4236,7 +4236,7 @@
     </w:p>
     <w:p>
       <w:r>
-        <w:t>The test suite lives under tests/ and is split into nine Puppeteer-driven Node scripts (devDependency-only — none of this ships to the browser), all run against a locally served copy of the app (http://localhost:3333 by default): tests/test.js, tests/test-unit.js, tests/test-e2e.js, tests/test-redesign.js, tests/test-splash-custom.js, tests/test-mala-mode.js, tests/test-sunday-backup.js, tests/test-i18n.js, and tests/test-service-worker.js. 511 assertions pass across the full suite as of this revision. Every browser context in every suite calls seedAppState() from tests/test-helpers.js before its first navigation - the only module the suites share. It marks today's Sunday Backup Reminder as handled; a context omitting it yields a run whose result depends on the day of the week, since that modal covers the app at z-index 9800 and swallows clicks meant for anything beneath it.</w:t>
+        <w:t>The test suite lives under tests/ and is split into nine Puppeteer-driven Node scripts (devDependency-only — none of this ships to the browser), all run against a locally served copy of the app (http://localhost:3333 by default): tests/test.js, tests/test-unit.js, tests/test-e2e.js, tests/test-redesign.js, tests/test-splash-custom.js, tests/test-mala-mode.js, tests/test-sunday-backup.js, tests/test-i18n.js, and tests/test-service-worker.js. 514 assertions pass across the full suite as of this revision. Every browser context in every suite calls seedAppState() from tests/test-helpers.js before its first navigation - the only module the suites share. It marks today's Sunday Backup Reminder as handled; a context omitting it yields a run whose result depends on the day of the week, since that modal covers the app at z-index 9800 and swallows clicks meant for anything beneath it.</w:t>
       </w:r>
     </w:p>
     <w:p>
@@ -4700,7 +4700,7 @@
     </w:p>
     <w:p>
       <w:r>
-        <w:t>Run the full suite with: npm test (equivalent to node tests/test.js &amp;&amp; node tests/test-unit.js &amp;&amp; node tests/test-e2e.js &amp;&amp; node tests/test-redesign.js &amp;&amp; node tests/test-splash-custom.js &amp;&amp; node tests/test-mala-mode.js &amp;&amp; node tests/test-sunday-backup.js &amp;&amp; node tests/test-i18n.js &amp;&amp; node tests/test-service-worker.js). As of this writing, the full run totals 511 assertions across all 9 suites, 0 failures. A local server (python -m http.server 3333) must already be running in another terminal. Each file can also be run individually, e.g. node tests/test-unit.js.</w:t>
+        <w:t>Run the full suite with: npm test (equivalent to node tests/test.js &amp;&amp; node tests/test-unit.js &amp;&amp; node tests/test-e2e.js &amp;&amp; node tests/test-redesign.js &amp;&amp; node tests/test-splash-custom.js &amp;&amp; node tests/test-mala-mode.js &amp;&amp; node tests/test-sunday-backup.js &amp;&amp; node tests/test-i18n.js &amp;&amp; node tests/test-service-worker.js). As of this writing, the full run totals 514 assertions across all 9 suites, 0 failures. A local server (python -m http.server 3333) must already be running in another terminal. Each file can also be run individually, e.g. node tests/test-unit.js.</w:t>
       </w:r>
     </w:p>
     <w:p>

--- a/Sumiran-Lite-Technical-Documentation.docx
+++ b/Sumiran-Lite-Technical-Documentation.docx
@@ -37,9 +37,9 @@
           <w:color w:val="555555"/>
           <w:sz w:val="22"/>
         </w:rPr>
-        <w:t>Version: v3.2.0 (Sumiran-Lite)</w:t>
+        <w:t>Version: v3.3.0 (Sumiran-Lite)</w:t>
         <w:br/>
-        <w:t>Generated: 16 August 2026</w:t>
+        <w:t>Generated: 19 August 2026</w:t>
         <w:br/>
         <w:t>Repository: github.com/arijeetkundu/jaap-ledger</w:t>
       </w:r>
@@ -189,13 +189,19 @@
     <w:p>
       <w:pPr/>
       <w:r>
+        <w:t>7.17 Notes Search &amp; On This Day</w:t>
+      </w:r>
+    </w:p>
+    <w:p>
+      <w:pPr/>
+      <w:r>
         <w:t>7.18 Digital Mala Mode</w:t>
       </w:r>
     </w:p>
     <w:p>
       <w:pPr/>
       <w:r>
-        <w:t>7.17 Notes Search &amp; On This Day</w:t>
+        <w:t>7.19 Sync Across Devices (Firebase)</w:t>
       </w:r>
     </w:p>
     <w:p>
@@ -1884,6 +1890,62 @@
     </w:p>
     <w:p>
       <w:pPr>
+        <w:pStyle w:val="Heading2"/>
+      </w:pPr>
+      <w:r>
+        <w:t>7.19 Sync Across Devices (Firebase)</w:t>
+      </w:r>
+    </w:p>
+    <w:p>
+      <w:pPr/>
+      <w:r>
+        <w:t>Opt-in, and dormant until a sadhak engages with it: a save pushes the ledger to Cloud Firestore, and opening the app pulls it back down. Nothing here loads, runs or reaches the network on a normal launch — the assertion that a launch makes zero cross-origin requests is part of the test suite.</w:t>
+      </w:r>
+    </w:p>
+    <w:p>
+      <w:pPr/>
+      <w:r>
+        <w:t>Storage shape: one document per sadhak at users/{uid}/ledger/current, holding exactly the payload buildLedgerExportPayload() already produces ({version: 2, entries, sankalpa}). That reuse is deliberate — Export, the Google Drive backup and Sync all speak one format, so a pulled document is normalised by parseImportedLedgerFile() and vetted by areLedgerEntriesValid(), the same guard that protects Import and Restore. A synced ledger is the only foreign data that arrives without the user choosing a file, which is precisely why it goes through that guard rather than around it. Entries are a few dozen bytes each, so years of practice sit well inside Firestore's 1MB document limit.</w:t>
+      </w:r>
+    </w:p>
+    <w:p>
+      <w:pPr/>
+      <w:r>
+        <w:t>Sign-in must open its popup synchronously. Browsers permit window.open() only inside a live user gesture, so signInForSync() is deliberately NOT async: everything through signInWithPopup() runs in the click's own task. An earlier build awaited the SDK's network fetch first, which spent the gesture — Safari silently refused the window and Firebase hung forever, giving no error, no popup and a permanently disabled button. prepareSyncSdk() now warms the SDK when the Settings drawer opens, and the button stays disabled reading “Preparing sign-in…” until the resolved SDK is in memory. Adding an await above that call reintroduces the failure.</w:t>
+      </w:r>
+    </w:p>
+    <w:p>
+      <w:pPr/>
+      <w:r>
+        <w:t>Push is hooked into saveLedger()'s tx.oncomplete — the sole writer of the ledger store, and therefore the one place every save path already converges on (Today Card, ledger rows, Mala Mode, Import, Restore) rather than five call sites a sixth path could silently fail to join. It fires only on a committed transaction, so a failed save is never uploaded, and it is not awaited: a save must feel instant and must work with no network at all. A push that fails sets a persisted flag (syncPushPending in localStorage), because the case it exists for is a save made offline, where the app is likely closed before the network returns; the next open pushes before it pulls, so practice logged offline is uploaded rather than overwritten.</w:t>
+      </w:r>
+    </w:p>
+    <w:p>
+      <w:pPr/>
+      <w:r>
+        <w:t>Pull runs on sign-in, on launch when a session already exists (restoreSyncSession(), gated on syncEverSignedIn so someone who never signed in pays nothing), and on returning to the foreground — the last being the case that matters most in practice, since an installed PWA is resumed far more often than it is started. applyPulledLedger() replaces the local ledger, then backfills the last seven days, since the other device may not have been opened today. syncApplyingRemote guards the echo: applying a pull writes to IndexedDB, which is where the push hook lives.</w:t>
+      </w:r>
+    </w:p>
+    <w:p>
+      <w:pPr/>
+      <w:r>
+        <w:t>Deciding whether a pull actually changed anything is subtler than it looks, and both traps shipped as real bugs. Firestore returns a document's keys in alphabetical order rather than the order they were written, so comparing JSON.stringify() of the two payloads found a difference in an identical ledger and the app announced “updated from your other device” on every single return to the foreground; ledgerSignature() compares content as arrays at every level, sorted by date, immune to key order and row order alike. And the comparison happens AFTER backfilling, not before — a pull backfills days the stored ledger may never have had, so comparing the raw pull against local would report a difference on every open forever. The question is whether the ledger this pull would produce differs from the one already here.</w:t>
+      </w:r>
+    </w:p>
+    <w:p>
+      <w:pPr/>
+      <w:r>
+        <w:t>The first device to sync seeds the store, and every later device pulls that down and replaces what it had. This is inherent to the model rather than a defect, but it means a device holding real practice must sign in first. applyPulledLedger() snapshots the ledger it replaces before replacing it (the same ordering the import handler already established), though there is only one backup slot and the next save overwrites it — Export remains the only durable escape hatch.</w:t>
+      </w:r>
+    </w:p>
+    <w:p>
+      <w:pPr/>
+      <w:r>
+        <w:t>Uses the Firestore lite build (135KB against the full build's 443KB), loaded on demand from the Google CDN. The full build's value is realtime listeners and offline persistence, neither of which this model wants: offline is already handled by IndexedDB, which remains the source of truth on every device. FIREBASE_CONFIG is hardcoded and public by design — despite the name, apiKey identifies the project and authorises nothing. What protects the ledger is the Firestore security rule (match /users/{userId}/{document=**} with request.auth.uid == userId) and the authorized-domain list, both enforced server-side.</w:t>
+      </w:r>
+    </w:p>
+    <w:p>
+      <w:pPr>
         <w:pStyle w:val="Heading1"/>
       </w:pPr>
       <w:r>
@@ -4228,6 +4290,245 @@
     </w:tbl>
     <w:p>
       <w:pPr>
+        <w:pStyle w:val="Heading3"/>
+      </w:pPr>
+      <w:r>
+        <w:t>Sync Across Devices (§7.19)</w:t>
+      </w:r>
+    </w:p>
+    <w:tbl>
+      <w:tblPr>
+        <w:tblStyle w:val="TableGrid"/>
+        <w:tblW w:type="auto" w:w="0"/>
+        <w:tblLook w:firstColumn="1" w:firstRow="1" w:lastColumn="0" w:lastRow="0" w:noHBand="0" w:noVBand="1" w:val="04A0"/>
+      </w:tblPr>
+      <w:tblGrid>
+        <w:gridCol w:w="4320"/>
+        <w:gridCol w:w="4320"/>
+      </w:tblGrid>
+      <w:tr>
+        <w:tc>
+          <w:tcPr>
+            <w:tcW w:type="dxa" w:w="4320"/>
+          </w:tcPr>
+          <w:p>
+            <w:r>
+              <w:t>Function</w:t>
+            </w:r>
+          </w:p>
+        </w:tc>
+        <w:tc>
+          <w:tcPr>
+            <w:tcW w:type="dxa" w:w="4320"/>
+          </w:tcPr>
+          <w:p>
+            <w:r>
+              <w:t>Purpose</w:t>
+            </w:r>
+          </w:p>
+        </w:tc>
+      </w:tr>
+      <w:tr>
+        <w:tc>
+          <w:tcPr>
+            <w:tcW w:type="dxa" w:w="4320"/>
+          </w:tcPr>
+          <w:p>
+            <w:r>
+              <w:t>loadFirebaseAuth() / loadFirestore()</w:t>
+            </w:r>
+          </w:p>
+        </w:tc>
+        <w:tc>
+          <w:tcPr>
+            <w:tcW w:type="dxa" w:w="4320"/>
+          </w:tcPr>
+          <w:p>
+            <w:r>
+              <w:t>Lazily import the Firebase Auth and Firestore-lite modules from the CDN; memoised, and cleared on failure so the next attempt genuinely retries.</w:t>
+            </w:r>
+          </w:p>
+        </w:tc>
+      </w:tr>
+      <w:tr>
+        <w:tc>
+          <w:tcPr>
+            <w:tcW w:type="dxa" w:w="4320"/>
+          </w:tcPr>
+          <w:p>
+            <w:r>
+              <w:t>prepareSyncSdk()</w:t>
+            </w:r>
+          </w:p>
+        </w:tc>
+        <w:tc>
+          <w:tcPr>
+            <w:tcW w:type="dxa" w:w="4320"/>
+          </w:tcPr>
+          <w:p>
+            <w:r>
+              <w:t>Warms the SDK when the Settings drawer opens, so the sign-in tap never has to await a network fetch.</w:t>
+            </w:r>
+          </w:p>
+        </w:tc>
+      </w:tr>
+      <w:tr>
+        <w:tc>
+          <w:tcPr>
+            <w:tcW w:type="dxa" w:w="4320"/>
+          </w:tcPr>
+          <w:p>
+            <w:r>
+              <w:t>signInForSync() / signOutFromSync()</w:t>
+            </w:r>
+          </w:p>
+        </w:tc>
+        <w:tc>
+          <w:tcPr>
+            <w:tcW w:type="dxa" w:w="4320"/>
+          </w:tcPr>
+          <w:p>
+            <w:r>
+              <w:t>Sign-in is deliberately not async — signInWithPopup() runs inside the click's gesture. Sign-out opens no window, so it may await.</w:t>
+            </w:r>
+          </w:p>
+        </w:tc>
+      </w:tr>
+      <w:tr>
+        <w:tc>
+          <w:tcPr>
+            <w:tcW w:type="dxa" w:w="4320"/>
+          </w:tcPr>
+          <w:p>
+            <w:r>
+              <w:t>restoreSyncSession()</w:t>
+            </w:r>
+          </w:p>
+        </w:tc>
+        <w:tc>
+          <w:tcPr>
+            <w:tcW w:type="dxa" w:w="4320"/>
+          </w:tcPr>
+          <w:p>
+            <w:r>
+              <w:t>Restores an existing Firebase session at launch, gated on syncEverSignedIn, then pulls.</w:t>
+            </w:r>
+          </w:p>
+        </w:tc>
+      </w:tr>
+      <w:tr>
+        <w:tc>
+          <w:tcPr>
+            <w:tcW w:type="dxa" w:w="4320"/>
+          </w:tcPr>
+          <w:p>
+            <w:r>
+              <w:t>pushLedgerToSync() / pullLedgerFromSync()</w:t>
+            </w:r>
+          </w:p>
+        </w:tc>
+        <w:tc>
+          <w:tcPr>
+            <w:tcW w:type="dxa" w:w="4320"/>
+          </w:tcPr>
+          <w:p>
+            <w:r>
+              <w:t>Write and read the whole users/{uid}/ledger/current document. A pull returns null when nothing is stored yet, which the caller answers by seeding.</w:t>
+            </w:r>
+          </w:p>
+        </w:tc>
+      </w:tr>
+      <w:tr>
+        <w:tc>
+          <w:tcPr>
+            <w:tcW w:type="dxa" w:w="4320"/>
+          </w:tcPr>
+          <w:p>
+            <w:r>
+              <w:t>applyPulledLedger(payload)</w:t>
+            </w:r>
+          </w:p>
+        </w:tc>
+        <w:tc>
+          <w:tcPr>
+            <w:tcW w:type="dxa" w:w="4320"/>
+          </w:tcPr>
+          <w:p>
+            <w:r>
+              <w:t>Validates, compares and installs a pulled ledger; returns whether anything actually changed, so an unchanged pull is silent.</w:t>
+            </w:r>
+          </w:p>
+        </w:tc>
+      </w:tr>
+      <w:tr>
+        <w:tc>
+          <w:tcPr>
+            <w:tcW w:type="dxa" w:w="4320"/>
+          </w:tcPr>
+          <w:p>
+            <w:r>
+              <w:t>ledgerSignature(entries, sankalpa)</w:t>
+            </w:r>
+          </w:p>
+        </w:tc>
+        <w:tc>
+          <w:tcPr>
+            <w:tcW w:type="dxa" w:w="4320"/>
+          </w:tcPr>
+          <w:p>
+            <w:r>
+              <w:t>Order-independent fingerprint of a ledger's content, so a pull is not mistaken for a change by Firestore's alphabetical key order.</w:t>
+            </w:r>
+          </w:p>
+        </w:tc>
+      </w:tr>
+      <w:tr>
+        <w:tc>
+          <w:tcPr>
+            <w:tcW w:type="dxa" w:w="4320"/>
+          </w:tcPr>
+          <w:p>
+            <w:r>
+              <w:t>syncNow()</w:t>
+            </w:r>
+          </w:p>
+        </w:tc>
+        <w:tc>
+          <w:tcPr>
+            <w:tcW w:type="dxa" w:w="4320"/>
+          </w:tcPr>
+          <w:p>
+            <w:r>
+              <w:t>The whole feature in order: send any owed push first, then pull, then apply.</w:t>
+            </w:r>
+          </w:p>
+        </w:tc>
+      </w:tr>
+      <w:tr>
+        <w:tc>
+          <w:tcPr>
+            <w:tcW w:type="dxa" w:w="4320"/>
+          </w:tcPr>
+          <w:p>
+            <w:r>
+              <w:t>pushLedgerAfterSave()</w:t>
+            </w:r>
+          </w:p>
+        </w:tc>
+        <w:tc>
+          <w:tcPr>
+            <w:tcW w:type="dxa" w:w="4320"/>
+          </w:tcPr>
+          <w:p>
+            <w:r>
+              <w:t>Called from saveLedger()'s commit handler; fire-and-forget, records a failed push rather than surfacing it.</w:t>
+            </w:r>
+          </w:p>
+        </w:tc>
+      </w:tr>
+    </w:tbl>
+    <w:p>
+      <w:pPr>
         <w:pStyle w:val="Heading1"/>
       </w:pPr>
       <w:r>
@@ -4468,6 +4769,52 @@
       </w:pPr>
       <w:r>
         <w:t>Restore from Backup: verified both via the rendered ledger row count and by reading the ledger-backups IndexedDB object store directly (via page.evaluate(() =&gt; window.openDB())).</w:t>
+      </w:r>
+    </w:p>
+    <w:p>
+      <w:pPr>
+        <w:pStyle w:val="ListBullet"/>
+      </w:pPr>
+      <w:r>
+        <w:t>Sync — dormancy: a normal launch makes no cross-origin request at all and the Firebase SDK is not loaded; restoring a session is a no-op for someone who has never signed in.</w:t>
+      </w:r>
+    </w:p>
+    <w:p>
+      <w:pPr>
+        <w:pStyle w:val="ListBullet"/>
+      </w:pPr>
+      <w:r>
+        <w:t>Sync — the user gesture: signInWithPopup() must have been called by the time signInForSync() returns, asserted by reading a flag immediately with nothing having yielded to the event loop. This is the property whose absence made the first release of the feature fail on an installed iOS PWA.</w:t>
+      </w:r>
+    </w:p>
+    <w:p>
+      <w:pPr>
+        <w:pStyle w:val="ListBullet"/>
+      </w:pPr>
+      <w:r>
+        <w:t>Sync — push and pull: a save uploads and an open downloads; the document is written per-uid; a save uploads nothing when nobody is signed in; a failed upload still saves locally and is remembered as owed; a save made offline is uploaded before the next pull rather than overwritten.</w:t>
+      </w:r>
+    </w:p>
+    <w:p>
+      <w:pPr>
+        <w:pStyle w:val="ListBullet"/>
+      </w:pPr>
+      <w:r>
+        <w:t>Sync — silence: an unchanged ledger stays silent even when the payload's keys are re-spelled the way Firestore returns them, and re-pulling the same stored ledger settles after the first apply instead of announcing itself forever. Both fail against the earlier comparison.</w:t>
+      </w:r>
+    </w:p>
+    <w:p>
+      <w:pPr>
+        <w:pStyle w:val="ListBullet"/>
+      </w:pPr>
+      <w:r>
+        <w:t>Sync — safety: a malformed synced ledger is refused and the local ledger left untouched; the ledger a pull replaces is snapshotted to the automatic backup first, so it remains recoverable.</w:t>
+      </w:r>
+    </w:p>
+    <w:p>
+      <w:pPr/>
+      <w:r>
+        <w:t>Firebase is stubbed in these tests rather than reached, so the suite runs with no internet and never writes to the real project; what is under test is this app's own logic. The real Firestore-lite module was verified separately against the CDN.</w:t>
       </w:r>
     </w:p>
     <w:p>
@@ -4947,7 +5294,7 @@
         <w:pStyle w:val="ListBullet"/>
       </w:pPr>
       <w:r>
-        <w:t>No CI pipeline: npm test (8 suites) must currently be run locally before pushing.</w:t>
+        <w:t>No CI pipeline: npm test (9 suites) must currently be run locally before pushing. The repository also lives inside a OneDrive folder, which intermittently fails a full run with EPERM or Puppeteer teardown errors in whichever suite happens to be running; re-run the individual suite before believing a full-run failure.</w:t>
       </w:r>
     </w:p>
     <w:p>
@@ -4988,6 +5335,14 @@
       </w:pPr>
       <w:r>
         <w:t>The decode-memory protection for uploaded images depends on browser support for createImageBitmap's resize options; on a browser without that support, the fallback path decodes the source image at full resolution before downscaling, relying solely on the megapixel guard (§7.10.1) to bound memory use.</w:t>
+      </w:r>
+    </w:p>
+    <w:p>
+      <w:pPr>
+        <w:pStyle w:val="ListBullet"/>
+      </w:pPr>
+      <w:r>
+        <w:t>Sync seeds from whichever device signs in first, and later devices replace their ledger with what is stored. A device holding real practice must therefore sign in before any other. A pull snapshots the ledger it replaces, but the automatic backup is a single slot overwritten by the next save, so Export remains the only durable escape hatch.</w:t>
       </w:r>
     </w:p>
     <w:p>

--- a/Sumiran-Lite-Technical-Documentation.docx
+++ b/Sumiran-Lite-Technical-Documentation.docx
@@ -1945,6 +1945,12 @@
       </w:r>
     </w:p>
     <w:p>
+      <w:pPr/>
+      <w:r>
+        <w:t>A “Last synced” line sits above the button, showing the local date and time of the last sync that genuinely completed, formatted DD/MM/YYYY, HH:MM:SS AM/PM. lastSyncAt is written only after a committed push or after a pull has been read AND applied — never on an attempt, never on a failure — the same distinction lastDriveBackupAt keeps against lastSundayBackupPromptDate, and for the same reason: this is the line a sadhak would check before trusting their practice is safe on another device, so a stamp that outruns reality is worse than no line at all. An unchanged pull does count, since it confirms this device matches the store. The line stays empty until something has actually synced, and formatSyncTimestamp() type-checks its input before parsing — new Date(null) is epoch zero rather than an invalid date, so an unset preference would otherwise render a confident “01/01/1970”.</w:t>
+      </w:r>
+    </w:p>
+    <w:p>
       <w:pPr>
         <w:pStyle w:val="Heading1"/>
       </w:pPr>

--- a/Sumiran-Lite-Technical-Documentation.docx
+++ b/Sumiran-Lite-Technical-Documentation.docx
@@ -5353,6 +5353,14 @@
     </w:p>
     <w:p>
       <w:pPr>
+        <w:pStyle w:val="ListBullet"/>
+      </w:pPr>
+      <w:r>
+        <w:t>The Settings panel is ordered by purpose, not by frequency: Sankalpa, then Sync, then the appearance preferences, then Your Data — with Import and Restore last, wrapped in .settings-destructive and separated by a hairline rule. Both discard the entire ledger and install another in its place, and they previously sat in the upper half of the panel, so reaching Background or Language meant scrolling straight past them. tests/test.js pins the property rather than the exact sequence — that the destructive pair follows every harmless preference, ends the panel, and is set apart — so the panel can be rearranged freely without the guard going stale.</w:t>
+      </w:r>
+    </w:p>
+    <w:p>
+      <w:pPr>
         <w:pStyle w:val="Heading1"/>
       </w:pPr>
       <w:r>

--- a/Sumiran-Lite-Technical-Documentation.docx
+++ b/Sumiran-Lite-Technical-Documentation.docx
@@ -37,7 +37,7 @@
           <w:color w:val="555555"/>
           <w:sz w:val="22"/>
         </w:rPr>
-        <w:t>Version: v3.3.0 (Sumiran-Lite)</w:t>
+        <w:t>Version: v3.3.1 (Sumiran-Lite)</w:t>
         <w:br/>
         <w:t>Generated: 19 August 2026</w:t>
         <w:br/>
@@ -202,6 +202,12 @@
       <w:pPr/>
       <w:r>
         <w:t>7.19 Sync Across Devices (Firebase)</w:t>
+      </w:r>
+    </w:p>
+    <w:p>
+      <w:pPr/>
+      <w:r>
+        <w:t>7.20 Lifetime Average</w:t>
       </w:r>
     </w:p>
     <w:p>
@@ -1952,6 +1958,44 @@
     </w:p>
     <w:p>
       <w:pPr>
+        <w:pStyle w:val="Heading2"/>
+      </w:pPr>
+      <w:r>
+        <w:t>7.20 Lifetime Average</w:t>
+      </w:r>
+    </w:p>
+    <w:p>
+      <w:pPr/>
+      <w:r>
+        <w:t>A per-day figure rendered at the right-hand end of the Ledger heading, opposite the word itself, with the heading's existing hairline rule running between the two. Purely informational: it feeds no prediction and no milestone calculation.</w:t>
+      </w:r>
+    </w:p>
+    <w:p>
+      <w:pPr/>
+      <w:r>
+        <w:t>getLifetimeAverage() divides total practice by the days actually PRACTISED — entries whose jaap is a positive number — not by days elapsed since the first entry. Two reasons, and the first is the one that matters: a calendar denominator quietly recasts every rest day as a shortfall, which is the performance framing this app has deliberately kept out (the same reasoning that ruled out streaks). The second is mechanical — ensureRecentEntriesExist() backfills empty placeholder days, so a calendar denominator would read low for reasons that have nothing to do with practice. It returns null when there is nothing to average, and the heading then shows no figure rather than a zero.</w:t>
+      </w:r>
+    </w:p>
+    <w:p>
+      <w:pPr/>
+      <w:r>
+        <w:t>Rates and counts format differently, and conflating them was a live bug. formatTotal() floors through jaapToMala(), which is right for a count — losing up to 107 jaap off a crore is invisible — and wrong for a rate, which is small: a pace of 100 jaap/day floored to malas rendered as “0 mala/day”, printed beside a confident completion date in the Reflection Summary's pace lines. formatRate() rounds instead, and falls back to the jaap figure once even a rounded value would reach zero.</w:t>
+      </w:r>
+    </w:p>
+    <w:p>
+      <w:pPr/>
+      <w:r>
+        <w:t>formatRate() deliberately never emits a fractional mala. A mala is 108 beads, completed or not; nobody tells a partial one, so “0.5 mala” would be a unit that does not exist. For the same reason it must never be reused for a count, where rounding UP would claim beads that were never told. Both pace lines (§7.5) now share it, so one rule governs every per-day figure in the app.</w:t>
+      </w:r>
+    </w:p>
+    <w:p>
+      <w:pPr/>
+      <w:r>
+        <w:t>The average lives inside #ledger-heading, which is static markup outside #ledger-list and therefore survives renderLedgerList()'s innerHTML clear — so renderLifetimeAverage() is called explicitly from renderToday() rather than riding along with that rebuild. The heading's data-i18n attribute sits on an inner span rather than the &lt;h2&gt;: applyStaticTranslations() assigns el.textContent to every [data-i18n] element, so the attribute on the heading itself would wipe the average out on every language switch. tests/test-i18n.js guards exactly that.</w:t>
+      </w:r>
+    </w:p>
+    <w:p>
+      <w:pPr>
         <w:pStyle w:val="Heading1"/>
       </w:pPr>
       <w:r>
